--- a/1150080143_VoAnhKiet.docx
+++ b/1150080143_VoAnhKiet.docx
@@ -107,16 +107,8883 @@
           <w:lang w:val="vi-VN"/>
         </w:rPr>
       </w:pPr>
-    </w:p>
-    <w:p>
-      <w:pPr>
-        <w:rPr>
-          <w:rFonts w:ascii="Times New Roman" w:hAnsi="Times New Roman" w:cs="Times New Roman"/>
-          <w:sz w:val="26"/>
-          <w:szCs w:val="26"/>
-          <w:lang w:val="vi-VN"/>
-        </w:rPr>
-      </w:pPr>
+      <w:r>
+        <w:rPr>
+          <w:rFonts w:ascii="Times New Roman" w:hAnsi="Times New Roman" w:cs="Times New Roman"/>
+          <w:sz w:val="26"/>
+          <w:szCs w:val="26"/>
+          <w:lang w:val="vi-VN"/>
+        </w:rPr>
+        <w:t xml:space="preserve">Bước 1: </w:t>
+      </w:r>
+      <w:r>
+        <w:rPr>
+          <w:rFonts w:ascii="Times New Roman" w:hAnsi="Times New Roman" w:cs="Times New Roman"/>
+          <w:sz w:val="26"/>
+          <w:szCs w:val="26"/>
+          <w:lang w:val="vi-VN"/>
+        </w:rPr>
+        <w:t xml:space="preserve">Khởi tạo 1 project với template là Windowns Form Applications (.NET framework). </w:t>
+      </w:r>
+    </w:p>
+    <w:p>
+      <w:pPr>
+        <w:jc w:val="center"/>
+        <w:rPr>
+          <w:rFonts w:ascii="Times New Roman" w:hAnsi="Times New Roman" w:cs="Times New Roman"/>
+          <w:sz w:val="26"/>
+          <w:szCs w:val="26"/>
+          <w:lang w:val="vi-VN"/>
+        </w:rPr>
+      </w:pPr>
+      <w:r>
+        <w:rPr>
+          <w:rFonts w:ascii="Times New Roman" w:hAnsi="Times New Roman" w:cs="Times New Roman"/>
+          <w:sz w:val="26"/>
+          <w:szCs w:val="26"/>
+          <w:lang w:val="vi-VN"/>
+        </w:rPr>
+        <w:drawing>
+          <wp:inline distT="0" distB="0" distL="0" distR="0" wp14:anchorId="438C341B" wp14:editId="1D620B85">
+            <wp:extent cx="5226050" cy="2849201"/>
+            <wp:effectExtent l="0" t="0" r="0" b="8890"/>
+            <wp:docPr id="1" name="Picture 1"/>
+            <wp:cNvGraphicFramePr>
+              <a:graphicFrameLocks xmlns:a="http://schemas.openxmlformats.org/drawingml/2006/main" noChangeAspect="1"/>
+            </wp:cNvGraphicFramePr>
+            <a:graphic xmlns:a="http://schemas.openxmlformats.org/drawingml/2006/main">
+              <a:graphicData uri="http://schemas.openxmlformats.org/drawingml/2006/picture">
+                <pic:pic xmlns:pic="http://schemas.openxmlformats.org/drawingml/2006/picture">
+                  <pic:nvPicPr>
+                    <pic:cNvPr id="1" name=""/>
+                    <pic:cNvPicPr/>
+                  </pic:nvPicPr>
+                  <pic:blipFill>
+                    <a:blip r:embed="rId5"/>
+                    <a:stretch>
+                      <a:fillRect/>
+                    </a:stretch>
+                  </pic:blipFill>
+                  <pic:spPr>
+                    <a:xfrm>
+                      <a:off x="0" y="0"/>
+                      <a:ext cx="5245038" cy="2859553"/>
+                    </a:xfrm>
+                    <a:prstGeom prst="rect">
+                      <a:avLst/>
+                    </a:prstGeom>
+                  </pic:spPr>
+                </pic:pic>
+              </a:graphicData>
+            </a:graphic>
+          </wp:inline>
+        </w:drawing>
+      </w:r>
+    </w:p>
+    <w:p>
+      <w:pPr>
+        <w:rPr>
+          <w:rFonts w:ascii="Times New Roman" w:hAnsi="Times New Roman" w:cs="Times New Roman"/>
+          <w:sz w:val="26"/>
+          <w:szCs w:val="26"/>
+          <w:lang w:val="vi-VN"/>
+        </w:rPr>
+      </w:pPr>
+      <w:r>
+        <w:rPr>
+          <w:rFonts w:ascii="Times New Roman" w:hAnsi="Times New Roman" w:cs="Times New Roman"/>
+          <w:sz w:val="26"/>
+          <w:szCs w:val="26"/>
+          <w:lang w:val="vi-VN"/>
+        </w:rPr>
+        <w:t xml:space="preserve">Bước 2: </w:t>
+      </w:r>
+      <w:r>
+        <w:rPr>
+          <w:rFonts w:ascii="Times New Roman" w:hAnsi="Times New Roman" w:cs="Times New Roman"/>
+          <w:sz w:val="26"/>
+          <w:szCs w:val="26"/>
+          <w:lang w:val="vi-VN"/>
+        </w:rPr>
+        <w:t xml:space="preserve">Chuột phải vào project chọn Add &gt; New Item. </w:t>
+      </w:r>
+    </w:p>
+    <w:p>
+      <w:pPr>
+        <w:rPr>
+          <w:rFonts w:ascii="Times New Roman" w:hAnsi="Times New Roman" w:cs="Times New Roman"/>
+          <w:sz w:val="26"/>
+          <w:szCs w:val="26"/>
+          <w:lang w:val="vi-VN"/>
+        </w:rPr>
+      </w:pPr>
+      <w:r>
+        <w:rPr>
+          <w:rFonts w:ascii="Times New Roman" w:hAnsi="Times New Roman" w:cs="Times New Roman"/>
+          <w:sz w:val="26"/>
+          <w:szCs w:val="26"/>
+          <w:lang w:val="vi-VN"/>
+        </w:rPr>
+        <w:t xml:space="preserve">Bước 3: </w:t>
+      </w:r>
+      <w:r>
+        <w:rPr>
+          <w:rFonts w:ascii="Times New Roman" w:hAnsi="Times New Roman" w:cs="Times New Roman"/>
+          <w:sz w:val="26"/>
+          <w:szCs w:val="26"/>
+          <w:lang w:val="vi-VN"/>
+        </w:rPr>
+        <w:t>Trong danh sách các template, cuộn xuống và chọn Service-based Database.</w:t>
+      </w:r>
+    </w:p>
+    <w:p>
+      <w:pPr>
+        <w:jc w:val="center"/>
+        <w:rPr>
+          <w:rFonts w:ascii="Times New Roman" w:hAnsi="Times New Roman" w:cs="Times New Roman"/>
+          <w:sz w:val="26"/>
+          <w:szCs w:val="26"/>
+          <w:lang w:val="vi-VN"/>
+        </w:rPr>
+      </w:pPr>
+      <w:r>
+        <w:rPr>
+          <w:rFonts w:ascii="Times New Roman" w:hAnsi="Times New Roman" w:cs="Times New Roman"/>
+          <w:sz w:val="26"/>
+          <w:szCs w:val="26"/>
+          <w:lang w:val="vi-VN"/>
+        </w:rPr>
+        <w:drawing>
+          <wp:inline distT="0" distB="0" distL="0" distR="0" wp14:anchorId="04875BDE" wp14:editId="5A678742">
+            <wp:extent cx="5238180" cy="3028950"/>
+            <wp:effectExtent l="0" t="0" r="635" b="0"/>
+            <wp:docPr id="2" name="Picture 2"/>
+            <wp:cNvGraphicFramePr>
+              <a:graphicFrameLocks xmlns:a="http://schemas.openxmlformats.org/drawingml/2006/main" noChangeAspect="1"/>
+            </wp:cNvGraphicFramePr>
+            <a:graphic xmlns:a="http://schemas.openxmlformats.org/drawingml/2006/main">
+              <a:graphicData uri="http://schemas.openxmlformats.org/drawingml/2006/picture">
+                <pic:pic xmlns:pic="http://schemas.openxmlformats.org/drawingml/2006/picture">
+                  <pic:nvPicPr>
+                    <pic:cNvPr id="1" name=""/>
+                    <pic:cNvPicPr/>
+                  </pic:nvPicPr>
+                  <pic:blipFill>
+                    <a:blip r:embed="rId6"/>
+                    <a:stretch>
+                      <a:fillRect/>
+                    </a:stretch>
+                  </pic:blipFill>
+                  <pic:spPr>
+                    <a:xfrm>
+                      <a:off x="0" y="0"/>
+                      <a:ext cx="5274366" cy="3049875"/>
+                    </a:xfrm>
+                    <a:prstGeom prst="rect">
+                      <a:avLst/>
+                    </a:prstGeom>
+                  </pic:spPr>
+                </pic:pic>
+              </a:graphicData>
+            </a:graphic>
+          </wp:inline>
+        </w:drawing>
+      </w:r>
+    </w:p>
+    <w:p>
+      <w:pPr>
+        <w:rPr>
+          <w:rFonts w:ascii="Times New Roman" w:hAnsi="Times New Roman" w:cs="Times New Roman"/>
+          <w:sz w:val="26"/>
+          <w:szCs w:val="26"/>
+          <w:lang w:val="vi-VN"/>
+        </w:rPr>
+      </w:pPr>
+      <w:r>
+        <w:rPr>
+          <w:rFonts w:ascii="Times New Roman" w:hAnsi="Times New Roman" w:cs="Times New Roman"/>
+          <w:sz w:val="26"/>
+          <w:szCs w:val="26"/>
+          <w:lang w:val="vi-VN"/>
+        </w:rPr>
+        <w:lastRenderedPageBreak/>
+        <w:drawing>
+          <wp:inline distT="0" distB="0" distL="0" distR="0" wp14:anchorId="571D865E" wp14:editId="7F7DB3E6">
+            <wp:extent cx="5943600" cy="2335530"/>
+            <wp:effectExtent l="0" t="0" r="0" b="7620"/>
+            <wp:docPr id="3" name="Picture 3"/>
+            <wp:cNvGraphicFramePr>
+              <a:graphicFrameLocks xmlns:a="http://schemas.openxmlformats.org/drawingml/2006/main" noChangeAspect="1"/>
+            </wp:cNvGraphicFramePr>
+            <a:graphic xmlns:a="http://schemas.openxmlformats.org/drawingml/2006/main">
+              <a:graphicData uri="http://schemas.openxmlformats.org/drawingml/2006/picture">
+                <pic:pic xmlns:pic="http://schemas.openxmlformats.org/drawingml/2006/picture">
+                  <pic:nvPicPr>
+                    <pic:cNvPr id="1" name=""/>
+                    <pic:cNvPicPr/>
+                  </pic:nvPicPr>
+                  <pic:blipFill>
+                    <a:blip r:embed="rId7"/>
+                    <a:stretch>
+                      <a:fillRect/>
+                    </a:stretch>
+                  </pic:blipFill>
+                  <pic:spPr>
+                    <a:xfrm>
+                      <a:off x="0" y="0"/>
+                      <a:ext cx="5943600" cy="2335530"/>
+                    </a:xfrm>
+                    <a:prstGeom prst="rect">
+                      <a:avLst/>
+                    </a:prstGeom>
+                  </pic:spPr>
+                </pic:pic>
+              </a:graphicData>
+            </a:graphic>
+          </wp:inline>
+        </w:drawing>
+      </w:r>
+    </w:p>
+    <w:p>
+      <w:pPr>
+        <w:rPr>
+          <w:rFonts w:ascii="Times New Roman" w:hAnsi="Times New Roman" w:cs="Times New Roman"/>
+          <w:sz w:val="26"/>
+          <w:szCs w:val="26"/>
+          <w:lang w:val="vi-VN"/>
+        </w:rPr>
+      </w:pPr>
+    </w:p>
+    <w:p>
+      <w:pPr>
+        <w:rPr>
+          <w:rFonts w:ascii="Times New Roman" w:hAnsi="Times New Roman" w:cs="Times New Roman"/>
+          <w:sz w:val="26"/>
+          <w:szCs w:val="26"/>
+          <w:lang w:val="vi-VN"/>
+        </w:rPr>
+      </w:pPr>
+      <w:r>
+        <w:rPr>
+          <w:rFonts w:ascii="Times New Roman" w:hAnsi="Times New Roman" w:cs="Times New Roman"/>
+          <w:sz w:val="26"/>
+          <w:szCs w:val="26"/>
+          <w:lang w:val="vi-VN"/>
+        </w:rPr>
+        <w:t>Cài đặt bảng Sach trong CSDL QuanLyBanSach:</w:t>
+      </w:r>
+    </w:p>
+    <w:p>
+      <w:pPr>
+        <w:rPr>
+          <w:rFonts w:ascii="Times New Roman" w:hAnsi="Times New Roman" w:cs="Times New Roman"/>
+          <w:sz w:val="26"/>
+          <w:szCs w:val="26"/>
+          <w:lang w:val="vi-VN"/>
+        </w:rPr>
+      </w:pPr>
+      <w:r>
+        <w:rPr>
+          <w:rFonts w:ascii="Times New Roman" w:hAnsi="Times New Roman" w:cs="Times New Roman"/>
+          <w:sz w:val="26"/>
+          <w:szCs w:val="26"/>
+          <w:lang w:val="vi-VN"/>
+        </w:rPr>
+        <w:drawing>
+          <wp:inline distT="0" distB="0" distL="0" distR="0" wp14:anchorId="4CD8672D" wp14:editId="14A6F40F">
+            <wp:extent cx="5943600" cy="3239770"/>
+            <wp:effectExtent l="0" t="0" r="0" b="0"/>
+            <wp:docPr id="4" name="Picture 4"/>
+            <wp:cNvGraphicFramePr>
+              <a:graphicFrameLocks xmlns:a="http://schemas.openxmlformats.org/drawingml/2006/main" noChangeAspect="1"/>
+            </wp:cNvGraphicFramePr>
+            <a:graphic xmlns:a="http://schemas.openxmlformats.org/drawingml/2006/main">
+              <a:graphicData uri="http://schemas.openxmlformats.org/drawingml/2006/picture">
+                <pic:pic xmlns:pic="http://schemas.openxmlformats.org/drawingml/2006/picture">
+                  <pic:nvPicPr>
+                    <pic:cNvPr id="1" name=""/>
+                    <pic:cNvPicPr/>
+                  </pic:nvPicPr>
+                  <pic:blipFill>
+                    <a:blip r:embed="rId8"/>
+                    <a:stretch>
+                      <a:fillRect/>
+                    </a:stretch>
+                  </pic:blipFill>
+                  <pic:spPr>
+                    <a:xfrm>
+                      <a:off x="0" y="0"/>
+                      <a:ext cx="5943600" cy="3239770"/>
+                    </a:xfrm>
+                    <a:prstGeom prst="rect">
+                      <a:avLst/>
+                    </a:prstGeom>
+                  </pic:spPr>
+                </pic:pic>
+              </a:graphicData>
+            </a:graphic>
+          </wp:inline>
+        </w:drawing>
+      </w:r>
+    </w:p>
+    <w:p>
+      <w:pPr>
+        <w:rPr>
+          <w:rFonts w:ascii="Times New Roman" w:hAnsi="Times New Roman" w:cs="Times New Roman"/>
+          <w:sz w:val="26"/>
+          <w:szCs w:val="26"/>
+          <w:lang w:val="vi-VN"/>
+        </w:rPr>
+      </w:pPr>
+      <w:r>
+        <w:rPr>
+          <w:rFonts w:ascii="Times New Roman" w:hAnsi="Times New Roman" w:cs="Times New Roman"/>
+          <w:sz w:val="26"/>
+          <w:szCs w:val="26"/>
+          <w:lang w:val="vi-VN"/>
+        </w:rPr>
+        <w:br w:type="page"/>
+      </w:r>
+    </w:p>
+    <w:p>
+      <w:pPr>
+        <w:rPr>
+          <w:rFonts w:ascii="Times New Roman" w:hAnsi="Times New Roman" w:cs="Times New Roman"/>
+          <w:sz w:val="26"/>
+          <w:szCs w:val="26"/>
+          <w:lang w:val="vi-VN"/>
+        </w:rPr>
+      </w:pPr>
+      <w:r>
+        <w:rPr>
+          <w:rFonts w:ascii="Times New Roman" w:hAnsi="Times New Roman" w:cs="Times New Roman"/>
+          <w:sz w:val="26"/>
+          <w:szCs w:val="26"/>
+          <w:lang w:val="vi-VN"/>
+        </w:rPr>
+        <w:lastRenderedPageBreak/>
+        <w:t>Cài đặt bảng NhaXuatBan trong CSDL QuanLyBanSach:</w:t>
+      </w:r>
+    </w:p>
+    <w:p>
+      <w:pPr>
+        <w:rPr>
+          <w:rFonts w:ascii="Times New Roman" w:hAnsi="Times New Roman" w:cs="Times New Roman"/>
+          <w:sz w:val="26"/>
+          <w:szCs w:val="26"/>
+          <w:lang w:val="vi-VN"/>
+        </w:rPr>
+      </w:pPr>
+      <w:r>
+        <w:rPr>
+          <w:rFonts w:ascii="Times New Roman" w:hAnsi="Times New Roman" w:cs="Times New Roman"/>
+          <w:sz w:val="26"/>
+          <w:szCs w:val="26"/>
+          <w:lang w:val="vi-VN"/>
+        </w:rPr>
+        <w:drawing>
+          <wp:inline distT="0" distB="0" distL="0" distR="0" wp14:anchorId="3C16C4CB" wp14:editId="3000D205">
+            <wp:extent cx="5943600" cy="3020060"/>
+            <wp:effectExtent l="0" t="0" r="0" b="8890"/>
+            <wp:docPr id="5" name="Picture 5"/>
+            <wp:cNvGraphicFramePr>
+              <a:graphicFrameLocks xmlns:a="http://schemas.openxmlformats.org/drawingml/2006/main" noChangeAspect="1"/>
+            </wp:cNvGraphicFramePr>
+            <a:graphic xmlns:a="http://schemas.openxmlformats.org/drawingml/2006/main">
+              <a:graphicData uri="http://schemas.openxmlformats.org/drawingml/2006/picture">
+                <pic:pic xmlns:pic="http://schemas.openxmlformats.org/drawingml/2006/picture">
+                  <pic:nvPicPr>
+                    <pic:cNvPr id="1" name=""/>
+                    <pic:cNvPicPr/>
+                  </pic:nvPicPr>
+                  <pic:blipFill>
+                    <a:blip r:embed="rId9"/>
+                    <a:stretch>
+                      <a:fillRect/>
+                    </a:stretch>
+                  </pic:blipFill>
+                  <pic:spPr>
+                    <a:xfrm>
+                      <a:off x="0" y="0"/>
+                      <a:ext cx="5943600" cy="3020060"/>
+                    </a:xfrm>
+                    <a:prstGeom prst="rect">
+                      <a:avLst/>
+                    </a:prstGeom>
+                  </pic:spPr>
+                </pic:pic>
+              </a:graphicData>
+            </a:graphic>
+          </wp:inline>
+        </w:drawing>
+      </w:r>
+    </w:p>
+    <w:p>
+      <w:pPr>
+        <w:rPr>
+          <w:rFonts w:ascii="Times New Roman" w:hAnsi="Times New Roman" w:cs="Times New Roman"/>
+          <w:sz w:val="26"/>
+          <w:szCs w:val="26"/>
+          <w:lang w:val="vi-VN"/>
+        </w:rPr>
+      </w:pPr>
+    </w:p>
+    <w:p>
+      <w:pPr>
+        <w:rPr>
+          <w:rFonts w:ascii="Times New Roman" w:hAnsi="Times New Roman" w:cs="Times New Roman"/>
+          <w:sz w:val="26"/>
+          <w:szCs w:val="26"/>
+          <w:lang w:val="vi-VN"/>
+        </w:rPr>
+      </w:pPr>
+      <w:r>
+        <w:rPr>
+          <w:rFonts w:ascii="Times New Roman" w:hAnsi="Times New Roman" w:cs="Times New Roman"/>
+          <w:sz w:val="26"/>
+          <w:szCs w:val="26"/>
+          <w:lang w:val="vi-VN"/>
+        </w:rPr>
+        <w:t>Tạo liên kết khóa ngoại để kết nối giữa 2 bảng:</w:t>
+      </w:r>
+    </w:p>
+    <w:p>
+      <w:pPr>
+        <w:rPr>
+          <w:rFonts w:ascii="Times New Roman" w:hAnsi="Times New Roman" w:cs="Times New Roman"/>
+          <w:sz w:val="26"/>
+          <w:szCs w:val="26"/>
+        </w:rPr>
+      </w:pPr>
+      <w:r>
+        <w:rPr>
+          <w:rFonts w:ascii="Times New Roman" w:hAnsi="Times New Roman" w:cs="Times New Roman"/>
+          <w:sz w:val="26"/>
+          <w:szCs w:val="26"/>
+        </w:rPr>
+        <w:t>alter table Sach</w:t>
+      </w:r>
+    </w:p>
+    <w:p>
+      <w:pPr>
+        <w:rPr>
+          <w:rFonts w:ascii="Times New Roman" w:hAnsi="Times New Roman" w:cs="Times New Roman"/>
+          <w:sz w:val="26"/>
+          <w:szCs w:val="26"/>
+          <w:lang w:val="vi-VN"/>
+        </w:rPr>
+      </w:pPr>
+      <w:r>
+        <w:rPr>
+          <w:rFonts w:ascii="Times New Roman" w:hAnsi="Times New Roman" w:cs="Times New Roman"/>
+          <w:sz w:val="26"/>
+          <w:szCs w:val="26"/>
+        </w:rPr>
+        <w:t>add foreign key ( XB) references haXuatBan ( XB)</w:t>
+      </w:r>
+    </w:p>
+    <w:p>
+      <w:pPr>
+        <w:rPr>
+          <w:rFonts w:ascii="Times New Roman" w:hAnsi="Times New Roman" w:cs="Times New Roman"/>
+          <w:sz w:val="26"/>
+          <w:szCs w:val="26"/>
+          <w:lang w:val="vi-VN"/>
+        </w:rPr>
+      </w:pPr>
+    </w:p>
+    <w:p>
+      <w:pPr>
+        <w:rPr>
+          <w:rFonts w:ascii="Times New Roman" w:hAnsi="Times New Roman" w:cs="Times New Roman"/>
+          <w:sz w:val="26"/>
+          <w:szCs w:val="26"/>
+          <w:lang w:val="vi-VN"/>
+        </w:rPr>
+      </w:pPr>
+      <w:r>
+        <w:rPr>
+          <w:rFonts w:ascii="Times New Roman" w:hAnsi="Times New Roman" w:cs="Times New Roman"/>
+          <w:sz w:val="26"/>
+          <w:szCs w:val="26"/>
+          <w:lang w:val="vi-VN"/>
+        </w:rPr>
+        <w:t>Tạo dữ liệu mẫu cho các bảng:</w:t>
+      </w:r>
+    </w:p>
+    <w:p>
+      <w:pPr>
+        <w:rPr>
+          <w:rFonts w:ascii="Times New Roman" w:hAnsi="Times New Roman" w:cs="Times New Roman"/>
+          <w:sz w:val="26"/>
+          <w:szCs w:val="26"/>
+          <w:lang w:val="vi-VN"/>
+        </w:rPr>
+      </w:pPr>
+      <w:r>
+        <w:rPr>
+          <w:rFonts w:ascii="Times New Roman" w:hAnsi="Times New Roman" w:cs="Times New Roman"/>
+          <w:sz w:val="26"/>
+          <w:szCs w:val="26"/>
+          <w:lang w:val="vi-VN"/>
+        </w:rPr>
+        <w:drawing>
+          <wp:inline distT="0" distB="0" distL="0" distR="0" wp14:anchorId="3BFCAB8E" wp14:editId="6BE8A269">
+            <wp:extent cx="5943600" cy="2541905"/>
+            <wp:effectExtent l="0" t="0" r="0" b="0"/>
+            <wp:docPr id="6" name="Picture 6"/>
+            <wp:cNvGraphicFramePr>
+              <a:graphicFrameLocks xmlns:a="http://schemas.openxmlformats.org/drawingml/2006/main" noChangeAspect="1"/>
+            </wp:cNvGraphicFramePr>
+            <a:graphic xmlns:a="http://schemas.openxmlformats.org/drawingml/2006/main">
+              <a:graphicData uri="http://schemas.openxmlformats.org/drawingml/2006/picture">
+                <pic:pic xmlns:pic="http://schemas.openxmlformats.org/drawingml/2006/picture">
+                  <pic:nvPicPr>
+                    <pic:cNvPr id="1" name=""/>
+                    <pic:cNvPicPr/>
+                  </pic:nvPicPr>
+                  <pic:blipFill>
+                    <a:blip r:embed="rId10"/>
+                    <a:stretch>
+                      <a:fillRect/>
+                    </a:stretch>
+                  </pic:blipFill>
+                  <pic:spPr>
+                    <a:xfrm>
+                      <a:off x="0" y="0"/>
+                      <a:ext cx="5943600" cy="2541905"/>
+                    </a:xfrm>
+                    <a:prstGeom prst="rect">
+                      <a:avLst/>
+                    </a:prstGeom>
+                  </pic:spPr>
+                </pic:pic>
+              </a:graphicData>
+            </a:graphic>
+          </wp:inline>
+        </w:drawing>
+      </w:r>
+    </w:p>
+    <w:p>
+      <w:pPr>
+        <w:rPr>
+          <w:rFonts w:ascii="Times New Roman" w:hAnsi="Times New Roman" w:cs="Times New Roman"/>
+          <w:sz w:val="26"/>
+          <w:szCs w:val="26"/>
+          <w:lang w:val="vi-VN"/>
+        </w:rPr>
+      </w:pPr>
+      <w:r>
+        <w:rPr>
+          <w:rFonts w:ascii="Times New Roman" w:hAnsi="Times New Roman" w:cs="Times New Roman"/>
+          <w:sz w:val="26"/>
+          <w:szCs w:val="26"/>
+          <w:lang w:val="vi-VN"/>
+        </w:rPr>
+        <w:lastRenderedPageBreak/>
+        <w:t>-- Thêm dữ liệu cho bảng Nhà Xuất Bản</w:t>
+      </w:r>
+    </w:p>
+    <w:p>
+      <w:pPr>
+        <w:rPr>
+          <w:rFonts w:ascii="Times New Roman" w:hAnsi="Times New Roman" w:cs="Times New Roman"/>
+          <w:sz w:val="26"/>
+          <w:szCs w:val="26"/>
+          <w:lang w:val="vi-VN"/>
+        </w:rPr>
+      </w:pPr>
+      <w:r>
+        <w:rPr>
+          <w:rFonts w:ascii="Times New Roman" w:hAnsi="Times New Roman" w:cs="Times New Roman"/>
+          <w:sz w:val="26"/>
+          <w:szCs w:val="26"/>
+          <w:lang w:val="vi-VN"/>
+        </w:rPr>
+        <w:t>INSERT INTO NhaXuatBan VALUES ('001', N'Học viện X-men', N'Quang Trung, HÀ NỘI');</w:t>
+      </w:r>
+    </w:p>
+    <w:p>
+      <w:pPr>
+        <w:rPr>
+          <w:rFonts w:ascii="Times New Roman" w:hAnsi="Times New Roman" w:cs="Times New Roman"/>
+          <w:sz w:val="26"/>
+          <w:szCs w:val="26"/>
+          <w:lang w:val="vi-VN"/>
+        </w:rPr>
+      </w:pPr>
+      <w:r>
+        <w:rPr>
+          <w:rFonts w:ascii="Times New Roman" w:hAnsi="Times New Roman" w:cs="Times New Roman"/>
+          <w:sz w:val="26"/>
+          <w:szCs w:val="26"/>
+          <w:lang w:val="vi-VN"/>
+        </w:rPr>
+        <w:t>INSERT INTO NhaXuatBan VALUES ('002', N'Khoa học xã hội', N'Trần Phú, HÀ NỘI');</w:t>
+      </w:r>
+    </w:p>
+    <w:p>
+      <w:pPr>
+        <w:rPr>
+          <w:rFonts w:ascii="Times New Roman" w:hAnsi="Times New Roman" w:cs="Times New Roman"/>
+          <w:sz w:val="26"/>
+          <w:szCs w:val="26"/>
+          <w:lang w:val="vi-VN"/>
+        </w:rPr>
+      </w:pPr>
+      <w:r>
+        <w:rPr>
+          <w:rFonts w:ascii="Times New Roman" w:hAnsi="Times New Roman" w:cs="Times New Roman"/>
+          <w:sz w:val="26"/>
+          <w:szCs w:val="26"/>
+          <w:lang w:val="vi-VN"/>
+        </w:rPr>
+        <w:t>INSERT INTO NhaXuatBan VALUES ('003', N'Viện văn hóa thể thao', N'Hai Bà Trưng, HÀ NỘI');</w:t>
+      </w:r>
+    </w:p>
+    <w:p>
+      <w:pPr>
+        <w:rPr>
+          <w:rFonts w:ascii="Times New Roman" w:hAnsi="Times New Roman" w:cs="Times New Roman"/>
+          <w:sz w:val="26"/>
+          <w:szCs w:val="26"/>
+          <w:lang w:val="vi-VN"/>
+        </w:rPr>
+      </w:pPr>
+    </w:p>
+    <w:p>
+      <w:pPr>
+        <w:rPr>
+          <w:rFonts w:ascii="Times New Roman" w:hAnsi="Times New Roman" w:cs="Times New Roman"/>
+          <w:sz w:val="26"/>
+          <w:szCs w:val="26"/>
+          <w:lang w:val="vi-VN"/>
+        </w:rPr>
+      </w:pPr>
+      <w:r>
+        <w:rPr>
+          <w:rFonts w:ascii="Times New Roman" w:hAnsi="Times New Roman" w:cs="Times New Roman"/>
+          <w:sz w:val="26"/>
+          <w:szCs w:val="26"/>
+          <w:lang w:val="vi-VN"/>
+        </w:rPr>
+        <w:t>-- Thêm dữ liệu cho bảng Sách</w:t>
+      </w:r>
+    </w:p>
+    <w:p>
+      <w:pPr>
+        <w:rPr>
+          <w:rFonts w:ascii="Times New Roman" w:hAnsi="Times New Roman" w:cs="Times New Roman"/>
+          <w:sz w:val="26"/>
+          <w:szCs w:val="26"/>
+          <w:lang w:val="vi-VN"/>
+        </w:rPr>
+      </w:pPr>
+      <w:r>
+        <w:rPr>
+          <w:rFonts w:ascii="Times New Roman" w:hAnsi="Times New Roman" w:cs="Times New Roman"/>
+          <w:sz w:val="26"/>
+          <w:szCs w:val="26"/>
+          <w:lang w:val="vi-VN"/>
+        </w:rPr>
+        <w:t>INSERT INTO Sach VALUES ('1', N'Học lập trình C#', '001', N'Nguyễn Lưu', CONVERT(DATETIME, '2022-01-01'), 'Khg');</w:t>
+      </w:r>
+    </w:p>
+    <w:p>
+      <w:pPr>
+        <w:rPr>
+          <w:rFonts w:ascii="Times New Roman" w:hAnsi="Times New Roman" w:cs="Times New Roman"/>
+          <w:sz w:val="26"/>
+          <w:szCs w:val="26"/>
+          <w:lang w:val="vi-VN"/>
+        </w:rPr>
+      </w:pPr>
+      <w:r>
+        <w:rPr>
+          <w:rFonts w:ascii="Times New Roman" w:hAnsi="Times New Roman" w:cs="Times New Roman"/>
+          <w:sz w:val="26"/>
+          <w:szCs w:val="26"/>
+          <w:lang w:val="vi-VN"/>
+        </w:rPr>
+        <w:t>INSERT INTO Sach VALUES ('2', N'Lập trình ASP.NET core', '002', N'Trọng Khải', CONVERT(DATETIME, '2019-01-01'), 'Khg');</w:t>
+      </w:r>
+    </w:p>
+    <w:p>
+      <w:pPr>
+        <w:rPr>
+          <w:rFonts w:ascii="Times New Roman" w:hAnsi="Times New Roman" w:cs="Times New Roman"/>
+          <w:sz w:val="26"/>
+          <w:szCs w:val="26"/>
+          <w:lang w:val="vi-VN"/>
+        </w:rPr>
+      </w:pPr>
+      <w:r>
+        <w:rPr>
+          <w:rFonts w:ascii="Times New Roman" w:hAnsi="Times New Roman" w:cs="Times New Roman"/>
+          <w:sz w:val="26"/>
+          <w:szCs w:val="26"/>
+          <w:lang w:val="vi-VN"/>
+        </w:rPr>
+        <w:t>INSERT INTO Sach VALUES ('3', N'Lập trình Scratch', '002', N'Bá Trọng', CONVERT(DATETIME, '2022-01-01'), 'Khg');</w:t>
+      </w:r>
+    </w:p>
+    <w:p>
+      <w:pPr>
+        <w:rPr>
+          <w:rFonts w:ascii="Times New Roman" w:hAnsi="Times New Roman" w:cs="Times New Roman"/>
+          <w:sz w:val="26"/>
+          <w:szCs w:val="26"/>
+          <w:lang w:val="vi-VN"/>
+        </w:rPr>
+      </w:pPr>
+    </w:p>
+    <w:p>
+      <w:pPr>
+        <w:rPr>
+          <w:rFonts w:ascii="Times New Roman" w:hAnsi="Times New Roman" w:cs="Times New Roman"/>
+          <w:b/>
+          <w:bCs/>
+          <w:sz w:val="26"/>
+          <w:szCs w:val="26"/>
+          <w:lang w:val="vi-VN"/>
+        </w:rPr>
+      </w:pPr>
+      <w:r>
+        <w:rPr>
+          <w:rFonts w:ascii="Times New Roman" w:hAnsi="Times New Roman" w:cs="Times New Roman"/>
+          <w:b/>
+          <w:bCs/>
+          <w:sz w:val="26"/>
+          <w:szCs w:val="26"/>
+          <w:lang w:val="vi-VN"/>
+        </w:rPr>
+        <w:t>Thực hành 1: Hiển thị danh sách nhà xuất bản sách.</w:t>
+      </w:r>
+    </w:p>
+    <w:p>
+      <w:pPr>
+        <w:rPr>
+          <w:rFonts w:ascii="Times New Roman" w:hAnsi="Times New Roman" w:cs="Times New Roman"/>
+          <w:sz w:val="26"/>
+          <w:szCs w:val="26"/>
+          <w:lang w:val="vi-VN"/>
+        </w:rPr>
+      </w:pPr>
+      <w:r>
+        <w:rPr>
+          <w:rFonts w:ascii="Times New Roman" w:hAnsi="Times New Roman" w:cs="Times New Roman"/>
+          <w:sz w:val="26"/>
+          <w:szCs w:val="26"/>
+          <w:lang w:val="vi-VN"/>
+        </w:rPr>
+        <w:t>Code T-SQL:</w:t>
+      </w:r>
+    </w:p>
+    <w:p>
+      <w:pPr>
+        <w:rPr>
+          <w:rFonts w:ascii="Times New Roman" w:hAnsi="Times New Roman" w:cs="Times New Roman"/>
+          <w:sz w:val="26"/>
+          <w:szCs w:val="26"/>
+          <w:lang w:val="vi-VN"/>
+        </w:rPr>
+      </w:pPr>
+      <w:r>
+        <w:rPr>
+          <w:rFonts w:ascii="Times New Roman" w:hAnsi="Times New Roman" w:cs="Times New Roman"/>
+          <w:sz w:val="26"/>
+          <w:szCs w:val="26"/>
+          <w:lang w:val="vi-VN"/>
+        </w:rPr>
+        <w:drawing>
+          <wp:inline distT="0" distB="0" distL="0" distR="0" wp14:anchorId="03D166D1" wp14:editId="0091522F">
+            <wp:extent cx="5943600" cy="1974215"/>
+            <wp:effectExtent l="0" t="0" r="0" b="6985"/>
+            <wp:docPr id="7" name="Picture 7"/>
+            <wp:cNvGraphicFramePr>
+              <a:graphicFrameLocks xmlns:a="http://schemas.openxmlformats.org/drawingml/2006/main" noChangeAspect="1"/>
+            </wp:cNvGraphicFramePr>
+            <a:graphic xmlns:a="http://schemas.openxmlformats.org/drawingml/2006/main">
+              <a:graphicData uri="http://schemas.openxmlformats.org/drawingml/2006/picture">
+                <pic:pic xmlns:pic="http://schemas.openxmlformats.org/drawingml/2006/picture">
+                  <pic:nvPicPr>
+                    <pic:cNvPr id="1" name=""/>
+                    <pic:cNvPicPr/>
+                  </pic:nvPicPr>
+                  <pic:blipFill>
+                    <a:blip r:embed="rId11"/>
+                    <a:stretch>
+                      <a:fillRect/>
+                    </a:stretch>
+                  </pic:blipFill>
+                  <pic:spPr>
+                    <a:xfrm>
+                      <a:off x="0" y="0"/>
+                      <a:ext cx="5943600" cy="1974215"/>
+                    </a:xfrm>
+                    <a:prstGeom prst="rect">
+                      <a:avLst/>
+                    </a:prstGeom>
+                  </pic:spPr>
+                </pic:pic>
+              </a:graphicData>
+            </a:graphic>
+          </wp:inline>
+        </w:drawing>
+      </w:r>
+    </w:p>
+    <w:p>
+      <w:pPr>
+        <w:rPr>
+          <w:rFonts w:ascii="Times New Roman" w:hAnsi="Times New Roman" w:cs="Times New Roman"/>
+          <w:sz w:val="26"/>
+          <w:szCs w:val="26"/>
+          <w:lang w:val="vi-VN"/>
+        </w:rPr>
+      </w:pPr>
+      <w:r>
+        <w:rPr>
+          <w:rFonts w:ascii="Times New Roman" w:hAnsi="Times New Roman" w:cs="Times New Roman"/>
+          <w:sz w:val="26"/>
+          <w:szCs w:val="26"/>
+          <w:lang w:val="vi-VN"/>
+        </w:rPr>
+        <w:lastRenderedPageBreak/>
+        <w:drawing>
+          <wp:inline distT="0" distB="0" distL="0" distR="0" wp14:anchorId="108DE70F" wp14:editId="0EF0A36D">
+            <wp:extent cx="5943600" cy="3536950"/>
+            <wp:effectExtent l="0" t="0" r="0" b="6350"/>
+            <wp:docPr id="8" name="Picture 8"/>
+            <wp:cNvGraphicFramePr>
+              <a:graphicFrameLocks xmlns:a="http://schemas.openxmlformats.org/drawingml/2006/main" noChangeAspect="1"/>
+            </wp:cNvGraphicFramePr>
+            <a:graphic xmlns:a="http://schemas.openxmlformats.org/drawingml/2006/main">
+              <a:graphicData uri="http://schemas.openxmlformats.org/drawingml/2006/picture">
+                <pic:pic xmlns:pic="http://schemas.openxmlformats.org/drawingml/2006/picture">
+                  <pic:nvPicPr>
+                    <pic:cNvPr id="1" name=""/>
+                    <pic:cNvPicPr/>
+                  </pic:nvPicPr>
+                  <pic:blipFill>
+                    <a:blip r:embed="rId12"/>
+                    <a:stretch>
+                      <a:fillRect/>
+                    </a:stretch>
+                  </pic:blipFill>
+                  <pic:spPr>
+                    <a:xfrm>
+                      <a:off x="0" y="0"/>
+                      <a:ext cx="5943600" cy="3536950"/>
+                    </a:xfrm>
+                    <a:prstGeom prst="rect">
+                      <a:avLst/>
+                    </a:prstGeom>
+                  </pic:spPr>
+                </pic:pic>
+              </a:graphicData>
+            </a:graphic>
+          </wp:inline>
+        </w:drawing>
+      </w:r>
+    </w:p>
+    <w:p>
+      <w:pPr>
+        <w:rPr>
+          <w:rFonts w:ascii="Times New Roman" w:hAnsi="Times New Roman" w:cs="Times New Roman"/>
+          <w:sz w:val="26"/>
+          <w:szCs w:val="26"/>
+          <w:lang w:val="vi-VN"/>
+        </w:rPr>
+      </w:pPr>
+      <w:r>
+        <w:rPr>
+          <w:rFonts w:ascii="Times New Roman" w:hAnsi="Times New Roman" w:cs="Times New Roman"/>
+          <w:sz w:val="26"/>
+          <w:szCs w:val="26"/>
+          <w:lang w:val="vi-VN"/>
+        </w:rPr>
+        <w:t>Giao diện:</w:t>
+      </w:r>
+    </w:p>
+    <w:p>
+      <w:pPr>
+        <w:rPr>
+          <w:rFonts w:ascii="Times New Roman" w:hAnsi="Times New Roman" w:cs="Times New Roman"/>
+          <w:sz w:val="26"/>
+          <w:szCs w:val="26"/>
+          <w:lang w:val="vi-VN"/>
+        </w:rPr>
+      </w:pPr>
+      <w:r>
+        <w:rPr>
+          <w:rFonts w:ascii="Times New Roman" w:hAnsi="Times New Roman" w:cs="Times New Roman"/>
+          <w:sz w:val="26"/>
+          <w:szCs w:val="26"/>
+          <w:lang w:val="vi-VN"/>
+        </w:rPr>
+        <w:drawing>
+          <wp:inline distT="0" distB="0" distL="0" distR="0" wp14:anchorId="03C2B3A2" wp14:editId="5F71FFAD">
+            <wp:extent cx="5525271" cy="3972479"/>
+            <wp:effectExtent l="0" t="0" r="0" b="9525"/>
+            <wp:docPr id="18" name="Picture 18"/>
+            <wp:cNvGraphicFramePr>
+              <a:graphicFrameLocks xmlns:a="http://schemas.openxmlformats.org/drawingml/2006/main" noChangeAspect="1"/>
+            </wp:cNvGraphicFramePr>
+            <a:graphic xmlns:a="http://schemas.openxmlformats.org/drawingml/2006/main">
+              <a:graphicData uri="http://schemas.openxmlformats.org/drawingml/2006/picture">
+                <pic:pic xmlns:pic="http://schemas.openxmlformats.org/drawingml/2006/picture">
+                  <pic:nvPicPr>
+                    <pic:cNvPr id="1" name=""/>
+                    <pic:cNvPicPr/>
+                  </pic:nvPicPr>
+                  <pic:blipFill>
+                    <a:blip r:embed="rId13"/>
+                    <a:stretch>
+                      <a:fillRect/>
+                    </a:stretch>
+                  </pic:blipFill>
+                  <pic:spPr>
+                    <a:xfrm>
+                      <a:off x="0" y="0"/>
+                      <a:ext cx="5525271" cy="3972479"/>
+                    </a:xfrm>
+                    <a:prstGeom prst="rect">
+                      <a:avLst/>
+                    </a:prstGeom>
+                  </pic:spPr>
+                </pic:pic>
+              </a:graphicData>
+            </a:graphic>
+          </wp:inline>
+        </w:drawing>
+      </w:r>
+    </w:p>
+    <w:p>
+      <w:pPr>
+        <w:rPr>
+          <w:rFonts w:ascii="Times New Roman" w:hAnsi="Times New Roman" w:cs="Times New Roman"/>
+          <w:sz w:val="26"/>
+          <w:szCs w:val="26"/>
+          <w:lang w:val="vi-VN"/>
+        </w:rPr>
+      </w:pPr>
+      <w:r>
+        <w:rPr>
+          <w:rFonts w:ascii="Times New Roman" w:hAnsi="Times New Roman" w:cs="Times New Roman"/>
+          <w:sz w:val="26"/>
+          <w:szCs w:val="26"/>
+          <w:lang w:val="vi-VN"/>
+        </w:rPr>
+        <w:lastRenderedPageBreak/>
+        <w:t>Code:</w:t>
+      </w:r>
+    </w:p>
+    <w:p>
+      <w:pPr>
+        <w:rPr>
+          <w:rFonts w:ascii="Times New Roman" w:hAnsi="Times New Roman" w:cs="Times New Roman"/>
+          <w:sz w:val="26"/>
+          <w:szCs w:val="26"/>
+        </w:rPr>
+      </w:pPr>
+      <w:r>
+        <w:rPr>
+          <w:rFonts w:ascii="Times New Roman" w:hAnsi="Times New Roman" w:cs="Times New Roman"/>
+          <w:sz w:val="26"/>
+          <w:szCs w:val="26"/>
+        </w:rPr>
+        <w:t>string strCon = @"Data Source=(LocalDB)\MSSQLLocalDB;AttachDbFilename=""C:\Users\Admin\Downloads\Phương Pháp Phát Triển Phần Mềm\Buoi8\1150080143_VoAnhKiet_CNPM2\VoAnhKiet_1150080143_BTtuan8\VoAnhKiet_1150080143_BTtuan8\QuanLyBanSach.mdf"";Integrated Security=True";</w:t>
+      </w:r>
+    </w:p>
+    <w:p>
+      <w:pPr>
+        <w:rPr>
+          <w:rFonts w:ascii="Times New Roman" w:hAnsi="Times New Roman" w:cs="Times New Roman"/>
+          <w:sz w:val="26"/>
+          <w:szCs w:val="26"/>
+        </w:rPr>
+      </w:pPr>
+      <w:r>
+        <w:rPr>
+          <w:rFonts w:ascii="Times New Roman" w:hAnsi="Times New Roman" w:cs="Times New Roman"/>
+          <w:sz w:val="26"/>
+          <w:szCs w:val="26"/>
+        </w:rPr>
+        <w:t xml:space="preserve"> SqlConnection sqlCon = null;</w:t>
+      </w:r>
+    </w:p>
+    <w:p>
+      <w:pPr>
+        <w:rPr>
+          <w:rFonts w:ascii="Times New Roman" w:hAnsi="Times New Roman" w:cs="Times New Roman"/>
+          <w:sz w:val="26"/>
+          <w:szCs w:val="26"/>
+        </w:rPr>
+      </w:pPr>
+    </w:p>
+    <w:p>
+      <w:pPr>
+        <w:rPr>
+          <w:rFonts w:ascii="Times New Roman" w:hAnsi="Times New Roman" w:cs="Times New Roman"/>
+          <w:sz w:val="26"/>
+          <w:szCs w:val="26"/>
+        </w:rPr>
+      </w:pPr>
+      <w:r>
+        <w:rPr>
+          <w:rFonts w:ascii="Times New Roman" w:hAnsi="Times New Roman" w:cs="Times New Roman"/>
+          <w:sz w:val="26"/>
+          <w:szCs w:val="26"/>
+        </w:rPr>
+        <w:t xml:space="preserve"> private void MoKetNoi()</w:t>
+      </w:r>
+    </w:p>
+    <w:p>
+      <w:pPr>
+        <w:rPr>
+          <w:rFonts w:ascii="Times New Roman" w:hAnsi="Times New Roman" w:cs="Times New Roman"/>
+          <w:sz w:val="26"/>
+          <w:szCs w:val="26"/>
+        </w:rPr>
+      </w:pPr>
+      <w:r>
+        <w:rPr>
+          <w:rFonts w:ascii="Times New Roman" w:hAnsi="Times New Roman" w:cs="Times New Roman"/>
+          <w:sz w:val="26"/>
+          <w:szCs w:val="26"/>
+        </w:rPr>
+        <w:t xml:space="preserve"> {</w:t>
+      </w:r>
+    </w:p>
+    <w:p>
+      <w:pPr>
+        <w:rPr>
+          <w:rFonts w:ascii="Times New Roman" w:hAnsi="Times New Roman" w:cs="Times New Roman"/>
+          <w:sz w:val="26"/>
+          <w:szCs w:val="26"/>
+        </w:rPr>
+      </w:pPr>
+      <w:r>
+        <w:rPr>
+          <w:rFonts w:ascii="Times New Roman" w:hAnsi="Times New Roman" w:cs="Times New Roman"/>
+          <w:sz w:val="26"/>
+          <w:szCs w:val="26"/>
+        </w:rPr>
+        <w:t xml:space="preserve">     if (sqlCon == null)</w:t>
+      </w:r>
+    </w:p>
+    <w:p>
+      <w:pPr>
+        <w:rPr>
+          <w:rFonts w:ascii="Times New Roman" w:hAnsi="Times New Roman" w:cs="Times New Roman"/>
+          <w:sz w:val="26"/>
+          <w:szCs w:val="26"/>
+        </w:rPr>
+      </w:pPr>
+      <w:r>
+        <w:rPr>
+          <w:rFonts w:ascii="Times New Roman" w:hAnsi="Times New Roman" w:cs="Times New Roman"/>
+          <w:sz w:val="26"/>
+          <w:szCs w:val="26"/>
+        </w:rPr>
+        <w:t xml:space="preserve">     {</w:t>
+      </w:r>
+    </w:p>
+    <w:p>
+      <w:pPr>
+        <w:rPr>
+          <w:rFonts w:ascii="Times New Roman" w:hAnsi="Times New Roman" w:cs="Times New Roman"/>
+          <w:sz w:val="26"/>
+          <w:szCs w:val="26"/>
+        </w:rPr>
+      </w:pPr>
+      <w:r>
+        <w:rPr>
+          <w:rFonts w:ascii="Times New Roman" w:hAnsi="Times New Roman" w:cs="Times New Roman"/>
+          <w:sz w:val="26"/>
+          <w:szCs w:val="26"/>
+        </w:rPr>
+        <w:t xml:space="preserve">         sqlCon = new SqlConnection(strCon);</w:t>
+      </w:r>
+    </w:p>
+    <w:p>
+      <w:pPr>
+        <w:rPr>
+          <w:rFonts w:ascii="Times New Roman" w:hAnsi="Times New Roman" w:cs="Times New Roman"/>
+          <w:sz w:val="26"/>
+          <w:szCs w:val="26"/>
+        </w:rPr>
+      </w:pPr>
+      <w:r>
+        <w:rPr>
+          <w:rFonts w:ascii="Times New Roman" w:hAnsi="Times New Roman" w:cs="Times New Roman"/>
+          <w:sz w:val="26"/>
+          <w:szCs w:val="26"/>
+        </w:rPr>
+        <w:t xml:space="preserve">     }</w:t>
+      </w:r>
+    </w:p>
+    <w:p>
+      <w:pPr>
+        <w:rPr>
+          <w:rFonts w:ascii="Times New Roman" w:hAnsi="Times New Roman" w:cs="Times New Roman"/>
+          <w:sz w:val="26"/>
+          <w:szCs w:val="26"/>
+        </w:rPr>
+      </w:pPr>
+      <w:r>
+        <w:rPr>
+          <w:rFonts w:ascii="Times New Roman" w:hAnsi="Times New Roman" w:cs="Times New Roman"/>
+          <w:sz w:val="26"/>
+          <w:szCs w:val="26"/>
+        </w:rPr>
+        <w:t xml:space="preserve">     if (sqlCon.State == ConnectionState.Closed)</w:t>
+      </w:r>
+    </w:p>
+    <w:p>
+      <w:pPr>
+        <w:rPr>
+          <w:rFonts w:ascii="Times New Roman" w:hAnsi="Times New Roman" w:cs="Times New Roman"/>
+          <w:sz w:val="26"/>
+          <w:szCs w:val="26"/>
+        </w:rPr>
+      </w:pPr>
+      <w:r>
+        <w:rPr>
+          <w:rFonts w:ascii="Times New Roman" w:hAnsi="Times New Roman" w:cs="Times New Roman"/>
+          <w:sz w:val="26"/>
+          <w:szCs w:val="26"/>
+        </w:rPr>
+        <w:t xml:space="preserve">     {</w:t>
+      </w:r>
+    </w:p>
+    <w:p>
+      <w:pPr>
+        <w:rPr>
+          <w:rFonts w:ascii="Times New Roman" w:hAnsi="Times New Roman" w:cs="Times New Roman"/>
+          <w:sz w:val="26"/>
+          <w:szCs w:val="26"/>
+        </w:rPr>
+      </w:pPr>
+      <w:r>
+        <w:rPr>
+          <w:rFonts w:ascii="Times New Roman" w:hAnsi="Times New Roman" w:cs="Times New Roman"/>
+          <w:sz w:val="26"/>
+          <w:szCs w:val="26"/>
+        </w:rPr>
+        <w:t xml:space="preserve">         sqlCon.Open();</w:t>
+      </w:r>
+    </w:p>
+    <w:p>
+      <w:pPr>
+        <w:rPr>
+          <w:rFonts w:ascii="Times New Roman" w:hAnsi="Times New Roman" w:cs="Times New Roman"/>
+          <w:sz w:val="26"/>
+          <w:szCs w:val="26"/>
+        </w:rPr>
+      </w:pPr>
+      <w:r>
+        <w:rPr>
+          <w:rFonts w:ascii="Times New Roman" w:hAnsi="Times New Roman" w:cs="Times New Roman"/>
+          <w:sz w:val="26"/>
+          <w:szCs w:val="26"/>
+        </w:rPr>
+        <w:t xml:space="preserve">     }</w:t>
+      </w:r>
+    </w:p>
+    <w:p>
+      <w:pPr>
+        <w:rPr>
+          <w:rFonts w:ascii="Times New Roman" w:hAnsi="Times New Roman" w:cs="Times New Roman"/>
+          <w:sz w:val="26"/>
+          <w:szCs w:val="26"/>
+        </w:rPr>
+      </w:pPr>
+      <w:r>
+        <w:rPr>
+          <w:rFonts w:ascii="Times New Roman" w:hAnsi="Times New Roman" w:cs="Times New Roman"/>
+          <w:sz w:val="26"/>
+          <w:szCs w:val="26"/>
+        </w:rPr>
+        <w:t xml:space="preserve"> }</w:t>
+      </w:r>
+    </w:p>
+    <w:p>
+      <w:pPr>
+        <w:rPr>
+          <w:rFonts w:ascii="Times New Roman" w:hAnsi="Times New Roman" w:cs="Times New Roman"/>
+          <w:sz w:val="26"/>
+          <w:szCs w:val="26"/>
+        </w:rPr>
+      </w:pPr>
+    </w:p>
+    <w:p>
+      <w:pPr>
+        <w:rPr>
+          <w:rFonts w:ascii="Times New Roman" w:hAnsi="Times New Roman" w:cs="Times New Roman"/>
+          <w:sz w:val="26"/>
+          <w:szCs w:val="26"/>
+        </w:rPr>
+      </w:pPr>
+      <w:r>
+        <w:rPr>
+          <w:rFonts w:ascii="Times New Roman" w:hAnsi="Times New Roman" w:cs="Times New Roman"/>
+          <w:sz w:val="26"/>
+          <w:szCs w:val="26"/>
+        </w:rPr>
+        <w:t xml:space="preserve"> private void DongKetNoi()</w:t>
+      </w:r>
+    </w:p>
+    <w:p>
+      <w:pPr>
+        <w:rPr>
+          <w:rFonts w:ascii="Times New Roman" w:hAnsi="Times New Roman" w:cs="Times New Roman"/>
+          <w:sz w:val="26"/>
+          <w:szCs w:val="26"/>
+        </w:rPr>
+      </w:pPr>
+      <w:r>
+        <w:rPr>
+          <w:rFonts w:ascii="Times New Roman" w:hAnsi="Times New Roman" w:cs="Times New Roman"/>
+          <w:sz w:val="26"/>
+          <w:szCs w:val="26"/>
+        </w:rPr>
+        <w:t xml:space="preserve"> {</w:t>
+      </w:r>
+    </w:p>
+    <w:p>
+      <w:pPr>
+        <w:rPr>
+          <w:rFonts w:ascii="Times New Roman" w:hAnsi="Times New Roman" w:cs="Times New Roman"/>
+          <w:sz w:val="26"/>
+          <w:szCs w:val="26"/>
+        </w:rPr>
+      </w:pPr>
+      <w:r>
+        <w:rPr>
+          <w:rFonts w:ascii="Times New Roman" w:hAnsi="Times New Roman" w:cs="Times New Roman"/>
+          <w:sz w:val="26"/>
+          <w:szCs w:val="26"/>
+        </w:rPr>
+        <w:t xml:space="preserve">     if (sqlCon != null &amp;&amp; sqlCon.State == ConnectionState.Open)</w:t>
+      </w:r>
+    </w:p>
+    <w:p>
+      <w:pPr>
+        <w:rPr>
+          <w:rFonts w:ascii="Times New Roman" w:hAnsi="Times New Roman" w:cs="Times New Roman"/>
+          <w:sz w:val="26"/>
+          <w:szCs w:val="26"/>
+        </w:rPr>
+      </w:pPr>
+      <w:r>
+        <w:rPr>
+          <w:rFonts w:ascii="Times New Roman" w:hAnsi="Times New Roman" w:cs="Times New Roman"/>
+          <w:sz w:val="26"/>
+          <w:szCs w:val="26"/>
+        </w:rPr>
+        <w:t xml:space="preserve">     {</w:t>
+      </w:r>
+    </w:p>
+    <w:p>
+      <w:pPr>
+        <w:rPr>
+          <w:rFonts w:ascii="Times New Roman" w:hAnsi="Times New Roman" w:cs="Times New Roman"/>
+          <w:sz w:val="26"/>
+          <w:szCs w:val="26"/>
+        </w:rPr>
+      </w:pPr>
+      <w:r>
+        <w:rPr>
+          <w:rFonts w:ascii="Times New Roman" w:hAnsi="Times New Roman" w:cs="Times New Roman"/>
+          <w:sz w:val="26"/>
+          <w:szCs w:val="26"/>
+        </w:rPr>
+        <w:t xml:space="preserve">         sqlCon.Close();</w:t>
+      </w:r>
+    </w:p>
+    <w:p>
+      <w:pPr>
+        <w:rPr>
+          <w:rFonts w:ascii="Times New Roman" w:hAnsi="Times New Roman" w:cs="Times New Roman"/>
+          <w:sz w:val="26"/>
+          <w:szCs w:val="26"/>
+        </w:rPr>
+      </w:pPr>
+      <w:r>
+        <w:rPr>
+          <w:rFonts w:ascii="Times New Roman" w:hAnsi="Times New Roman" w:cs="Times New Roman"/>
+          <w:sz w:val="26"/>
+          <w:szCs w:val="26"/>
+        </w:rPr>
+        <w:t xml:space="preserve">     }</w:t>
+      </w:r>
+    </w:p>
+    <w:p>
+      <w:pPr>
+        <w:rPr>
+          <w:rFonts w:ascii="Times New Roman" w:hAnsi="Times New Roman" w:cs="Times New Roman"/>
+          <w:sz w:val="26"/>
+          <w:szCs w:val="26"/>
+        </w:rPr>
+      </w:pPr>
+      <w:r>
+        <w:rPr>
+          <w:rFonts w:ascii="Times New Roman" w:hAnsi="Times New Roman" w:cs="Times New Roman"/>
+          <w:sz w:val="26"/>
+          <w:szCs w:val="26"/>
+        </w:rPr>
+        <w:t xml:space="preserve"> }</w:t>
+      </w:r>
+    </w:p>
+    <w:p>
+      <w:pPr>
+        <w:rPr>
+          <w:rFonts w:ascii="Times New Roman" w:hAnsi="Times New Roman" w:cs="Times New Roman"/>
+          <w:sz w:val="26"/>
+          <w:szCs w:val="26"/>
+        </w:rPr>
+      </w:pPr>
+    </w:p>
+    <w:p>
+      <w:pPr>
+        <w:rPr>
+          <w:rFonts w:ascii="Times New Roman" w:hAnsi="Times New Roman" w:cs="Times New Roman"/>
+          <w:sz w:val="26"/>
+          <w:szCs w:val="26"/>
+        </w:rPr>
+      </w:pPr>
+      <w:r>
+        <w:rPr>
+          <w:rFonts w:ascii="Times New Roman" w:hAnsi="Times New Roman" w:cs="Times New Roman"/>
+          <w:sz w:val="26"/>
+          <w:szCs w:val="26"/>
+        </w:rPr>
+        <w:t xml:space="preserve"> private void ThucHanh1_Load(object sender, EventArgs e)</w:t>
+      </w:r>
+    </w:p>
+    <w:p>
+      <w:pPr>
+        <w:rPr>
+          <w:rFonts w:ascii="Times New Roman" w:hAnsi="Times New Roman" w:cs="Times New Roman"/>
+          <w:sz w:val="26"/>
+          <w:szCs w:val="26"/>
+        </w:rPr>
+      </w:pPr>
+      <w:r>
+        <w:rPr>
+          <w:rFonts w:ascii="Times New Roman" w:hAnsi="Times New Roman" w:cs="Times New Roman"/>
+          <w:sz w:val="26"/>
+          <w:szCs w:val="26"/>
+        </w:rPr>
+        <w:t xml:space="preserve"> {</w:t>
+      </w:r>
+    </w:p>
+    <w:p>
+      <w:pPr>
+        <w:rPr>
+          <w:rFonts w:ascii="Times New Roman" w:hAnsi="Times New Roman" w:cs="Times New Roman"/>
+          <w:sz w:val="26"/>
+          <w:szCs w:val="26"/>
+        </w:rPr>
+      </w:pPr>
+      <w:r>
+        <w:rPr>
+          <w:rFonts w:ascii="Times New Roman" w:hAnsi="Times New Roman" w:cs="Times New Roman"/>
+          <w:sz w:val="26"/>
+          <w:szCs w:val="26"/>
+        </w:rPr>
+        <w:t xml:space="preserve">     HienThiDanhSachNXB();</w:t>
+      </w:r>
+    </w:p>
+    <w:p>
+      <w:pPr>
+        <w:rPr>
+          <w:rFonts w:ascii="Times New Roman" w:hAnsi="Times New Roman" w:cs="Times New Roman"/>
+          <w:sz w:val="26"/>
+          <w:szCs w:val="26"/>
+        </w:rPr>
+      </w:pPr>
+      <w:r>
+        <w:rPr>
+          <w:rFonts w:ascii="Times New Roman" w:hAnsi="Times New Roman" w:cs="Times New Roman"/>
+          <w:sz w:val="26"/>
+          <w:szCs w:val="26"/>
+        </w:rPr>
+        <w:t xml:space="preserve"> }</w:t>
+      </w:r>
+    </w:p>
+    <w:p>
+      <w:pPr>
+        <w:rPr>
+          <w:rFonts w:ascii="Times New Roman" w:hAnsi="Times New Roman" w:cs="Times New Roman"/>
+          <w:sz w:val="26"/>
+          <w:szCs w:val="26"/>
+        </w:rPr>
+      </w:pPr>
+    </w:p>
+    <w:p>
+      <w:pPr>
+        <w:rPr>
+          <w:rFonts w:ascii="Times New Roman" w:hAnsi="Times New Roman" w:cs="Times New Roman"/>
+          <w:sz w:val="26"/>
+          <w:szCs w:val="26"/>
+        </w:rPr>
+      </w:pPr>
+      <w:r>
+        <w:rPr>
+          <w:rFonts w:ascii="Times New Roman" w:hAnsi="Times New Roman" w:cs="Times New Roman"/>
+          <w:sz w:val="26"/>
+          <w:szCs w:val="26"/>
+        </w:rPr>
+        <w:t xml:space="preserve"> private void HienThiDanhSachNXB()</w:t>
+      </w:r>
+    </w:p>
+    <w:p>
+      <w:pPr>
+        <w:rPr>
+          <w:rFonts w:ascii="Times New Roman" w:hAnsi="Times New Roman" w:cs="Times New Roman"/>
+          <w:sz w:val="26"/>
+          <w:szCs w:val="26"/>
+        </w:rPr>
+      </w:pPr>
+      <w:r>
+        <w:rPr>
+          <w:rFonts w:ascii="Times New Roman" w:hAnsi="Times New Roman" w:cs="Times New Roman"/>
+          <w:sz w:val="26"/>
+          <w:szCs w:val="26"/>
+        </w:rPr>
+        <w:t xml:space="preserve"> {</w:t>
+      </w:r>
+    </w:p>
+    <w:p>
+      <w:pPr>
+        <w:rPr>
+          <w:rFonts w:ascii="Times New Roman" w:hAnsi="Times New Roman" w:cs="Times New Roman"/>
+          <w:sz w:val="26"/>
+          <w:szCs w:val="26"/>
+        </w:rPr>
+      </w:pPr>
+      <w:r>
+        <w:rPr>
+          <w:rFonts w:ascii="Times New Roman" w:hAnsi="Times New Roman" w:cs="Times New Roman"/>
+          <w:sz w:val="26"/>
+          <w:szCs w:val="26"/>
+        </w:rPr>
+        <w:t xml:space="preserve">     try</w:t>
+      </w:r>
+    </w:p>
+    <w:p>
+      <w:pPr>
+        <w:rPr>
+          <w:rFonts w:ascii="Times New Roman" w:hAnsi="Times New Roman" w:cs="Times New Roman"/>
+          <w:sz w:val="26"/>
+          <w:szCs w:val="26"/>
+        </w:rPr>
+      </w:pPr>
+      <w:r>
+        <w:rPr>
+          <w:rFonts w:ascii="Times New Roman" w:hAnsi="Times New Roman" w:cs="Times New Roman"/>
+          <w:sz w:val="26"/>
+          <w:szCs w:val="26"/>
+        </w:rPr>
+        <w:t xml:space="preserve">     {</w:t>
+      </w:r>
+    </w:p>
+    <w:p>
+      <w:pPr>
+        <w:rPr>
+          <w:rFonts w:ascii="Times New Roman" w:hAnsi="Times New Roman" w:cs="Times New Roman"/>
+          <w:sz w:val="26"/>
+          <w:szCs w:val="26"/>
+        </w:rPr>
+      </w:pPr>
+      <w:r>
+        <w:rPr>
+          <w:rFonts w:ascii="Times New Roman" w:hAnsi="Times New Roman" w:cs="Times New Roman"/>
+          <w:sz w:val="26"/>
+          <w:szCs w:val="26"/>
+        </w:rPr>
+        <w:t xml:space="preserve">         MoKetNoi();</w:t>
+      </w:r>
+    </w:p>
+    <w:p>
+      <w:pPr>
+        <w:rPr>
+          <w:rFonts w:ascii="Times New Roman" w:hAnsi="Times New Roman" w:cs="Times New Roman"/>
+          <w:sz w:val="26"/>
+          <w:szCs w:val="26"/>
+        </w:rPr>
+      </w:pPr>
+      <w:r>
+        <w:rPr>
+          <w:rFonts w:ascii="Times New Roman" w:hAnsi="Times New Roman" w:cs="Times New Roman"/>
+          <w:sz w:val="26"/>
+          <w:szCs w:val="26"/>
+        </w:rPr>
+        <w:t xml:space="preserve">         SqlCommand sqlCmd = new SqlCommand();</w:t>
+      </w:r>
+    </w:p>
+    <w:p>
+      <w:pPr>
+        <w:rPr>
+          <w:rFonts w:ascii="Times New Roman" w:hAnsi="Times New Roman" w:cs="Times New Roman"/>
+          <w:sz w:val="26"/>
+          <w:szCs w:val="26"/>
+        </w:rPr>
+      </w:pPr>
+      <w:r>
+        <w:rPr>
+          <w:rFonts w:ascii="Times New Roman" w:hAnsi="Times New Roman" w:cs="Times New Roman"/>
+          <w:sz w:val="26"/>
+          <w:szCs w:val="26"/>
+        </w:rPr>
+        <w:t xml:space="preserve">         sqlCmd.CommandType = CommandType.StoredProcedure;</w:t>
+      </w:r>
+    </w:p>
+    <w:p>
+      <w:pPr>
+        <w:rPr>
+          <w:rFonts w:ascii="Times New Roman" w:hAnsi="Times New Roman" w:cs="Times New Roman"/>
+          <w:sz w:val="26"/>
+          <w:szCs w:val="26"/>
+        </w:rPr>
+      </w:pPr>
+      <w:r>
+        <w:rPr>
+          <w:rFonts w:ascii="Times New Roman" w:hAnsi="Times New Roman" w:cs="Times New Roman"/>
+          <w:sz w:val="26"/>
+          <w:szCs w:val="26"/>
+        </w:rPr>
+        <w:t xml:space="preserve">         sqlCmd.CommandText = "HienThiNXB";</w:t>
+      </w:r>
+    </w:p>
+    <w:p>
+      <w:pPr>
+        <w:rPr>
+          <w:rFonts w:ascii="Times New Roman" w:hAnsi="Times New Roman" w:cs="Times New Roman"/>
+          <w:sz w:val="26"/>
+          <w:szCs w:val="26"/>
+        </w:rPr>
+      </w:pPr>
+      <w:r>
+        <w:rPr>
+          <w:rFonts w:ascii="Times New Roman" w:hAnsi="Times New Roman" w:cs="Times New Roman"/>
+          <w:sz w:val="26"/>
+          <w:szCs w:val="26"/>
+        </w:rPr>
+        <w:t xml:space="preserve">         sqlCmd.Connection = sqlCon;</w:t>
+      </w:r>
+    </w:p>
+    <w:p>
+      <w:pPr>
+        <w:rPr>
+          <w:rFonts w:ascii="Times New Roman" w:hAnsi="Times New Roman" w:cs="Times New Roman"/>
+          <w:sz w:val="26"/>
+          <w:szCs w:val="26"/>
+        </w:rPr>
+      </w:pPr>
+    </w:p>
+    <w:p>
+      <w:pPr>
+        <w:rPr>
+          <w:rFonts w:ascii="Times New Roman" w:hAnsi="Times New Roman" w:cs="Times New Roman"/>
+          <w:sz w:val="26"/>
+          <w:szCs w:val="26"/>
+        </w:rPr>
+      </w:pPr>
+      <w:r>
+        <w:rPr>
+          <w:rFonts w:ascii="Times New Roman" w:hAnsi="Times New Roman" w:cs="Times New Roman"/>
+          <w:sz w:val="26"/>
+          <w:szCs w:val="26"/>
+        </w:rPr>
+        <w:t xml:space="preserve">         SqlDataReader reader = sqlCmd.ExecuteReader();</w:t>
+      </w:r>
+    </w:p>
+    <w:p>
+      <w:pPr>
+        <w:rPr>
+          <w:rFonts w:ascii="Times New Roman" w:hAnsi="Times New Roman" w:cs="Times New Roman"/>
+          <w:sz w:val="26"/>
+          <w:szCs w:val="26"/>
+        </w:rPr>
+      </w:pPr>
+      <w:r>
+        <w:rPr>
+          <w:rFonts w:ascii="Times New Roman" w:hAnsi="Times New Roman" w:cs="Times New Roman"/>
+          <w:sz w:val="26"/>
+          <w:szCs w:val="26"/>
+        </w:rPr>
+        <w:t xml:space="preserve">         lsvDanhSach.Items.Clear();</w:t>
+      </w:r>
+    </w:p>
+    <w:p>
+      <w:pPr>
+        <w:rPr>
+          <w:rFonts w:ascii="Times New Roman" w:hAnsi="Times New Roman" w:cs="Times New Roman"/>
+          <w:sz w:val="26"/>
+          <w:szCs w:val="26"/>
+        </w:rPr>
+      </w:pPr>
+      <w:r>
+        <w:rPr>
+          <w:rFonts w:ascii="Times New Roman" w:hAnsi="Times New Roman" w:cs="Times New Roman"/>
+          <w:sz w:val="26"/>
+          <w:szCs w:val="26"/>
+        </w:rPr>
+        <w:t xml:space="preserve">         while (reader.Read())</w:t>
+      </w:r>
+    </w:p>
+    <w:p>
+      <w:pPr>
+        <w:rPr>
+          <w:rFonts w:ascii="Times New Roman" w:hAnsi="Times New Roman" w:cs="Times New Roman"/>
+          <w:sz w:val="26"/>
+          <w:szCs w:val="26"/>
+        </w:rPr>
+      </w:pPr>
+      <w:r>
+        <w:rPr>
+          <w:rFonts w:ascii="Times New Roman" w:hAnsi="Times New Roman" w:cs="Times New Roman"/>
+          <w:sz w:val="26"/>
+          <w:szCs w:val="26"/>
+        </w:rPr>
+        <w:t xml:space="preserve">         {</w:t>
+      </w:r>
+    </w:p>
+    <w:p>
+      <w:pPr>
+        <w:rPr>
+          <w:rFonts w:ascii="Times New Roman" w:hAnsi="Times New Roman" w:cs="Times New Roman"/>
+          <w:sz w:val="26"/>
+          <w:szCs w:val="26"/>
+        </w:rPr>
+      </w:pPr>
+      <w:r>
+        <w:rPr>
+          <w:rFonts w:ascii="Times New Roman" w:hAnsi="Times New Roman" w:cs="Times New Roman"/>
+          <w:sz w:val="26"/>
+          <w:szCs w:val="26"/>
+        </w:rPr>
+        <w:t xml:space="preserve">             string maNXB = reader.GetString(0);</w:t>
+      </w:r>
+    </w:p>
+    <w:p>
+      <w:pPr>
+        <w:rPr>
+          <w:rFonts w:ascii="Times New Roman" w:hAnsi="Times New Roman" w:cs="Times New Roman"/>
+          <w:sz w:val="26"/>
+          <w:szCs w:val="26"/>
+        </w:rPr>
+      </w:pPr>
+      <w:r>
+        <w:rPr>
+          <w:rFonts w:ascii="Times New Roman" w:hAnsi="Times New Roman" w:cs="Times New Roman"/>
+          <w:sz w:val="26"/>
+          <w:szCs w:val="26"/>
+        </w:rPr>
+        <w:t xml:space="preserve">             string tenNXB = reader.GetString(1);</w:t>
+      </w:r>
+    </w:p>
+    <w:p>
+      <w:pPr>
+        <w:rPr>
+          <w:rFonts w:ascii="Times New Roman" w:hAnsi="Times New Roman" w:cs="Times New Roman"/>
+          <w:sz w:val="26"/>
+          <w:szCs w:val="26"/>
+        </w:rPr>
+      </w:pPr>
+      <w:r>
+        <w:rPr>
+          <w:rFonts w:ascii="Times New Roman" w:hAnsi="Times New Roman" w:cs="Times New Roman"/>
+          <w:sz w:val="26"/>
+          <w:szCs w:val="26"/>
+        </w:rPr>
+        <w:t xml:space="preserve">             string diaChi = reader.GetString(2);</w:t>
+      </w:r>
+    </w:p>
+    <w:p>
+      <w:pPr>
+        <w:rPr>
+          <w:rFonts w:ascii="Times New Roman" w:hAnsi="Times New Roman" w:cs="Times New Roman"/>
+          <w:sz w:val="26"/>
+          <w:szCs w:val="26"/>
+        </w:rPr>
+      </w:pPr>
+    </w:p>
+    <w:p>
+      <w:pPr>
+        <w:rPr>
+          <w:rFonts w:ascii="Times New Roman" w:hAnsi="Times New Roman" w:cs="Times New Roman"/>
+          <w:sz w:val="26"/>
+          <w:szCs w:val="26"/>
+        </w:rPr>
+      </w:pPr>
+      <w:r>
+        <w:rPr>
+          <w:rFonts w:ascii="Times New Roman" w:hAnsi="Times New Roman" w:cs="Times New Roman"/>
+          <w:sz w:val="26"/>
+          <w:szCs w:val="26"/>
+        </w:rPr>
+        <w:t xml:space="preserve">             ListViewItem lvi = new ListViewItem(maNXB);</w:t>
+      </w:r>
+    </w:p>
+    <w:p>
+      <w:pPr>
+        <w:rPr>
+          <w:rFonts w:ascii="Times New Roman" w:hAnsi="Times New Roman" w:cs="Times New Roman"/>
+          <w:sz w:val="26"/>
+          <w:szCs w:val="26"/>
+        </w:rPr>
+      </w:pPr>
+      <w:r>
+        <w:rPr>
+          <w:rFonts w:ascii="Times New Roman" w:hAnsi="Times New Roman" w:cs="Times New Roman"/>
+          <w:sz w:val="26"/>
+          <w:szCs w:val="26"/>
+        </w:rPr>
+        <w:t xml:space="preserve">             lvi.SubItems.Add(tenNXB);</w:t>
+      </w:r>
+    </w:p>
+    <w:p>
+      <w:pPr>
+        <w:rPr>
+          <w:rFonts w:ascii="Times New Roman" w:hAnsi="Times New Roman" w:cs="Times New Roman"/>
+          <w:sz w:val="26"/>
+          <w:szCs w:val="26"/>
+        </w:rPr>
+      </w:pPr>
+      <w:r>
+        <w:rPr>
+          <w:rFonts w:ascii="Times New Roman" w:hAnsi="Times New Roman" w:cs="Times New Roman"/>
+          <w:sz w:val="26"/>
+          <w:szCs w:val="26"/>
+        </w:rPr>
+        <w:lastRenderedPageBreak/>
+        <w:t xml:space="preserve">             lvi.SubItems.Add(diaChi);</w:t>
+      </w:r>
+    </w:p>
+    <w:p>
+      <w:pPr>
+        <w:rPr>
+          <w:rFonts w:ascii="Times New Roman" w:hAnsi="Times New Roman" w:cs="Times New Roman"/>
+          <w:sz w:val="26"/>
+          <w:szCs w:val="26"/>
+        </w:rPr>
+      </w:pPr>
+    </w:p>
+    <w:p>
+      <w:pPr>
+        <w:rPr>
+          <w:rFonts w:ascii="Times New Roman" w:hAnsi="Times New Roman" w:cs="Times New Roman"/>
+          <w:sz w:val="26"/>
+          <w:szCs w:val="26"/>
+        </w:rPr>
+      </w:pPr>
+      <w:r>
+        <w:rPr>
+          <w:rFonts w:ascii="Times New Roman" w:hAnsi="Times New Roman" w:cs="Times New Roman"/>
+          <w:sz w:val="26"/>
+          <w:szCs w:val="26"/>
+        </w:rPr>
+        <w:t xml:space="preserve">             lsvDanhSach.Items.Add(lvi);</w:t>
+      </w:r>
+    </w:p>
+    <w:p>
+      <w:pPr>
+        <w:rPr>
+          <w:rFonts w:ascii="Times New Roman" w:hAnsi="Times New Roman" w:cs="Times New Roman"/>
+          <w:sz w:val="26"/>
+          <w:szCs w:val="26"/>
+        </w:rPr>
+      </w:pPr>
+      <w:r>
+        <w:rPr>
+          <w:rFonts w:ascii="Times New Roman" w:hAnsi="Times New Roman" w:cs="Times New Roman"/>
+          <w:sz w:val="26"/>
+          <w:szCs w:val="26"/>
+        </w:rPr>
+        <w:t xml:space="preserve">         }</w:t>
+      </w:r>
+    </w:p>
+    <w:p>
+      <w:pPr>
+        <w:rPr>
+          <w:rFonts w:ascii="Times New Roman" w:hAnsi="Times New Roman" w:cs="Times New Roman"/>
+          <w:sz w:val="26"/>
+          <w:szCs w:val="26"/>
+        </w:rPr>
+      </w:pPr>
+      <w:r>
+        <w:rPr>
+          <w:rFonts w:ascii="Times New Roman" w:hAnsi="Times New Roman" w:cs="Times New Roman"/>
+          <w:sz w:val="26"/>
+          <w:szCs w:val="26"/>
+        </w:rPr>
+        <w:t xml:space="preserve">         reader.Close();</w:t>
+      </w:r>
+    </w:p>
+    <w:p>
+      <w:pPr>
+        <w:rPr>
+          <w:rFonts w:ascii="Times New Roman" w:hAnsi="Times New Roman" w:cs="Times New Roman"/>
+          <w:sz w:val="26"/>
+          <w:szCs w:val="26"/>
+        </w:rPr>
+      </w:pPr>
+      <w:r>
+        <w:rPr>
+          <w:rFonts w:ascii="Times New Roman" w:hAnsi="Times New Roman" w:cs="Times New Roman"/>
+          <w:sz w:val="26"/>
+          <w:szCs w:val="26"/>
+        </w:rPr>
+        <w:t xml:space="preserve">     }</w:t>
+      </w:r>
+    </w:p>
+    <w:p>
+      <w:pPr>
+        <w:rPr>
+          <w:rFonts w:ascii="Times New Roman" w:hAnsi="Times New Roman" w:cs="Times New Roman"/>
+          <w:sz w:val="26"/>
+          <w:szCs w:val="26"/>
+        </w:rPr>
+      </w:pPr>
+      <w:r>
+        <w:rPr>
+          <w:rFonts w:ascii="Times New Roman" w:hAnsi="Times New Roman" w:cs="Times New Roman"/>
+          <w:sz w:val="26"/>
+          <w:szCs w:val="26"/>
+        </w:rPr>
+        <w:t xml:space="preserve">     catch (Exception ex)</w:t>
+      </w:r>
+    </w:p>
+    <w:p>
+      <w:pPr>
+        <w:rPr>
+          <w:rFonts w:ascii="Times New Roman" w:hAnsi="Times New Roman" w:cs="Times New Roman"/>
+          <w:sz w:val="26"/>
+          <w:szCs w:val="26"/>
+        </w:rPr>
+      </w:pPr>
+      <w:r>
+        <w:rPr>
+          <w:rFonts w:ascii="Times New Roman" w:hAnsi="Times New Roman" w:cs="Times New Roman"/>
+          <w:sz w:val="26"/>
+          <w:szCs w:val="26"/>
+        </w:rPr>
+        <w:t xml:space="preserve">     {</w:t>
+      </w:r>
+    </w:p>
+    <w:p>
+      <w:pPr>
+        <w:rPr>
+          <w:rFonts w:ascii="Times New Roman" w:hAnsi="Times New Roman" w:cs="Times New Roman"/>
+          <w:sz w:val="26"/>
+          <w:szCs w:val="26"/>
+        </w:rPr>
+      </w:pPr>
+      <w:r>
+        <w:rPr>
+          <w:rFonts w:ascii="Times New Roman" w:hAnsi="Times New Roman" w:cs="Times New Roman"/>
+          <w:sz w:val="26"/>
+          <w:szCs w:val="26"/>
+        </w:rPr>
+        <w:t xml:space="preserve">         MessageBox.Show("Lỗi khi tải danh sách: " + ex.Message);</w:t>
+      </w:r>
+    </w:p>
+    <w:p>
+      <w:pPr>
+        <w:rPr>
+          <w:rFonts w:ascii="Times New Roman" w:hAnsi="Times New Roman" w:cs="Times New Roman"/>
+          <w:sz w:val="26"/>
+          <w:szCs w:val="26"/>
+        </w:rPr>
+      </w:pPr>
+      <w:r>
+        <w:rPr>
+          <w:rFonts w:ascii="Times New Roman" w:hAnsi="Times New Roman" w:cs="Times New Roman"/>
+          <w:sz w:val="26"/>
+          <w:szCs w:val="26"/>
+        </w:rPr>
+        <w:t xml:space="preserve">     }</w:t>
+      </w:r>
+    </w:p>
+    <w:p>
+      <w:pPr>
+        <w:rPr>
+          <w:rFonts w:ascii="Times New Roman" w:hAnsi="Times New Roman" w:cs="Times New Roman"/>
+          <w:sz w:val="26"/>
+          <w:szCs w:val="26"/>
+        </w:rPr>
+      </w:pPr>
+      <w:r>
+        <w:rPr>
+          <w:rFonts w:ascii="Times New Roman" w:hAnsi="Times New Roman" w:cs="Times New Roman"/>
+          <w:sz w:val="26"/>
+          <w:szCs w:val="26"/>
+        </w:rPr>
+        <w:t xml:space="preserve">     finally</w:t>
+      </w:r>
+    </w:p>
+    <w:p>
+      <w:pPr>
+        <w:rPr>
+          <w:rFonts w:ascii="Times New Roman" w:hAnsi="Times New Roman" w:cs="Times New Roman"/>
+          <w:sz w:val="26"/>
+          <w:szCs w:val="26"/>
+        </w:rPr>
+      </w:pPr>
+      <w:r>
+        <w:rPr>
+          <w:rFonts w:ascii="Times New Roman" w:hAnsi="Times New Roman" w:cs="Times New Roman"/>
+          <w:sz w:val="26"/>
+          <w:szCs w:val="26"/>
+        </w:rPr>
+        <w:t xml:space="preserve">     {</w:t>
+      </w:r>
+    </w:p>
+    <w:p>
+      <w:pPr>
+        <w:rPr>
+          <w:rFonts w:ascii="Times New Roman" w:hAnsi="Times New Roman" w:cs="Times New Roman"/>
+          <w:sz w:val="26"/>
+          <w:szCs w:val="26"/>
+        </w:rPr>
+      </w:pPr>
+      <w:r>
+        <w:rPr>
+          <w:rFonts w:ascii="Times New Roman" w:hAnsi="Times New Roman" w:cs="Times New Roman"/>
+          <w:sz w:val="26"/>
+          <w:szCs w:val="26"/>
+        </w:rPr>
+        <w:t xml:space="preserve">         DongKetNoi();</w:t>
+      </w:r>
+    </w:p>
+    <w:p>
+      <w:pPr>
+        <w:rPr>
+          <w:rFonts w:ascii="Times New Roman" w:hAnsi="Times New Roman" w:cs="Times New Roman"/>
+          <w:sz w:val="26"/>
+          <w:szCs w:val="26"/>
+        </w:rPr>
+      </w:pPr>
+      <w:r>
+        <w:rPr>
+          <w:rFonts w:ascii="Times New Roman" w:hAnsi="Times New Roman" w:cs="Times New Roman"/>
+          <w:sz w:val="26"/>
+          <w:szCs w:val="26"/>
+        </w:rPr>
+        <w:t xml:space="preserve">     }</w:t>
+      </w:r>
+    </w:p>
+    <w:p>
+      <w:pPr>
+        <w:rPr>
+          <w:rFonts w:ascii="Times New Roman" w:hAnsi="Times New Roman" w:cs="Times New Roman"/>
+          <w:sz w:val="26"/>
+          <w:szCs w:val="26"/>
+        </w:rPr>
+      </w:pPr>
+      <w:r>
+        <w:rPr>
+          <w:rFonts w:ascii="Times New Roman" w:hAnsi="Times New Roman" w:cs="Times New Roman"/>
+          <w:sz w:val="26"/>
+          <w:szCs w:val="26"/>
+        </w:rPr>
+        <w:t xml:space="preserve"> }</w:t>
+      </w:r>
+    </w:p>
+    <w:p>
+      <w:pPr>
+        <w:rPr>
+          <w:rFonts w:ascii="Times New Roman" w:hAnsi="Times New Roman" w:cs="Times New Roman"/>
+          <w:sz w:val="26"/>
+          <w:szCs w:val="26"/>
+        </w:rPr>
+      </w:pPr>
+    </w:p>
+    <w:p>
+      <w:pPr>
+        <w:rPr>
+          <w:rFonts w:ascii="Times New Roman" w:hAnsi="Times New Roman" w:cs="Times New Roman"/>
+          <w:sz w:val="26"/>
+          <w:szCs w:val="26"/>
+        </w:rPr>
+      </w:pPr>
+      <w:r>
+        <w:rPr>
+          <w:rFonts w:ascii="Times New Roman" w:hAnsi="Times New Roman" w:cs="Times New Roman"/>
+          <w:sz w:val="26"/>
+          <w:szCs w:val="26"/>
+        </w:rPr>
+        <w:t xml:space="preserve"> private void lsvDanhSach_SelectedIndexChanged(object sender, EventArgs e)</w:t>
+      </w:r>
+    </w:p>
+    <w:p>
+      <w:pPr>
+        <w:rPr>
+          <w:rFonts w:ascii="Times New Roman" w:hAnsi="Times New Roman" w:cs="Times New Roman"/>
+          <w:sz w:val="26"/>
+          <w:szCs w:val="26"/>
+        </w:rPr>
+      </w:pPr>
+      <w:r>
+        <w:rPr>
+          <w:rFonts w:ascii="Times New Roman" w:hAnsi="Times New Roman" w:cs="Times New Roman"/>
+          <w:sz w:val="26"/>
+          <w:szCs w:val="26"/>
+        </w:rPr>
+        <w:t xml:space="preserve"> {</w:t>
+      </w:r>
+    </w:p>
+    <w:p>
+      <w:pPr>
+        <w:rPr>
+          <w:rFonts w:ascii="Times New Roman" w:hAnsi="Times New Roman" w:cs="Times New Roman"/>
+          <w:sz w:val="26"/>
+          <w:szCs w:val="26"/>
+        </w:rPr>
+      </w:pPr>
+      <w:r>
+        <w:rPr>
+          <w:rFonts w:ascii="Times New Roman" w:hAnsi="Times New Roman" w:cs="Times New Roman"/>
+          <w:sz w:val="26"/>
+          <w:szCs w:val="26"/>
+        </w:rPr>
+        <w:t xml:space="preserve">     if (lsvDanhSach.SelectedItems.Count == 0) return;</w:t>
+      </w:r>
+    </w:p>
+    <w:p>
+      <w:pPr>
+        <w:rPr>
+          <w:rFonts w:ascii="Times New Roman" w:hAnsi="Times New Roman" w:cs="Times New Roman"/>
+          <w:sz w:val="26"/>
+          <w:szCs w:val="26"/>
+        </w:rPr>
+      </w:pPr>
+    </w:p>
+    <w:p>
+      <w:pPr>
+        <w:rPr>
+          <w:rFonts w:ascii="Times New Roman" w:hAnsi="Times New Roman" w:cs="Times New Roman"/>
+          <w:sz w:val="26"/>
+          <w:szCs w:val="26"/>
+        </w:rPr>
+      </w:pPr>
+      <w:r>
+        <w:rPr>
+          <w:rFonts w:ascii="Times New Roman" w:hAnsi="Times New Roman" w:cs="Times New Roman"/>
+          <w:sz w:val="26"/>
+          <w:szCs w:val="26"/>
+        </w:rPr>
+        <w:t xml:space="preserve">     ListViewItem lvi = lsvDanhSach.SelectedItems[0];</w:t>
+      </w:r>
+    </w:p>
+    <w:p>
+      <w:pPr>
+        <w:rPr>
+          <w:rFonts w:ascii="Times New Roman" w:hAnsi="Times New Roman" w:cs="Times New Roman"/>
+          <w:sz w:val="26"/>
+          <w:szCs w:val="26"/>
+        </w:rPr>
+      </w:pPr>
+      <w:r>
+        <w:rPr>
+          <w:rFonts w:ascii="Times New Roman" w:hAnsi="Times New Roman" w:cs="Times New Roman"/>
+          <w:sz w:val="26"/>
+          <w:szCs w:val="26"/>
+        </w:rPr>
+        <w:t xml:space="preserve">     string maNXB = lvi.SubItems[0].Text;</w:t>
+      </w:r>
+    </w:p>
+    <w:p>
+      <w:pPr>
+        <w:rPr>
+          <w:rFonts w:ascii="Times New Roman" w:hAnsi="Times New Roman" w:cs="Times New Roman"/>
+          <w:sz w:val="26"/>
+          <w:szCs w:val="26"/>
+        </w:rPr>
+      </w:pPr>
+      <w:r>
+        <w:rPr>
+          <w:rFonts w:ascii="Times New Roman" w:hAnsi="Times New Roman" w:cs="Times New Roman"/>
+          <w:sz w:val="26"/>
+          <w:szCs w:val="26"/>
+        </w:rPr>
+        <w:t xml:space="preserve">     HienThiThongTinNXBTheoMa(maNXB);</w:t>
+      </w:r>
+    </w:p>
+    <w:p>
+      <w:pPr>
+        <w:rPr>
+          <w:rFonts w:ascii="Times New Roman" w:hAnsi="Times New Roman" w:cs="Times New Roman"/>
+          <w:sz w:val="26"/>
+          <w:szCs w:val="26"/>
+        </w:rPr>
+      </w:pPr>
+      <w:r>
+        <w:rPr>
+          <w:rFonts w:ascii="Times New Roman" w:hAnsi="Times New Roman" w:cs="Times New Roman"/>
+          <w:sz w:val="26"/>
+          <w:szCs w:val="26"/>
+        </w:rPr>
+        <w:t xml:space="preserve"> }</w:t>
+      </w:r>
+    </w:p>
+    <w:p>
+      <w:pPr>
+        <w:rPr>
+          <w:rFonts w:ascii="Times New Roman" w:hAnsi="Times New Roman" w:cs="Times New Roman"/>
+          <w:sz w:val="26"/>
+          <w:szCs w:val="26"/>
+        </w:rPr>
+      </w:pPr>
+    </w:p>
+    <w:p>
+      <w:pPr>
+        <w:rPr>
+          <w:rFonts w:ascii="Times New Roman" w:hAnsi="Times New Roman" w:cs="Times New Roman"/>
+          <w:sz w:val="26"/>
+          <w:szCs w:val="26"/>
+        </w:rPr>
+      </w:pPr>
+      <w:r>
+        <w:rPr>
+          <w:rFonts w:ascii="Times New Roman" w:hAnsi="Times New Roman" w:cs="Times New Roman"/>
+          <w:sz w:val="26"/>
+          <w:szCs w:val="26"/>
+        </w:rPr>
+        <w:t xml:space="preserve"> private void HienThiThongTinNXBTheoMa(string maNXB)</w:t>
+      </w:r>
+    </w:p>
+    <w:p>
+      <w:pPr>
+        <w:rPr>
+          <w:rFonts w:ascii="Times New Roman" w:hAnsi="Times New Roman" w:cs="Times New Roman"/>
+          <w:sz w:val="26"/>
+          <w:szCs w:val="26"/>
+        </w:rPr>
+      </w:pPr>
+      <w:r>
+        <w:rPr>
+          <w:rFonts w:ascii="Times New Roman" w:hAnsi="Times New Roman" w:cs="Times New Roman"/>
+          <w:sz w:val="26"/>
+          <w:szCs w:val="26"/>
+        </w:rPr>
+        <w:lastRenderedPageBreak/>
+        <w:t xml:space="preserve"> {</w:t>
+      </w:r>
+    </w:p>
+    <w:p>
+      <w:pPr>
+        <w:rPr>
+          <w:rFonts w:ascii="Times New Roman" w:hAnsi="Times New Roman" w:cs="Times New Roman"/>
+          <w:sz w:val="26"/>
+          <w:szCs w:val="26"/>
+        </w:rPr>
+      </w:pPr>
+      <w:r>
+        <w:rPr>
+          <w:rFonts w:ascii="Times New Roman" w:hAnsi="Times New Roman" w:cs="Times New Roman"/>
+          <w:sz w:val="26"/>
+          <w:szCs w:val="26"/>
+        </w:rPr>
+        <w:t xml:space="preserve">     try</w:t>
+      </w:r>
+    </w:p>
+    <w:p>
+      <w:pPr>
+        <w:rPr>
+          <w:rFonts w:ascii="Times New Roman" w:hAnsi="Times New Roman" w:cs="Times New Roman"/>
+          <w:sz w:val="26"/>
+          <w:szCs w:val="26"/>
+        </w:rPr>
+      </w:pPr>
+      <w:r>
+        <w:rPr>
+          <w:rFonts w:ascii="Times New Roman" w:hAnsi="Times New Roman" w:cs="Times New Roman"/>
+          <w:sz w:val="26"/>
+          <w:szCs w:val="26"/>
+        </w:rPr>
+        <w:t xml:space="preserve">     {</w:t>
+      </w:r>
+    </w:p>
+    <w:p>
+      <w:pPr>
+        <w:rPr>
+          <w:rFonts w:ascii="Times New Roman" w:hAnsi="Times New Roman" w:cs="Times New Roman"/>
+          <w:sz w:val="26"/>
+          <w:szCs w:val="26"/>
+        </w:rPr>
+      </w:pPr>
+      <w:r>
+        <w:rPr>
+          <w:rFonts w:ascii="Times New Roman" w:hAnsi="Times New Roman" w:cs="Times New Roman"/>
+          <w:sz w:val="26"/>
+          <w:szCs w:val="26"/>
+        </w:rPr>
+        <w:t xml:space="preserve">         MoKetNoi();</w:t>
+      </w:r>
+    </w:p>
+    <w:p>
+      <w:pPr>
+        <w:rPr>
+          <w:rFonts w:ascii="Times New Roman" w:hAnsi="Times New Roman" w:cs="Times New Roman"/>
+          <w:sz w:val="26"/>
+          <w:szCs w:val="26"/>
+        </w:rPr>
+      </w:pPr>
+      <w:r>
+        <w:rPr>
+          <w:rFonts w:ascii="Times New Roman" w:hAnsi="Times New Roman" w:cs="Times New Roman"/>
+          <w:sz w:val="26"/>
+          <w:szCs w:val="26"/>
+        </w:rPr>
+        <w:t xml:space="preserve">         SqlCommand sqlCmd = new SqlCommand();</w:t>
+      </w:r>
+    </w:p>
+    <w:p>
+      <w:pPr>
+        <w:rPr>
+          <w:rFonts w:ascii="Times New Roman" w:hAnsi="Times New Roman" w:cs="Times New Roman"/>
+          <w:sz w:val="26"/>
+          <w:szCs w:val="26"/>
+        </w:rPr>
+      </w:pPr>
+      <w:r>
+        <w:rPr>
+          <w:rFonts w:ascii="Times New Roman" w:hAnsi="Times New Roman" w:cs="Times New Roman"/>
+          <w:sz w:val="26"/>
+          <w:szCs w:val="26"/>
+        </w:rPr>
+        <w:t xml:space="preserve">         sqlCmd.CommandType = CommandType.StoredProcedure;</w:t>
+      </w:r>
+    </w:p>
+    <w:p>
+      <w:pPr>
+        <w:rPr>
+          <w:rFonts w:ascii="Times New Roman" w:hAnsi="Times New Roman" w:cs="Times New Roman"/>
+          <w:sz w:val="26"/>
+          <w:szCs w:val="26"/>
+        </w:rPr>
+      </w:pPr>
+      <w:r>
+        <w:rPr>
+          <w:rFonts w:ascii="Times New Roman" w:hAnsi="Times New Roman" w:cs="Times New Roman"/>
+          <w:sz w:val="26"/>
+          <w:szCs w:val="26"/>
+        </w:rPr>
+        <w:t xml:space="preserve">         sqlCmd.CommandText = "HienThiChiTietNXB";</w:t>
+      </w:r>
+    </w:p>
+    <w:p>
+      <w:pPr>
+        <w:rPr>
+          <w:rFonts w:ascii="Times New Roman" w:hAnsi="Times New Roman" w:cs="Times New Roman"/>
+          <w:sz w:val="26"/>
+          <w:szCs w:val="26"/>
+        </w:rPr>
+      </w:pPr>
+      <w:r>
+        <w:rPr>
+          <w:rFonts w:ascii="Times New Roman" w:hAnsi="Times New Roman" w:cs="Times New Roman"/>
+          <w:sz w:val="26"/>
+          <w:szCs w:val="26"/>
+        </w:rPr>
+        <w:t xml:space="preserve">         sqlCmd.Connection = sqlCon;</w:t>
+      </w:r>
+    </w:p>
+    <w:p>
+      <w:pPr>
+        <w:rPr>
+          <w:rFonts w:ascii="Times New Roman" w:hAnsi="Times New Roman" w:cs="Times New Roman"/>
+          <w:sz w:val="26"/>
+          <w:szCs w:val="26"/>
+        </w:rPr>
+      </w:pPr>
+    </w:p>
+    <w:p>
+      <w:pPr>
+        <w:rPr>
+          <w:rFonts w:ascii="Times New Roman" w:hAnsi="Times New Roman" w:cs="Times New Roman"/>
+          <w:sz w:val="26"/>
+          <w:szCs w:val="26"/>
+        </w:rPr>
+      </w:pPr>
+      <w:r>
+        <w:rPr>
+          <w:rFonts w:ascii="Times New Roman" w:hAnsi="Times New Roman" w:cs="Times New Roman"/>
+          <w:sz w:val="26"/>
+          <w:szCs w:val="26"/>
+        </w:rPr>
+        <w:t xml:space="preserve">         SqlParameter parMaNXB = new SqlParameter("@maNXB", SqlDbType.Char);</w:t>
+      </w:r>
+    </w:p>
+    <w:p>
+      <w:pPr>
+        <w:rPr>
+          <w:rFonts w:ascii="Times New Roman" w:hAnsi="Times New Roman" w:cs="Times New Roman"/>
+          <w:sz w:val="26"/>
+          <w:szCs w:val="26"/>
+        </w:rPr>
+      </w:pPr>
+      <w:r>
+        <w:rPr>
+          <w:rFonts w:ascii="Times New Roman" w:hAnsi="Times New Roman" w:cs="Times New Roman"/>
+          <w:sz w:val="26"/>
+          <w:szCs w:val="26"/>
+        </w:rPr>
+        <w:t xml:space="preserve">         parMaNXB.Value = maNXB;</w:t>
+      </w:r>
+    </w:p>
+    <w:p>
+      <w:pPr>
+        <w:rPr>
+          <w:rFonts w:ascii="Times New Roman" w:hAnsi="Times New Roman" w:cs="Times New Roman"/>
+          <w:sz w:val="26"/>
+          <w:szCs w:val="26"/>
+        </w:rPr>
+      </w:pPr>
+      <w:r>
+        <w:rPr>
+          <w:rFonts w:ascii="Times New Roman" w:hAnsi="Times New Roman" w:cs="Times New Roman"/>
+          <w:sz w:val="26"/>
+          <w:szCs w:val="26"/>
+        </w:rPr>
+        <w:t xml:space="preserve">         sqlCmd.Parameters.Add(parMaNXB);</w:t>
+      </w:r>
+    </w:p>
+    <w:p>
+      <w:pPr>
+        <w:rPr>
+          <w:rFonts w:ascii="Times New Roman" w:hAnsi="Times New Roman" w:cs="Times New Roman"/>
+          <w:sz w:val="26"/>
+          <w:szCs w:val="26"/>
+        </w:rPr>
+      </w:pPr>
+    </w:p>
+    <w:p>
+      <w:pPr>
+        <w:rPr>
+          <w:rFonts w:ascii="Times New Roman" w:hAnsi="Times New Roman" w:cs="Times New Roman"/>
+          <w:sz w:val="26"/>
+          <w:szCs w:val="26"/>
+        </w:rPr>
+      </w:pPr>
+      <w:r>
+        <w:rPr>
+          <w:rFonts w:ascii="Times New Roman" w:hAnsi="Times New Roman" w:cs="Times New Roman"/>
+          <w:sz w:val="26"/>
+          <w:szCs w:val="26"/>
+        </w:rPr>
+        <w:t xml:space="preserve">         SqlDataReader reader = sqlCmd.ExecuteReader();</w:t>
+      </w:r>
+    </w:p>
+    <w:p>
+      <w:pPr>
+        <w:rPr>
+          <w:rFonts w:ascii="Times New Roman" w:hAnsi="Times New Roman" w:cs="Times New Roman"/>
+          <w:sz w:val="26"/>
+          <w:szCs w:val="26"/>
+        </w:rPr>
+      </w:pPr>
+      <w:r>
+        <w:rPr>
+          <w:rFonts w:ascii="Times New Roman" w:hAnsi="Times New Roman" w:cs="Times New Roman"/>
+          <w:sz w:val="26"/>
+          <w:szCs w:val="26"/>
+        </w:rPr>
+        <w:t xml:space="preserve">         if (reader.Read())</w:t>
+      </w:r>
+    </w:p>
+    <w:p>
+      <w:pPr>
+        <w:rPr>
+          <w:rFonts w:ascii="Times New Roman" w:hAnsi="Times New Roman" w:cs="Times New Roman"/>
+          <w:sz w:val="26"/>
+          <w:szCs w:val="26"/>
+        </w:rPr>
+      </w:pPr>
+      <w:r>
+        <w:rPr>
+          <w:rFonts w:ascii="Times New Roman" w:hAnsi="Times New Roman" w:cs="Times New Roman"/>
+          <w:sz w:val="26"/>
+          <w:szCs w:val="26"/>
+        </w:rPr>
+        <w:t xml:space="preserve">         {</w:t>
+      </w:r>
+    </w:p>
+    <w:p>
+      <w:pPr>
+        <w:rPr>
+          <w:rFonts w:ascii="Times New Roman" w:hAnsi="Times New Roman" w:cs="Times New Roman"/>
+          <w:sz w:val="26"/>
+          <w:szCs w:val="26"/>
+        </w:rPr>
+      </w:pPr>
+      <w:r>
+        <w:rPr>
+          <w:rFonts w:ascii="Times New Roman" w:hAnsi="Times New Roman" w:cs="Times New Roman"/>
+          <w:sz w:val="26"/>
+          <w:szCs w:val="26"/>
+        </w:rPr>
+        <w:t xml:space="preserve">             txtMaNXB.Text = reader.GetString(0);</w:t>
+      </w:r>
+    </w:p>
+    <w:p>
+      <w:pPr>
+        <w:rPr>
+          <w:rFonts w:ascii="Times New Roman" w:hAnsi="Times New Roman" w:cs="Times New Roman"/>
+          <w:sz w:val="26"/>
+          <w:szCs w:val="26"/>
+        </w:rPr>
+      </w:pPr>
+      <w:r>
+        <w:rPr>
+          <w:rFonts w:ascii="Times New Roman" w:hAnsi="Times New Roman" w:cs="Times New Roman"/>
+          <w:sz w:val="26"/>
+          <w:szCs w:val="26"/>
+        </w:rPr>
+        <w:t xml:space="preserve">             txtTenNXB.Text = reader.GetString(1);</w:t>
+      </w:r>
+    </w:p>
+    <w:p>
+      <w:pPr>
+        <w:rPr>
+          <w:rFonts w:ascii="Times New Roman" w:hAnsi="Times New Roman" w:cs="Times New Roman"/>
+          <w:sz w:val="26"/>
+          <w:szCs w:val="26"/>
+        </w:rPr>
+      </w:pPr>
+      <w:r>
+        <w:rPr>
+          <w:rFonts w:ascii="Times New Roman" w:hAnsi="Times New Roman" w:cs="Times New Roman"/>
+          <w:sz w:val="26"/>
+          <w:szCs w:val="26"/>
+        </w:rPr>
+        <w:t xml:space="preserve">             txtDiaChi.Text = reader.GetString(2);</w:t>
+      </w:r>
+    </w:p>
+    <w:p>
+      <w:pPr>
+        <w:rPr>
+          <w:rFonts w:ascii="Times New Roman" w:hAnsi="Times New Roman" w:cs="Times New Roman"/>
+          <w:sz w:val="26"/>
+          <w:szCs w:val="26"/>
+        </w:rPr>
+      </w:pPr>
+      <w:r>
+        <w:rPr>
+          <w:rFonts w:ascii="Times New Roman" w:hAnsi="Times New Roman" w:cs="Times New Roman"/>
+          <w:sz w:val="26"/>
+          <w:szCs w:val="26"/>
+        </w:rPr>
+        <w:t xml:space="preserve">         }</w:t>
+      </w:r>
+    </w:p>
+    <w:p>
+      <w:pPr>
+        <w:rPr>
+          <w:rFonts w:ascii="Times New Roman" w:hAnsi="Times New Roman" w:cs="Times New Roman"/>
+          <w:sz w:val="26"/>
+          <w:szCs w:val="26"/>
+        </w:rPr>
+      </w:pPr>
+      <w:r>
+        <w:rPr>
+          <w:rFonts w:ascii="Times New Roman" w:hAnsi="Times New Roman" w:cs="Times New Roman"/>
+          <w:sz w:val="26"/>
+          <w:szCs w:val="26"/>
+        </w:rPr>
+        <w:t xml:space="preserve">         reader.Close();</w:t>
+      </w:r>
+    </w:p>
+    <w:p>
+      <w:pPr>
+        <w:rPr>
+          <w:rFonts w:ascii="Times New Roman" w:hAnsi="Times New Roman" w:cs="Times New Roman"/>
+          <w:sz w:val="26"/>
+          <w:szCs w:val="26"/>
+        </w:rPr>
+      </w:pPr>
+      <w:r>
+        <w:rPr>
+          <w:rFonts w:ascii="Times New Roman" w:hAnsi="Times New Roman" w:cs="Times New Roman"/>
+          <w:sz w:val="26"/>
+          <w:szCs w:val="26"/>
+        </w:rPr>
+        <w:t xml:space="preserve">     }</w:t>
+      </w:r>
+    </w:p>
+    <w:p>
+      <w:pPr>
+        <w:rPr>
+          <w:rFonts w:ascii="Times New Roman" w:hAnsi="Times New Roman" w:cs="Times New Roman"/>
+          <w:sz w:val="26"/>
+          <w:szCs w:val="26"/>
+        </w:rPr>
+      </w:pPr>
+      <w:r>
+        <w:rPr>
+          <w:rFonts w:ascii="Times New Roman" w:hAnsi="Times New Roman" w:cs="Times New Roman"/>
+          <w:sz w:val="26"/>
+          <w:szCs w:val="26"/>
+        </w:rPr>
+        <w:t xml:space="preserve">     catch (Exception ex)</w:t>
+      </w:r>
+    </w:p>
+    <w:p>
+      <w:pPr>
+        <w:rPr>
+          <w:rFonts w:ascii="Times New Roman" w:hAnsi="Times New Roman" w:cs="Times New Roman"/>
+          <w:sz w:val="26"/>
+          <w:szCs w:val="26"/>
+        </w:rPr>
+      </w:pPr>
+      <w:r>
+        <w:rPr>
+          <w:rFonts w:ascii="Times New Roman" w:hAnsi="Times New Roman" w:cs="Times New Roman"/>
+          <w:sz w:val="26"/>
+          <w:szCs w:val="26"/>
+        </w:rPr>
+        <w:t xml:space="preserve">     {</w:t>
+      </w:r>
+    </w:p>
+    <w:p>
+      <w:pPr>
+        <w:rPr>
+          <w:rFonts w:ascii="Times New Roman" w:hAnsi="Times New Roman" w:cs="Times New Roman"/>
+          <w:sz w:val="26"/>
+          <w:szCs w:val="26"/>
+        </w:rPr>
+      </w:pPr>
+      <w:r>
+        <w:rPr>
+          <w:rFonts w:ascii="Times New Roman" w:hAnsi="Times New Roman" w:cs="Times New Roman"/>
+          <w:sz w:val="26"/>
+          <w:szCs w:val="26"/>
+        </w:rPr>
+        <w:t xml:space="preserve">         MessageBox.Show("Lỗi khi hiển thị chi tiết: " + ex.Message);</w:t>
+      </w:r>
+    </w:p>
+    <w:p>
+      <w:pPr>
+        <w:rPr>
+          <w:rFonts w:ascii="Times New Roman" w:hAnsi="Times New Roman" w:cs="Times New Roman"/>
+          <w:sz w:val="26"/>
+          <w:szCs w:val="26"/>
+        </w:rPr>
+      </w:pPr>
+      <w:r>
+        <w:rPr>
+          <w:rFonts w:ascii="Times New Roman" w:hAnsi="Times New Roman" w:cs="Times New Roman"/>
+          <w:sz w:val="26"/>
+          <w:szCs w:val="26"/>
+        </w:rPr>
+        <w:t xml:space="preserve">     }</w:t>
+      </w:r>
+    </w:p>
+    <w:p>
+      <w:pPr>
+        <w:rPr>
+          <w:rFonts w:ascii="Times New Roman" w:hAnsi="Times New Roman" w:cs="Times New Roman"/>
+          <w:sz w:val="26"/>
+          <w:szCs w:val="26"/>
+        </w:rPr>
+      </w:pPr>
+      <w:r>
+        <w:rPr>
+          <w:rFonts w:ascii="Times New Roman" w:hAnsi="Times New Roman" w:cs="Times New Roman"/>
+          <w:sz w:val="26"/>
+          <w:szCs w:val="26"/>
+        </w:rPr>
+        <w:lastRenderedPageBreak/>
+        <w:t xml:space="preserve">     finally</w:t>
+      </w:r>
+    </w:p>
+    <w:p>
+      <w:pPr>
+        <w:rPr>
+          <w:rFonts w:ascii="Times New Roman" w:hAnsi="Times New Roman" w:cs="Times New Roman"/>
+          <w:sz w:val="26"/>
+          <w:szCs w:val="26"/>
+        </w:rPr>
+      </w:pPr>
+      <w:r>
+        <w:rPr>
+          <w:rFonts w:ascii="Times New Roman" w:hAnsi="Times New Roman" w:cs="Times New Roman"/>
+          <w:sz w:val="26"/>
+          <w:szCs w:val="26"/>
+        </w:rPr>
+        <w:t xml:space="preserve">     {</w:t>
+      </w:r>
+    </w:p>
+    <w:p>
+      <w:pPr>
+        <w:rPr>
+          <w:rFonts w:ascii="Times New Roman" w:hAnsi="Times New Roman" w:cs="Times New Roman"/>
+          <w:sz w:val="26"/>
+          <w:szCs w:val="26"/>
+        </w:rPr>
+      </w:pPr>
+      <w:r>
+        <w:rPr>
+          <w:rFonts w:ascii="Times New Roman" w:hAnsi="Times New Roman" w:cs="Times New Roman"/>
+          <w:sz w:val="26"/>
+          <w:szCs w:val="26"/>
+        </w:rPr>
+        <w:t xml:space="preserve">         DongKetNoi();</w:t>
+      </w:r>
+    </w:p>
+    <w:p>
+      <w:pPr>
+        <w:rPr>
+          <w:rFonts w:ascii="Times New Roman" w:hAnsi="Times New Roman" w:cs="Times New Roman"/>
+          <w:sz w:val="26"/>
+          <w:szCs w:val="26"/>
+        </w:rPr>
+      </w:pPr>
+      <w:r>
+        <w:rPr>
+          <w:rFonts w:ascii="Times New Roman" w:hAnsi="Times New Roman" w:cs="Times New Roman"/>
+          <w:sz w:val="26"/>
+          <w:szCs w:val="26"/>
+        </w:rPr>
+        <w:t xml:space="preserve">     }</w:t>
+      </w:r>
+    </w:p>
+    <w:p>
+      <w:pPr>
+        <w:rPr>
+          <w:rFonts w:ascii="Times New Roman" w:hAnsi="Times New Roman" w:cs="Times New Roman"/>
+          <w:b/>
+          <w:bCs/>
+          <w:sz w:val="26"/>
+          <w:szCs w:val="26"/>
+          <w:lang w:val="vi-VN"/>
+        </w:rPr>
+      </w:pPr>
+      <w:r>
+        <w:rPr>
+          <w:rFonts w:ascii="Times New Roman" w:hAnsi="Times New Roman" w:cs="Times New Roman"/>
+          <w:sz w:val="26"/>
+          <w:szCs w:val="26"/>
+        </w:rPr>
+        <w:t xml:space="preserve"> }</w:t>
+      </w:r>
+    </w:p>
+    <w:p>
+      <w:pPr>
+        <w:rPr>
+          <w:rFonts w:ascii="Times New Roman" w:hAnsi="Times New Roman" w:cs="Times New Roman"/>
+          <w:b/>
+          <w:bCs/>
+          <w:sz w:val="26"/>
+          <w:szCs w:val="26"/>
+          <w:lang w:val="vi-VN"/>
+        </w:rPr>
+      </w:pPr>
+    </w:p>
+    <w:p>
+      <w:pPr>
+        <w:rPr>
+          <w:rFonts w:ascii="Times New Roman" w:hAnsi="Times New Roman" w:cs="Times New Roman"/>
+          <w:b/>
+          <w:bCs/>
+          <w:sz w:val="26"/>
+          <w:szCs w:val="26"/>
+          <w:lang w:val="vi-VN"/>
+        </w:rPr>
+      </w:pPr>
+      <w:r>
+        <w:rPr>
+          <w:rFonts w:ascii="Times New Roman" w:hAnsi="Times New Roman" w:cs="Times New Roman"/>
+          <w:b/>
+          <w:bCs/>
+          <w:sz w:val="26"/>
+          <w:szCs w:val="26"/>
+          <w:lang w:val="vi-VN"/>
+        </w:rPr>
+        <w:t>Thực hành 2: Thêm dữ liệu cho bảng Nhà xuất bản</w:t>
+      </w:r>
+    </w:p>
+    <w:p>
+      <w:pPr>
+        <w:rPr>
+          <w:rFonts w:ascii="Times New Roman" w:hAnsi="Times New Roman" w:cs="Times New Roman"/>
+          <w:sz w:val="26"/>
+          <w:szCs w:val="26"/>
+          <w:lang w:val="vi-VN"/>
+        </w:rPr>
+      </w:pPr>
+      <w:r>
+        <w:rPr>
+          <w:rFonts w:ascii="Times New Roman" w:hAnsi="Times New Roman" w:cs="Times New Roman"/>
+          <w:sz w:val="26"/>
+          <w:szCs w:val="26"/>
+          <w:lang w:val="vi-VN"/>
+        </w:rPr>
+        <w:t>Code T-SQL:</w:t>
+      </w:r>
+    </w:p>
+    <w:p>
+      <w:pPr>
+        <w:rPr>
+          <w:rFonts w:ascii="Times New Roman" w:hAnsi="Times New Roman" w:cs="Times New Roman"/>
+          <w:sz w:val="26"/>
+          <w:szCs w:val="26"/>
+          <w:lang w:val="vi-VN"/>
+        </w:rPr>
+      </w:pPr>
+      <w:r>
+        <w:rPr>
+          <w:rFonts w:ascii="Times New Roman" w:hAnsi="Times New Roman" w:cs="Times New Roman"/>
+          <w:sz w:val="26"/>
+          <w:szCs w:val="26"/>
+          <w:lang w:val="vi-VN"/>
+        </w:rPr>
+        <w:drawing>
+          <wp:inline distT="0" distB="0" distL="0" distR="0" wp14:anchorId="63EB2C77" wp14:editId="10E7B0C3">
+            <wp:extent cx="5943600" cy="3764915"/>
+            <wp:effectExtent l="0" t="0" r="0" b="6985"/>
+            <wp:docPr id="9" name="Picture 9"/>
+            <wp:cNvGraphicFramePr>
+              <a:graphicFrameLocks xmlns:a="http://schemas.openxmlformats.org/drawingml/2006/main" noChangeAspect="1"/>
+            </wp:cNvGraphicFramePr>
+            <a:graphic xmlns:a="http://schemas.openxmlformats.org/drawingml/2006/main">
+              <a:graphicData uri="http://schemas.openxmlformats.org/drawingml/2006/picture">
+                <pic:pic xmlns:pic="http://schemas.openxmlformats.org/drawingml/2006/picture">
+                  <pic:nvPicPr>
+                    <pic:cNvPr id="1" name=""/>
+                    <pic:cNvPicPr/>
+                  </pic:nvPicPr>
+                  <pic:blipFill>
+                    <a:blip r:embed="rId14"/>
+                    <a:stretch>
+                      <a:fillRect/>
+                    </a:stretch>
+                  </pic:blipFill>
+                  <pic:spPr>
+                    <a:xfrm>
+                      <a:off x="0" y="0"/>
+                      <a:ext cx="5943600" cy="3764915"/>
+                    </a:xfrm>
+                    <a:prstGeom prst="rect">
+                      <a:avLst/>
+                    </a:prstGeom>
+                  </pic:spPr>
+                </pic:pic>
+              </a:graphicData>
+            </a:graphic>
+          </wp:inline>
+        </w:drawing>
+      </w:r>
+    </w:p>
+    <w:p>
+      <w:pPr>
+        <w:rPr>
+          <w:rFonts w:ascii="Times New Roman" w:hAnsi="Times New Roman" w:cs="Times New Roman"/>
+          <w:sz w:val="26"/>
+          <w:szCs w:val="26"/>
+          <w:lang w:val="vi-VN"/>
+        </w:rPr>
+      </w:pPr>
+      <w:r>
+        <w:rPr>
+          <w:rFonts w:ascii="Times New Roman" w:hAnsi="Times New Roman" w:cs="Times New Roman"/>
+          <w:sz w:val="26"/>
+          <w:szCs w:val="26"/>
+          <w:lang w:val="vi-VN"/>
+        </w:rPr>
+        <w:br w:type="page"/>
+      </w:r>
+    </w:p>
+    <w:p>
+      <w:pPr>
+        <w:rPr>
+          <w:rFonts w:ascii="Times New Roman" w:hAnsi="Times New Roman" w:cs="Times New Roman"/>
+          <w:sz w:val="26"/>
+          <w:szCs w:val="26"/>
+          <w:lang w:val="vi-VN"/>
+        </w:rPr>
+      </w:pPr>
+      <w:r>
+        <w:rPr>
+          <w:rFonts w:ascii="Times New Roman" w:hAnsi="Times New Roman" w:cs="Times New Roman"/>
+          <w:sz w:val="26"/>
+          <w:szCs w:val="26"/>
+          <w:lang w:val="vi-VN"/>
+        </w:rPr>
+        <w:lastRenderedPageBreak/>
+        <w:t>Giao diện:</w:t>
+      </w:r>
+    </w:p>
+    <w:p>
+      <w:pPr>
+        <w:rPr>
+          <w:rFonts w:ascii="Times New Roman" w:hAnsi="Times New Roman" w:cs="Times New Roman"/>
+          <w:sz w:val="26"/>
+          <w:szCs w:val="26"/>
+          <w:lang w:val="vi-VN"/>
+        </w:rPr>
+      </w:pPr>
+      <w:r>
+        <w:rPr>
+          <w:rFonts w:ascii="Times New Roman" w:hAnsi="Times New Roman" w:cs="Times New Roman"/>
+          <w:sz w:val="26"/>
+          <w:szCs w:val="26"/>
+          <w:lang w:val="vi-VN"/>
+        </w:rPr>
+        <w:drawing>
+          <wp:inline distT="0" distB="0" distL="0" distR="0" wp14:anchorId="67C4EF73" wp14:editId="73AA46E8">
+            <wp:extent cx="5943600" cy="2630170"/>
+            <wp:effectExtent l="0" t="0" r="0" b="0"/>
+            <wp:docPr id="10" name="Picture 10"/>
+            <wp:cNvGraphicFramePr>
+              <a:graphicFrameLocks xmlns:a="http://schemas.openxmlformats.org/drawingml/2006/main" noChangeAspect="1"/>
+            </wp:cNvGraphicFramePr>
+            <a:graphic xmlns:a="http://schemas.openxmlformats.org/drawingml/2006/main">
+              <a:graphicData uri="http://schemas.openxmlformats.org/drawingml/2006/picture">
+                <pic:pic xmlns:pic="http://schemas.openxmlformats.org/drawingml/2006/picture">
+                  <pic:nvPicPr>
+                    <pic:cNvPr id="1" name=""/>
+                    <pic:cNvPicPr/>
+                  </pic:nvPicPr>
+                  <pic:blipFill>
+                    <a:blip r:embed="rId15"/>
+                    <a:stretch>
+                      <a:fillRect/>
+                    </a:stretch>
+                  </pic:blipFill>
+                  <pic:spPr>
+                    <a:xfrm>
+                      <a:off x="0" y="0"/>
+                      <a:ext cx="5943600" cy="2630170"/>
+                    </a:xfrm>
+                    <a:prstGeom prst="rect">
+                      <a:avLst/>
+                    </a:prstGeom>
+                  </pic:spPr>
+                </pic:pic>
+              </a:graphicData>
+            </a:graphic>
+          </wp:inline>
+        </w:drawing>
+      </w:r>
+    </w:p>
+    <w:p>
+      <w:r>
+        <w:drawing>
+          <wp:inline distT="0" distB="0" distL="0" distR="0" wp14:anchorId="71A3F1EF" wp14:editId="79518565">
+            <wp:extent cx="5943600" cy="2590800"/>
+            <wp:effectExtent l="0" t="0" r="0" b="0"/>
+            <wp:docPr id="11" name="Picture 11"/>
+            <wp:cNvGraphicFramePr>
+              <a:graphicFrameLocks xmlns:a="http://schemas.openxmlformats.org/drawingml/2006/main" noChangeAspect="1"/>
+            </wp:cNvGraphicFramePr>
+            <a:graphic xmlns:a="http://schemas.openxmlformats.org/drawingml/2006/main">
+              <a:graphicData uri="http://schemas.openxmlformats.org/drawingml/2006/picture">
+                <pic:pic xmlns:pic="http://schemas.openxmlformats.org/drawingml/2006/picture">
+                  <pic:nvPicPr>
+                    <pic:cNvPr id="1" name=""/>
+                    <pic:cNvPicPr/>
+                  </pic:nvPicPr>
+                  <pic:blipFill>
+                    <a:blip r:embed="rId16"/>
+                    <a:stretch>
+                      <a:fillRect/>
+                    </a:stretch>
+                  </pic:blipFill>
+                  <pic:spPr>
+                    <a:xfrm>
+                      <a:off x="0" y="0"/>
+                      <a:ext cx="5943600" cy="2590800"/>
+                    </a:xfrm>
+                    <a:prstGeom prst="rect">
+                      <a:avLst/>
+                    </a:prstGeom>
+                  </pic:spPr>
+                </pic:pic>
+              </a:graphicData>
+            </a:graphic>
+          </wp:inline>
+        </w:drawing>
+      </w:r>
+    </w:p>
+    <w:p>
+      <w:pPr>
+        <w:rPr>
+          <w:rFonts w:ascii="Times New Roman" w:hAnsi="Times New Roman" w:cs="Times New Roman"/>
+          <w:sz w:val="26"/>
+          <w:szCs w:val="26"/>
+          <w:lang w:val="vi-VN"/>
+        </w:rPr>
+      </w:pPr>
+      <w:r>
+        <w:rPr>
+          <w:rFonts w:ascii="Times New Roman" w:hAnsi="Times New Roman" w:cs="Times New Roman"/>
+          <w:sz w:val="26"/>
+          <w:szCs w:val="26"/>
+          <w:lang w:val="vi-VN"/>
+        </w:rPr>
+        <w:t>Code:</w:t>
+      </w:r>
+    </w:p>
+    <w:p>
+      <w:pPr>
+        <w:rPr>
+          <w:rFonts w:ascii="Times New Roman" w:hAnsi="Times New Roman" w:cs="Times New Roman"/>
+          <w:sz w:val="26"/>
+          <w:szCs w:val="26"/>
+        </w:rPr>
+      </w:pPr>
+      <w:r>
+        <w:rPr>
+          <w:rFonts w:ascii="Times New Roman" w:hAnsi="Times New Roman" w:cs="Times New Roman"/>
+          <w:sz w:val="26"/>
+          <w:szCs w:val="26"/>
+        </w:rPr>
+        <w:t>string strCon = @"Data Source=(LocalDB)\MSSQLLocalDB;AttachDbFilename=""C:\Users\Admin\Downloads\Phương Pháp Phát Triển Phần Mềm\Buoi8\1150080143_VoAnhKiet_CNPM2\VoAnhKiet_1150080143_BTtuan8\VoAnhKiet_1150080143_BTtuan8\QuanLyBanSach.mdf"";Integrated Security=True";</w:t>
+      </w:r>
+    </w:p>
+    <w:p>
+      <w:pPr>
+        <w:rPr>
+          <w:rFonts w:ascii="Times New Roman" w:hAnsi="Times New Roman" w:cs="Times New Roman"/>
+          <w:sz w:val="26"/>
+          <w:szCs w:val="26"/>
+        </w:rPr>
+      </w:pPr>
+    </w:p>
+    <w:p>
+      <w:pPr>
+        <w:rPr>
+          <w:rFonts w:ascii="Times New Roman" w:hAnsi="Times New Roman" w:cs="Times New Roman"/>
+          <w:sz w:val="26"/>
+          <w:szCs w:val="26"/>
+        </w:rPr>
+      </w:pPr>
+      <w:r>
+        <w:rPr>
+          <w:rFonts w:ascii="Times New Roman" w:hAnsi="Times New Roman" w:cs="Times New Roman"/>
+          <w:sz w:val="26"/>
+          <w:szCs w:val="26"/>
+        </w:rPr>
+        <w:t xml:space="preserve"> SqlConnection sqlCon = null;</w:t>
+      </w:r>
+    </w:p>
+    <w:p>
+      <w:pPr>
+        <w:rPr>
+          <w:rFonts w:ascii="Times New Roman" w:hAnsi="Times New Roman" w:cs="Times New Roman"/>
+          <w:sz w:val="26"/>
+          <w:szCs w:val="26"/>
+        </w:rPr>
+      </w:pPr>
+    </w:p>
+    <w:p>
+      <w:pPr>
+        <w:rPr>
+          <w:rFonts w:ascii="Times New Roman" w:hAnsi="Times New Roman" w:cs="Times New Roman"/>
+          <w:sz w:val="26"/>
+          <w:szCs w:val="26"/>
+        </w:rPr>
+      </w:pPr>
+      <w:r>
+        <w:rPr>
+          <w:rFonts w:ascii="Times New Roman" w:hAnsi="Times New Roman" w:cs="Times New Roman"/>
+          <w:sz w:val="26"/>
+          <w:szCs w:val="26"/>
+        </w:rPr>
+        <w:lastRenderedPageBreak/>
+        <w:t xml:space="preserve"> #region "Connection Methods"</w:t>
+      </w:r>
+    </w:p>
+    <w:p>
+      <w:pPr>
+        <w:rPr>
+          <w:rFonts w:ascii="Times New Roman" w:hAnsi="Times New Roman" w:cs="Times New Roman"/>
+          <w:sz w:val="26"/>
+          <w:szCs w:val="26"/>
+        </w:rPr>
+      </w:pPr>
+      <w:r>
+        <w:rPr>
+          <w:rFonts w:ascii="Times New Roman" w:hAnsi="Times New Roman" w:cs="Times New Roman"/>
+          <w:sz w:val="26"/>
+          <w:szCs w:val="26"/>
+        </w:rPr>
+        <w:t xml:space="preserve"> private void MoKetNoi()</w:t>
+      </w:r>
+    </w:p>
+    <w:p>
+      <w:pPr>
+        <w:rPr>
+          <w:rFonts w:ascii="Times New Roman" w:hAnsi="Times New Roman" w:cs="Times New Roman"/>
+          <w:sz w:val="26"/>
+          <w:szCs w:val="26"/>
+        </w:rPr>
+      </w:pPr>
+      <w:r>
+        <w:rPr>
+          <w:rFonts w:ascii="Times New Roman" w:hAnsi="Times New Roman" w:cs="Times New Roman"/>
+          <w:sz w:val="26"/>
+          <w:szCs w:val="26"/>
+        </w:rPr>
+        <w:t xml:space="preserve"> {</w:t>
+      </w:r>
+    </w:p>
+    <w:p>
+      <w:pPr>
+        <w:rPr>
+          <w:rFonts w:ascii="Times New Roman" w:hAnsi="Times New Roman" w:cs="Times New Roman"/>
+          <w:sz w:val="26"/>
+          <w:szCs w:val="26"/>
+        </w:rPr>
+      </w:pPr>
+      <w:r>
+        <w:rPr>
+          <w:rFonts w:ascii="Times New Roman" w:hAnsi="Times New Roman" w:cs="Times New Roman"/>
+          <w:sz w:val="26"/>
+          <w:szCs w:val="26"/>
+        </w:rPr>
+        <w:t xml:space="preserve">     if (sqlCon == null)</w:t>
+      </w:r>
+    </w:p>
+    <w:p>
+      <w:pPr>
+        <w:rPr>
+          <w:rFonts w:ascii="Times New Roman" w:hAnsi="Times New Roman" w:cs="Times New Roman"/>
+          <w:sz w:val="26"/>
+          <w:szCs w:val="26"/>
+        </w:rPr>
+      </w:pPr>
+      <w:r>
+        <w:rPr>
+          <w:rFonts w:ascii="Times New Roman" w:hAnsi="Times New Roman" w:cs="Times New Roman"/>
+          <w:sz w:val="26"/>
+          <w:szCs w:val="26"/>
+        </w:rPr>
+        <w:t xml:space="preserve">     {</w:t>
+      </w:r>
+    </w:p>
+    <w:p>
+      <w:pPr>
+        <w:rPr>
+          <w:rFonts w:ascii="Times New Roman" w:hAnsi="Times New Roman" w:cs="Times New Roman"/>
+          <w:sz w:val="26"/>
+          <w:szCs w:val="26"/>
+        </w:rPr>
+      </w:pPr>
+      <w:r>
+        <w:rPr>
+          <w:rFonts w:ascii="Times New Roman" w:hAnsi="Times New Roman" w:cs="Times New Roman"/>
+          <w:sz w:val="26"/>
+          <w:szCs w:val="26"/>
+        </w:rPr>
+        <w:t xml:space="preserve">         sqlCon = new SqlConnection(strCon);</w:t>
+      </w:r>
+    </w:p>
+    <w:p>
+      <w:pPr>
+        <w:rPr>
+          <w:rFonts w:ascii="Times New Roman" w:hAnsi="Times New Roman" w:cs="Times New Roman"/>
+          <w:sz w:val="26"/>
+          <w:szCs w:val="26"/>
+        </w:rPr>
+      </w:pPr>
+      <w:r>
+        <w:rPr>
+          <w:rFonts w:ascii="Times New Roman" w:hAnsi="Times New Roman" w:cs="Times New Roman"/>
+          <w:sz w:val="26"/>
+          <w:szCs w:val="26"/>
+        </w:rPr>
+        <w:t xml:space="preserve">     }</w:t>
+      </w:r>
+    </w:p>
+    <w:p>
+      <w:pPr>
+        <w:rPr>
+          <w:rFonts w:ascii="Times New Roman" w:hAnsi="Times New Roman" w:cs="Times New Roman"/>
+          <w:sz w:val="26"/>
+          <w:szCs w:val="26"/>
+        </w:rPr>
+      </w:pPr>
+      <w:r>
+        <w:rPr>
+          <w:rFonts w:ascii="Times New Roman" w:hAnsi="Times New Roman" w:cs="Times New Roman"/>
+          <w:sz w:val="26"/>
+          <w:szCs w:val="26"/>
+        </w:rPr>
+        <w:t xml:space="preserve">     if (sqlCon.State == ConnectionState.Closed)</w:t>
+      </w:r>
+    </w:p>
+    <w:p>
+      <w:pPr>
+        <w:rPr>
+          <w:rFonts w:ascii="Times New Roman" w:hAnsi="Times New Roman" w:cs="Times New Roman"/>
+          <w:sz w:val="26"/>
+          <w:szCs w:val="26"/>
+        </w:rPr>
+      </w:pPr>
+      <w:r>
+        <w:rPr>
+          <w:rFonts w:ascii="Times New Roman" w:hAnsi="Times New Roman" w:cs="Times New Roman"/>
+          <w:sz w:val="26"/>
+          <w:szCs w:val="26"/>
+        </w:rPr>
+        <w:t xml:space="preserve">     {</w:t>
+      </w:r>
+    </w:p>
+    <w:p>
+      <w:pPr>
+        <w:rPr>
+          <w:rFonts w:ascii="Times New Roman" w:hAnsi="Times New Roman" w:cs="Times New Roman"/>
+          <w:sz w:val="26"/>
+          <w:szCs w:val="26"/>
+        </w:rPr>
+      </w:pPr>
+      <w:r>
+        <w:rPr>
+          <w:rFonts w:ascii="Times New Roman" w:hAnsi="Times New Roman" w:cs="Times New Roman"/>
+          <w:sz w:val="26"/>
+          <w:szCs w:val="26"/>
+        </w:rPr>
+        <w:t xml:space="preserve">         sqlCon.Open();</w:t>
+      </w:r>
+    </w:p>
+    <w:p>
+      <w:pPr>
+        <w:rPr>
+          <w:rFonts w:ascii="Times New Roman" w:hAnsi="Times New Roman" w:cs="Times New Roman"/>
+          <w:sz w:val="26"/>
+          <w:szCs w:val="26"/>
+        </w:rPr>
+      </w:pPr>
+      <w:r>
+        <w:rPr>
+          <w:rFonts w:ascii="Times New Roman" w:hAnsi="Times New Roman" w:cs="Times New Roman"/>
+          <w:sz w:val="26"/>
+          <w:szCs w:val="26"/>
+        </w:rPr>
+        <w:t xml:space="preserve">     }</w:t>
+      </w:r>
+    </w:p>
+    <w:p>
+      <w:pPr>
+        <w:rPr>
+          <w:rFonts w:ascii="Times New Roman" w:hAnsi="Times New Roman" w:cs="Times New Roman"/>
+          <w:sz w:val="26"/>
+          <w:szCs w:val="26"/>
+        </w:rPr>
+      </w:pPr>
+      <w:r>
+        <w:rPr>
+          <w:rFonts w:ascii="Times New Roman" w:hAnsi="Times New Roman" w:cs="Times New Roman"/>
+          <w:sz w:val="26"/>
+          <w:szCs w:val="26"/>
+        </w:rPr>
+        <w:t xml:space="preserve"> }</w:t>
+      </w:r>
+    </w:p>
+    <w:p>
+      <w:pPr>
+        <w:rPr>
+          <w:rFonts w:ascii="Times New Roman" w:hAnsi="Times New Roman" w:cs="Times New Roman"/>
+          <w:sz w:val="26"/>
+          <w:szCs w:val="26"/>
+        </w:rPr>
+      </w:pPr>
+    </w:p>
+    <w:p>
+      <w:pPr>
+        <w:rPr>
+          <w:rFonts w:ascii="Times New Roman" w:hAnsi="Times New Roman" w:cs="Times New Roman"/>
+          <w:sz w:val="26"/>
+          <w:szCs w:val="26"/>
+        </w:rPr>
+      </w:pPr>
+      <w:r>
+        <w:rPr>
+          <w:rFonts w:ascii="Times New Roman" w:hAnsi="Times New Roman" w:cs="Times New Roman"/>
+          <w:sz w:val="26"/>
+          <w:szCs w:val="26"/>
+        </w:rPr>
+        <w:t xml:space="preserve"> private void DongKetNoi()</w:t>
+      </w:r>
+    </w:p>
+    <w:p>
+      <w:pPr>
+        <w:rPr>
+          <w:rFonts w:ascii="Times New Roman" w:hAnsi="Times New Roman" w:cs="Times New Roman"/>
+          <w:sz w:val="26"/>
+          <w:szCs w:val="26"/>
+        </w:rPr>
+      </w:pPr>
+      <w:r>
+        <w:rPr>
+          <w:rFonts w:ascii="Times New Roman" w:hAnsi="Times New Roman" w:cs="Times New Roman"/>
+          <w:sz w:val="26"/>
+          <w:szCs w:val="26"/>
+        </w:rPr>
+        <w:t xml:space="preserve"> {</w:t>
+      </w:r>
+    </w:p>
+    <w:p>
+      <w:pPr>
+        <w:rPr>
+          <w:rFonts w:ascii="Times New Roman" w:hAnsi="Times New Roman" w:cs="Times New Roman"/>
+          <w:sz w:val="26"/>
+          <w:szCs w:val="26"/>
+        </w:rPr>
+      </w:pPr>
+      <w:r>
+        <w:rPr>
+          <w:rFonts w:ascii="Times New Roman" w:hAnsi="Times New Roman" w:cs="Times New Roman"/>
+          <w:sz w:val="26"/>
+          <w:szCs w:val="26"/>
+        </w:rPr>
+        <w:t xml:space="preserve">     if (sqlCon != null &amp;&amp; sqlCon.State == ConnectionState.Open)</w:t>
+      </w:r>
+    </w:p>
+    <w:p>
+      <w:pPr>
+        <w:rPr>
+          <w:rFonts w:ascii="Times New Roman" w:hAnsi="Times New Roman" w:cs="Times New Roman"/>
+          <w:sz w:val="26"/>
+          <w:szCs w:val="26"/>
+        </w:rPr>
+      </w:pPr>
+      <w:r>
+        <w:rPr>
+          <w:rFonts w:ascii="Times New Roman" w:hAnsi="Times New Roman" w:cs="Times New Roman"/>
+          <w:sz w:val="26"/>
+          <w:szCs w:val="26"/>
+        </w:rPr>
+        <w:t xml:space="preserve">     {</w:t>
+      </w:r>
+    </w:p>
+    <w:p>
+      <w:pPr>
+        <w:rPr>
+          <w:rFonts w:ascii="Times New Roman" w:hAnsi="Times New Roman" w:cs="Times New Roman"/>
+          <w:sz w:val="26"/>
+          <w:szCs w:val="26"/>
+        </w:rPr>
+      </w:pPr>
+      <w:r>
+        <w:rPr>
+          <w:rFonts w:ascii="Times New Roman" w:hAnsi="Times New Roman" w:cs="Times New Roman"/>
+          <w:sz w:val="26"/>
+          <w:szCs w:val="26"/>
+        </w:rPr>
+        <w:t xml:space="preserve">         sqlCon.Close();</w:t>
+      </w:r>
+    </w:p>
+    <w:p>
+      <w:pPr>
+        <w:rPr>
+          <w:rFonts w:ascii="Times New Roman" w:hAnsi="Times New Roman" w:cs="Times New Roman"/>
+          <w:sz w:val="26"/>
+          <w:szCs w:val="26"/>
+        </w:rPr>
+      </w:pPr>
+      <w:r>
+        <w:rPr>
+          <w:rFonts w:ascii="Times New Roman" w:hAnsi="Times New Roman" w:cs="Times New Roman"/>
+          <w:sz w:val="26"/>
+          <w:szCs w:val="26"/>
+        </w:rPr>
+        <w:t xml:space="preserve">     }</w:t>
+      </w:r>
+    </w:p>
+    <w:p>
+      <w:pPr>
+        <w:rPr>
+          <w:rFonts w:ascii="Times New Roman" w:hAnsi="Times New Roman" w:cs="Times New Roman"/>
+          <w:sz w:val="26"/>
+          <w:szCs w:val="26"/>
+        </w:rPr>
+      </w:pPr>
+      <w:r>
+        <w:rPr>
+          <w:rFonts w:ascii="Times New Roman" w:hAnsi="Times New Roman" w:cs="Times New Roman"/>
+          <w:sz w:val="26"/>
+          <w:szCs w:val="26"/>
+        </w:rPr>
+        <w:t xml:space="preserve"> }</w:t>
+      </w:r>
+    </w:p>
+    <w:p>
+      <w:pPr>
+        <w:rPr>
+          <w:rFonts w:ascii="Times New Roman" w:hAnsi="Times New Roman" w:cs="Times New Roman"/>
+          <w:sz w:val="26"/>
+          <w:szCs w:val="26"/>
+        </w:rPr>
+      </w:pPr>
+      <w:r>
+        <w:rPr>
+          <w:rFonts w:ascii="Times New Roman" w:hAnsi="Times New Roman" w:cs="Times New Roman"/>
+          <w:sz w:val="26"/>
+          <w:szCs w:val="26"/>
+        </w:rPr>
+        <w:t xml:space="preserve"> #endregion</w:t>
+      </w:r>
+    </w:p>
+    <w:p>
+      <w:pPr>
+        <w:rPr>
+          <w:rFonts w:ascii="Times New Roman" w:hAnsi="Times New Roman" w:cs="Times New Roman"/>
+          <w:sz w:val="26"/>
+          <w:szCs w:val="26"/>
+        </w:rPr>
+      </w:pPr>
+    </w:p>
+    <w:p>
+      <w:pPr>
+        <w:rPr>
+          <w:rFonts w:ascii="Times New Roman" w:hAnsi="Times New Roman" w:cs="Times New Roman"/>
+          <w:sz w:val="26"/>
+          <w:szCs w:val="26"/>
+        </w:rPr>
+      </w:pPr>
+      <w:r>
+        <w:rPr>
+          <w:rFonts w:ascii="Times New Roman" w:hAnsi="Times New Roman" w:cs="Times New Roman"/>
+          <w:sz w:val="26"/>
+          <w:szCs w:val="26"/>
+        </w:rPr>
+        <w:t xml:space="preserve"> #region "Display Data Methods"</w:t>
+      </w:r>
+    </w:p>
+    <w:p>
+      <w:pPr>
+        <w:rPr>
+          <w:rFonts w:ascii="Times New Roman" w:hAnsi="Times New Roman" w:cs="Times New Roman"/>
+          <w:sz w:val="26"/>
+          <w:szCs w:val="26"/>
+        </w:rPr>
+      </w:pPr>
+      <w:r>
+        <w:rPr>
+          <w:rFonts w:ascii="Times New Roman" w:hAnsi="Times New Roman" w:cs="Times New Roman"/>
+          <w:sz w:val="26"/>
+          <w:szCs w:val="26"/>
+        </w:rPr>
+        <w:t xml:space="preserve"> private void HienThiDanhSachNXB()</w:t>
+      </w:r>
+    </w:p>
+    <w:p>
+      <w:pPr>
+        <w:rPr>
+          <w:rFonts w:ascii="Times New Roman" w:hAnsi="Times New Roman" w:cs="Times New Roman"/>
+          <w:sz w:val="26"/>
+          <w:szCs w:val="26"/>
+        </w:rPr>
+      </w:pPr>
+      <w:r>
+        <w:rPr>
+          <w:rFonts w:ascii="Times New Roman" w:hAnsi="Times New Roman" w:cs="Times New Roman"/>
+          <w:sz w:val="26"/>
+          <w:szCs w:val="26"/>
+        </w:rPr>
+        <w:t xml:space="preserve"> {</w:t>
+      </w:r>
+    </w:p>
+    <w:p>
+      <w:pPr>
+        <w:rPr>
+          <w:rFonts w:ascii="Times New Roman" w:hAnsi="Times New Roman" w:cs="Times New Roman"/>
+          <w:sz w:val="26"/>
+          <w:szCs w:val="26"/>
+        </w:rPr>
+      </w:pPr>
+      <w:r>
+        <w:rPr>
+          <w:rFonts w:ascii="Times New Roman" w:hAnsi="Times New Roman" w:cs="Times New Roman"/>
+          <w:sz w:val="26"/>
+          <w:szCs w:val="26"/>
+        </w:rPr>
+        <w:t xml:space="preserve">     try</w:t>
+      </w:r>
+    </w:p>
+    <w:p>
+      <w:pPr>
+        <w:rPr>
+          <w:rFonts w:ascii="Times New Roman" w:hAnsi="Times New Roman" w:cs="Times New Roman"/>
+          <w:sz w:val="26"/>
+          <w:szCs w:val="26"/>
+        </w:rPr>
+      </w:pPr>
+      <w:r>
+        <w:rPr>
+          <w:rFonts w:ascii="Times New Roman" w:hAnsi="Times New Roman" w:cs="Times New Roman"/>
+          <w:sz w:val="26"/>
+          <w:szCs w:val="26"/>
+        </w:rPr>
+        <w:lastRenderedPageBreak/>
+        <w:t xml:space="preserve">     {</w:t>
+      </w:r>
+    </w:p>
+    <w:p>
+      <w:pPr>
+        <w:rPr>
+          <w:rFonts w:ascii="Times New Roman" w:hAnsi="Times New Roman" w:cs="Times New Roman"/>
+          <w:sz w:val="26"/>
+          <w:szCs w:val="26"/>
+        </w:rPr>
+      </w:pPr>
+      <w:r>
+        <w:rPr>
+          <w:rFonts w:ascii="Times New Roman" w:hAnsi="Times New Roman" w:cs="Times New Roman"/>
+          <w:sz w:val="26"/>
+          <w:szCs w:val="26"/>
+        </w:rPr>
+        <w:t xml:space="preserve">         MoKetNoi();</w:t>
+      </w:r>
+    </w:p>
+    <w:p>
+      <w:pPr>
+        <w:rPr>
+          <w:rFonts w:ascii="Times New Roman" w:hAnsi="Times New Roman" w:cs="Times New Roman"/>
+          <w:sz w:val="26"/>
+          <w:szCs w:val="26"/>
+        </w:rPr>
+      </w:pPr>
+      <w:r>
+        <w:rPr>
+          <w:rFonts w:ascii="Times New Roman" w:hAnsi="Times New Roman" w:cs="Times New Roman"/>
+          <w:sz w:val="26"/>
+          <w:szCs w:val="26"/>
+        </w:rPr>
+        <w:t xml:space="preserve">         SqlCommand sqlCmd = new SqlCommand();</w:t>
+      </w:r>
+    </w:p>
+    <w:p>
+      <w:pPr>
+        <w:rPr>
+          <w:rFonts w:ascii="Times New Roman" w:hAnsi="Times New Roman" w:cs="Times New Roman"/>
+          <w:sz w:val="26"/>
+          <w:szCs w:val="26"/>
+        </w:rPr>
+      </w:pPr>
+      <w:r>
+        <w:rPr>
+          <w:rFonts w:ascii="Times New Roman" w:hAnsi="Times New Roman" w:cs="Times New Roman"/>
+          <w:sz w:val="26"/>
+          <w:szCs w:val="26"/>
+        </w:rPr>
+        <w:t xml:space="preserve">         sqlCmd.CommandType = CommandType.StoredProcedure;</w:t>
+      </w:r>
+    </w:p>
+    <w:p>
+      <w:pPr>
+        <w:rPr>
+          <w:rFonts w:ascii="Times New Roman" w:hAnsi="Times New Roman" w:cs="Times New Roman"/>
+          <w:sz w:val="26"/>
+          <w:szCs w:val="26"/>
+        </w:rPr>
+      </w:pPr>
+      <w:r>
+        <w:rPr>
+          <w:rFonts w:ascii="Times New Roman" w:hAnsi="Times New Roman" w:cs="Times New Roman"/>
+          <w:sz w:val="26"/>
+          <w:szCs w:val="26"/>
+        </w:rPr>
+        <w:t xml:space="preserve">         sqlCmd.CommandText = "HienThiNXB";</w:t>
+      </w:r>
+    </w:p>
+    <w:p>
+      <w:pPr>
+        <w:rPr>
+          <w:rFonts w:ascii="Times New Roman" w:hAnsi="Times New Roman" w:cs="Times New Roman"/>
+          <w:sz w:val="26"/>
+          <w:szCs w:val="26"/>
+        </w:rPr>
+      </w:pPr>
+      <w:r>
+        <w:rPr>
+          <w:rFonts w:ascii="Times New Roman" w:hAnsi="Times New Roman" w:cs="Times New Roman"/>
+          <w:sz w:val="26"/>
+          <w:szCs w:val="26"/>
+        </w:rPr>
+        <w:t xml:space="preserve">         sqlCmd.Connection = sqlCon;</w:t>
+      </w:r>
+    </w:p>
+    <w:p>
+      <w:pPr>
+        <w:rPr>
+          <w:rFonts w:ascii="Times New Roman" w:hAnsi="Times New Roman" w:cs="Times New Roman"/>
+          <w:sz w:val="26"/>
+          <w:szCs w:val="26"/>
+        </w:rPr>
+      </w:pPr>
+    </w:p>
+    <w:p>
+      <w:pPr>
+        <w:rPr>
+          <w:rFonts w:ascii="Times New Roman" w:hAnsi="Times New Roman" w:cs="Times New Roman"/>
+          <w:sz w:val="26"/>
+          <w:szCs w:val="26"/>
+        </w:rPr>
+      </w:pPr>
+      <w:r>
+        <w:rPr>
+          <w:rFonts w:ascii="Times New Roman" w:hAnsi="Times New Roman" w:cs="Times New Roman"/>
+          <w:sz w:val="26"/>
+          <w:szCs w:val="26"/>
+        </w:rPr>
+        <w:t xml:space="preserve">         SqlDataReader reader = sqlCmd.ExecuteReader();</w:t>
+      </w:r>
+    </w:p>
+    <w:p>
+      <w:pPr>
+        <w:rPr>
+          <w:rFonts w:ascii="Times New Roman" w:hAnsi="Times New Roman" w:cs="Times New Roman"/>
+          <w:sz w:val="26"/>
+          <w:szCs w:val="26"/>
+        </w:rPr>
+      </w:pPr>
+      <w:r>
+        <w:rPr>
+          <w:rFonts w:ascii="Times New Roman" w:hAnsi="Times New Roman" w:cs="Times New Roman"/>
+          <w:sz w:val="26"/>
+          <w:szCs w:val="26"/>
+        </w:rPr>
+        <w:t xml:space="preserve">         lsvDanhSach.Items.Clear();</w:t>
+      </w:r>
+    </w:p>
+    <w:p>
+      <w:pPr>
+        <w:rPr>
+          <w:rFonts w:ascii="Times New Roman" w:hAnsi="Times New Roman" w:cs="Times New Roman"/>
+          <w:sz w:val="26"/>
+          <w:szCs w:val="26"/>
+        </w:rPr>
+      </w:pPr>
+      <w:r>
+        <w:rPr>
+          <w:rFonts w:ascii="Times New Roman" w:hAnsi="Times New Roman" w:cs="Times New Roman"/>
+          <w:sz w:val="26"/>
+          <w:szCs w:val="26"/>
+        </w:rPr>
+        <w:t xml:space="preserve">         while (reader.Read())</w:t>
+      </w:r>
+    </w:p>
+    <w:p>
+      <w:pPr>
+        <w:rPr>
+          <w:rFonts w:ascii="Times New Roman" w:hAnsi="Times New Roman" w:cs="Times New Roman"/>
+          <w:sz w:val="26"/>
+          <w:szCs w:val="26"/>
+        </w:rPr>
+      </w:pPr>
+      <w:r>
+        <w:rPr>
+          <w:rFonts w:ascii="Times New Roman" w:hAnsi="Times New Roman" w:cs="Times New Roman"/>
+          <w:sz w:val="26"/>
+          <w:szCs w:val="26"/>
+        </w:rPr>
+        <w:t xml:space="preserve">         {</w:t>
+      </w:r>
+    </w:p>
+    <w:p>
+      <w:pPr>
+        <w:rPr>
+          <w:rFonts w:ascii="Times New Roman" w:hAnsi="Times New Roman" w:cs="Times New Roman"/>
+          <w:sz w:val="26"/>
+          <w:szCs w:val="26"/>
+        </w:rPr>
+      </w:pPr>
+      <w:r>
+        <w:rPr>
+          <w:rFonts w:ascii="Times New Roman" w:hAnsi="Times New Roman" w:cs="Times New Roman"/>
+          <w:sz w:val="26"/>
+          <w:szCs w:val="26"/>
+        </w:rPr>
+        <w:t xml:space="preserve">             string maNXB = reader.GetString(0);</w:t>
+      </w:r>
+    </w:p>
+    <w:p>
+      <w:pPr>
+        <w:rPr>
+          <w:rFonts w:ascii="Times New Roman" w:hAnsi="Times New Roman" w:cs="Times New Roman"/>
+          <w:sz w:val="26"/>
+          <w:szCs w:val="26"/>
+        </w:rPr>
+      </w:pPr>
+      <w:r>
+        <w:rPr>
+          <w:rFonts w:ascii="Times New Roman" w:hAnsi="Times New Roman" w:cs="Times New Roman"/>
+          <w:sz w:val="26"/>
+          <w:szCs w:val="26"/>
+        </w:rPr>
+        <w:t xml:space="preserve">             string tenNXB = reader.GetString(1);</w:t>
+      </w:r>
+    </w:p>
+    <w:p>
+      <w:pPr>
+        <w:rPr>
+          <w:rFonts w:ascii="Times New Roman" w:hAnsi="Times New Roman" w:cs="Times New Roman"/>
+          <w:sz w:val="26"/>
+          <w:szCs w:val="26"/>
+        </w:rPr>
+      </w:pPr>
+      <w:r>
+        <w:rPr>
+          <w:rFonts w:ascii="Times New Roman" w:hAnsi="Times New Roman" w:cs="Times New Roman"/>
+          <w:sz w:val="26"/>
+          <w:szCs w:val="26"/>
+        </w:rPr>
+        <w:t xml:space="preserve">             string diaChi = reader.GetString(2);</w:t>
+      </w:r>
+    </w:p>
+    <w:p>
+      <w:pPr>
+        <w:rPr>
+          <w:rFonts w:ascii="Times New Roman" w:hAnsi="Times New Roman" w:cs="Times New Roman"/>
+          <w:sz w:val="26"/>
+          <w:szCs w:val="26"/>
+        </w:rPr>
+      </w:pPr>
+    </w:p>
+    <w:p>
+      <w:pPr>
+        <w:rPr>
+          <w:rFonts w:ascii="Times New Roman" w:hAnsi="Times New Roman" w:cs="Times New Roman"/>
+          <w:sz w:val="26"/>
+          <w:szCs w:val="26"/>
+        </w:rPr>
+      </w:pPr>
+      <w:r>
+        <w:rPr>
+          <w:rFonts w:ascii="Times New Roman" w:hAnsi="Times New Roman" w:cs="Times New Roman"/>
+          <w:sz w:val="26"/>
+          <w:szCs w:val="26"/>
+        </w:rPr>
+        <w:t xml:space="preserve">             ListViewItem lvi = new ListViewItem(maNXB);</w:t>
+      </w:r>
+    </w:p>
+    <w:p>
+      <w:pPr>
+        <w:rPr>
+          <w:rFonts w:ascii="Times New Roman" w:hAnsi="Times New Roman" w:cs="Times New Roman"/>
+          <w:sz w:val="26"/>
+          <w:szCs w:val="26"/>
+        </w:rPr>
+      </w:pPr>
+      <w:r>
+        <w:rPr>
+          <w:rFonts w:ascii="Times New Roman" w:hAnsi="Times New Roman" w:cs="Times New Roman"/>
+          <w:sz w:val="26"/>
+          <w:szCs w:val="26"/>
+        </w:rPr>
+        <w:t xml:space="preserve">             lvi.SubItems.Add(tenNXB);</w:t>
+      </w:r>
+    </w:p>
+    <w:p>
+      <w:pPr>
+        <w:rPr>
+          <w:rFonts w:ascii="Times New Roman" w:hAnsi="Times New Roman" w:cs="Times New Roman"/>
+          <w:sz w:val="26"/>
+          <w:szCs w:val="26"/>
+        </w:rPr>
+      </w:pPr>
+      <w:r>
+        <w:rPr>
+          <w:rFonts w:ascii="Times New Roman" w:hAnsi="Times New Roman" w:cs="Times New Roman"/>
+          <w:sz w:val="26"/>
+          <w:szCs w:val="26"/>
+        </w:rPr>
+        <w:t xml:space="preserve">             lvi.SubItems.Add(diaChi);</w:t>
+      </w:r>
+    </w:p>
+    <w:p>
+      <w:pPr>
+        <w:rPr>
+          <w:rFonts w:ascii="Times New Roman" w:hAnsi="Times New Roman" w:cs="Times New Roman"/>
+          <w:sz w:val="26"/>
+          <w:szCs w:val="26"/>
+        </w:rPr>
+      </w:pPr>
+    </w:p>
+    <w:p>
+      <w:pPr>
+        <w:rPr>
+          <w:rFonts w:ascii="Times New Roman" w:hAnsi="Times New Roman" w:cs="Times New Roman"/>
+          <w:sz w:val="26"/>
+          <w:szCs w:val="26"/>
+        </w:rPr>
+      </w:pPr>
+      <w:r>
+        <w:rPr>
+          <w:rFonts w:ascii="Times New Roman" w:hAnsi="Times New Roman" w:cs="Times New Roman"/>
+          <w:sz w:val="26"/>
+          <w:szCs w:val="26"/>
+        </w:rPr>
+        <w:t xml:space="preserve">             lsvDanhSach.Items.Add(lvi);</w:t>
+      </w:r>
+    </w:p>
+    <w:p>
+      <w:pPr>
+        <w:rPr>
+          <w:rFonts w:ascii="Times New Roman" w:hAnsi="Times New Roman" w:cs="Times New Roman"/>
+          <w:sz w:val="26"/>
+          <w:szCs w:val="26"/>
+        </w:rPr>
+      </w:pPr>
+      <w:r>
+        <w:rPr>
+          <w:rFonts w:ascii="Times New Roman" w:hAnsi="Times New Roman" w:cs="Times New Roman"/>
+          <w:sz w:val="26"/>
+          <w:szCs w:val="26"/>
+        </w:rPr>
+        <w:t xml:space="preserve">         }</w:t>
+      </w:r>
+    </w:p>
+    <w:p>
+      <w:pPr>
+        <w:rPr>
+          <w:rFonts w:ascii="Times New Roman" w:hAnsi="Times New Roman" w:cs="Times New Roman"/>
+          <w:sz w:val="26"/>
+          <w:szCs w:val="26"/>
+        </w:rPr>
+      </w:pPr>
+      <w:r>
+        <w:rPr>
+          <w:rFonts w:ascii="Times New Roman" w:hAnsi="Times New Roman" w:cs="Times New Roman"/>
+          <w:sz w:val="26"/>
+          <w:szCs w:val="26"/>
+        </w:rPr>
+        <w:t xml:space="preserve">         reader.Close();</w:t>
+      </w:r>
+    </w:p>
+    <w:p>
+      <w:pPr>
+        <w:rPr>
+          <w:rFonts w:ascii="Times New Roman" w:hAnsi="Times New Roman" w:cs="Times New Roman"/>
+          <w:sz w:val="26"/>
+          <w:szCs w:val="26"/>
+        </w:rPr>
+      </w:pPr>
+      <w:r>
+        <w:rPr>
+          <w:rFonts w:ascii="Times New Roman" w:hAnsi="Times New Roman" w:cs="Times New Roman"/>
+          <w:sz w:val="26"/>
+          <w:szCs w:val="26"/>
+        </w:rPr>
+        <w:t xml:space="preserve">     }</w:t>
+      </w:r>
+    </w:p>
+    <w:p>
+      <w:pPr>
+        <w:rPr>
+          <w:rFonts w:ascii="Times New Roman" w:hAnsi="Times New Roman" w:cs="Times New Roman"/>
+          <w:sz w:val="26"/>
+          <w:szCs w:val="26"/>
+        </w:rPr>
+      </w:pPr>
+      <w:r>
+        <w:rPr>
+          <w:rFonts w:ascii="Times New Roman" w:hAnsi="Times New Roman" w:cs="Times New Roman"/>
+          <w:sz w:val="26"/>
+          <w:szCs w:val="26"/>
+        </w:rPr>
+        <w:t xml:space="preserve">     catch (Exception ex)</w:t>
+      </w:r>
+    </w:p>
+    <w:p>
+      <w:pPr>
+        <w:rPr>
+          <w:rFonts w:ascii="Times New Roman" w:hAnsi="Times New Roman" w:cs="Times New Roman"/>
+          <w:sz w:val="26"/>
+          <w:szCs w:val="26"/>
+        </w:rPr>
+      </w:pPr>
+      <w:r>
+        <w:rPr>
+          <w:rFonts w:ascii="Times New Roman" w:hAnsi="Times New Roman" w:cs="Times New Roman"/>
+          <w:sz w:val="26"/>
+          <w:szCs w:val="26"/>
+        </w:rPr>
+        <w:t xml:space="preserve">     {</w:t>
+      </w:r>
+    </w:p>
+    <w:p>
+      <w:pPr>
+        <w:rPr>
+          <w:rFonts w:ascii="Times New Roman" w:hAnsi="Times New Roman" w:cs="Times New Roman"/>
+          <w:sz w:val="26"/>
+          <w:szCs w:val="26"/>
+        </w:rPr>
+      </w:pPr>
+      <w:r>
+        <w:rPr>
+          <w:rFonts w:ascii="Times New Roman" w:hAnsi="Times New Roman" w:cs="Times New Roman"/>
+          <w:sz w:val="26"/>
+          <w:szCs w:val="26"/>
+        </w:rPr>
+        <w:t xml:space="preserve">         MessageBox.Show("Lỗi khi tải danh sách: " + ex.Message);</w:t>
+      </w:r>
+    </w:p>
+    <w:p>
+      <w:pPr>
+        <w:rPr>
+          <w:rFonts w:ascii="Times New Roman" w:hAnsi="Times New Roman" w:cs="Times New Roman"/>
+          <w:sz w:val="26"/>
+          <w:szCs w:val="26"/>
+        </w:rPr>
+      </w:pPr>
+      <w:r>
+        <w:rPr>
+          <w:rFonts w:ascii="Times New Roman" w:hAnsi="Times New Roman" w:cs="Times New Roman"/>
+          <w:sz w:val="26"/>
+          <w:szCs w:val="26"/>
+        </w:rPr>
+        <w:lastRenderedPageBreak/>
+        <w:t xml:space="preserve">     }</w:t>
+      </w:r>
+    </w:p>
+    <w:p>
+      <w:pPr>
+        <w:rPr>
+          <w:rFonts w:ascii="Times New Roman" w:hAnsi="Times New Roman" w:cs="Times New Roman"/>
+          <w:sz w:val="26"/>
+          <w:szCs w:val="26"/>
+        </w:rPr>
+      </w:pPr>
+      <w:r>
+        <w:rPr>
+          <w:rFonts w:ascii="Times New Roman" w:hAnsi="Times New Roman" w:cs="Times New Roman"/>
+          <w:sz w:val="26"/>
+          <w:szCs w:val="26"/>
+        </w:rPr>
+        <w:t xml:space="preserve">     finally</w:t>
+      </w:r>
+    </w:p>
+    <w:p>
+      <w:pPr>
+        <w:rPr>
+          <w:rFonts w:ascii="Times New Roman" w:hAnsi="Times New Roman" w:cs="Times New Roman"/>
+          <w:sz w:val="26"/>
+          <w:szCs w:val="26"/>
+        </w:rPr>
+      </w:pPr>
+      <w:r>
+        <w:rPr>
+          <w:rFonts w:ascii="Times New Roman" w:hAnsi="Times New Roman" w:cs="Times New Roman"/>
+          <w:sz w:val="26"/>
+          <w:szCs w:val="26"/>
+        </w:rPr>
+        <w:t xml:space="preserve">     {</w:t>
+      </w:r>
+    </w:p>
+    <w:p>
+      <w:pPr>
+        <w:rPr>
+          <w:rFonts w:ascii="Times New Roman" w:hAnsi="Times New Roman" w:cs="Times New Roman"/>
+          <w:sz w:val="26"/>
+          <w:szCs w:val="26"/>
+        </w:rPr>
+      </w:pPr>
+      <w:r>
+        <w:rPr>
+          <w:rFonts w:ascii="Times New Roman" w:hAnsi="Times New Roman" w:cs="Times New Roman"/>
+          <w:sz w:val="26"/>
+          <w:szCs w:val="26"/>
+        </w:rPr>
+        <w:t xml:space="preserve">         DongKetNoi();</w:t>
+      </w:r>
+    </w:p>
+    <w:p>
+      <w:pPr>
+        <w:rPr>
+          <w:rFonts w:ascii="Times New Roman" w:hAnsi="Times New Roman" w:cs="Times New Roman"/>
+          <w:sz w:val="26"/>
+          <w:szCs w:val="26"/>
+        </w:rPr>
+      </w:pPr>
+      <w:r>
+        <w:rPr>
+          <w:rFonts w:ascii="Times New Roman" w:hAnsi="Times New Roman" w:cs="Times New Roman"/>
+          <w:sz w:val="26"/>
+          <w:szCs w:val="26"/>
+        </w:rPr>
+        <w:t xml:space="preserve">     }</w:t>
+      </w:r>
+    </w:p>
+    <w:p>
+      <w:pPr>
+        <w:rPr>
+          <w:rFonts w:ascii="Times New Roman" w:hAnsi="Times New Roman" w:cs="Times New Roman"/>
+          <w:sz w:val="26"/>
+          <w:szCs w:val="26"/>
+        </w:rPr>
+      </w:pPr>
+      <w:r>
+        <w:rPr>
+          <w:rFonts w:ascii="Times New Roman" w:hAnsi="Times New Roman" w:cs="Times New Roman"/>
+          <w:sz w:val="26"/>
+          <w:szCs w:val="26"/>
+        </w:rPr>
+        <w:t xml:space="preserve"> }</w:t>
+      </w:r>
+    </w:p>
+    <w:p>
+      <w:pPr>
+        <w:rPr>
+          <w:rFonts w:ascii="Times New Roman" w:hAnsi="Times New Roman" w:cs="Times New Roman"/>
+          <w:sz w:val="26"/>
+          <w:szCs w:val="26"/>
+        </w:rPr>
+      </w:pPr>
+    </w:p>
+    <w:p>
+      <w:pPr>
+        <w:rPr>
+          <w:rFonts w:ascii="Times New Roman" w:hAnsi="Times New Roman" w:cs="Times New Roman"/>
+          <w:sz w:val="26"/>
+          <w:szCs w:val="26"/>
+        </w:rPr>
+      </w:pPr>
+      <w:r>
+        <w:rPr>
+          <w:rFonts w:ascii="Times New Roman" w:hAnsi="Times New Roman" w:cs="Times New Roman"/>
+          <w:sz w:val="26"/>
+          <w:szCs w:val="26"/>
+        </w:rPr>
+        <w:t xml:space="preserve"> private void HienThiThongTinNXBTheoMa(string maNXB)</w:t>
+      </w:r>
+    </w:p>
+    <w:p>
+      <w:pPr>
+        <w:rPr>
+          <w:rFonts w:ascii="Times New Roman" w:hAnsi="Times New Roman" w:cs="Times New Roman"/>
+          <w:sz w:val="26"/>
+          <w:szCs w:val="26"/>
+        </w:rPr>
+      </w:pPr>
+      <w:r>
+        <w:rPr>
+          <w:rFonts w:ascii="Times New Roman" w:hAnsi="Times New Roman" w:cs="Times New Roman"/>
+          <w:sz w:val="26"/>
+          <w:szCs w:val="26"/>
+        </w:rPr>
+        <w:t xml:space="preserve"> {</w:t>
+      </w:r>
+    </w:p>
+    <w:p>
+      <w:pPr>
+        <w:rPr>
+          <w:rFonts w:ascii="Times New Roman" w:hAnsi="Times New Roman" w:cs="Times New Roman"/>
+          <w:sz w:val="26"/>
+          <w:szCs w:val="26"/>
+        </w:rPr>
+      </w:pPr>
+      <w:r>
+        <w:rPr>
+          <w:rFonts w:ascii="Times New Roman" w:hAnsi="Times New Roman" w:cs="Times New Roman"/>
+          <w:sz w:val="26"/>
+          <w:szCs w:val="26"/>
+        </w:rPr>
+        <w:t xml:space="preserve">     try</w:t>
+      </w:r>
+    </w:p>
+    <w:p>
+      <w:pPr>
+        <w:rPr>
+          <w:rFonts w:ascii="Times New Roman" w:hAnsi="Times New Roman" w:cs="Times New Roman"/>
+          <w:sz w:val="26"/>
+          <w:szCs w:val="26"/>
+        </w:rPr>
+      </w:pPr>
+      <w:r>
+        <w:rPr>
+          <w:rFonts w:ascii="Times New Roman" w:hAnsi="Times New Roman" w:cs="Times New Roman"/>
+          <w:sz w:val="26"/>
+          <w:szCs w:val="26"/>
+        </w:rPr>
+        <w:t xml:space="preserve">     {</w:t>
+      </w:r>
+    </w:p>
+    <w:p>
+      <w:pPr>
+        <w:rPr>
+          <w:rFonts w:ascii="Times New Roman" w:hAnsi="Times New Roman" w:cs="Times New Roman"/>
+          <w:sz w:val="26"/>
+          <w:szCs w:val="26"/>
+        </w:rPr>
+      </w:pPr>
+      <w:r>
+        <w:rPr>
+          <w:rFonts w:ascii="Times New Roman" w:hAnsi="Times New Roman" w:cs="Times New Roman"/>
+          <w:sz w:val="26"/>
+          <w:szCs w:val="26"/>
+        </w:rPr>
+        <w:t xml:space="preserve">         MoKetNoi();</w:t>
+      </w:r>
+    </w:p>
+    <w:p>
+      <w:pPr>
+        <w:rPr>
+          <w:rFonts w:ascii="Times New Roman" w:hAnsi="Times New Roman" w:cs="Times New Roman"/>
+          <w:sz w:val="26"/>
+          <w:szCs w:val="26"/>
+        </w:rPr>
+      </w:pPr>
+      <w:r>
+        <w:rPr>
+          <w:rFonts w:ascii="Times New Roman" w:hAnsi="Times New Roman" w:cs="Times New Roman"/>
+          <w:sz w:val="26"/>
+          <w:szCs w:val="26"/>
+        </w:rPr>
+        <w:t xml:space="preserve">         SqlCommand sqlCmd = new SqlCommand();</w:t>
+      </w:r>
+    </w:p>
+    <w:p>
+      <w:pPr>
+        <w:rPr>
+          <w:rFonts w:ascii="Times New Roman" w:hAnsi="Times New Roman" w:cs="Times New Roman"/>
+          <w:sz w:val="26"/>
+          <w:szCs w:val="26"/>
+        </w:rPr>
+      </w:pPr>
+      <w:r>
+        <w:rPr>
+          <w:rFonts w:ascii="Times New Roman" w:hAnsi="Times New Roman" w:cs="Times New Roman"/>
+          <w:sz w:val="26"/>
+          <w:szCs w:val="26"/>
+        </w:rPr>
+        <w:t xml:space="preserve">         sqlCmd.CommandType = CommandType.StoredProcedure;</w:t>
+      </w:r>
+    </w:p>
+    <w:p>
+      <w:pPr>
+        <w:rPr>
+          <w:rFonts w:ascii="Times New Roman" w:hAnsi="Times New Roman" w:cs="Times New Roman"/>
+          <w:sz w:val="26"/>
+          <w:szCs w:val="26"/>
+        </w:rPr>
+      </w:pPr>
+      <w:r>
+        <w:rPr>
+          <w:rFonts w:ascii="Times New Roman" w:hAnsi="Times New Roman" w:cs="Times New Roman"/>
+          <w:sz w:val="26"/>
+          <w:szCs w:val="26"/>
+        </w:rPr>
+        <w:t xml:space="preserve">         sqlCmd.CommandText = "HienThiChiTietNXB";</w:t>
+      </w:r>
+    </w:p>
+    <w:p>
+      <w:pPr>
+        <w:rPr>
+          <w:rFonts w:ascii="Times New Roman" w:hAnsi="Times New Roman" w:cs="Times New Roman"/>
+          <w:sz w:val="26"/>
+          <w:szCs w:val="26"/>
+        </w:rPr>
+      </w:pPr>
+      <w:r>
+        <w:rPr>
+          <w:rFonts w:ascii="Times New Roman" w:hAnsi="Times New Roman" w:cs="Times New Roman"/>
+          <w:sz w:val="26"/>
+          <w:szCs w:val="26"/>
+        </w:rPr>
+        <w:t xml:space="preserve">         sqlCmd.Connection = sqlCon;</w:t>
+      </w:r>
+    </w:p>
+    <w:p>
+      <w:pPr>
+        <w:rPr>
+          <w:rFonts w:ascii="Times New Roman" w:hAnsi="Times New Roman" w:cs="Times New Roman"/>
+          <w:sz w:val="26"/>
+          <w:szCs w:val="26"/>
+        </w:rPr>
+      </w:pPr>
+    </w:p>
+    <w:p>
+      <w:pPr>
+        <w:rPr>
+          <w:rFonts w:ascii="Times New Roman" w:hAnsi="Times New Roman" w:cs="Times New Roman"/>
+          <w:sz w:val="26"/>
+          <w:szCs w:val="26"/>
+        </w:rPr>
+      </w:pPr>
+      <w:r>
+        <w:rPr>
+          <w:rFonts w:ascii="Times New Roman" w:hAnsi="Times New Roman" w:cs="Times New Roman"/>
+          <w:sz w:val="26"/>
+          <w:szCs w:val="26"/>
+        </w:rPr>
+        <w:t xml:space="preserve">         sqlCmd.Parameters.Add(new SqlParameter("@maNXB", maNXB));</w:t>
+      </w:r>
+    </w:p>
+    <w:p>
+      <w:pPr>
+        <w:rPr>
+          <w:rFonts w:ascii="Times New Roman" w:hAnsi="Times New Roman" w:cs="Times New Roman"/>
+          <w:sz w:val="26"/>
+          <w:szCs w:val="26"/>
+        </w:rPr>
+      </w:pPr>
+    </w:p>
+    <w:p>
+      <w:pPr>
+        <w:rPr>
+          <w:rFonts w:ascii="Times New Roman" w:hAnsi="Times New Roman" w:cs="Times New Roman"/>
+          <w:sz w:val="26"/>
+          <w:szCs w:val="26"/>
+        </w:rPr>
+      </w:pPr>
+      <w:r>
+        <w:rPr>
+          <w:rFonts w:ascii="Times New Roman" w:hAnsi="Times New Roman" w:cs="Times New Roman"/>
+          <w:sz w:val="26"/>
+          <w:szCs w:val="26"/>
+        </w:rPr>
+        <w:t xml:space="preserve">         SqlDataReader reader = sqlCmd.ExecuteReader();</w:t>
+      </w:r>
+    </w:p>
+    <w:p>
+      <w:pPr>
+        <w:rPr>
+          <w:rFonts w:ascii="Times New Roman" w:hAnsi="Times New Roman" w:cs="Times New Roman"/>
+          <w:sz w:val="26"/>
+          <w:szCs w:val="26"/>
+        </w:rPr>
+      </w:pPr>
+      <w:r>
+        <w:rPr>
+          <w:rFonts w:ascii="Times New Roman" w:hAnsi="Times New Roman" w:cs="Times New Roman"/>
+          <w:sz w:val="26"/>
+          <w:szCs w:val="26"/>
+        </w:rPr>
+        <w:t xml:space="preserve">         if (reader.Read())</w:t>
+      </w:r>
+    </w:p>
+    <w:p>
+      <w:pPr>
+        <w:rPr>
+          <w:rFonts w:ascii="Times New Roman" w:hAnsi="Times New Roman" w:cs="Times New Roman"/>
+          <w:sz w:val="26"/>
+          <w:szCs w:val="26"/>
+        </w:rPr>
+      </w:pPr>
+      <w:r>
+        <w:rPr>
+          <w:rFonts w:ascii="Times New Roman" w:hAnsi="Times New Roman" w:cs="Times New Roman"/>
+          <w:sz w:val="26"/>
+          <w:szCs w:val="26"/>
+        </w:rPr>
+        <w:t xml:space="preserve">         {</w:t>
+      </w:r>
+    </w:p>
+    <w:p>
+      <w:pPr>
+        <w:rPr>
+          <w:rFonts w:ascii="Times New Roman" w:hAnsi="Times New Roman" w:cs="Times New Roman"/>
+          <w:sz w:val="26"/>
+          <w:szCs w:val="26"/>
+        </w:rPr>
+      </w:pPr>
+      <w:r>
+        <w:rPr>
+          <w:rFonts w:ascii="Times New Roman" w:hAnsi="Times New Roman" w:cs="Times New Roman"/>
+          <w:sz w:val="26"/>
+          <w:szCs w:val="26"/>
+        </w:rPr>
+        <w:t xml:space="preserve">             txtMaNXB.Text = reader.GetString(0);</w:t>
+      </w:r>
+    </w:p>
+    <w:p>
+      <w:pPr>
+        <w:rPr>
+          <w:rFonts w:ascii="Times New Roman" w:hAnsi="Times New Roman" w:cs="Times New Roman"/>
+          <w:sz w:val="26"/>
+          <w:szCs w:val="26"/>
+        </w:rPr>
+      </w:pPr>
+      <w:r>
+        <w:rPr>
+          <w:rFonts w:ascii="Times New Roman" w:hAnsi="Times New Roman" w:cs="Times New Roman"/>
+          <w:sz w:val="26"/>
+          <w:szCs w:val="26"/>
+        </w:rPr>
+        <w:t xml:space="preserve">             txtTenNXB.Text = reader.GetString(1);</w:t>
+      </w:r>
+    </w:p>
+    <w:p>
+      <w:pPr>
+        <w:rPr>
+          <w:rFonts w:ascii="Times New Roman" w:hAnsi="Times New Roman" w:cs="Times New Roman"/>
+          <w:sz w:val="26"/>
+          <w:szCs w:val="26"/>
+        </w:rPr>
+      </w:pPr>
+      <w:r>
+        <w:rPr>
+          <w:rFonts w:ascii="Times New Roman" w:hAnsi="Times New Roman" w:cs="Times New Roman"/>
+          <w:sz w:val="26"/>
+          <w:szCs w:val="26"/>
+        </w:rPr>
+        <w:t xml:space="preserve">             txtDiaChi.Text = reader.GetString(2);</w:t>
+      </w:r>
+    </w:p>
+    <w:p>
+      <w:pPr>
+        <w:rPr>
+          <w:rFonts w:ascii="Times New Roman" w:hAnsi="Times New Roman" w:cs="Times New Roman"/>
+          <w:sz w:val="26"/>
+          <w:szCs w:val="26"/>
+        </w:rPr>
+      </w:pPr>
+      <w:r>
+        <w:rPr>
+          <w:rFonts w:ascii="Times New Roman" w:hAnsi="Times New Roman" w:cs="Times New Roman"/>
+          <w:sz w:val="26"/>
+          <w:szCs w:val="26"/>
+        </w:rPr>
+        <w:t xml:space="preserve">         }</w:t>
+      </w:r>
+    </w:p>
+    <w:p>
+      <w:pPr>
+        <w:rPr>
+          <w:rFonts w:ascii="Times New Roman" w:hAnsi="Times New Roman" w:cs="Times New Roman"/>
+          <w:sz w:val="26"/>
+          <w:szCs w:val="26"/>
+        </w:rPr>
+      </w:pPr>
+      <w:r>
+        <w:rPr>
+          <w:rFonts w:ascii="Times New Roman" w:hAnsi="Times New Roman" w:cs="Times New Roman"/>
+          <w:sz w:val="26"/>
+          <w:szCs w:val="26"/>
+        </w:rPr>
+        <w:lastRenderedPageBreak/>
+        <w:t xml:space="preserve">         reader.Close();</w:t>
+      </w:r>
+    </w:p>
+    <w:p>
+      <w:pPr>
+        <w:rPr>
+          <w:rFonts w:ascii="Times New Roman" w:hAnsi="Times New Roman" w:cs="Times New Roman"/>
+          <w:sz w:val="26"/>
+          <w:szCs w:val="26"/>
+        </w:rPr>
+      </w:pPr>
+      <w:r>
+        <w:rPr>
+          <w:rFonts w:ascii="Times New Roman" w:hAnsi="Times New Roman" w:cs="Times New Roman"/>
+          <w:sz w:val="26"/>
+          <w:szCs w:val="26"/>
+        </w:rPr>
+        <w:t xml:space="preserve">     }</w:t>
+      </w:r>
+    </w:p>
+    <w:p>
+      <w:pPr>
+        <w:rPr>
+          <w:rFonts w:ascii="Times New Roman" w:hAnsi="Times New Roman" w:cs="Times New Roman"/>
+          <w:sz w:val="26"/>
+          <w:szCs w:val="26"/>
+        </w:rPr>
+      </w:pPr>
+      <w:r>
+        <w:rPr>
+          <w:rFonts w:ascii="Times New Roman" w:hAnsi="Times New Roman" w:cs="Times New Roman"/>
+          <w:sz w:val="26"/>
+          <w:szCs w:val="26"/>
+        </w:rPr>
+        <w:t xml:space="preserve">     catch (Exception ex)</w:t>
+      </w:r>
+    </w:p>
+    <w:p>
+      <w:pPr>
+        <w:rPr>
+          <w:rFonts w:ascii="Times New Roman" w:hAnsi="Times New Roman" w:cs="Times New Roman"/>
+          <w:sz w:val="26"/>
+          <w:szCs w:val="26"/>
+        </w:rPr>
+      </w:pPr>
+      <w:r>
+        <w:rPr>
+          <w:rFonts w:ascii="Times New Roman" w:hAnsi="Times New Roman" w:cs="Times New Roman"/>
+          <w:sz w:val="26"/>
+          <w:szCs w:val="26"/>
+        </w:rPr>
+        <w:t xml:space="preserve">     {</w:t>
+      </w:r>
+    </w:p>
+    <w:p>
+      <w:pPr>
+        <w:rPr>
+          <w:rFonts w:ascii="Times New Roman" w:hAnsi="Times New Roman" w:cs="Times New Roman"/>
+          <w:sz w:val="26"/>
+          <w:szCs w:val="26"/>
+        </w:rPr>
+      </w:pPr>
+      <w:r>
+        <w:rPr>
+          <w:rFonts w:ascii="Times New Roman" w:hAnsi="Times New Roman" w:cs="Times New Roman"/>
+          <w:sz w:val="26"/>
+          <w:szCs w:val="26"/>
+        </w:rPr>
+        <w:t xml:space="preserve">         MessageBox.Show("Lỗi khi hiển thị chi tiết: " + ex.Message);</w:t>
+      </w:r>
+    </w:p>
+    <w:p>
+      <w:pPr>
+        <w:rPr>
+          <w:rFonts w:ascii="Times New Roman" w:hAnsi="Times New Roman" w:cs="Times New Roman"/>
+          <w:sz w:val="26"/>
+          <w:szCs w:val="26"/>
+        </w:rPr>
+      </w:pPr>
+      <w:r>
+        <w:rPr>
+          <w:rFonts w:ascii="Times New Roman" w:hAnsi="Times New Roman" w:cs="Times New Roman"/>
+          <w:sz w:val="26"/>
+          <w:szCs w:val="26"/>
+        </w:rPr>
+        <w:t xml:space="preserve">     }</w:t>
+      </w:r>
+    </w:p>
+    <w:p>
+      <w:pPr>
+        <w:rPr>
+          <w:rFonts w:ascii="Times New Roman" w:hAnsi="Times New Roman" w:cs="Times New Roman"/>
+          <w:sz w:val="26"/>
+          <w:szCs w:val="26"/>
+        </w:rPr>
+      </w:pPr>
+      <w:r>
+        <w:rPr>
+          <w:rFonts w:ascii="Times New Roman" w:hAnsi="Times New Roman" w:cs="Times New Roman"/>
+          <w:sz w:val="26"/>
+          <w:szCs w:val="26"/>
+        </w:rPr>
+        <w:t xml:space="preserve">     finally</w:t>
+      </w:r>
+    </w:p>
+    <w:p>
+      <w:pPr>
+        <w:rPr>
+          <w:rFonts w:ascii="Times New Roman" w:hAnsi="Times New Roman" w:cs="Times New Roman"/>
+          <w:sz w:val="26"/>
+          <w:szCs w:val="26"/>
+        </w:rPr>
+      </w:pPr>
+      <w:r>
+        <w:rPr>
+          <w:rFonts w:ascii="Times New Roman" w:hAnsi="Times New Roman" w:cs="Times New Roman"/>
+          <w:sz w:val="26"/>
+          <w:szCs w:val="26"/>
+        </w:rPr>
+        <w:t xml:space="preserve">     {</w:t>
+      </w:r>
+    </w:p>
+    <w:p>
+      <w:pPr>
+        <w:rPr>
+          <w:rFonts w:ascii="Times New Roman" w:hAnsi="Times New Roman" w:cs="Times New Roman"/>
+          <w:sz w:val="26"/>
+          <w:szCs w:val="26"/>
+        </w:rPr>
+      </w:pPr>
+      <w:r>
+        <w:rPr>
+          <w:rFonts w:ascii="Times New Roman" w:hAnsi="Times New Roman" w:cs="Times New Roman"/>
+          <w:sz w:val="26"/>
+          <w:szCs w:val="26"/>
+        </w:rPr>
+        <w:t xml:space="preserve">         DongKetNoi();</w:t>
+      </w:r>
+    </w:p>
+    <w:p>
+      <w:pPr>
+        <w:rPr>
+          <w:rFonts w:ascii="Times New Roman" w:hAnsi="Times New Roman" w:cs="Times New Roman"/>
+          <w:sz w:val="26"/>
+          <w:szCs w:val="26"/>
+        </w:rPr>
+      </w:pPr>
+      <w:r>
+        <w:rPr>
+          <w:rFonts w:ascii="Times New Roman" w:hAnsi="Times New Roman" w:cs="Times New Roman"/>
+          <w:sz w:val="26"/>
+          <w:szCs w:val="26"/>
+        </w:rPr>
+        <w:t xml:space="preserve">     }</w:t>
+      </w:r>
+    </w:p>
+    <w:p>
+      <w:pPr>
+        <w:rPr>
+          <w:rFonts w:ascii="Times New Roman" w:hAnsi="Times New Roman" w:cs="Times New Roman"/>
+          <w:sz w:val="26"/>
+          <w:szCs w:val="26"/>
+        </w:rPr>
+      </w:pPr>
+      <w:r>
+        <w:rPr>
+          <w:rFonts w:ascii="Times New Roman" w:hAnsi="Times New Roman" w:cs="Times New Roman"/>
+          <w:sz w:val="26"/>
+          <w:szCs w:val="26"/>
+        </w:rPr>
+        <w:t xml:space="preserve"> }</w:t>
+      </w:r>
+    </w:p>
+    <w:p>
+      <w:pPr>
+        <w:rPr>
+          <w:rFonts w:ascii="Times New Roman" w:hAnsi="Times New Roman" w:cs="Times New Roman"/>
+          <w:sz w:val="26"/>
+          <w:szCs w:val="26"/>
+        </w:rPr>
+      </w:pPr>
+      <w:r>
+        <w:rPr>
+          <w:rFonts w:ascii="Times New Roman" w:hAnsi="Times New Roman" w:cs="Times New Roman"/>
+          <w:sz w:val="26"/>
+          <w:szCs w:val="26"/>
+        </w:rPr>
+        <w:t xml:space="preserve"> #endregion</w:t>
+      </w:r>
+    </w:p>
+    <w:p>
+      <w:pPr>
+        <w:rPr>
+          <w:rFonts w:ascii="Times New Roman" w:hAnsi="Times New Roman" w:cs="Times New Roman"/>
+          <w:sz w:val="26"/>
+          <w:szCs w:val="26"/>
+        </w:rPr>
+      </w:pPr>
+    </w:p>
+    <w:p>
+      <w:pPr>
+        <w:rPr>
+          <w:rFonts w:ascii="Times New Roman" w:hAnsi="Times New Roman" w:cs="Times New Roman"/>
+          <w:sz w:val="26"/>
+          <w:szCs w:val="26"/>
+        </w:rPr>
+      </w:pPr>
+      <w:r>
+        <w:rPr>
+          <w:rFonts w:ascii="Times New Roman" w:hAnsi="Times New Roman" w:cs="Times New Roman"/>
+          <w:sz w:val="26"/>
+          <w:szCs w:val="26"/>
+        </w:rPr>
+        <w:t xml:space="preserve"> #region "Form Events"</w:t>
+      </w:r>
+    </w:p>
+    <w:p>
+      <w:pPr>
+        <w:rPr>
+          <w:rFonts w:ascii="Times New Roman" w:hAnsi="Times New Roman" w:cs="Times New Roman"/>
+          <w:sz w:val="26"/>
+          <w:szCs w:val="26"/>
+        </w:rPr>
+      </w:pPr>
+      <w:r>
+        <w:rPr>
+          <w:rFonts w:ascii="Times New Roman" w:hAnsi="Times New Roman" w:cs="Times New Roman"/>
+          <w:sz w:val="26"/>
+          <w:szCs w:val="26"/>
+        </w:rPr>
+        <w:t xml:space="preserve"> // Đổi tên sự kiện Load từ Form1_Load thành ThucHanh2_Load</w:t>
+      </w:r>
+    </w:p>
+    <w:p>
+      <w:pPr>
+        <w:rPr>
+          <w:rFonts w:ascii="Times New Roman" w:hAnsi="Times New Roman" w:cs="Times New Roman"/>
+          <w:sz w:val="26"/>
+          <w:szCs w:val="26"/>
+        </w:rPr>
+      </w:pPr>
+      <w:r>
+        <w:rPr>
+          <w:rFonts w:ascii="Times New Roman" w:hAnsi="Times New Roman" w:cs="Times New Roman"/>
+          <w:sz w:val="26"/>
+          <w:szCs w:val="26"/>
+        </w:rPr>
+        <w:t xml:space="preserve"> private void ThucHanh2_Load(object sender, EventArgs e)</w:t>
+      </w:r>
+    </w:p>
+    <w:p>
+      <w:pPr>
+        <w:rPr>
+          <w:rFonts w:ascii="Times New Roman" w:hAnsi="Times New Roman" w:cs="Times New Roman"/>
+          <w:sz w:val="26"/>
+          <w:szCs w:val="26"/>
+        </w:rPr>
+      </w:pPr>
+      <w:r>
+        <w:rPr>
+          <w:rFonts w:ascii="Times New Roman" w:hAnsi="Times New Roman" w:cs="Times New Roman"/>
+          <w:sz w:val="26"/>
+          <w:szCs w:val="26"/>
+        </w:rPr>
+        <w:t xml:space="preserve"> {</w:t>
+      </w:r>
+    </w:p>
+    <w:p>
+      <w:pPr>
+        <w:rPr>
+          <w:rFonts w:ascii="Times New Roman" w:hAnsi="Times New Roman" w:cs="Times New Roman"/>
+          <w:sz w:val="26"/>
+          <w:szCs w:val="26"/>
+        </w:rPr>
+      </w:pPr>
+      <w:r>
+        <w:rPr>
+          <w:rFonts w:ascii="Times New Roman" w:hAnsi="Times New Roman" w:cs="Times New Roman"/>
+          <w:sz w:val="26"/>
+          <w:szCs w:val="26"/>
+        </w:rPr>
+        <w:t xml:space="preserve">     HienThiDanhSachNXB();</w:t>
+      </w:r>
+    </w:p>
+    <w:p>
+      <w:pPr>
+        <w:rPr>
+          <w:rFonts w:ascii="Times New Roman" w:hAnsi="Times New Roman" w:cs="Times New Roman"/>
+          <w:sz w:val="26"/>
+          <w:szCs w:val="26"/>
+        </w:rPr>
+      </w:pPr>
+      <w:r>
+        <w:rPr>
+          <w:rFonts w:ascii="Times New Roman" w:hAnsi="Times New Roman" w:cs="Times New Roman"/>
+          <w:sz w:val="26"/>
+          <w:szCs w:val="26"/>
+        </w:rPr>
+        <w:t xml:space="preserve">     txtMaNXB.Focus();</w:t>
+      </w:r>
+    </w:p>
+    <w:p>
+      <w:pPr>
+        <w:rPr>
+          <w:rFonts w:ascii="Times New Roman" w:hAnsi="Times New Roman" w:cs="Times New Roman"/>
+          <w:sz w:val="26"/>
+          <w:szCs w:val="26"/>
+        </w:rPr>
+      </w:pPr>
+      <w:r>
+        <w:rPr>
+          <w:rFonts w:ascii="Times New Roman" w:hAnsi="Times New Roman" w:cs="Times New Roman"/>
+          <w:sz w:val="26"/>
+          <w:szCs w:val="26"/>
+        </w:rPr>
+        <w:t xml:space="preserve"> }</w:t>
+      </w:r>
+    </w:p>
+    <w:p>
+      <w:pPr>
+        <w:rPr>
+          <w:rFonts w:ascii="Times New Roman" w:hAnsi="Times New Roman" w:cs="Times New Roman"/>
+          <w:sz w:val="26"/>
+          <w:szCs w:val="26"/>
+        </w:rPr>
+      </w:pPr>
+    </w:p>
+    <w:p>
+      <w:pPr>
+        <w:rPr>
+          <w:rFonts w:ascii="Times New Roman" w:hAnsi="Times New Roman" w:cs="Times New Roman"/>
+          <w:sz w:val="26"/>
+          <w:szCs w:val="26"/>
+        </w:rPr>
+      </w:pPr>
+      <w:r>
+        <w:rPr>
+          <w:rFonts w:ascii="Times New Roman" w:hAnsi="Times New Roman" w:cs="Times New Roman"/>
+          <w:sz w:val="26"/>
+          <w:szCs w:val="26"/>
+        </w:rPr>
+        <w:t xml:space="preserve"> private void lsvDanhSach_SelectedIndexChanged(object sender, EventArgs e)</w:t>
+      </w:r>
+    </w:p>
+    <w:p>
+      <w:pPr>
+        <w:rPr>
+          <w:rFonts w:ascii="Times New Roman" w:hAnsi="Times New Roman" w:cs="Times New Roman"/>
+          <w:sz w:val="26"/>
+          <w:szCs w:val="26"/>
+        </w:rPr>
+      </w:pPr>
+      <w:r>
+        <w:rPr>
+          <w:rFonts w:ascii="Times New Roman" w:hAnsi="Times New Roman" w:cs="Times New Roman"/>
+          <w:sz w:val="26"/>
+          <w:szCs w:val="26"/>
+        </w:rPr>
+        <w:t xml:space="preserve"> {</w:t>
+      </w:r>
+    </w:p>
+    <w:p>
+      <w:pPr>
+        <w:rPr>
+          <w:rFonts w:ascii="Times New Roman" w:hAnsi="Times New Roman" w:cs="Times New Roman"/>
+          <w:sz w:val="26"/>
+          <w:szCs w:val="26"/>
+        </w:rPr>
+      </w:pPr>
+      <w:r>
+        <w:rPr>
+          <w:rFonts w:ascii="Times New Roman" w:hAnsi="Times New Roman" w:cs="Times New Roman"/>
+          <w:sz w:val="26"/>
+          <w:szCs w:val="26"/>
+        </w:rPr>
+        <w:t xml:space="preserve">     if (lsvDanhSach.SelectedItems.Count == 0) return;</w:t>
+      </w:r>
+    </w:p>
+    <w:p>
+      <w:pPr>
+        <w:rPr>
+          <w:rFonts w:ascii="Times New Roman" w:hAnsi="Times New Roman" w:cs="Times New Roman"/>
+          <w:sz w:val="26"/>
+          <w:szCs w:val="26"/>
+        </w:rPr>
+      </w:pPr>
+    </w:p>
+    <w:p>
+      <w:pPr>
+        <w:rPr>
+          <w:rFonts w:ascii="Times New Roman" w:hAnsi="Times New Roman" w:cs="Times New Roman"/>
+          <w:sz w:val="26"/>
+          <w:szCs w:val="26"/>
+        </w:rPr>
+      </w:pPr>
+      <w:r>
+        <w:rPr>
+          <w:rFonts w:ascii="Times New Roman" w:hAnsi="Times New Roman" w:cs="Times New Roman"/>
+          <w:sz w:val="26"/>
+          <w:szCs w:val="26"/>
+        </w:rPr>
+        <w:t xml:space="preserve">     ListViewItem lvi = lsvDanhSach.SelectedItems[0];</w:t>
+      </w:r>
+    </w:p>
+    <w:p>
+      <w:pPr>
+        <w:rPr>
+          <w:rFonts w:ascii="Times New Roman" w:hAnsi="Times New Roman" w:cs="Times New Roman"/>
+          <w:sz w:val="26"/>
+          <w:szCs w:val="26"/>
+        </w:rPr>
+      </w:pPr>
+      <w:r>
+        <w:rPr>
+          <w:rFonts w:ascii="Times New Roman" w:hAnsi="Times New Roman" w:cs="Times New Roman"/>
+          <w:sz w:val="26"/>
+          <w:szCs w:val="26"/>
+        </w:rPr>
+        <w:lastRenderedPageBreak/>
+        <w:t xml:space="preserve">     string maNXB = lvi.SubItems[0].Text;</w:t>
+      </w:r>
+    </w:p>
+    <w:p>
+      <w:pPr>
+        <w:rPr>
+          <w:rFonts w:ascii="Times New Roman" w:hAnsi="Times New Roman" w:cs="Times New Roman"/>
+          <w:sz w:val="26"/>
+          <w:szCs w:val="26"/>
+        </w:rPr>
+      </w:pPr>
+      <w:r>
+        <w:rPr>
+          <w:rFonts w:ascii="Times New Roman" w:hAnsi="Times New Roman" w:cs="Times New Roman"/>
+          <w:sz w:val="26"/>
+          <w:szCs w:val="26"/>
+        </w:rPr>
+        <w:t xml:space="preserve">     HienThiThongTinNXBTheoMa(maNXB);</w:t>
+      </w:r>
+    </w:p>
+    <w:p>
+      <w:pPr>
+        <w:rPr>
+          <w:rFonts w:ascii="Times New Roman" w:hAnsi="Times New Roman" w:cs="Times New Roman"/>
+          <w:sz w:val="26"/>
+          <w:szCs w:val="26"/>
+        </w:rPr>
+      </w:pPr>
+      <w:r>
+        <w:rPr>
+          <w:rFonts w:ascii="Times New Roman" w:hAnsi="Times New Roman" w:cs="Times New Roman"/>
+          <w:sz w:val="26"/>
+          <w:szCs w:val="26"/>
+        </w:rPr>
+        <w:t xml:space="preserve"> }</w:t>
+      </w:r>
+    </w:p>
+    <w:p>
+      <w:pPr>
+        <w:rPr>
+          <w:rFonts w:ascii="Times New Roman" w:hAnsi="Times New Roman" w:cs="Times New Roman"/>
+          <w:sz w:val="26"/>
+          <w:szCs w:val="26"/>
+        </w:rPr>
+      </w:pPr>
+    </w:p>
+    <w:p>
+      <w:pPr>
+        <w:rPr>
+          <w:rFonts w:ascii="Times New Roman" w:hAnsi="Times New Roman" w:cs="Times New Roman"/>
+          <w:sz w:val="26"/>
+          <w:szCs w:val="26"/>
+        </w:rPr>
+      </w:pPr>
+      <w:r>
+        <w:rPr>
+          <w:rFonts w:ascii="Times New Roman" w:hAnsi="Times New Roman" w:cs="Times New Roman"/>
+          <w:sz w:val="26"/>
+          <w:szCs w:val="26"/>
+        </w:rPr>
+        <w:t xml:space="preserve"> private void btnThemDL_Click(object sender, EventArgs e)</w:t>
+      </w:r>
+    </w:p>
+    <w:p>
+      <w:pPr>
+        <w:rPr>
+          <w:rFonts w:ascii="Times New Roman" w:hAnsi="Times New Roman" w:cs="Times New Roman"/>
+          <w:sz w:val="26"/>
+          <w:szCs w:val="26"/>
+        </w:rPr>
+      </w:pPr>
+      <w:r>
+        <w:rPr>
+          <w:rFonts w:ascii="Times New Roman" w:hAnsi="Times New Roman" w:cs="Times New Roman"/>
+          <w:sz w:val="26"/>
+          <w:szCs w:val="26"/>
+        </w:rPr>
+        <w:t xml:space="preserve"> {</w:t>
+      </w:r>
+    </w:p>
+    <w:p>
+      <w:pPr>
+        <w:rPr>
+          <w:rFonts w:ascii="Times New Roman" w:hAnsi="Times New Roman" w:cs="Times New Roman"/>
+          <w:sz w:val="26"/>
+          <w:szCs w:val="26"/>
+        </w:rPr>
+      </w:pPr>
+      <w:r>
+        <w:rPr>
+          <w:rFonts w:ascii="Times New Roman" w:hAnsi="Times New Roman" w:cs="Times New Roman"/>
+          <w:sz w:val="26"/>
+          <w:szCs w:val="26"/>
+        </w:rPr>
+        <w:t xml:space="preserve">     try</w:t>
+      </w:r>
+    </w:p>
+    <w:p>
+      <w:pPr>
+        <w:rPr>
+          <w:rFonts w:ascii="Times New Roman" w:hAnsi="Times New Roman" w:cs="Times New Roman"/>
+          <w:sz w:val="26"/>
+          <w:szCs w:val="26"/>
+        </w:rPr>
+      </w:pPr>
+      <w:r>
+        <w:rPr>
+          <w:rFonts w:ascii="Times New Roman" w:hAnsi="Times New Roman" w:cs="Times New Roman"/>
+          <w:sz w:val="26"/>
+          <w:szCs w:val="26"/>
+        </w:rPr>
+        <w:t xml:space="preserve">     {</w:t>
+      </w:r>
+    </w:p>
+    <w:p>
+      <w:pPr>
+        <w:rPr>
+          <w:rFonts w:ascii="Times New Roman" w:hAnsi="Times New Roman" w:cs="Times New Roman"/>
+          <w:sz w:val="26"/>
+          <w:szCs w:val="26"/>
+        </w:rPr>
+      </w:pPr>
+      <w:r>
+        <w:rPr>
+          <w:rFonts w:ascii="Times New Roman" w:hAnsi="Times New Roman" w:cs="Times New Roman"/>
+          <w:sz w:val="26"/>
+          <w:szCs w:val="26"/>
+        </w:rPr>
+        <w:t xml:space="preserve">         MoKetNoi();</w:t>
+      </w:r>
+    </w:p>
+    <w:p>
+      <w:pPr>
+        <w:rPr>
+          <w:rFonts w:ascii="Times New Roman" w:hAnsi="Times New Roman" w:cs="Times New Roman"/>
+          <w:sz w:val="26"/>
+          <w:szCs w:val="26"/>
+        </w:rPr>
+      </w:pPr>
+      <w:r>
+        <w:rPr>
+          <w:rFonts w:ascii="Times New Roman" w:hAnsi="Times New Roman" w:cs="Times New Roman"/>
+          <w:sz w:val="26"/>
+          <w:szCs w:val="26"/>
+        </w:rPr>
+        <w:t xml:space="preserve">         SqlCommand sqlCmd = new SqlCommand();</w:t>
+      </w:r>
+    </w:p>
+    <w:p>
+      <w:pPr>
+        <w:rPr>
+          <w:rFonts w:ascii="Times New Roman" w:hAnsi="Times New Roman" w:cs="Times New Roman"/>
+          <w:sz w:val="26"/>
+          <w:szCs w:val="26"/>
+        </w:rPr>
+      </w:pPr>
+      <w:r>
+        <w:rPr>
+          <w:rFonts w:ascii="Times New Roman" w:hAnsi="Times New Roman" w:cs="Times New Roman"/>
+          <w:sz w:val="26"/>
+          <w:szCs w:val="26"/>
+        </w:rPr>
+        <w:t xml:space="preserve">         sqlCmd.CommandType = CommandType.StoredProcedure;</w:t>
+      </w:r>
+    </w:p>
+    <w:p>
+      <w:pPr>
+        <w:rPr>
+          <w:rFonts w:ascii="Times New Roman" w:hAnsi="Times New Roman" w:cs="Times New Roman"/>
+          <w:sz w:val="26"/>
+          <w:szCs w:val="26"/>
+        </w:rPr>
+      </w:pPr>
+      <w:r>
+        <w:rPr>
+          <w:rFonts w:ascii="Times New Roman" w:hAnsi="Times New Roman" w:cs="Times New Roman"/>
+          <w:sz w:val="26"/>
+          <w:szCs w:val="26"/>
+        </w:rPr>
+        <w:t xml:space="preserve">         sqlCmd.CommandText = "ThemDuLieu";</w:t>
+      </w:r>
+    </w:p>
+    <w:p>
+      <w:pPr>
+        <w:rPr>
+          <w:rFonts w:ascii="Times New Roman" w:hAnsi="Times New Roman" w:cs="Times New Roman"/>
+          <w:sz w:val="26"/>
+          <w:szCs w:val="26"/>
+        </w:rPr>
+      </w:pPr>
+      <w:r>
+        <w:rPr>
+          <w:rFonts w:ascii="Times New Roman" w:hAnsi="Times New Roman" w:cs="Times New Roman"/>
+          <w:sz w:val="26"/>
+          <w:szCs w:val="26"/>
+        </w:rPr>
+        <w:t xml:space="preserve">         sqlCmd.Connection = sqlCon;</w:t>
+      </w:r>
+    </w:p>
+    <w:p>
+      <w:pPr>
+        <w:rPr>
+          <w:rFonts w:ascii="Times New Roman" w:hAnsi="Times New Roman" w:cs="Times New Roman"/>
+          <w:sz w:val="26"/>
+          <w:szCs w:val="26"/>
+        </w:rPr>
+      </w:pPr>
+    </w:p>
+    <w:p>
+      <w:pPr>
+        <w:rPr>
+          <w:rFonts w:ascii="Times New Roman" w:hAnsi="Times New Roman" w:cs="Times New Roman"/>
+          <w:sz w:val="26"/>
+          <w:szCs w:val="26"/>
+        </w:rPr>
+      </w:pPr>
+      <w:r>
+        <w:rPr>
+          <w:rFonts w:ascii="Times New Roman" w:hAnsi="Times New Roman" w:cs="Times New Roman"/>
+          <w:sz w:val="26"/>
+          <w:szCs w:val="26"/>
+        </w:rPr>
+        <w:t xml:space="preserve">         sqlCmd.Parameters.Add(new SqlParameter("@maNXB", txtMaNXB.Text.Trim()));</w:t>
+      </w:r>
+    </w:p>
+    <w:p>
+      <w:pPr>
+        <w:rPr>
+          <w:rFonts w:ascii="Times New Roman" w:hAnsi="Times New Roman" w:cs="Times New Roman"/>
+          <w:sz w:val="26"/>
+          <w:szCs w:val="26"/>
+        </w:rPr>
+      </w:pPr>
+      <w:r>
+        <w:rPr>
+          <w:rFonts w:ascii="Times New Roman" w:hAnsi="Times New Roman" w:cs="Times New Roman"/>
+          <w:sz w:val="26"/>
+          <w:szCs w:val="26"/>
+        </w:rPr>
+        <w:t xml:space="preserve">         sqlCmd.Parameters.Add(new SqlParameter("@tenNXB", txtTenNXB.Text.Trim()));</w:t>
+      </w:r>
+    </w:p>
+    <w:p>
+      <w:pPr>
+        <w:rPr>
+          <w:rFonts w:ascii="Times New Roman" w:hAnsi="Times New Roman" w:cs="Times New Roman"/>
+          <w:sz w:val="26"/>
+          <w:szCs w:val="26"/>
+        </w:rPr>
+      </w:pPr>
+      <w:r>
+        <w:rPr>
+          <w:rFonts w:ascii="Times New Roman" w:hAnsi="Times New Roman" w:cs="Times New Roman"/>
+          <w:sz w:val="26"/>
+          <w:szCs w:val="26"/>
+        </w:rPr>
+        <w:t xml:space="preserve">         sqlCmd.Parameters.Add(new SqlParameter("@diaChi", txtDiaChi.Text.Trim()));</w:t>
+      </w:r>
+    </w:p>
+    <w:p>
+      <w:pPr>
+        <w:rPr>
+          <w:rFonts w:ascii="Times New Roman" w:hAnsi="Times New Roman" w:cs="Times New Roman"/>
+          <w:sz w:val="26"/>
+          <w:szCs w:val="26"/>
+        </w:rPr>
+      </w:pPr>
+    </w:p>
+    <w:p>
+      <w:pPr>
+        <w:rPr>
+          <w:rFonts w:ascii="Times New Roman" w:hAnsi="Times New Roman" w:cs="Times New Roman"/>
+          <w:sz w:val="26"/>
+          <w:szCs w:val="26"/>
+        </w:rPr>
+      </w:pPr>
+      <w:r>
+        <w:rPr>
+          <w:rFonts w:ascii="Times New Roman" w:hAnsi="Times New Roman" w:cs="Times New Roman"/>
+          <w:sz w:val="26"/>
+          <w:szCs w:val="26"/>
+        </w:rPr>
+        <w:t xml:space="preserve">         int kq = sqlCmd.ExecuteNonQuery();</w:t>
+      </w:r>
+    </w:p>
+    <w:p>
+      <w:pPr>
+        <w:rPr>
+          <w:rFonts w:ascii="Times New Roman" w:hAnsi="Times New Roman" w:cs="Times New Roman"/>
+          <w:sz w:val="26"/>
+          <w:szCs w:val="26"/>
+        </w:rPr>
+      </w:pPr>
+      <w:r>
+        <w:rPr>
+          <w:rFonts w:ascii="Times New Roman" w:hAnsi="Times New Roman" w:cs="Times New Roman"/>
+          <w:sz w:val="26"/>
+          <w:szCs w:val="26"/>
+        </w:rPr>
+        <w:t xml:space="preserve">         if (kq &gt; 0)</w:t>
+      </w:r>
+    </w:p>
+    <w:p>
+      <w:pPr>
+        <w:rPr>
+          <w:rFonts w:ascii="Times New Roman" w:hAnsi="Times New Roman" w:cs="Times New Roman"/>
+          <w:sz w:val="26"/>
+          <w:szCs w:val="26"/>
+        </w:rPr>
+      </w:pPr>
+      <w:r>
+        <w:rPr>
+          <w:rFonts w:ascii="Times New Roman" w:hAnsi="Times New Roman" w:cs="Times New Roman"/>
+          <w:sz w:val="26"/>
+          <w:szCs w:val="26"/>
+        </w:rPr>
+        <w:t xml:space="preserve">         {</w:t>
+      </w:r>
+    </w:p>
+    <w:p>
+      <w:pPr>
+        <w:rPr>
+          <w:rFonts w:ascii="Times New Roman" w:hAnsi="Times New Roman" w:cs="Times New Roman"/>
+          <w:sz w:val="26"/>
+          <w:szCs w:val="26"/>
+        </w:rPr>
+      </w:pPr>
+      <w:r>
+        <w:rPr>
+          <w:rFonts w:ascii="Times New Roman" w:hAnsi="Times New Roman" w:cs="Times New Roman"/>
+          <w:sz w:val="26"/>
+          <w:szCs w:val="26"/>
+        </w:rPr>
+        <w:t xml:space="preserve">             MessageBox.Show("Thêm dữ liệu thành công!", "Thông báo");</w:t>
+      </w:r>
+    </w:p>
+    <w:p>
+      <w:pPr>
+        <w:rPr>
+          <w:rFonts w:ascii="Times New Roman" w:hAnsi="Times New Roman" w:cs="Times New Roman"/>
+          <w:sz w:val="26"/>
+          <w:szCs w:val="26"/>
+        </w:rPr>
+      </w:pPr>
+      <w:r>
+        <w:rPr>
+          <w:rFonts w:ascii="Times New Roman" w:hAnsi="Times New Roman" w:cs="Times New Roman"/>
+          <w:sz w:val="26"/>
+          <w:szCs w:val="26"/>
+        </w:rPr>
+        <w:t xml:space="preserve">             HienThiDanhSachNXB();</w:t>
+      </w:r>
+    </w:p>
+    <w:p>
+      <w:pPr>
+        <w:rPr>
+          <w:rFonts w:ascii="Times New Roman" w:hAnsi="Times New Roman" w:cs="Times New Roman"/>
+          <w:sz w:val="26"/>
+          <w:szCs w:val="26"/>
+        </w:rPr>
+      </w:pPr>
+      <w:r>
+        <w:rPr>
+          <w:rFonts w:ascii="Times New Roman" w:hAnsi="Times New Roman" w:cs="Times New Roman"/>
+          <w:sz w:val="26"/>
+          <w:szCs w:val="26"/>
+        </w:rPr>
+        <w:t xml:space="preserve">             txtMaNXB.Text = txtTenNXB.Text = txtDiaChi.Text = "";</w:t>
+      </w:r>
+    </w:p>
+    <w:p>
+      <w:pPr>
+        <w:rPr>
+          <w:rFonts w:ascii="Times New Roman" w:hAnsi="Times New Roman" w:cs="Times New Roman"/>
+          <w:sz w:val="26"/>
+          <w:szCs w:val="26"/>
+        </w:rPr>
+      </w:pPr>
+      <w:r>
+        <w:rPr>
+          <w:rFonts w:ascii="Times New Roman" w:hAnsi="Times New Roman" w:cs="Times New Roman"/>
+          <w:sz w:val="26"/>
+          <w:szCs w:val="26"/>
+        </w:rPr>
+        <w:t xml:space="preserve">             txtMaNXB.Focus();</w:t>
+      </w:r>
+    </w:p>
+    <w:p>
+      <w:pPr>
+        <w:rPr>
+          <w:rFonts w:ascii="Times New Roman" w:hAnsi="Times New Roman" w:cs="Times New Roman"/>
+          <w:sz w:val="26"/>
+          <w:szCs w:val="26"/>
+        </w:rPr>
+      </w:pPr>
+      <w:r>
+        <w:rPr>
+          <w:rFonts w:ascii="Times New Roman" w:hAnsi="Times New Roman" w:cs="Times New Roman"/>
+          <w:sz w:val="26"/>
+          <w:szCs w:val="26"/>
+        </w:rPr>
+        <w:lastRenderedPageBreak/>
+        <w:t xml:space="preserve">         }</w:t>
+      </w:r>
+    </w:p>
+    <w:p>
+      <w:pPr>
+        <w:rPr>
+          <w:rFonts w:ascii="Times New Roman" w:hAnsi="Times New Roman" w:cs="Times New Roman"/>
+          <w:sz w:val="26"/>
+          <w:szCs w:val="26"/>
+        </w:rPr>
+      </w:pPr>
+      <w:r>
+        <w:rPr>
+          <w:rFonts w:ascii="Times New Roman" w:hAnsi="Times New Roman" w:cs="Times New Roman"/>
+          <w:sz w:val="26"/>
+          <w:szCs w:val="26"/>
+        </w:rPr>
+        <w:t xml:space="preserve">         else</w:t>
+      </w:r>
+    </w:p>
+    <w:p>
+      <w:pPr>
+        <w:rPr>
+          <w:rFonts w:ascii="Times New Roman" w:hAnsi="Times New Roman" w:cs="Times New Roman"/>
+          <w:sz w:val="26"/>
+          <w:szCs w:val="26"/>
+        </w:rPr>
+      </w:pPr>
+      <w:r>
+        <w:rPr>
+          <w:rFonts w:ascii="Times New Roman" w:hAnsi="Times New Roman" w:cs="Times New Roman"/>
+          <w:sz w:val="26"/>
+          <w:szCs w:val="26"/>
+        </w:rPr>
+        <w:t xml:space="preserve">         {</w:t>
+      </w:r>
+    </w:p>
+    <w:p>
+      <w:pPr>
+        <w:rPr>
+          <w:rFonts w:ascii="Times New Roman" w:hAnsi="Times New Roman" w:cs="Times New Roman"/>
+          <w:sz w:val="26"/>
+          <w:szCs w:val="26"/>
+        </w:rPr>
+      </w:pPr>
+      <w:r>
+        <w:rPr>
+          <w:rFonts w:ascii="Times New Roman" w:hAnsi="Times New Roman" w:cs="Times New Roman"/>
+          <w:sz w:val="26"/>
+          <w:szCs w:val="26"/>
+        </w:rPr>
+        <w:t xml:space="preserve">             MessageBox.Show("Thêm dữ liệu thất bại!", "Thông báo");</w:t>
+      </w:r>
+    </w:p>
+    <w:p>
+      <w:pPr>
+        <w:rPr>
+          <w:rFonts w:ascii="Times New Roman" w:hAnsi="Times New Roman" w:cs="Times New Roman"/>
+          <w:sz w:val="26"/>
+          <w:szCs w:val="26"/>
+        </w:rPr>
+      </w:pPr>
+      <w:r>
+        <w:rPr>
+          <w:rFonts w:ascii="Times New Roman" w:hAnsi="Times New Roman" w:cs="Times New Roman"/>
+          <w:sz w:val="26"/>
+          <w:szCs w:val="26"/>
+        </w:rPr>
+        <w:t xml:space="preserve">         }</w:t>
+      </w:r>
+    </w:p>
+    <w:p>
+      <w:pPr>
+        <w:rPr>
+          <w:rFonts w:ascii="Times New Roman" w:hAnsi="Times New Roman" w:cs="Times New Roman"/>
+          <w:sz w:val="26"/>
+          <w:szCs w:val="26"/>
+        </w:rPr>
+      </w:pPr>
+      <w:r>
+        <w:rPr>
+          <w:rFonts w:ascii="Times New Roman" w:hAnsi="Times New Roman" w:cs="Times New Roman"/>
+          <w:sz w:val="26"/>
+          <w:szCs w:val="26"/>
+        </w:rPr>
+        <w:t xml:space="preserve">     }</w:t>
+      </w:r>
+    </w:p>
+    <w:p>
+      <w:pPr>
+        <w:rPr>
+          <w:rFonts w:ascii="Times New Roman" w:hAnsi="Times New Roman" w:cs="Times New Roman"/>
+          <w:sz w:val="26"/>
+          <w:szCs w:val="26"/>
+        </w:rPr>
+      </w:pPr>
+      <w:r>
+        <w:rPr>
+          <w:rFonts w:ascii="Times New Roman" w:hAnsi="Times New Roman" w:cs="Times New Roman"/>
+          <w:sz w:val="26"/>
+          <w:szCs w:val="26"/>
+        </w:rPr>
+        <w:t xml:space="preserve">     catch (Exception ex)</w:t>
+      </w:r>
+    </w:p>
+    <w:p>
+      <w:pPr>
+        <w:rPr>
+          <w:rFonts w:ascii="Times New Roman" w:hAnsi="Times New Roman" w:cs="Times New Roman"/>
+          <w:sz w:val="26"/>
+          <w:szCs w:val="26"/>
+        </w:rPr>
+      </w:pPr>
+      <w:r>
+        <w:rPr>
+          <w:rFonts w:ascii="Times New Roman" w:hAnsi="Times New Roman" w:cs="Times New Roman"/>
+          <w:sz w:val="26"/>
+          <w:szCs w:val="26"/>
+        </w:rPr>
+        <w:t xml:space="preserve">     {</w:t>
+      </w:r>
+    </w:p>
+    <w:p>
+      <w:pPr>
+        <w:rPr>
+          <w:rFonts w:ascii="Times New Roman" w:hAnsi="Times New Roman" w:cs="Times New Roman"/>
+          <w:sz w:val="26"/>
+          <w:szCs w:val="26"/>
+        </w:rPr>
+      </w:pPr>
+      <w:r>
+        <w:rPr>
+          <w:rFonts w:ascii="Times New Roman" w:hAnsi="Times New Roman" w:cs="Times New Roman"/>
+          <w:sz w:val="26"/>
+          <w:szCs w:val="26"/>
+        </w:rPr>
+        <w:t xml:space="preserve">         MessageBox.Show("Lỗi khi thêm dữ liệu: " + ex.Message);</w:t>
+      </w:r>
+    </w:p>
+    <w:p>
+      <w:pPr>
+        <w:rPr>
+          <w:rFonts w:ascii="Times New Roman" w:hAnsi="Times New Roman" w:cs="Times New Roman"/>
+          <w:sz w:val="26"/>
+          <w:szCs w:val="26"/>
+        </w:rPr>
+      </w:pPr>
+      <w:r>
+        <w:rPr>
+          <w:rFonts w:ascii="Times New Roman" w:hAnsi="Times New Roman" w:cs="Times New Roman"/>
+          <w:sz w:val="26"/>
+          <w:szCs w:val="26"/>
+        </w:rPr>
+        <w:t xml:space="preserve">     }</w:t>
+      </w:r>
+    </w:p>
+    <w:p>
+      <w:pPr>
+        <w:rPr>
+          <w:rFonts w:ascii="Times New Roman" w:hAnsi="Times New Roman" w:cs="Times New Roman"/>
+          <w:sz w:val="26"/>
+          <w:szCs w:val="26"/>
+        </w:rPr>
+      </w:pPr>
+      <w:r>
+        <w:rPr>
+          <w:rFonts w:ascii="Times New Roman" w:hAnsi="Times New Roman" w:cs="Times New Roman"/>
+          <w:sz w:val="26"/>
+          <w:szCs w:val="26"/>
+        </w:rPr>
+        <w:t xml:space="preserve">     finally</w:t>
+      </w:r>
+    </w:p>
+    <w:p>
+      <w:pPr>
+        <w:rPr>
+          <w:rFonts w:ascii="Times New Roman" w:hAnsi="Times New Roman" w:cs="Times New Roman"/>
+          <w:sz w:val="26"/>
+          <w:szCs w:val="26"/>
+        </w:rPr>
+      </w:pPr>
+      <w:r>
+        <w:rPr>
+          <w:rFonts w:ascii="Times New Roman" w:hAnsi="Times New Roman" w:cs="Times New Roman"/>
+          <w:sz w:val="26"/>
+          <w:szCs w:val="26"/>
+        </w:rPr>
+        <w:t xml:space="preserve">     {</w:t>
+      </w:r>
+    </w:p>
+    <w:p>
+      <w:pPr>
+        <w:rPr>
+          <w:rFonts w:ascii="Times New Roman" w:hAnsi="Times New Roman" w:cs="Times New Roman"/>
+          <w:sz w:val="26"/>
+          <w:szCs w:val="26"/>
+        </w:rPr>
+      </w:pPr>
+      <w:r>
+        <w:rPr>
+          <w:rFonts w:ascii="Times New Roman" w:hAnsi="Times New Roman" w:cs="Times New Roman"/>
+          <w:sz w:val="26"/>
+          <w:szCs w:val="26"/>
+        </w:rPr>
+        <w:t xml:space="preserve">         DongKetNoi();</w:t>
+      </w:r>
+    </w:p>
+    <w:p>
+      <w:pPr>
+        <w:rPr>
+          <w:rFonts w:ascii="Times New Roman" w:hAnsi="Times New Roman" w:cs="Times New Roman"/>
+          <w:sz w:val="26"/>
+          <w:szCs w:val="26"/>
+        </w:rPr>
+      </w:pPr>
+      <w:r>
+        <w:rPr>
+          <w:rFonts w:ascii="Times New Roman" w:hAnsi="Times New Roman" w:cs="Times New Roman"/>
+          <w:sz w:val="26"/>
+          <w:szCs w:val="26"/>
+        </w:rPr>
+        <w:t xml:space="preserve">     }</w:t>
+      </w:r>
+    </w:p>
+    <w:p>
+      <w:pPr>
+        <w:rPr>
+          <w:rFonts w:ascii="Times New Roman" w:hAnsi="Times New Roman" w:cs="Times New Roman"/>
+          <w:sz w:val="26"/>
+          <w:szCs w:val="26"/>
+          <w:lang w:val="vi-VN"/>
+        </w:rPr>
+      </w:pPr>
+      <w:r>
+        <w:rPr>
+          <w:rFonts w:ascii="Times New Roman" w:hAnsi="Times New Roman" w:cs="Times New Roman"/>
+          <w:sz w:val="26"/>
+          <w:szCs w:val="26"/>
+        </w:rPr>
+        <w:t xml:space="preserve"> }</w:t>
+      </w:r>
+    </w:p>
+    <w:p>
+      <w:pPr>
+        <w:rPr>
+          <w:rFonts w:ascii="Times New Roman" w:hAnsi="Times New Roman" w:cs="Times New Roman"/>
+          <w:b/>
+          <w:bCs/>
+          <w:sz w:val="26"/>
+          <w:szCs w:val="26"/>
+          <w:lang w:val="vi-VN"/>
+        </w:rPr>
+      </w:pPr>
+    </w:p>
+    <w:p>
+      <w:pPr>
+        <w:rPr>
+          <w:rFonts w:ascii="Times New Roman" w:hAnsi="Times New Roman" w:cs="Times New Roman"/>
+          <w:b/>
+          <w:bCs/>
+          <w:sz w:val="26"/>
+          <w:szCs w:val="26"/>
+          <w:lang w:val="vi-VN"/>
+        </w:rPr>
+      </w:pPr>
+      <w:r>
+        <w:rPr>
+          <w:rFonts w:ascii="Times New Roman" w:hAnsi="Times New Roman" w:cs="Times New Roman"/>
+          <w:b/>
+          <w:bCs/>
+          <w:sz w:val="26"/>
+          <w:szCs w:val="26"/>
+          <w:lang w:val="vi-VN"/>
+        </w:rPr>
+        <w:br w:type="page"/>
+      </w:r>
+    </w:p>
+    <w:p>
+      <w:pPr>
+        <w:rPr>
+          <w:rFonts w:ascii="Times New Roman" w:hAnsi="Times New Roman" w:cs="Times New Roman"/>
+          <w:b/>
+          <w:bCs/>
+          <w:sz w:val="26"/>
+          <w:szCs w:val="26"/>
+          <w:lang w:val="vi-VN"/>
+        </w:rPr>
+      </w:pPr>
+      <w:r>
+        <w:rPr>
+          <w:rFonts w:ascii="Times New Roman" w:hAnsi="Times New Roman" w:cs="Times New Roman"/>
+          <w:b/>
+          <w:bCs/>
+          <w:sz w:val="26"/>
+          <w:szCs w:val="26"/>
+          <w:lang w:val="vi-VN"/>
+        </w:rPr>
+        <w:lastRenderedPageBreak/>
+        <w:t>Thực hành 3: Sửa dữ liệu cho bảng Nhà Xuất bản.</w:t>
+      </w:r>
+    </w:p>
+    <w:p>
+      <w:pPr>
+        <w:rPr>
+          <w:rFonts w:ascii="Times New Roman" w:hAnsi="Times New Roman" w:cs="Times New Roman"/>
+          <w:sz w:val="26"/>
+          <w:szCs w:val="26"/>
+          <w:lang w:val="vi-VN"/>
+        </w:rPr>
+      </w:pPr>
+      <w:r>
+        <w:rPr>
+          <w:rFonts w:ascii="Times New Roman" w:hAnsi="Times New Roman" w:cs="Times New Roman"/>
+          <w:sz w:val="26"/>
+          <w:szCs w:val="26"/>
+          <w:lang w:val="vi-VN"/>
+        </w:rPr>
+        <w:t>Code T-SQL:</w:t>
+      </w:r>
+    </w:p>
+    <w:p>
+      <w:pPr>
+        <w:rPr>
+          <w:rFonts w:ascii="Times New Roman" w:hAnsi="Times New Roman" w:cs="Times New Roman"/>
+          <w:sz w:val="26"/>
+          <w:szCs w:val="26"/>
+          <w:lang w:val="vi-VN"/>
+        </w:rPr>
+      </w:pPr>
+      <w:r>
+        <w:rPr>
+          <w:rFonts w:ascii="Times New Roman" w:hAnsi="Times New Roman" w:cs="Times New Roman"/>
+          <w:sz w:val="26"/>
+          <w:szCs w:val="26"/>
+          <w:lang w:val="vi-VN"/>
+        </w:rPr>
+        <w:drawing>
+          <wp:inline distT="0" distB="0" distL="0" distR="0" wp14:anchorId="3C2051C9" wp14:editId="0D4FF330">
+            <wp:extent cx="5943600" cy="3642995"/>
+            <wp:effectExtent l="0" t="0" r="0" b="0"/>
+            <wp:docPr id="13" name="Picture 13"/>
+            <wp:cNvGraphicFramePr>
+              <a:graphicFrameLocks xmlns:a="http://schemas.openxmlformats.org/drawingml/2006/main" noChangeAspect="1"/>
+            </wp:cNvGraphicFramePr>
+            <a:graphic xmlns:a="http://schemas.openxmlformats.org/drawingml/2006/main">
+              <a:graphicData uri="http://schemas.openxmlformats.org/drawingml/2006/picture">
+                <pic:pic xmlns:pic="http://schemas.openxmlformats.org/drawingml/2006/picture">
+                  <pic:nvPicPr>
+                    <pic:cNvPr id="1" name=""/>
+                    <pic:cNvPicPr/>
+                  </pic:nvPicPr>
+                  <pic:blipFill>
+                    <a:blip r:embed="rId17"/>
+                    <a:stretch>
+                      <a:fillRect/>
+                    </a:stretch>
+                  </pic:blipFill>
+                  <pic:spPr>
+                    <a:xfrm>
+                      <a:off x="0" y="0"/>
+                      <a:ext cx="5943600" cy="3642995"/>
+                    </a:xfrm>
+                    <a:prstGeom prst="rect">
+                      <a:avLst/>
+                    </a:prstGeom>
+                  </pic:spPr>
+                </pic:pic>
+              </a:graphicData>
+            </a:graphic>
+          </wp:inline>
+        </w:drawing>
+      </w:r>
+    </w:p>
+    <w:p>
+      <w:pPr>
+        <w:rPr>
+          <w:rFonts w:ascii="Times New Roman" w:hAnsi="Times New Roman" w:cs="Times New Roman"/>
+          <w:sz w:val="26"/>
+          <w:szCs w:val="26"/>
+          <w:lang w:val="vi-VN"/>
+        </w:rPr>
+      </w:pPr>
+    </w:p>
+    <w:p>
+      <w:pPr>
+        <w:rPr>
+          <w:rFonts w:ascii="Times New Roman" w:hAnsi="Times New Roman" w:cs="Times New Roman"/>
+          <w:sz w:val="26"/>
+          <w:szCs w:val="26"/>
+          <w:lang w:val="vi-VN"/>
+        </w:rPr>
+      </w:pPr>
+      <w:r>
+        <w:rPr>
+          <w:rFonts w:ascii="Times New Roman" w:hAnsi="Times New Roman" w:cs="Times New Roman"/>
+          <w:sz w:val="26"/>
+          <w:szCs w:val="26"/>
+          <w:lang w:val="vi-VN"/>
+        </w:rPr>
+        <w:t>Giao diện:</w:t>
+      </w:r>
+    </w:p>
+    <w:p>
+      <w:pPr>
+        <w:rPr>
+          <w:rFonts w:ascii="Times New Roman" w:hAnsi="Times New Roman" w:cs="Times New Roman"/>
+          <w:sz w:val="26"/>
+          <w:szCs w:val="26"/>
+          <w:lang w:val="vi-VN"/>
+        </w:rPr>
+      </w:pPr>
+      <w:r>
+        <w:rPr>
+          <w:rFonts w:ascii="Times New Roman" w:hAnsi="Times New Roman" w:cs="Times New Roman"/>
+          <w:sz w:val="26"/>
+          <w:szCs w:val="26"/>
+          <w:lang w:val="vi-VN"/>
+        </w:rPr>
+        <w:drawing>
+          <wp:inline distT="0" distB="0" distL="0" distR="0" wp14:anchorId="2C2E666F" wp14:editId="35220F61">
+            <wp:extent cx="5943600" cy="2654935"/>
+            <wp:effectExtent l="0" t="0" r="0" b="0"/>
+            <wp:docPr id="14" name="Picture 14"/>
+            <wp:cNvGraphicFramePr>
+              <a:graphicFrameLocks xmlns:a="http://schemas.openxmlformats.org/drawingml/2006/main" noChangeAspect="1"/>
+            </wp:cNvGraphicFramePr>
+            <a:graphic xmlns:a="http://schemas.openxmlformats.org/drawingml/2006/main">
+              <a:graphicData uri="http://schemas.openxmlformats.org/drawingml/2006/picture">
+                <pic:pic xmlns:pic="http://schemas.openxmlformats.org/drawingml/2006/picture">
+                  <pic:nvPicPr>
+                    <pic:cNvPr id="1" name=""/>
+                    <pic:cNvPicPr/>
+                  </pic:nvPicPr>
+                  <pic:blipFill>
+                    <a:blip r:embed="rId18"/>
+                    <a:stretch>
+                      <a:fillRect/>
+                    </a:stretch>
+                  </pic:blipFill>
+                  <pic:spPr>
+                    <a:xfrm>
+                      <a:off x="0" y="0"/>
+                      <a:ext cx="5943600" cy="2654935"/>
+                    </a:xfrm>
+                    <a:prstGeom prst="rect">
+                      <a:avLst/>
+                    </a:prstGeom>
+                  </pic:spPr>
+                </pic:pic>
+              </a:graphicData>
+            </a:graphic>
+          </wp:inline>
+        </w:drawing>
+      </w:r>
+    </w:p>
+    <w:p>
+      <w:pPr>
+        <w:rPr>
+          <w:rFonts w:ascii="Times New Roman" w:hAnsi="Times New Roman" w:cs="Times New Roman"/>
+          <w:sz w:val="26"/>
+          <w:szCs w:val="26"/>
+          <w:lang w:val="vi-VN"/>
+        </w:rPr>
+      </w:pPr>
+    </w:p>
+    <w:p>
+      <w:pPr>
+        <w:rPr>
+          <w:rFonts w:ascii="Times New Roman" w:hAnsi="Times New Roman" w:cs="Times New Roman"/>
+          <w:sz w:val="26"/>
+          <w:szCs w:val="26"/>
+          <w:lang w:val="vi-VN"/>
+        </w:rPr>
+      </w:pPr>
+      <w:r>
+        <w:rPr>
+          <w:rFonts w:ascii="Times New Roman" w:hAnsi="Times New Roman" w:cs="Times New Roman"/>
+          <w:sz w:val="26"/>
+          <w:szCs w:val="26"/>
+          <w:lang w:val="vi-VN"/>
+        </w:rPr>
+        <w:lastRenderedPageBreak/>
+        <w:t>Code:</w:t>
+      </w:r>
+    </w:p>
+    <w:p>
+      <w:pPr>
+        <w:rPr>
+          <w:rFonts w:ascii="Times New Roman" w:hAnsi="Times New Roman" w:cs="Times New Roman"/>
+          <w:sz w:val="26"/>
+          <w:szCs w:val="26"/>
+        </w:rPr>
+      </w:pPr>
+      <w:r>
+        <w:rPr>
+          <w:rFonts w:ascii="Times New Roman" w:hAnsi="Times New Roman" w:cs="Times New Roman"/>
+          <w:sz w:val="26"/>
+          <w:szCs w:val="26"/>
+        </w:rPr>
+        <w:t>string strCon = @"Data Source=(LocalDB)\MSSQLLocalDB;AttachDbFilename=""C:\Users\Admin\Downloads\Phương Pháp Phát Triển Phần Mềm\Buoi8\1150080143_VoAnhKiet_CNPM2\VoAnhKiet_1150080143_BTtuan8\VoAnhKiet_1150080143_BTtuan8\QuanLyBanSach.mdf"";Integrated Security=True";</w:t>
+      </w:r>
+    </w:p>
+    <w:p>
+      <w:pPr>
+        <w:rPr>
+          <w:rFonts w:ascii="Times New Roman" w:hAnsi="Times New Roman" w:cs="Times New Roman"/>
+          <w:sz w:val="26"/>
+          <w:szCs w:val="26"/>
+        </w:rPr>
+      </w:pPr>
+    </w:p>
+    <w:p>
+      <w:pPr>
+        <w:rPr>
+          <w:rFonts w:ascii="Times New Roman" w:hAnsi="Times New Roman" w:cs="Times New Roman"/>
+          <w:sz w:val="26"/>
+          <w:szCs w:val="26"/>
+        </w:rPr>
+      </w:pPr>
+      <w:r>
+        <w:rPr>
+          <w:rFonts w:ascii="Times New Roman" w:hAnsi="Times New Roman" w:cs="Times New Roman"/>
+          <w:sz w:val="26"/>
+          <w:szCs w:val="26"/>
+        </w:rPr>
+        <w:t>SqlConnection sqlCon = null;</w:t>
+      </w:r>
+    </w:p>
+    <w:p>
+      <w:pPr>
+        <w:rPr>
+          <w:rFonts w:ascii="Times New Roman" w:hAnsi="Times New Roman" w:cs="Times New Roman"/>
+          <w:sz w:val="26"/>
+          <w:szCs w:val="26"/>
+        </w:rPr>
+      </w:pPr>
+    </w:p>
+    <w:p>
+      <w:pPr>
+        <w:rPr>
+          <w:rFonts w:ascii="Times New Roman" w:hAnsi="Times New Roman" w:cs="Times New Roman"/>
+          <w:sz w:val="26"/>
+          <w:szCs w:val="26"/>
+        </w:rPr>
+      </w:pPr>
+      <w:r>
+        <w:rPr>
+          <w:rFonts w:ascii="Times New Roman" w:hAnsi="Times New Roman" w:cs="Times New Roman"/>
+          <w:sz w:val="26"/>
+          <w:szCs w:val="26"/>
+        </w:rPr>
+        <w:t>#region "Connection &amp; Display Methods"</w:t>
+      </w:r>
+    </w:p>
+    <w:p>
+      <w:pPr>
+        <w:rPr>
+          <w:rFonts w:ascii="Times New Roman" w:hAnsi="Times New Roman" w:cs="Times New Roman"/>
+          <w:sz w:val="26"/>
+          <w:szCs w:val="26"/>
+        </w:rPr>
+      </w:pPr>
+      <w:r>
+        <w:rPr>
+          <w:rFonts w:ascii="Times New Roman" w:hAnsi="Times New Roman" w:cs="Times New Roman"/>
+          <w:sz w:val="26"/>
+          <w:szCs w:val="26"/>
+        </w:rPr>
+        <w:t>private void MoKetNoi()</w:t>
+      </w:r>
+    </w:p>
+    <w:p>
+      <w:pPr>
+        <w:rPr>
+          <w:rFonts w:ascii="Times New Roman" w:hAnsi="Times New Roman" w:cs="Times New Roman"/>
+          <w:sz w:val="26"/>
+          <w:szCs w:val="26"/>
+        </w:rPr>
+      </w:pPr>
+      <w:r>
+        <w:rPr>
+          <w:rFonts w:ascii="Times New Roman" w:hAnsi="Times New Roman" w:cs="Times New Roman"/>
+          <w:sz w:val="26"/>
+          <w:szCs w:val="26"/>
+        </w:rPr>
+        <w:t>{</w:t>
+      </w:r>
+    </w:p>
+    <w:p>
+      <w:pPr>
+        <w:rPr>
+          <w:rFonts w:ascii="Times New Roman" w:hAnsi="Times New Roman" w:cs="Times New Roman"/>
+          <w:sz w:val="26"/>
+          <w:szCs w:val="26"/>
+        </w:rPr>
+      </w:pPr>
+      <w:r>
+        <w:rPr>
+          <w:rFonts w:ascii="Times New Roman" w:hAnsi="Times New Roman" w:cs="Times New Roman"/>
+          <w:sz w:val="26"/>
+          <w:szCs w:val="26"/>
+        </w:rPr>
+        <w:t xml:space="preserve">    if (sqlCon == null) sqlCon = new SqlConnection(strCon);</w:t>
+      </w:r>
+    </w:p>
+    <w:p>
+      <w:pPr>
+        <w:rPr>
+          <w:rFonts w:ascii="Times New Roman" w:hAnsi="Times New Roman" w:cs="Times New Roman"/>
+          <w:sz w:val="26"/>
+          <w:szCs w:val="26"/>
+        </w:rPr>
+      </w:pPr>
+      <w:r>
+        <w:rPr>
+          <w:rFonts w:ascii="Times New Roman" w:hAnsi="Times New Roman" w:cs="Times New Roman"/>
+          <w:sz w:val="26"/>
+          <w:szCs w:val="26"/>
+        </w:rPr>
+        <w:t xml:space="preserve">    if (sqlCon.State == ConnectionState.Closed) sqlCon.Open();</w:t>
+      </w:r>
+    </w:p>
+    <w:p>
+      <w:pPr>
+        <w:rPr>
+          <w:rFonts w:ascii="Times New Roman" w:hAnsi="Times New Roman" w:cs="Times New Roman"/>
+          <w:sz w:val="26"/>
+          <w:szCs w:val="26"/>
+        </w:rPr>
+      </w:pPr>
+      <w:r>
+        <w:rPr>
+          <w:rFonts w:ascii="Times New Roman" w:hAnsi="Times New Roman" w:cs="Times New Roman"/>
+          <w:sz w:val="26"/>
+          <w:szCs w:val="26"/>
+        </w:rPr>
+        <w:t>}</w:t>
+      </w:r>
+    </w:p>
+    <w:p>
+      <w:pPr>
+        <w:rPr>
+          <w:rFonts w:ascii="Times New Roman" w:hAnsi="Times New Roman" w:cs="Times New Roman"/>
+          <w:sz w:val="26"/>
+          <w:szCs w:val="26"/>
+        </w:rPr>
+      </w:pPr>
+    </w:p>
+    <w:p>
+      <w:pPr>
+        <w:rPr>
+          <w:rFonts w:ascii="Times New Roman" w:hAnsi="Times New Roman" w:cs="Times New Roman"/>
+          <w:sz w:val="26"/>
+          <w:szCs w:val="26"/>
+        </w:rPr>
+      </w:pPr>
+      <w:r>
+        <w:rPr>
+          <w:rFonts w:ascii="Times New Roman" w:hAnsi="Times New Roman" w:cs="Times New Roman"/>
+          <w:sz w:val="26"/>
+          <w:szCs w:val="26"/>
+        </w:rPr>
+        <w:t>private void DongKetNoi()</w:t>
+      </w:r>
+    </w:p>
+    <w:p>
+      <w:pPr>
+        <w:rPr>
+          <w:rFonts w:ascii="Times New Roman" w:hAnsi="Times New Roman" w:cs="Times New Roman"/>
+          <w:sz w:val="26"/>
+          <w:szCs w:val="26"/>
+        </w:rPr>
+      </w:pPr>
+      <w:r>
+        <w:rPr>
+          <w:rFonts w:ascii="Times New Roman" w:hAnsi="Times New Roman" w:cs="Times New Roman"/>
+          <w:sz w:val="26"/>
+          <w:szCs w:val="26"/>
+        </w:rPr>
+        <w:t>{</w:t>
+      </w:r>
+    </w:p>
+    <w:p>
+      <w:pPr>
+        <w:rPr>
+          <w:rFonts w:ascii="Times New Roman" w:hAnsi="Times New Roman" w:cs="Times New Roman"/>
+          <w:sz w:val="26"/>
+          <w:szCs w:val="26"/>
+        </w:rPr>
+      </w:pPr>
+      <w:r>
+        <w:rPr>
+          <w:rFonts w:ascii="Times New Roman" w:hAnsi="Times New Roman" w:cs="Times New Roman"/>
+          <w:sz w:val="26"/>
+          <w:szCs w:val="26"/>
+        </w:rPr>
+        <w:t xml:space="preserve">    if (sqlCon != null &amp;&amp; sqlCon.State == ConnectionState.Open) sqlCon.Close();</w:t>
+      </w:r>
+    </w:p>
+    <w:p>
+      <w:pPr>
+        <w:rPr>
+          <w:rFonts w:ascii="Times New Roman" w:hAnsi="Times New Roman" w:cs="Times New Roman"/>
+          <w:sz w:val="26"/>
+          <w:szCs w:val="26"/>
+        </w:rPr>
+      </w:pPr>
+      <w:r>
+        <w:rPr>
+          <w:rFonts w:ascii="Times New Roman" w:hAnsi="Times New Roman" w:cs="Times New Roman"/>
+          <w:sz w:val="26"/>
+          <w:szCs w:val="26"/>
+        </w:rPr>
+        <w:t>}</w:t>
+      </w:r>
+    </w:p>
+    <w:p>
+      <w:pPr>
+        <w:rPr>
+          <w:rFonts w:ascii="Times New Roman" w:hAnsi="Times New Roman" w:cs="Times New Roman"/>
+          <w:sz w:val="26"/>
+          <w:szCs w:val="26"/>
+        </w:rPr>
+      </w:pPr>
+    </w:p>
+    <w:p>
+      <w:pPr>
+        <w:rPr>
+          <w:rFonts w:ascii="Times New Roman" w:hAnsi="Times New Roman" w:cs="Times New Roman"/>
+          <w:sz w:val="26"/>
+          <w:szCs w:val="26"/>
+        </w:rPr>
+      </w:pPr>
+      <w:r>
+        <w:rPr>
+          <w:rFonts w:ascii="Times New Roman" w:hAnsi="Times New Roman" w:cs="Times New Roman"/>
+          <w:sz w:val="26"/>
+          <w:szCs w:val="26"/>
+        </w:rPr>
+        <w:t>private void HienThiDanhSachNXB()</w:t>
+      </w:r>
+    </w:p>
+    <w:p>
+      <w:pPr>
+        <w:rPr>
+          <w:rFonts w:ascii="Times New Roman" w:hAnsi="Times New Roman" w:cs="Times New Roman"/>
+          <w:sz w:val="26"/>
+          <w:szCs w:val="26"/>
+        </w:rPr>
+      </w:pPr>
+      <w:r>
+        <w:rPr>
+          <w:rFonts w:ascii="Times New Roman" w:hAnsi="Times New Roman" w:cs="Times New Roman"/>
+          <w:sz w:val="26"/>
+          <w:szCs w:val="26"/>
+        </w:rPr>
+        <w:t>{</w:t>
+      </w:r>
+    </w:p>
+    <w:p>
+      <w:pPr>
+        <w:rPr>
+          <w:rFonts w:ascii="Times New Roman" w:hAnsi="Times New Roman" w:cs="Times New Roman"/>
+          <w:sz w:val="26"/>
+          <w:szCs w:val="26"/>
+        </w:rPr>
+      </w:pPr>
+      <w:r>
+        <w:rPr>
+          <w:rFonts w:ascii="Times New Roman" w:hAnsi="Times New Roman" w:cs="Times New Roman"/>
+          <w:sz w:val="26"/>
+          <w:szCs w:val="26"/>
+        </w:rPr>
+        <w:t xml:space="preserve">    try</w:t>
+      </w:r>
+    </w:p>
+    <w:p>
+      <w:pPr>
+        <w:rPr>
+          <w:rFonts w:ascii="Times New Roman" w:hAnsi="Times New Roman" w:cs="Times New Roman"/>
+          <w:sz w:val="26"/>
+          <w:szCs w:val="26"/>
+        </w:rPr>
+      </w:pPr>
+      <w:r>
+        <w:rPr>
+          <w:rFonts w:ascii="Times New Roman" w:hAnsi="Times New Roman" w:cs="Times New Roman"/>
+          <w:sz w:val="26"/>
+          <w:szCs w:val="26"/>
+        </w:rPr>
+        <w:t xml:space="preserve">    {</w:t>
+      </w:r>
+    </w:p>
+    <w:p>
+      <w:pPr>
+        <w:rPr>
+          <w:rFonts w:ascii="Times New Roman" w:hAnsi="Times New Roman" w:cs="Times New Roman"/>
+          <w:sz w:val="26"/>
+          <w:szCs w:val="26"/>
+        </w:rPr>
+      </w:pPr>
+      <w:r>
+        <w:rPr>
+          <w:rFonts w:ascii="Times New Roman" w:hAnsi="Times New Roman" w:cs="Times New Roman"/>
+          <w:sz w:val="26"/>
+          <w:szCs w:val="26"/>
+        </w:rPr>
+        <w:t xml:space="preserve">        MoKetNoi();</w:t>
+      </w:r>
+    </w:p>
+    <w:p>
+      <w:pPr>
+        <w:rPr>
+          <w:rFonts w:ascii="Times New Roman" w:hAnsi="Times New Roman" w:cs="Times New Roman"/>
+          <w:sz w:val="26"/>
+          <w:szCs w:val="26"/>
+        </w:rPr>
+      </w:pPr>
+      <w:r>
+        <w:rPr>
+          <w:rFonts w:ascii="Times New Roman" w:hAnsi="Times New Roman" w:cs="Times New Roman"/>
+          <w:sz w:val="26"/>
+          <w:szCs w:val="26"/>
+        </w:rPr>
+        <w:lastRenderedPageBreak/>
+        <w:t xml:space="preserve">        SqlCommand sqlCmd = new SqlCommand("HienThiNXB", sqlCon) { CommandType = CommandType.StoredProcedure };</w:t>
+      </w:r>
+    </w:p>
+    <w:p>
+      <w:pPr>
+        <w:rPr>
+          <w:rFonts w:ascii="Times New Roman" w:hAnsi="Times New Roman" w:cs="Times New Roman"/>
+          <w:sz w:val="26"/>
+          <w:szCs w:val="26"/>
+        </w:rPr>
+      </w:pPr>
+    </w:p>
+    <w:p>
+      <w:pPr>
+        <w:rPr>
+          <w:rFonts w:ascii="Times New Roman" w:hAnsi="Times New Roman" w:cs="Times New Roman"/>
+          <w:sz w:val="26"/>
+          <w:szCs w:val="26"/>
+        </w:rPr>
+      </w:pPr>
+      <w:r>
+        <w:rPr>
+          <w:rFonts w:ascii="Times New Roman" w:hAnsi="Times New Roman" w:cs="Times New Roman"/>
+          <w:sz w:val="26"/>
+          <w:szCs w:val="26"/>
+        </w:rPr>
+        <w:t xml:space="preserve">        SqlDataReader reader = sqlCmd.ExecuteReader();</w:t>
+      </w:r>
+    </w:p>
+    <w:p>
+      <w:pPr>
+        <w:rPr>
+          <w:rFonts w:ascii="Times New Roman" w:hAnsi="Times New Roman" w:cs="Times New Roman"/>
+          <w:sz w:val="26"/>
+          <w:szCs w:val="26"/>
+        </w:rPr>
+      </w:pPr>
+      <w:r>
+        <w:rPr>
+          <w:rFonts w:ascii="Times New Roman" w:hAnsi="Times New Roman" w:cs="Times New Roman"/>
+          <w:sz w:val="26"/>
+          <w:szCs w:val="26"/>
+        </w:rPr>
+        <w:t xml:space="preserve">        lsvDanhSach.Items.Clear();</w:t>
+      </w:r>
+    </w:p>
+    <w:p>
+      <w:pPr>
+        <w:rPr>
+          <w:rFonts w:ascii="Times New Roman" w:hAnsi="Times New Roman" w:cs="Times New Roman"/>
+          <w:sz w:val="26"/>
+          <w:szCs w:val="26"/>
+        </w:rPr>
+      </w:pPr>
+      <w:r>
+        <w:rPr>
+          <w:rFonts w:ascii="Times New Roman" w:hAnsi="Times New Roman" w:cs="Times New Roman"/>
+          <w:sz w:val="26"/>
+          <w:szCs w:val="26"/>
+        </w:rPr>
+        <w:t xml:space="preserve">        while (reader.Read())</w:t>
+      </w:r>
+    </w:p>
+    <w:p>
+      <w:pPr>
+        <w:rPr>
+          <w:rFonts w:ascii="Times New Roman" w:hAnsi="Times New Roman" w:cs="Times New Roman"/>
+          <w:sz w:val="26"/>
+          <w:szCs w:val="26"/>
+        </w:rPr>
+      </w:pPr>
+      <w:r>
+        <w:rPr>
+          <w:rFonts w:ascii="Times New Roman" w:hAnsi="Times New Roman" w:cs="Times New Roman"/>
+          <w:sz w:val="26"/>
+          <w:szCs w:val="26"/>
+        </w:rPr>
+        <w:t xml:space="preserve">        {</w:t>
+      </w:r>
+    </w:p>
+    <w:p>
+      <w:pPr>
+        <w:rPr>
+          <w:rFonts w:ascii="Times New Roman" w:hAnsi="Times New Roman" w:cs="Times New Roman"/>
+          <w:sz w:val="26"/>
+          <w:szCs w:val="26"/>
+        </w:rPr>
+      </w:pPr>
+      <w:r>
+        <w:rPr>
+          <w:rFonts w:ascii="Times New Roman" w:hAnsi="Times New Roman" w:cs="Times New Roman"/>
+          <w:sz w:val="26"/>
+          <w:szCs w:val="26"/>
+        </w:rPr>
+        <w:t xml:space="preserve">            ListViewItem lvi = new ListViewItem(reader.GetString(0));</w:t>
+      </w:r>
+    </w:p>
+    <w:p>
+      <w:pPr>
+        <w:rPr>
+          <w:rFonts w:ascii="Times New Roman" w:hAnsi="Times New Roman" w:cs="Times New Roman"/>
+          <w:sz w:val="26"/>
+          <w:szCs w:val="26"/>
+        </w:rPr>
+      </w:pPr>
+      <w:r>
+        <w:rPr>
+          <w:rFonts w:ascii="Times New Roman" w:hAnsi="Times New Roman" w:cs="Times New Roman"/>
+          <w:sz w:val="26"/>
+          <w:szCs w:val="26"/>
+        </w:rPr>
+        <w:t xml:space="preserve">            lvi.SubItems.Add(reader.GetString(1));</w:t>
+      </w:r>
+    </w:p>
+    <w:p>
+      <w:pPr>
+        <w:rPr>
+          <w:rFonts w:ascii="Times New Roman" w:hAnsi="Times New Roman" w:cs="Times New Roman"/>
+          <w:sz w:val="26"/>
+          <w:szCs w:val="26"/>
+        </w:rPr>
+      </w:pPr>
+      <w:r>
+        <w:rPr>
+          <w:rFonts w:ascii="Times New Roman" w:hAnsi="Times New Roman" w:cs="Times New Roman"/>
+          <w:sz w:val="26"/>
+          <w:szCs w:val="26"/>
+        </w:rPr>
+        <w:t xml:space="preserve">            lvi.SubItems.Add(reader.GetString(2));</w:t>
+      </w:r>
+    </w:p>
+    <w:p>
+      <w:pPr>
+        <w:rPr>
+          <w:rFonts w:ascii="Times New Roman" w:hAnsi="Times New Roman" w:cs="Times New Roman"/>
+          <w:sz w:val="26"/>
+          <w:szCs w:val="26"/>
+        </w:rPr>
+      </w:pPr>
+      <w:r>
+        <w:rPr>
+          <w:rFonts w:ascii="Times New Roman" w:hAnsi="Times New Roman" w:cs="Times New Roman"/>
+          <w:sz w:val="26"/>
+          <w:szCs w:val="26"/>
+        </w:rPr>
+        <w:t xml:space="preserve">            lsvDanhSach.Items.Add(lvi);</w:t>
+      </w:r>
+    </w:p>
+    <w:p>
+      <w:pPr>
+        <w:rPr>
+          <w:rFonts w:ascii="Times New Roman" w:hAnsi="Times New Roman" w:cs="Times New Roman"/>
+          <w:sz w:val="26"/>
+          <w:szCs w:val="26"/>
+        </w:rPr>
+      </w:pPr>
+      <w:r>
+        <w:rPr>
+          <w:rFonts w:ascii="Times New Roman" w:hAnsi="Times New Roman" w:cs="Times New Roman"/>
+          <w:sz w:val="26"/>
+          <w:szCs w:val="26"/>
+        </w:rPr>
+        <w:t xml:space="preserve">        }</w:t>
+      </w:r>
+    </w:p>
+    <w:p>
+      <w:pPr>
+        <w:rPr>
+          <w:rFonts w:ascii="Times New Roman" w:hAnsi="Times New Roman" w:cs="Times New Roman"/>
+          <w:sz w:val="26"/>
+          <w:szCs w:val="26"/>
+        </w:rPr>
+      </w:pPr>
+      <w:r>
+        <w:rPr>
+          <w:rFonts w:ascii="Times New Roman" w:hAnsi="Times New Roman" w:cs="Times New Roman"/>
+          <w:sz w:val="26"/>
+          <w:szCs w:val="26"/>
+        </w:rPr>
+        <w:t xml:space="preserve">        reader.Close();</w:t>
+      </w:r>
+    </w:p>
+    <w:p>
+      <w:pPr>
+        <w:rPr>
+          <w:rFonts w:ascii="Times New Roman" w:hAnsi="Times New Roman" w:cs="Times New Roman"/>
+          <w:sz w:val="26"/>
+          <w:szCs w:val="26"/>
+        </w:rPr>
+      </w:pPr>
+      <w:r>
+        <w:rPr>
+          <w:rFonts w:ascii="Times New Roman" w:hAnsi="Times New Roman" w:cs="Times New Roman"/>
+          <w:sz w:val="26"/>
+          <w:szCs w:val="26"/>
+        </w:rPr>
+        <w:t xml:space="preserve">    }</w:t>
+      </w:r>
+    </w:p>
+    <w:p>
+      <w:pPr>
+        <w:rPr>
+          <w:rFonts w:ascii="Times New Roman" w:hAnsi="Times New Roman" w:cs="Times New Roman"/>
+          <w:sz w:val="26"/>
+          <w:szCs w:val="26"/>
+        </w:rPr>
+      </w:pPr>
+      <w:r>
+        <w:rPr>
+          <w:rFonts w:ascii="Times New Roman" w:hAnsi="Times New Roman" w:cs="Times New Roman"/>
+          <w:sz w:val="26"/>
+          <w:szCs w:val="26"/>
+        </w:rPr>
+        <w:t xml:space="preserve">    catch (Exception ex)</w:t>
+      </w:r>
+    </w:p>
+    <w:p>
+      <w:pPr>
+        <w:rPr>
+          <w:rFonts w:ascii="Times New Roman" w:hAnsi="Times New Roman" w:cs="Times New Roman"/>
+          <w:sz w:val="26"/>
+          <w:szCs w:val="26"/>
+        </w:rPr>
+      </w:pPr>
+      <w:r>
+        <w:rPr>
+          <w:rFonts w:ascii="Times New Roman" w:hAnsi="Times New Roman" w:cs="Times New Roman"/>
+          <w:sz w:val="26"/>
+          <w:szCs w:val="26"/>
+        </w:rPr>
+        <w:t xml:space="preserve">    {</w:t>
+      </w:r>
+    </w:p>
+    <w:p>
+      <w:pPr>
+        <w:rPr>
+          <w:rFonts w:ascii="Times New Roman" w:hAnsi="Times New Roman" w:cs="Times New Roman"/>
+          <w:sz w:val="26"/>
+          <w:szCs w:val="26"/>
+        </w:rPr>
+      </w:pPr>
+      <w:r>
+        <w:rPr>
+          <w:rFonts w:ascii="Times New Roman" w:hAnsi="Times New Roman" w:cs="Times New Roman"/>
+          <w:sz w:val="26"/>
+          <w:szCs w:val="26"/>
+        </w:rPr>
+        <w:t xml:space="preserve">        MessageBox.Show("Lỗi: " + ex.Message);</w:t>
+      </w:r>
+    </w:p>
+    <w:p>
+      <w:pPr>
+        <w:rPr>
+          <w:rFonts w:ascii="Times New Roman" w:hAnsi="Times New Roman" w:cs="Times New Roman"/>
+          <w:sz w:val="26"/>
+          <w:szCs w:val="26"/>
+        </w:rPr>
+      </w:pPr>
+      <w:r>
+        <w:rPr>
+          <w:rFonts w:ascii="Times New Roman" w:hAnsi="Times New Roman" w:cs="Times New Roman"/>
+          <w:sz w:val="26"/>
+          <w:szCs w:val="26"/>
+        </w:rPr>
+        <w:t xml:space="preserve">    }</w:t>
+      </w:r>
+    </w:p>
+    <w:p>
+      <w:pPr>
+        <w:rPr>
+          <w:rFonts w:ascii="Times New Roman" w:hAnsi="Times New Roman" w:cs="Times New Roman"/>
+          <w:sz w:val="26"/>
+          <w:szCs w:val="26"/>
+        </w:rPr>
+      </w:pPr>
+      <w:r>
+        <w:rPr>
+          <w:rFonts w:ascii="Times New Roman" w:hAnsi="Times New Roman" w:cs="Times New Roman"/>
+          <w:sz w:val="26"/>
+          <w:szCs w:val="26"/>
+        </w:rPr>
+        <w:t xml:space="preserve">    finally</w:t>
+      </w:r>
+    </w:p>
+    <w:p>
+      <w:pPr>
+        <w:rPr>
+          <w:rFonts w:ascii="Times New Roman" w:hAnsi="Times New Roman" w:cs="Times New Roman"/>
+          <w:sz w:val="26"/>
+          <w:szCs w:val="26"/>
+        </w:rPr>
+      </w:pPr>
+      <w:r>
+        <w:rPr>
+          <w:rFonts w:ascii="Times New Roman" w:hAnsi="Times New Roman" w:cs="Times New Roman"/>
+          <w:sz w:val="26"/>
+          <w:szCs w:val="26"/>
+        </w:rPr>
+        <w:t xml:space="preserve">    {</w:t>
+      </w:r>
+    </w:p>
+    <w:p>
+      <w:pPr>
+        <w:rPr>
+          <w:rFonts w:ascii="Times New Roman" w:hAnsi="Times New Roman" w:cs="Times New Roman"/>
+          <w:sz w:val="26"/>
+          <w:szCs w:val="26"/>
+        </w:rPr>
+      </w:pPr>
+      <w:r>
+        <w:rPr>
+          <w:rFonts w:ascii="Times New Roman" w:hAnsi="Times New Roman" w:cs="Times New Roman"/>
+          <w:sz w:val="26"/>
+          <w:szCs w:val="26"/>
+        </w:rPr>
+        <w:t xml:space="preserve">        DongKetNoi();</w:t>
+      </w:r>
+    </w:p>
+    <w:p>
+      <w:pPr>
+        <w:rPr>
+          <w:rFonts w:ascii="Times New Roman" w:hAnsi="Times New Roman" w:cs="Times New Roman"/>
+          <w:sz w:val="26"/>
+          <w:szCs w:val="26"/>
+        </w:rPr>
+      </w:pPr>
+      <w:r>
+        <w:rPr>
+          <w:rFonts w:ascii="Times New Roman" w:hAnsi="Times New Roman" w:cs="Times New Roman"/>
+          <w:sz w:val="26"/>
+          <w:szCs w:val="26"/>
+        </w:rPr>
+        <w:t xml:space="preserve">    }</w:t>
+      </w:r>
+    </w:p>
+    <w:p>
+      <w:pPr>
+        <w:rPr>
+          <w:rFonts w:ascii="Times New Roman" w:hAnsi="Times New Roman" w:cs="Times New Roman"/>
+          <w:sz w:val="26"/>
+          <w:szCs w:val="26"/>
+        </w:rPr>
+      </w:pPr>
+      <w:r>
+        <w:rPr>
+          <w:rFonts w:ascii="Times New Roman" w:hAnsi="Times New Roman" w:cs="Times New Roman"/>
+          <w:sz w:val="26"/>
+          <w:szCs w:val="26"/>
+        </w:rPr>
+        <w:t>}</w:t>
+      </w:r>
+    </w:p>
+    <w:p>
+      <w:pPr>
+        <w:rPr>
+          <w:rFonts w:ascii="Times New Roman" w:hAnsi="Times New Roman" w:cs="Times New Roman"/>
+          <w:sz w:val="26"/>
+          <w:szCs w:val="26"/>
+        </w:rPr>
+      </w:pPr>
+    </w:p>
+    <w:p>
+      <w:pPr>
+        <w:rPr>
+          <w:rFonts w:ascii="Times New Roman" w:hAnsi="Times New Roman" w:cs="Times New Roman"/>
+          <w:sz w:val="26"/>
+          <w:szCs w:val="26"/>
+        </w:rPr>
+      </w:pPr>
+      <w:r>
+        <w:rPr>
+          <w:rFonts w:ascii="Times New Roman" w:hAnsi="Times New Roman" w:cs="Times New Roman"/>
+          <w:sz w:val="26"/>
+          <w:szCs w:val="26"/>
+        </w:rPr>
+        <w:t>#region "Form Events"</w:t>
+      </w:r>
+    </w:p>
+    <w:p>
+      <w:pPr>
+        <w:rPr>
+          <w:rFonts w:ascii="Times New Roman" w:hAnsi="Times New Roman" w:cs="Times New Roman"/>
+          <w:sz w:val="26"/>
+          <w:szCs w:val="26"/>
+        </w:rPr>
+      </w:pPr>
+      <w:r>
+        <w:rPr>
+          <w:rFonts w:ascii="Times New Roman" w:hAnsi="Times New Roman" w:cs="Times New Roman"/>
+          <w:sz w:val="26"/>
+          <w:szCs w:val="26"/>
+        </w:rPr>
+        <w:t>private void ThucHanh3_Load(object sender, EventArgs e)</w:t>
+      </w:r>
+    </w:p>
+    <w:p>
+      <w:pPr>
+        <w:rPr>
+          <w:rFonts w:ascii="Times New Roman" w:hAnsi="Times New Roman" w:cs="Times New Roman"/>
+          <w:sz w:val="26"/>
+          <w:szCs w:val="26"/>
+        </w:rPr>
+      </w:pPr>
+      <w:r>
+        <w:rPr>
+          <w:rFonts w:ascii="Times New Roman" w:hAnsi="Times New Roman" w:cs="Times New Roman"/>
+          <w:sz w:val="26"/>
+          <w:szCs w:val="26"/>
+        </w:rPr>
+        <w:lastRenderedPageBreak/>
+        <w:t>{</w:t>
+      </w:r>
+    </w:p>
+    <w:p>
+      <w:pPr>
+        <w:rPr>
+          <w:rFonts w:ascii="Times New Roman" w:hAnsi="Times New Roman" w:cs="Times New Roman"/>
+          <w:sz w:val="26"/>
+          <w:szCs w:val="26"/>
+        </w:rPr>
+      </w:pPr>
+      <w:r>
+        <w:rPr>
+          <w:rFonts w:ascii="Times New Roman" w:hAnsi="Times New Roman" w:cs="Times New Roman"/>
+          <w:sz w:val="26"/>
+          <w:szCs w:val="26"/>
+        </w:rPr>
+        <w:t xml:space="preserve">    HienThiDanhSachNXB();</w:t>
+      </w:r>
+    </w:p>
+    <w:p>
+      <w:pPr>
+        <w:rPr>
+          <w:rFonts w:ascii="Times New Roman" w:hAnsi="Times New Roman" w:cs="Times New Roman"/>
+          <w:sz w:val="26"/>
+          <w:szCs w:val="26"/>
+        </w:rPr>
+      </w:pPr>
+      <w:r>
+        <w:rPr>
+          <w:rFonts w:ascii="Times New Roman" w:hAnsi="Times New Roman" w:cs="Times New Roman"/>
+          <w:sz w:val="26"/>
+          <w:szCs w:val="26"/>
+        </w:rPr>
+        <w:t>}</w:t>
+      </w:r>
+    </w:p>
+    <w:p>
+      <w:pPr>
+        <w:rPr>
+          <w:rFonts w:ascii="Times New Roman" w:hAnsi="Times New Roman" w:cs="Times New Roman"/>
+          <w:sz w:val="26"/>
+          <w:szCs w:val="26"/>
+        </w:rPr>
+      </w:pPr>
+    </w:p>
+    <w:p>
+      <w:pPr>
+        <w:rPr>
+          <w:rFonts w:ascii="Times New Roman" w:hAnsi="Times New Roman" w:cs="Times New Roman"/>
+          <w:sz w:val="26"/>
+          <w:szCs w:val="26"/>
+        </w:rPr>
+      </w:pPr>
+      <w:r>
+        <w:rPr>
+          <w:rFonts w:ascii="Times New Roman" w:hAnsi="Times New Roman" w:cs="Times New Roman"/>
+          <w:sz w:val="26"/>
+          <w:szCs w:val="26"/>
+        </w:rPr>
+        <w:t>private void lsvDanhSach_SelectedIndexChanged(object sender, EventArgs e)</w:t>
+      </w:r>
+    </w:p>
+    <w:p>
+      <w:pPr>
+        <w:rPr>
+          <w:rFonts w:ascii="Times New Roman" w:hAnsi="Times New Roman" w:cs="Times New Roman"/>
+          <w:sz w:val="26"/>
+          <w:szCs w:val="26"/>
+        </w:rPr>
+      </w:pPr>
+      <w:r>
+        <w:rPr>
+          <w:rFonts w:ascii="Times New Roman" w:hAnsi="Times New Roman" w:cs="Times New Roman"/>
+          <w:sz w:val="26"/>
+          <w:szCs w:val="26"/>
+        </w:rPr>
+        <w:t>{</w:t>
+      </w:r>
+    </w:p>
+    <w:p>
+      <w:pPr>
+        <w:rPr>
+          <w:rFonts w:ascii="Times New Roman" w:hAnsi="Times New Roman" w:cs="Times New Roman"/>
+          <w:sz w:val="26"/>
+          <w:szCs w:val="26"/>
+          <w:lang w:val="vi-VN"/>
+        </w:rPr>
+      </w:pPr>
+      <w:r>
+        <w:rPr>
+          <w:rFonts w:ascii="Times New Roman" w:hAnsi="Times New Roman" w:cs="Times New Roman"/>
+          <w:sz w:val="26"/>
+          <w:szCs w:val="26"/>
+        </w:rPr>
+        <w:t xml:space="preserve">    if (lsvDanhSach.SelectedItems.Count == 0) return;</w:t>
+      </w:r>
+    </w:p>
+    <w:p>
+      <w:pPr>
+        <w:rPr>
+          <w:rFonts w:ascii="Times New Roman" w:hAnsi="Times New Roman" w:cs="Times New Roman"/>
+          <w:sz w:val="26"/>
+          <w:szCs w:val="26"/>
+        </w:rPr>
+      </w:pPr>
+      <w:r>
+        <w:rPr>
+          <w:rFonts w:ascii="Times New Roman" w:hAnsi="Times New Roman" w:cs="Times New Roman"/>
+          <w:sz w:val="26"/>
+          <w:szCs w:val="26"/>
+        </w:rPr>
+        <w:t xml:space="preserve">    ListViewItem lvi = lsvDanhSach.SelectedItems[0];</w:t>
+      </w:r>
+    </w:p>
+    <w:p>
+      <w:pPr>
+        <w:rPr>
+          <w:rFonts w:ascii="Times New Roman" w:hAnsi="Times New Roman" w:cs="Times New Roman"/>
+          <w:sz w:val="26"/>
+          <w:szCs w:val="26"/>
+        </w:rPr>
+      </w:pPr>
+      <w:r>
+        <w:rPr>
+          <w:rFonts w:ascii="Times New Roman" w:hAnsi="Times New Roman" w:cs="Times New Roman"/>
+          <w:sz w:val="26"/>
+          <w:szCs w:val="26"/>
+        </w:rPr>
+        <w:t xml:space="preserve">    txtMaNXB.Text = lvi.SubItems[0].Text;</w:t>
+      </w:r>
+    </w:p>
+    <w:p>
+      <w:pPr>
+        <w:rPr>
+          <w:rFonts w:ascii="Times New Roman" w:hAnsi="Times New Roman" w:cs="Times New Roman"/>
+          <w:sz w:val="26"/>
+          <w:szCs w:val="26"/>
+        </w:rPr>
+      </w:pPr>
+      <w:r>
+        <w:rPr>
+          <w:rFonts w:ascii="Times New Roman" w:hAnsi="Times New Roman" w:cs="Times New Roman"/>
+          <w:sz w:val="26"/>
+          <w:szCs w:val="26"/>
+        </w:rPr>
+        <w:t xml:space="preserve">    txtTenNXB.Text = lvi.SubItems[1].Text;</w:t>
+      </w:r>
+    </w:p>
+    <w:p>
+      <w:pPr>
+        <w:rPr>
+          <w:rFonts w:ascii="Times New Roman" w:hAnsi="Times New Roman" w:cs="Times New Roman"/>
+          <w:sz w:val="26"/>
+          <w:szCs w:val="26"/>
+        </w:rPr>
+      </w:pPr>
+      <w:r>
+        <w:rPr>
+          <w:rFonts w:ascii="Times New Roman" w:hAnsi="Times New Roman" w:cs="Times New Roman"/>
+          <w:sz w:val="26"/>
+          <w:szCs w:val="26"/>
+        </w:rPr>
+        <w:t xml:space="preserve">    txtDiaChi.Text = lvi.SubItems[2].Text;</w:t>
+      </w:r>
+    </w:p>
+    <w:p>
+      <w:pPr>
+        <w:rPr>
+          <w:rFonts w:ascii="Times New Roman" w:hAnsi="Times New Roman" w:cs="Times New Roman"/>
+          <w:sz w:val="26"/>
+          <w:szCs w:val="26"/>
+        </w:rPr>
+      </w:pPr>
+      <w:r>
+        <w:rPr>
+          <w:rFonts w:ascii="Times New Roman" w:hAnsi="Times New Roman" w:cs="Times New Roman"/>
+          <w:sz w:val="26"/>
+          <w:szCs w:val="26"/>
+        </w:rPr>
+        <w:t>}</w:t>
+      </w:r>
+    </w:p>
+    <w:p>
+      <w:pPr>
+        <w:rPr>
+          <w:rFonts w:ascii="Times New Roman" w:hAnsi="Times New Roman" w:cs="Times New Roman"/>
+          <w:sz w:val="26"/>
+          <w:szCs w:val="26"/>
+        </w:rPr>
+      </w:pPr>
+    </w:p>
+    <w:p>
+      <w:pPr>
+        <w:rPr>
+          <w:rFonts w:ascii="Times New Roman" w:hAnsi="Times New Roman" w:cs="Times New Roman"/>
+          <w:sz w:val="26"/>
+          <w:szCs w:val="26"/>
+        </w:rPr>
+      </w:pPr>
+      <w:r>
+        <w:rPr>
+          <w:rFonts w:ascii="Times New Roman" w:hAnsi="Times New Roman" w:cs="Times New Roman"/>
+          <w:sz w:val="26"/>
+          <w:szCs w:val="26"/>
+        </w:rPr>
+        <w:t>private void btnCapNhat_Click(object sender, EventArgs e)</w:t>
+      </w:r>
+    </w:p>
+    <w:p>
+      <w:pPr>
+        <w:rPr>
+          <w:rFonts w:ascii="Times New Roman" w:hAnsi="Times New Roman" w:cs="Times New Roman"/>
+          <w:sz w:val="26"/>
+          <w:szCs w:val="26"/>
+        </w:rPr>
+      </w:pPr>
+      <w:r>
+        <w:rPr>
+          <w:rFonts w:ascii="Times New Roman" w:hAnsi="Times New Roman" w:cs="Times New Roman"/>
+          <w:sz w:val="26"/>
+          <w:szCs w:val="26"/>
+        </w:rPr>
+        <w:t>{</w:t>
+      </w:r>
+    </w:p>
+    <w:p>
+      <w:pPr>
+        <w:rPr>
+          <w:rFonts w:ascii="Times New Roman" w:hAnsi="Times New Roman" w:cs="Times New Roman"/>
+          <w:sz w:val="26"/>
+          <w:szCs w:val="26"/>
+        </w:rPr>
+      </w:pPr>
+      <w:r>
+        <w:rPr>
+          <w:rFonts w:ascii="Times New Roman" w:hAnsi="Times New Roman" w:cs="Times New Roman"/>
+          <w:sz w:val="26"/>
+          <w:szCs w:val="26"/>
+        </w:rPr>
+        <w:t xml:space="preserve">    if (string.IsNullOrEmpty(txtMaNXB.Text))</w:t>
+      </w:r>
+    </w:p>
+    <w:p>
+      <w:pPr>
+        <w:rPr>
+          <w:rFonts w:ascii="Times New Roman" w:hAnsi="Times New Roman" w:cs="Times New Roman"/>
+          <w:sz w:val="26"/>
+          <w:szCs w:val="26"/>
+        </w:rPr>
+      </w:pPr>
+      <w:r>
+        <w:rPr>
+          <w:rFonts w:ascii="Times New Roman" w:hAnsi="Times New Roman" w:cs="Times New Roman"/>
+          <w:sz w:val="26"/>
+          <w:szCs w:val="26"/>
+        </w:rPr>
+        <w:t xml:space="preserve">    {</w:t>
+      </w:r>
+    </w:p>
+    <w:p>
+      <w:pPr>
+        <w:rPr>
+          <w:rFonts w:ascii="Times New Roman" w:hAnsi="Times New Roman" w:cs="Times New Roman"/>
+          <w:sz w:val="26"/>
+          <w:szCs w:val="26"/>
+        </w:rPr>
+      </w:pPr>
+      <w:r>
+        <w:rPr>
+          <w:rFonts w:ascii="Times New Roman" w:hAnsi="Times New Roman" w:cs="Times New Roman"/>
+          <w:sz w:val="26"/>
+          <w:szCs w:val="26"/>
+        </w:rPr>
+        <w:t xml:space="preserve">        MessageBox.Show("Vui lòng chọn một nhà xuất bản để cập nhật.", "Thông báo");</w:t>
+      </w:r>
+    </w:p>
+    <w:p>
+      <w:pPr>
+        <w:rPr>
+          <w:rFonts w:ascii="Times New Roman" w:hAnsi="Times New Roman" w:cs="Times New Roman"/>
+          <w:sz w:val="26"/>
+          <w:szCs w:val="26"/>
+        </w:rPr>
+      </w:pPr>
+      <w:r>
+        <w:rPr>
+          <w:rFonts w:ascii="Times New Roman" w:hAnsi="Times New Roman" w:cs="Times New Roman"/>
+          <w:sz w:val="26"/>
+          <w:szCs w:val="26"/>
+        </w:rPr>
+        <w:t xml:space="preserve">        return;</w:t>
+      </w:r>
+    </w:p>
+    <w:p>
+      <w:pPr>
+        <w:rPr>
+          <w:rFonts w:ascii="Times New Roman" w:hAnsi="Times New Roman" w:cs="Times New Roman"/>
+          <w:sz w:val="26"/>
+          <w:szCs w:val="26"/>
+        </w:rPr>
+      </w:pPr>
+      <w:r>
+        <w:rPr>
+          <w:rFonts w:ascii="Times New Roman" w:hAnsi="Times New Roman" w:cs="Times New Roman"/>
+          <w:sz w:val="26"/>
+          <w:szCs w:val="26"/>
+        </w:rPr>
+        <w:t xml:space="preserve">    }</w:t>
+      </w:r>
+    </w:p>
+    <w:p>
+      <w:pPr>
+        <w:rPr>
+          <w:rFonts w:ascii="Times New Roman" w:hAnsi="Times New Roman" w:cs="Times New Roman"/>
+          <w:sz w:val="26"/>
+          <w:szCs w:val="26"/>
+        </w:rPr>
+      </w:pPr>
+    </w:p>
+    <w:p>
+      <w:pPr>
+        <w:rPr>
+          <w:rFonts w:ascii="Times New Roman" w:hAnsi="Times New Roman" w:cs="Times New Roman"/>
+          <w:sz w:val="26"/>
+          <w:szCs w:val="26"/>
+        </w:rPr>
+      </w:pPr>
+      <w:r>
+        <w:rPr>
+          <w:rFonts w:ascii="Times New Roman" w:hAnsi="Times New Roman" w:cs="Times New Roman"/>
+          <w:sz w:val="26"/>
+          <w:szCs w:val="26"/>
+        </w:rPr>
+        <w:t xml:space="preserve">    try</w:t>
+      </w:r>
+    </w:p>
+    <w:p>
+      <w:pPr>
+        <w:rPr>
+          <w:rFonts w:ascii="Times New Roman" w:hAnsi="Times New Roman" w:cs="Times New Roman"/>
+          <w:sz w:val="26"/>
+          <w:szCs w:val="26"/>
+        </w:rPr>
+      </w:pPr>
+      <w:r>
+        <w:rPr>
+          <w:rFonts w:ascii="Times New Roman" w:hAnsi="Times New Roman" w:cs="Times New Roman"/>
+          <w:sz w:val="26"/>
+          <w:szCs w:val="26"/>
+        </w:rPr>
+        <w:t xml:space="preserve">    {</w:t>
+      </w:r>
+    </w:p>
+    <w:p>
+      <w:pPr>
+        <w:rPr>
+          <w:rFonts w:ascii="Times New Roman" w:hAnsi="Times New Roman" w:cs="Times New Roman"/>
+          <w:sz w:val="26"/>
+          <w:szCs w:val="26"/>
+        </w:rPr>
+      </w:pPr>
+      <w:r>
+        <w:rPr>
+          <w:rFonts w:ascii="Times New Roman" w:hAnsi="Times New Roman" w:cs="Times New Roman"/>
+          <w:sz w:val="26"/>
+          <w:szCs w:val="26"/>
+        </w:rPr>
+        <w:t xml:space="preserve">        MoKetNoi();</w:t>
+      </w:r>
+    </w:p>
+    <w:p>
+      <w:pPr>
+        <w:rPr>
+          <w:rFonts w:ascii="Times New Roman" w:hAnsi="Times New Roman" w:cs="Times New Roman"/>
+          <w:sz w:val="26"/>
+          <w:szCs w:val="26"/>
+          <w:lang w:val="vi-VN"/>
+        </w:rPr>
+      </w:pPr>
+      <w:r>
+        <w:rPr>
+          <w:rFonts w:ascii="Times New Roman" w:hAnsi="Times New Roman" w:cs="Times New Roman"/>
+          <w:sz w:val="26"/>
+          <w:szCs w:val="26"/>
+        </w:rPr>
+        <w:t xml:space="preserve">        SqlCommand sqlCmd = new SqlCommand("CapNhatThongTin", sqlCon) { CommandType = CommandType.StoredProcedure };</w:t>
+      </w:r>
+    </w:p>
+    <w:p>
+      <w:pPr>
+        <w:rPr>
+          <w:rFonts w:ascii="Times New Roman" w:hAnsi="Times New Roman" w:cs="Times New Roman"/>
+          <w:sz w:val="26"/>
+          <w:szCs w:val="26"/>
+        </w:rPr>
+      </w:pPr>
+      <w:r>
+        <w:rPr>
+          <w:rFonts w:ascii="Times New Roman" w:hAnsi="Times New Roman" w:cs="Times New Roman"/>
+          <w:sz w:val="26"/>
+          <w:szCs w:val="26"/>
+        </w:rPr>
+        <w:lastRenderedPageBreak/>
+        <w:t xml:space="preserve">        sqlCmd.Parameters.Add(new SqlParameter("@maNXB", txtMaNXB.Text.Trim()));</w:t>
+      </w:r>
+    </w:p>
+    <w:p>
+      <w:pPr>
+        <w:rPr>
+          <w:rFonts w:ascii="Times New Roman" w:hAnsi="Times New Roman" w:cs="Times New Roman"/>
+          <w:sz w:val="26"/>
+          <w:szCs w:val="26"/>
+        </w:rPr>
+      </w:pPr>
+      <w:r>
+        <w:rPr>
+          <w:rFonts w:ascii="Times New Roman" w:hAnsi="Times New Roman" w:cs="Times New Roman"/>
+          <w:sz w:val="26"/>
+          <w:szCs w:val="26"/>
+        </w:rPr>
+        <w:t xml:space="preserve">        sqlCmd.Parameters.Add(new SqlParameter("@tenNXB", txtTenNXB.Text.Trim()));</w:t>
+      </w:r>
+    </w:p>
+    <w:p>
+      <w:pPr>
+        <w:rPr>
+          <w:rFonts w:ascii="Times New Roman" w:hAnsi="Times New Roman" w:cs="Times New Roman"/>
+          <w:sz w:val="26"/>
+          <w:szCs w:val="26"/>
+        </w:rPr>
+      </w:pPr>
+      <w:r>
+        <w:rPr>
+          <w:rFonts w:ascii="Times New Roman" w:hAnsi="Times New Roman" w:cs="Times New Roman"/>
+          <w:sz w:val="26"/>
+          <w:szCs w:val="26"/>
+        </w:rPr>
+        <w:t xml:space="preserve">        sqlCmd.Parameters.Add(new SqlParameter("@diaChi", txtDiaChi.Text.Trim()));</w:t>
+      </w:r>
+    </w:p>
+    <w:p>
+      <w:pPr>
+        <w:rPr>
+          <w:rFonts w:ascii="Times New Roman" w:hAnsi="Times New Roman" w:cs="Times New Roman"/>
+          <w:sz w:val="26"/>
+          <w:szCs w:val="26"/>
+        </w:rPr>
+      </w:pPr>
+    </w:p>
+    <w:p>
+      <w:pPr>
+        <w:rPr>
+          <w:rFonts w:ascii="Times New Roman" w:hAnsi="Times New Roman" w:cs="Times New Roman"/>
+          <w:sz w:val="26"/>
+          <w:szCs w:val="26"/>
+        </w:rPr>
+      </w:pPr>
+      <w:r>
+        <w:rPr>
+          <w:rFonts w:ascii="Times New Roman" w:hAnsi="Times New Roman" w:cs="Times New Roman"/>
+          <w:sz w:val="26"/>
+          <w:szCs w:val="26"/>
+        </w:rPr>
+        <w:t xml:space="preserve">        int kq = sqlCmd.ExecuteNonQuery();</w:t>
+      </w:r>
+    </w:p>
+    <w:p>
+      <w:pPr>
+        <w:rPr>
+          <w:rFonts w:ascii="Times New Roman" w:hAnsi="Times New Roman" w:cs="Times New Roman"/>
+          <w:sz w:val="26"/>
+          <w:szCs w:val="26"/>
+        </w:rPr>
+      </w:pPr>
+      <w:r>
+        <w:rPr>
+          <w:rFonts w:ascii="Times New Roman" w:hAnsi="Times New Roman" w:cs="Times New Roman"/>
+          <w:sz w:val="26"/>
+          <w:szCs w:val="26"/>
+        </w:rPr>
+        <w:t xml:space="preserve">        if (kq &gt; 0)</w:t>
+      </w:r>
+    </w:p>
+    <w:p>
+      <w:pPr>
+        <w:rPr>
+          <w:rFonts w:ascii="Times New Roman" w:hAnsi="Times New Roman" w:cs="Times New Roman"/>
+          <w:sz w:val="26"/>
+          <w:szCs w:val="26"/>
+        </w:rPr>
+      </w:pPr>
+      <w:r>
+        <w:rPr>
+          <w:rFonts w:ascii="Times New Roman" w:hAnsi="Times New Roman" w:cs="Times New Roman"/>
+          <w:sz w:val="26"/>
+          <w:szCs w:val="26"/>
+        </w:rPr>
+        <w:t xml:space="preserve">        {</w:t>
+      </w:r>
+    </w:p>
+    <w:p>
+      <w:pPr>
+        <w:rPr>
+          <w:rFonts w:ascii="Times New Roman" w:hAnsi="Times New Roman" w:cs="Times New Roman"/>
+          <w:sz w:val="26"/>
+          <w:szCs w:val="26"/>
+        </w:rPr>
+      </w:pPr>
+      <w:r>
+        <w:rPr>
+          <w:rFonts w:ascii="Times New Roman" w:hAnsi="Times New Roman" w:cs="Times New Roman"/>
+          <w:sz w:val="26"/>
+          <w:szCs w:val="26"/>
+        </w:rPr>
+        <w:t xml:space="preserve">            MessageBox.Show("Cập nhật dữ liệu thành công!", "Thông báo");</w:t>
+      </w:r>
+    </w:p>
+    <w:p>
+      <w:pPr>
+        <w:rPr>
+          <w:rFonts w:ascii="Times New Roman" w:hAnsi="Times New Roman" w:cs="Times New Roman"/>
+          <w:sz w:val="26"/>
+          <w:szCs w:val="26"/>
+        </w:rPr>
+      </w:pPr>
+      <w:r>
+        <w:rPr>
+          <w:rFonts w:ascii="Times New Roman" w:hAnsi="Times New Roman" w:cs="Times New Roman"/>
+          <w:sz w:val="26"/>
+          <w:szCs w:val="26"/>
+        </w:rPr>
+        <w:t xml:space="preserve">            HienThiDanhSachNXB();</w:t>
+      </w:r>
+    </w:p>
+    <w:p>
+      <w:pPr>
+        <w:rPr>
+          <w:rFonts w:ascii="Times New Roman" w:hAnsi="Times New Roman" w:cs="Times New Roman"/>
+          <w:sz w:val="26"/>
+          <w:szCs w:val="26"/>
+        </w:rPr>
+      </w:pPr>
+      <w:r>
+        <w:rPr>
+          <w:rFonts w:ascii="Times New Roman" w:hAnsi="Times New Roman" w:cs="Times New Roman"/>
+          <w:sz w:val="26"/>
+          <w:szCs w:val="26"/>
+        </w:rPr>
+        <w:t xml:space="preserve">            txtMaNXB.Text = txtTenNXB.Text = txtDiaChi.Text = "";</w:t>
+      </w:r>
+    </w:p>
+    <w:p>
+      <w:pPr>
+        <w:rPr>
+          <w:rFonts w:ascii="Times New Roman" w:hAnsi="Times New Roman" w:cs="Times New Roman"/>
+          <w:sz w:val="26"/>
+          <w:szCs w:val="26"/>
+        </w:rPr>
+      </w:pPr>
+      <w:r>
+        <w:rPr>
+          <w:rFonts w:ascii="Times New Roman" w:hAnsi="Times New Roman" w:cs="Times New Roman"/>
+          <w:sz w:val="26"/>
+          <w:szCs w:val="26"/>
+        </w:rPr>
+        <w:t xml:space="preserve">        }</w:t>
+      </w:r>
+    </w:p>
+    <w:p>
+      <w:pPr>
+        <w:rPr>
+          <w:rFonts w:ascii="Times New Roman" w:hAnsi="Times New Roman" w:cs="Times New Roman"/>
+          <w:sz w:val="26"/>
+          <w:szCs w:val="26"/>
+        </w:rPr>
+      </w:pPr>
+      <w:r>
+        <w:rPr>
+          <w:rFonts w:ascii="Times New Roman" w:hAnsi="Times New Roman" w:cs="Times New Roman"/>
+          <w:sz w:val="26"/>
+          <w:szCs w:val="26"/>
+        </w:rPr>
+        <w:t xml:space="preserve">        else</w:t>
+      </w:r>
+    </w:p>
+    <w:p>
+      <w:pPr>
+        <w:rPr>
+          <w:rFonts w:ascii="Times New Roman" w:hAnsi="Times New Roman" w:cs="Times New Roman"/>
+          <w:sz w:val="26"/>
+          <w:szCs w:val="26"/>
+        </w:rPr>
+      </w:pPr>
+      <w:r>
+        <w:rPr>
+          <w:rFonts w:ascii="Times New Roman" w:hAnsi="Times New Roman" w:cs="Times New Roman"/>
+          <w:sz w:val="26"/>
+          <w:szCs w:val="26"/>
+        </w:rPr>
+        <w:t xml:space="preserve">        {</w:t>
+      </w:r>
+    </w:p>
+    <w:p>
+      <w:pPr>
+        <w:rPr>
+          <w:rFonts w:ascii="Times New Roman" w:hAnsi="Times New Roman" w:cs="Times New Roman"/>
+          <w:sz w:val="26"/>
+          <w:szCs w:val="26"/>
+        </w:rPr>
+      </w:pPr>
+      <w:r>
+        <w:rPr>
+          <w:rFonts w:ascii="Times New Roman" w:hAnsi="Times New Roman" w:cs="Times New Roman"/>
+          <w:sz w:val="26"/>
+          <w:szCs w:val="26"/>
+        </w:rPr>
+        <w:t xml:space="preserve">            MessageBox.Show("Cập nhật dữ liệu thất bại!", "Thông báo");</w:t>
+      </w:r>
+    </w:p>
+    <w:p>
+      <w:pPr>
+        <w:rPr>
+          <w:rFonts w:ascii="Times New Roman" w:hAnsi="Times New Roman" w:cs="Times New Roman"/>
+          <w:sz w:val="26"/>
+          <w:szCs w:val="26"/>
+        </w:rPr>
+      </w:pPr>
+      <w:r>
+        <w:rPr>
+          <w:rFonts w:ascii="Times New Roman" w:hAnsi="Times New Roman" w:cs="Times New Roman"/>
+          <w:sz w:val="26"/>
+          <w:szCs w:val="26"/>
+        </w:rPr>
+        <w:t xml:space="preserve">        }</w:t>
+      </w:r>
+    </w:p>
+    <w:p>
+      <w:pPr>
+        <w:rPr>
+          <w:rFonts w:ascii="Times New Roman" w:hAnsi="Times New Roman" w:cs="Times New Roman"/>
+          <w:sz w:val="26"/>
+          <w:szCs w:val="26"/>
+        </w:rPr>
+      </w:pPr>
+      <w:r>
+        <w:rPr>
+          <w:rFonts w:ascii="Times New Roman" w:hAnsi="Times New Roman" w:cs="Times New Roman"/>
+          <w:sz w:val="26"/>
+          <w:szCs w:val="26"/>
+        </w:rPr>
+        <w:t xml:space="preserve">    }</w:t>
+      </w:r>
+    </w:p>
+    <w:p>
+      <w:pPr>
+        <w:rPr>
+          <w:rFonts w:ascii="Times New Roman" w:hAnsi="Times New Roman" w:cs="Times New Roman"/>
+          <w:sz w:val="26"/>
+          <w:szCs w:val="26"/>
+        </w:rPr>
+      </w:pPr>
+      <w:r>
+        <w:rPr>
+          <w:rFonts w:ascii="Times New Roman" w:hAnsi="Times New Roman" w:cs="Times New Roman"/>
+          <w:sz w:val="26"/>
+          <w:szCs w:val="26"/>
+        </w:rPr>
+        <w:t xml:space="preserve">    catch (Exception ex)</w:t>
+      </w:r>
+    </w:p>
+    <w:p>
+      <w:pPr>
+        <w:rPr>
+          <w:rFonts w:ascii="Times New Roman" w:hAnsi="Times New Roman" w:cs="Times New Roman"/>
+          <w:sz w:val="26"/>
+          <w:szCs w:val="26"/>
+        </w:rPr>
+      </w:pPr>
+      <w:r>
+        <w:rPr>
+          <w:rFonts w:ascii="Times New Roman" w:hAnsi="Times New Roman" w:cs="Times New Roman"/>
+          <w:sz w:val="26"/>
+          <w:szCs w:val="26"/>
+        </w:rPr>
+        <w:t xml:space="preserve">    {</w:t>
+      </w:r>
+    </w:p>
+    <w:p>
+      <w:pPr>
+        <w:rPr>
+          <w:rFonts w:ascii="Times New Roman" w:hAnsi="Times New Roman" w:cs="Times New Roman"/>
+          <w:sz w:val="26"/>
+          <w:szCs w:val="26"/>
+        </w:rPr>
+      </w:pPr>
+      <w:r>
+        <w:rPr>
+          <w:rFonts w:ascii="Times New Roman" w:hAnsi="Times New Roman" w:cs="Times New Roman"/>
+          <w:sz w:val="26"/>
+          <w:szCs w:val="26"/>
+        </w:rPr>
+        <w:t xml:space="preserve">        MessageBox.Show("Lỗi khi cập nhật dữ liệu: " + ex.Message);</w:t>
+      </w:r>
+    </w:p>
+    <w:p>
+      <w:pPr>
+        <w:rPr>
+          <w:rFonts w:ascii="Times New Roman" w:hAnsi="Times New Roman" w:cs="Times New Roman"/>
+          <w:sz w:val="26"/>
+          <w:szCs w:val="26"/>
+        </w:rPr>
+      </w:pPr>
+      <w:r>
+        <w:rPr>
+          <w:rFonts w:ascii="Times New Roman" w:hAnsi="Times New Roman" w:cs="Times New Roman"/>
+          <w:sz w:val="26"/>
+          <w:szCs w:val="26"/>
+        </w:rPr>
+        <w:t xml:space="preserve">    }</w:t>
+      </w:r>
+    </w:p>
+    <w:p>
+      <w:pPr>
+        <w:rPr>
+          <w:rFonts w:ascii="Times New Roman" w:hAnsi="Times New Roman" w:cs="Times New Roman"/>
+          <w:sz w:val="26"/>
+          <w:szCs w:val="26"/>
+        </w:rPr>
+      </w:pPr>
+      <w:r>
+        <w:rPr>
+          <w:rFonts w:ascii="Times New Roman" w:hAnsi="Times New Roman" w:cs="Times New Roman"/>
+          <w:sz w:val="26"/>
+          <w:szCs w:val="26"/>
+        </w:rPr>
+        <w:t xml:space="preserve">    finally</w:t>
+      </w:r>
+    </w:p>
+    <w:p>
+      <w:pPr>
+        <w:rPr>
+          <w:rFonts w:ascii="Times New Roman" w:hAnsi="Times New Roman" w:cs="Times New Roman"/>
+          <w:sz w:val="26"/>
+          <w:szCs w:val="26"/>
+        </w:rPr>
+      </w:pPr>
+      <w:r>
+        <w:rPr>
+          <w:rFonts w:ascii="Times New Roman" w:hAnsi="Times New Roman" w:cs="Times New Roman"/>
+          <w:sz w:val="26"/>
+          <w:szCs w:val="26"/>
+        </w:rPr>
+        <w:t xml:space="preserve">    {</w:t>
+      </w:r>
+    </w:p>
+    <w:p>
+      <w:pPr>
+        <w:rPr>
+          <w:rFonts w:ascii="Times New Roman" w:hAnsi="Times New Roman" w:cs="Times New Roman"/>
+          <w:sz w:val="26"/>
+          <w:szCs w:val="26"/>
+        </w:rPr>
+      </w:pPr>
+      <w:r>
+        <w:rPr>
+          <w:rFonts w:ascii="Times New Roman" w:hAnsi="Times New Roman" w:cs="Times New Roman"/>
+          <w:sz w:val="26"/>
+          <w:szCs w:val="26"/>
+        </w:rPr>
+        <w:t xml:space="preserve">        DongKetNoi();</w:t>
+      </w:r>
+    </w:p>
+    <w:p>
+      <w:pPr>
+        <w:rPr>
+          <w:rFonts w:ascii="Times New Roman" w:hAnsi="Times New Roman" w:cs="Times New Roman"/>
+          <w:sz w:val="26"/>
+          <w:szCs w:val="26"/>
+        </w:rPr>
+      </w:pPr>
+      <w:r>
+        <w:rPr>
+          <w:rFonts w:ascii="Times New Roman" w:hAnsi="Times New Roman" w:cs="Times New Roman"/>
+          <w:sz w:val="26"/>
+          <w:szCs w:val="26"/>
+        </w:rPr>
+        <w:t xml:space="preserve">    }</w:t>
+      </w:r>
+    </w:p>
+    <w:p>
+      <w:pPr>
+        <w:rPr>
+          <w:rFonts w:ascii="Times New Roman" w:hAnsi="Times New Roman" w:cs="Times New Roman"/>
+          <w:sz w:val="26"/>
+          <w:szCs w:val="26"/>
+          <w:lang w:val="vi-VN"/>
+        </w:rPr>
+      </w:pPr>
+      <w:r>
+        <w:rPr>
+          <w:rFonts w:ascii="Times New Roman" w:hAnsi="Times New Roman" w:cs="Times New Roman"/>
+          <w:sz w:val="26"/>
+          <w:szCs w:val="26"/>
+        </w:rPr>
+        <w:t>}</w:t>
+      </w:r>
+    </w:p>
+    <w:p>
+      <w:pPr>
+        <w:rPr>
+          <w:rFonts w:ascii="Times New Roman" w:hAnsi="Times New Roman" w:cs="Times New Roman"/>
+          <w:sz w:val="26"/>
+          <w:szCs w:val="26"/>
+          <w:lang w:val="vi-VN"/>
+        </w:rPr>
+      </w:pPr>
+    </w:p>
+    <w:p>
+      <w:pPr>
+        <w:rPr>
+          <w:rFonts w:ascii="Times New Roman" w:hAnsi="Times New Roman" w:cs="Times New Roman"/>
+          <w:b/>
+          <w:bCs/>
+          <w:sz w:val="26"/>
+          <w:szCs w:val="26"/>
+          <w:lang w:val="vi-VN"/>
+        </w:rPr>
+      </w:pPr>
+      <w:r>
+        <w:rPr>
+          <w:rFonts w:ascii="Times New Roman" w:hAnsi="Times New Roman" w:cs="Times New Roman"/>
+          <w:b/>
+          <w:bCs/>
+          <w:sz w:val="26"/>
+          <w:szCs w:val="26"/>
+          <w:lang w:val="vi-VN"/>
+        </w:rPr>
+        <w:lastRenderedPageBreak/>
+        <w:t>Thực hành 4: Xóa dữ liệu cho bảng Nhà xuất bản.</w:t>
+      </w:r>
+    </w:p>
+    <w:p>
+      <w:pPr>
+        <w:rPr>
+          <w:rFonts w:ascii="Times New Roman" w:hAnsi="Times New Roman" w:cs="Times New Roman"/>
+          <w:sz w:val="26"/>
+          <w:szCs w:val="26"/>
+          <w:lang w:val="vi-VN"/>
+        </w:rPr>
+      </w:pPr>
+      <w:r>
+        <w:rPr>
+          <w:rFonts w:ascii="Times New Roman" w:hAnsi="Times New Roman" w:cs="Times New Roman"/>
+          <w:sz w:val="26"/>
+          <w:szCs w:val="26"/>
+          <w:lang w:val="vi-VN"/>
+        </w:rPr>
+        <w:t>Code T-SQL:</w:t>
+      </w:r>
+    </w:p>
+    <w:p>
+      <w:pPr>
+        <w:rPr>
+          <w:rFonts w:ascii="Times New Roman" w:hAnsi="Times New Roman" w:cs="Times New Roman"/>
+          <w:sz w:val="26"/>
+          <w:szCs w:val="26"/>
+          <w:lang w:val="vi-VN"/>
+        </w:rPr>
+      </w:pPr>
+      <w:r>
+        <w:rPr>
+          <w:rFonts w:ascii="Times New Roman" w:hAnsi="Times New Roman" w:cs="Times New Roman"/>
+          <w:sz w:val="26"/>
+          <w:szCs w:val="26"/>
+          <w:lang w:val="vi-VN"/>
+        </w:rPr>
+        <w:drawing>
+          <wp:inline distT="0" distB="0" distL="0" distR="0" wp14:anchorId="384126F9" wp14:editId="26CB2265">
+            <wp:extent cx="5943600" cy="3362960"/>
+            <wp:effectExtent l="0" t="0" r="0" b="8890"/>
+            <wp:docPr id="15" name="Picture 15"/>
+            <wp:cNvGraphicFramePr>
+              <a:graphicFrameLocks xmlns:a="http://schemas.openxmlformats.org/drawingml/2006/main" noChangeAspect="1"/>
+            </wp:cNvGraphicFramePr>
+            <a:graphic xmlns:a="http://schemas.openxmlformats.org/drawingml/2006/main">
+              <a:graphicData uri="http://schemas.openxmlformats.org/drawingml/2006/picture">
+                <pic:pic xmlns:pic="http://schemas.openxmlformats.org/drawingml/2006/picture">
+                  <pic:nvPicPr>
+                    <pic:cNvPr id="1" name=""/>
+                    <pic:cNvPicPr/>
+                  </pic:nvPicPr>
+                  <pic:blipFill>
+                    <a:blip r:embed="rId19"/>
+                    <a:stretch>
+                      <a:fillRect/>
+                    </a:stretch>
+                  </pic:blipFill>
+                  <pic:spPr>
+                    <a:xfrm>
+                      <a:off x="0" y="0"/>
+                      <a:ext cx="5943600" cy="3362960"/>
+                    </a:xfrm>
+                    <a:prstGeom prst="rect">
+                      <a:avLst/>
+                    </a:prstGeom>
+                  </pic:spPr>
+                </pic:pic>
+              </a:graphicData>
+            </a:graphic>
+          </wp:inline>
+        </w:drawing>
+      </w:r>
+    </w:p>
+    <w:p>
+      <w:pPr>
+        <w:rPr>
+          <w:rFonts w:ascii="Times New Roman" w:hAnsi="Times New Roman" w:cs="Times New Roman"/>
+          <w:sz w:val="26"/>
+          <w:szCs w:val="26"/>
+          <w:lang w:val="vi-VN"/>
+        </w:rPr>
+      </w:pPr>
+      <w:r>
+        <w:rPr>
+          <w:rFonts w:ascii="Times New Roman" w:hAnsi="Times New Roman" w:cs="Times New Roman"/>
+          <w:sz w:val="26"/>
+          <w:szCs w:val="26"/>
+          <w:lang w:val="vi-VN"/>
+        </w:rPr>
+        <w:t>Giao diện:</w:t>
+      </w:r>
+    </w:p>
+    <w:p>
+      <w:pPr>
+        <w:rPr>
+          <w:rFonts w:ascii="Times New Roman" w:hAnsi="Times New Roman" w:cs="Times New Roman"/>
+          <w:sz w:val="26"/>
+          <w:szCs w:val="26"/>
+          <w:lang w:val="vi-VN"/>
+        </w:rPr>
+      </w:pPr>
+      <w:r>
+        <w:rPr>
+          <w:rFonts w:ascii="Times New Roman" w:hAnsi="Times New Roman" w:cs="Times New Roman"/>
+          <w:sz w:val="26"/>
+          <w:szCs w:val="26"/>
+          <w:lang w:val="vi-VN"/>
+        </w:rPr>
+        <w:drawing>
+          <wp:inline distT="0" distB="0" distL="0" distR="0" wp14:anchorId="016B6759" wp14:editId="1FBF0DBB">
+            <wp:extent cx="5943600" cy="3597275"/>
+            <wp:effectExtent l="0" t="0" r="0" b="3175"/>
+            <wp:docPr id="16" name="Picture 16"/>
+            <wp:cNvGraphicFramePr>
+              <a:graphicFrameLocks xmlns:a="http://schemas.openxmlformats.org/drawingml/2006/main" noChangeAspect="1"/>
+            </wp:cNvGraphicFramePr>
+            <a:graphic xmlns:a="http://schemas.openxmlformats.org/drawingml/2006/main">
+              <a:graphicData uri="http://schemas.openxmlformats.org/drawingml/2006/picture">
+                <pic:pic xmlns:pic="http://schemas.openxmlformats.org/drawingml/2006/picture">
+                  <pic:nvPicPr>
+                    <pic:cNvPr id="1" name=""/>
+                    <pic:cNvPicPr/>
+                  </pic:nvPicPr>
+                  <pic:blipFill>
+                    <a:blip r:embed="rId20"/>
+                    <a:stretch>
+                      <a:fillRect/>
+                    </a:stretch>
+                  </pic:blipFill>
+                  <pic:spPr>
+                    <a:xfrm>
+                      <a:off x="0" y="0"/>
+                      <a:ext cx="5943600" cy="3597275"/>
+                    </a:xfrm>
+                    <a:prstGeom prst="rect">
+                      <a:avLst/>
+                    </a:prstGeom>
+                  </pic:spPr>
+                </pic:pic>
+              </a:graphicData>
+            </a:graphic>
+          </wp:inline>
+        </w:drawing>
+      </w:r>
+    </w:p>
+    <w:p>
+      <w:pPr>
+        <w:rPr>
+          <w:rFonts w:ascii="Times New Roman" w:hAnsi="Times New Roman" w:cs="Times New Roman"/>
+          <w:sz w:val="26"/>
+          <w:szCs w:val="26"/>
+          <w:lang w:val="vi-VN"/>
+        </w:rPr>
+      </w:pPr>
+      <w:r>
+        <w:rPr>
+          <w:rFonts w:ascii="Times New Roman" w:hAnsi="Times New Roman" w:cs="Times New Roman"/>
+          <w:sz w:val="26"/>
+          <w:szCs w:val="26"/>
+          <w:lang w:val="vi-VN"/>
+        </w:rPr>
+        <w:lastRenderedPageBreak/>
+        <w:drawing>
+          <wp:inline distT="0" distB="0" distL="0" distR="0" wp14:anchorId="0666CB0B" wp14:editId="50333C61">
+            <wp:extent cx="5943600" cy="3540760"/>
+            <wp:effectExtent l="0" t="0" r="0" b="2540"/>
+            <wp:docPr id="17" name="Picture 17"/>
+            <wp:cNvGraphicFramePr>
+              <a:graphicFrameLocks xmlns:a="http://schemas.openxmlformats.org/drawingml/2006/main" noChangeAspect="1"/>
+            </wp:cNvGraphicFramePr>
+            <a:graphic xmlns:a="http://schemas.openxmlformats.org/drawingml/2006/main">
+              <a:graphicData uri="http://schemas.openxmlformats.org/drawingml/2006/picture">
+                <pic:pic xmlns:pic="http://schemas.openxmlformats.org/drawingml/2006/picture">
+                  <pic:nvPicPr>
+                    <pic:cNvPr id="1" name=""/>
+                    <pic:cNvPicPr/>
+                  </pic:nvPicPr>
+                  <pic:blipFill>
+                    <a:blip r:embed="rId21"/>
+                    <a:stretch>
+                      <a:fillRect/>
+                    </a:stretch>
+                  </pic:blipFill>
+                  <pic:spPr>
+                    <a:xfrm>
+                      <a:off x="0" y="0"/>
+                      <a:ext cx="5943600" cy="3540760"/>
+                    </a:xfrm>
+                    <a:prstGeom prst="rect">
+                      <a:avLst/>
+                    </a:prstGeom>
+                  </pic:spPr>
+                </pic:pic>
+              </a:graphicData>
+            </a:graphic>
+          </wp:inline>
+        </w:drawing>
+      </w:r>
+    </w:p>
+    <w:p>
+      <w:pPr>
+        <w:rPr>
+          <w:rFonts w:ascii="Times New Roman" w:hAnsi="Times New Roman" w:cs="Times New Roman"/>
+          <w:sz w:val="26"/>
+          <w:szCs w:val="26"/>
+          <w:lang w:val="vi-VN"/>
+        </w:rPr>
+      </w:pPr>
+    </w:p>
+    <w:p>
+      <w:pPr>
+        <w:rPr>
+          <w:rFonts w:ascii="Times New Roman" w:hAnsi="Times New Roman" w:cs="Times New Roman"/>
+          <w:sz w:val="26"/>
+          <w:szCs w:val="26"/>
+          <w:lang w:val="vi-VN"/>
+        </w:rPr>
+      </w:pPr>
+      <w:r>
+        <w:rPr>
+          <w:rFonts w:ascii="Times New Roman" w:hAnsi="Times New Roman" w:cs="Times New Roman"/>
+          <w:sz w:val="26"/>
+          <w:szCs w:val="26"/>
+          <w:lang w:val="vi-VN"/>
+        </w:rPr>
+        <w:t>Code:</w:t>
+      </w:r>
+    </w:p>
+    <w:p>
+      <w:pPr>
+        <w:rPr>
+          <w:rFonts w:ascii="Times New Roman" w:hAnsi="Times New Roman" w:cs="Times New Roman"/>
+          <w:sz w:val="26"/>
+          <w:szCs w:val="26"/>
+        </w:rPr>
+      </w:pPr>
+      <w:r>
+        <w:rPr>
+          <w:rFonts w:ascii="Times New Roman" w:hAnsi="Times New Roman" w:cs="Times New Roman"/>
+          <w:sz w:val="26"/>
+          <w:szCs w:val="26"/>
+        </w:rPr>
+        <w:t>string strCon = @"Data Source=(LocalDB)\MSSQLLocalDB;AttachDbFilename=""C:\Users\Admin\Downloads\Phương Pháp Phát Triển Phần Mềm\Buoi8\1150080143_VoAnhKiet_CNPM2\VoAnhKiet_1150080143_BTtuan8\VoAnhKiet_1150080143_BTtuan8\QuanLyBanSach.mdf"";Integrated Security=True";</w:t>
+      </w:r>
+    </w:p>
+    <w:p>
+      <w:pPr>
+        <w:rPr>
+          <w:rFonts w:ascii="Times New Roman" w:hAnsi="Times New Roman" w:cs="Times New Roman"/>
+          <w:sz w:val="26"/>
+          <w:szCs w:val="26"/>
+        </w:rPr>
+      </w:pPr>
+    </w:p>
+    <w:p>
+      <w:pPr>
+        <w:rPr>
+          <w:rFonts w:ascii="Times New Roman" w:hAnsi="Times New Roman" w:cs="Times New Roman"/>
+          <w:sz w:val="26"/>
+          <w:szCs w:val="26"/>
+        </w:rPr>
+      </w:pPr>
+      <w:r>
+        <w:rPr>
+          <w:rFonts w:ascii="Times New Roman" w:hAnsi="Times New Roman" w:cs="Times New Roman"/>
+          <w:sz w:val="26"/>
+          <w:szCs w:val="26"/>
+        </w:rPr>
+        <w:t>SqlConnection sqlCon = null;</w:t>
+      </w:r>
+    </w:p>
+    <w:p>
+      <w:pPr>
+        <w:rPr>
+          <w:rFonts w:ascii="Times New Roman" w:hAnsi="Times New Roman" w:cs="Times New Roman"/>
+          <w:sz w:val="26"/>
+          <w:szCs w:val="26"/>
+        </w:rPr>
+      </w:pPr>
+    </w:p>
+    <w:p>
+      <w:pPr>
+        <w:rPr>
+          <w:rFonts w:ascii="Times New Roman" w:hAnsi="Times New Roman" w:cs="Times New Roman"/>
+          <w:sz w:val="26"/>
+          <w:szCs w:val="26"/>
+        </w:rPr>
+      </w:pPr>
+      <w:r>
+        <w:rPr>
+          <w:rFonts w:ascii="Times New Roman" w:hAnsi="Times New Roman" w:cs="Times New Roman"/>
+          <w:sz w:val="26"/>
+          <w:szCs w:val="26"/>
+        </w:rPr>
+        <w:t>#region "Connection &amp; Display Methods"</w:t>
+      </w:r>
+    </w:p>
+    <w:p>
+      <w:pPr>
+        <w:rPr>
+          <w:rFonts w:ascii="Times New Roman" w:hAnsi="Times New Roman" w:cs="Times New Roman"/>
+          <w:sz w:val="26"/>
+          <w:szCs w:val="26"/>
+        </w:rPr>
+      </w:pPr>
+      <w:r>
+        <w:rPr>
+          <w:rFonts w:ascii="Times New Roman" w:hAnsi="Times New Roman" w:cs="Times New Roman"/>
+          <w:sz w:val="26"/>
+          <w:szCs w:val="26"/>
+        </w:rPr>
+        <w:t>private void MoKetNoi()</w:t>
+      </w:r>
+    </w:p>
+    <w:p>
+      <w:pPr>
+        <w:rPr>
+          <w:rFonts w:ascii="Times New Roman" w:hAnsi="Times New Roman" w:cs="Times New Roman"/>
+          <w:sz w:val="26"/>
+          <w:szCs w:val="26"/>
+        </w:rPr>
+      </w:pPr>
+      <w:r>
+        <w:rPr>
+          <w:rFonts w:ascii="Times New Roman" w:hAnsi="Times New Roman" w:cs="Times New Roman"/>
+          <w:sz w:val="26"/>
+          <w:szCs w:val="26"/>
+        </w:rPr>
+        <w:t>{</w:t>
+      </w:r>
+    </w:p>
+    <w:p>
+      <w:pPr>
+        <w:rPr>
+          <w:rFonts w:ascii="Times New Roman" w:hAnsi="Times New Roman" w:cs="Times New Roman"/>
+          <w:sz w:val="26"/>
+          <w:szCs w:val="26"/>
+        </w:rPr>
+      </w:pPr>
+      <w:r>
+        <w:rPr>
+          <w:rFonts w:ascii="Times New Roman" w:hAnsi="Times New Roman" w:cs="Times New Roman"/>
+          <w:sz w:val="26"/>
+          <w:szCs w:val="26"/>
+        </w:rPr>
+        <w:t xml:space="preserve">    if (sqlCon == null) sqlCon = new SqlConnection(strCon);</w:t>
+      </w:r>
+    </w:p>
+    <w:p>
+      <w:pPr>
+        <w:rPr>
+          <w:rFonts w:ascii="Times New Roman" w:hAnsi="Times New Roman" w:cs="Times New Roman"/>
+          <w:sz w:val="26"/>
+          <w:szCs w:val="26"/>
+        </w:rPr>
+      </w:pPr>
+      <w:r>
+        <w:rPr>
+          <w:rFonts w:ascii="Times New Roman" w:hAnsi="Times New Roman" w:cs="Times New Roman"/>
+          <w:sz w:val="26"/>
+          <w:szCs w:val="26"/>
+        </w:rPr>
+        <w:t xml:space="preserve">    if (sqlCon.State == ConnectionState.Closed) sqlCon.Open();</w:t>
+      </w:r>
+    </w:p>
+    <w:p>
+      <w:pPr>
+        <w:rPr>
+          <w:rFonts w:ascii="Times New Roman" w:hAnsi="Times New Roman" w:cs="Times New Roman"/>
+          <w:sz w:val="26"/>
+          <w:szCs w:val="26"/>
+        </w:rPr>
+      </w:pPr>
+      <w:r>
+        <w:rPr>
+          <w:rFonts w:ascii="Times New Roman" w:hAnsi="Times New Roman" w:cs="Times New Roman"/>
+          <w:sz w:val="26"/>
+          <w:szCs w:val="26"/>
+        </w:rPr>
+        <w:lastRenderedPageBreak/>
+        <w:t>}</w:t>
+      </w:r>
+    </w:p>
+    <w:p>
+      <w:pPr>
+        <w:rPr>
+          <w:rFonts w:ascii="Times New Roman" w:hAnsi="Times New Roman" w:cs="Times New Roman"/>
+          <w:sz w:val="26"/>
+          <w:szCs w:val="26"/>
+        </w:rPr>
+      </w:pPr>
+    </w:p>
+    <w:p>
+      <w:pPr>
+        <w:rPr>
+          <w:rFonts w:ascii="Times New Roman" w:hAnsi="Times New Roman" w:cs="Times New Roman"/>
+          <w:sz w:val="26"/>
+          <w:szCs w:val="26"/>
+        </w:rPr>
+      </w:pPr>
+      <w:r>
+        <w:rPr>
+          <w:rFonts w:ascii="Times New Roman" w:hAnsi="Times New Roman" w:cs="Times New Roman"/>
+          <w:sz w:val="26"/>
+          <w:szCs w:val="26"/>
+        </w:rPr>
+        <w:t>private void DongKetNoi()</w:t>
+      </w:r>
+    </w:p>
+    <w:p>
+      <w:pPr>
+        <w:rPr>
+          <w:rFonts w:ascii="Times New Roman" w:hAnsi="Times New Roman" w:cs="Times New Roman"/>
+          <w:sz w:val="26"/>
+          <w:szCs w:val="26"/>
+        </w:rPr>
+      </w:pPr>
+      <w:r>
+        <w:rPr>
+          <w:rFonts w:ascii="Times New Roman" w:hAnsi="Times New Roman" w:cs="Times New Roman"/>
+          <w:sz w:val="26"/>
+          <w:szCs w:val="26"/>
+        </w:rPr>
+        <w:t>{</w:t>
+      </w:r>
+    </w:p>
+    <w:p>
+      <w:pPr>
+        <w:rPr>
+          <w:rFonts w:ascii="Times New Roman" w:hAnsi="Times New Roman" w:cs="Times New Roman"/>
+          <w:sz w:val="26"/>
+          <w:szCs w:val="26"/>
+        </w:rPr>
+      </w:pPr>
+      <w:r>
+        <w:rPr>
+          <w:rFonts w:ascii="Times New Roman" w:hAnsi="Times New Roman" w:cs="Times New Roman"/>
+          <w:sz w:val="26"/>
+          <w:szCs w:val="26"/>
+        </w:rPr>
+        <w:t xml:space="preserve">    if (sqlCon != null &amp;&amp; sqlCon.State == ConnectionState.Open) sqlCon.Close();</w:t>
+      </w:r>
+    </w:p>
+    <w:p>
+      <w:pPr>
+        <w:rPr>
+          <w:rFonts w:ascii="Times New Roman" w:hAnsi="Times New Roman" w:cs="Times New Roman"/>
+          <w:sz w:val="26"/>
+          <w:szCs w:val="26"/>
+        </w:rPr>
+      </w:pPr>
+      <w:r>
+        <w:rPr>
+          <w:rFonts w:ascii="Times New Roman" w:hAnsi="Times New Roman" w:cs="Times New Roman"/>
+          <w:sz w:val="26"/>
+          <w:szCs w:val="26"/>
+        </w:rPr>
+        <w:t>}</w:t>
+      </w:r>
+    </w:p>
+    <w:p>
+      <w:pPr>
+        <w:rPr>
+          <w:rFonts w:ascii="Times New Roman" w:hAnsi="Times New Roman" w:cs="Times New Roman"/>
+          <w:sz w:val="26"/>
+          <w:szCs w:val="26"/>
+        </w:rPr>
+      </w:pPr>
+    </w:p>
+    <w:p>
+      <w:pPr>
+        <w:rPr>
+          <w:rFonts w:ascii="Times New Roman" w:hAnsi="Times New Roman" w:cs="Times New Roman"/>
+          <w:sz w:val="26"/>
+          <w:szCs w:val="26"/>
+        </w:rPr>
+      </w:pPr>
+      <w:r>
+        <w:rPr>
+          <w:rFonts w:ascii="Times New Roman" w:hAnsi="Times New Roman" w:cs="Times New Roman"/>
+          <w:sz w:val="26"/>
+          <w:szCs w:val="26"/>
+        </w:rPr>
+        <w:t>private void HienThiDanhSachNXB()</w:t>
+      </w:r>
+    </w:p>
+    <w:p>
+      <w:pPr>
+        <w:rPr>
+          <w:rFonts w:ascii="Times New Roman" w:hAnsi="Times New Roman" w:cs="Times New Roman"/>
+          <w:sz w:val="26"/>
+          <w:szCs w:val="26"/>
+        </w:rPr>
+      </w:pPr>
+      <w:r>
+        <w:rPr>
+          <w:rFonts w:ascii="Times New Roman" w:hAnsi="Times New Roman" w:cs="Times New Roman"/>
+          <w:sz w:val="26"/>
+          <w:szCs w:val="26"/>
+        </w:rPr>
+        <w:t>{</w:t>
+      </w:r>
+    </w:p>
+    <w:p>
+      <w:pPr>
+        <w:rPr>
+          <w:rFonts w:ascii="Times New Roman" w:hAnsi="Times New Roman" w:cs="Times New Roman"/>
+          <w:sz w:val="26"/>
+          <w:szCs w:val="26"/>
+        </w:rPr>
+      </w:pPr>
+      <w:r>
+        <w:rPr>
+          <w:rFonts w:ascii="Times New Roman" w:hAnsi="Times New Roman" w:cs="Times New Roman"/>
+          <w:sz w:val="26"/>
+          <w:szCs w:val="26"/>
+        </w:rPr>
+        <w:t xml:space="preserve">    try</w:t>
+      </w:r>
+    </w:p>
+    <w:p>
+      <w:pPr>
+        <w:rPr>
+          <w:rFonts w:ascii="Times New Roman" w:hAnsi="Times New Roman" w:cs="Times New Roman"/>
+          <w:sz w:val="26"/>
+          <w:szCs w:val="26"/>
+        </w:rPr>
+      </w:pPr>
+      <w:r>
+        <w:rPr>
+          <w:rFonts w:ascii="Times New Roman" w:hAnsi="Times New Roman" w:cs="Times New Roman"/>
+          <w:sz w:val="26"/>
+          <w:szCs w:val="26"/>
+        </w:rPr>
+        <w:t xml:space="preserve">    {</w:t>
+      </w:r>
+    </w:p>
+    <w:p>
+      <w:pPr>
+        <w:rPr>
+          <w:rFonts w:ascii="Times New Roman" w:hAnsi="Times New Roman" w:cs="Times New Roman"/>
+          <w:sz w:val="26"/>
+          <w:szCs w:val="26"/>
+        </w:rPr>
+      </w:pPr>
+      <w:r>
+        <w:rPr>
+          <w:rFonts w:ascii="Times New Roman" w:hAnsi="Times New Roman" w:cs="Times New Roman"/>
+          <w:sz w:val="26"/>
+          <w:szCs w:val="26"/>
+        </w:rPr>
+        <w:t xml:space="preserve">        MoKetNoi();</w:t>
+      </w:r>
+    </w:p>
+    <w:p>
+      <w:pPr>
+        <w:rPr>
+          <w:rFonts w:ascii="Times New Roman" w:hAnsi="Times New Roman" w:cs="Times New Roman"/>
+          <w:sz w:val="26"/>
+          <w:szCs w:val="26"/>
+        </w:rPr>
+      </w:pPr>
+      <w:r>
+        <w:rPr>
+          <w:rFonts w:ascii="Times New Roman" w:hAnsi="Times New Roman" w:cs="Times New Roman"/>
+          <w:sz w:val="26"/>
+          <w:szCs w:val="26"/>
+        </w:rPr>
+        <w:t xml:space="preserve">        SqlCommand sqlCmd = new SqlCommand("HienThiNXB", sqlCon) { CommandType = CommandType.StoredProcedure };</w:t>
+      </w:r>
+    </w:p>
+    <w:p>
+      <w:pPr>
+        <w:rPr>
+          <w:rFonts w:ascii="Times New Roman" w:hAnsi="Times New Roman" w:cs="Times New Roman"/>
+          <w:sz w:val="26"/>
+          <w:szCs w:val="26"/>
+        </w:rPr>
+      </w:pPr>
+    </w:p>
+    <w:p>
+      <w:pPr>
+        <w:rPr>
+          <w:rFonts w:ascii="Times New Roman" w:hAnsi="Times New Roman" w:cs="Times New Roman"/>
+          <w:sz w:val="26"/>
+          <w:szCs w:val="26"/>
+        </w:rPr>
+      </w:pPr>
+      <w:r>
+        <w:rPr>
+          <w:rFonts w:ascii="Times New Roman" w:hAnsi="Times New Roman" w:cs="Times New Roman"/>
+          <w:sz w:val="26"/>
+          <w:szCs w:val="26"/>
+        </w:rPr>
+        <w:t xml:space="preserve">        SqlDataReader reader = sqlCmd.ExecuteReader();</w:t>
+      </w:r>
+    </w:p>
+    <w:p>
+      <w:pPr>
+        <w:rPr>
+          <w:rFonts w:ascii="Times New Roman" w:hAnsi="Times New Roman" w:cs="Times New Roman"/>
+          <w:sz w:val="26"/>
+          <w:szCs w:val="26"/>
+        </w:rPr>
+      </w:pPr>
+      <w:r>
+        <w:rPr>
+          <w:rFonts w:ascii="Times New Roman" w:hAnsi="Times New Roman" w:cs="Times New Roman"/>
+          <w:sz w:val="26"/>
+          <w:szCs w:val="26"/>
+        </w:rPr>
+        <w:t xml:space="preserve">        lsvDanhSach.Items.Clear();</w:t>
+      </w:r>
+    </w:p>
+    <w:p>
+      <w:pPr>
+        <w:rPr>
+          <w:rFonts w:ascii="Times New Roman" w:hAnsi="Times New Roman" w:cs="Times New Roman"/>
+          <w:sz w:val="26"/>
+          <w:szCs w:val="26"/>
+        </w:rPr>
+      </w:pPr>
+      <w:r>
+        <w:rPr>
+          <w:rFonts w:ascii="Times New Roman" w:hAnsi="Times New Roman" w:cs="Times New Roman"/>
+          <w:sz w:val="26"/>
+          <w:szCs w:val="26"/>
+        </w:rPr>
+        <w:t xml:space="preserve">        while (reader.Read())</w:t>
+      </w:r>
+    </w:p>
+    <w:p>
+      <w:pPr>
+        <w:rPr>
+          <w:rFonts w:ascii="Times New Roman" w:hAnsi="Times New Roman" w:cs="Times New Roman"/>
+          <w:sz w:val="26"/>
+          <w:szCs w:val="26"/>
+        </w:rPr>
+      </w:pPr>
+      <w:r>
+        <w:rPr>
+          <w:rFonts w:ascii="Times New Roman" w:hAnsi="Times New Roman" w:cs="Times New Roman"/>
+          <w:sz w:val="26"/>
+          <w:szCs w:val="26"/>
+        </w:rPr>
+        <w:t xml:space="preserve">        {</w:t>
+      </w:r>
+    </w:p>
+    <w:p>
+      <w:pPr>
+        <w:rPr>
+          <w:rFonts w:ascii="Times New Roman" w:hAnsi="Times New Roman" w:cs="Times New Roman"/>
+          <w:sz w:val="26"/>
+          <w:szCs w:val="26"/>
+        </w:rPr>
+      </w:pPr>
+      <w:r>
+        <w:rPr>
+          <w:rFonts w:ascii="Times New Roman" w:hAnsi="Times New Roman" w:cs="Times New Roman"/>
+          <w:sz w:val="26"/>
+          <w:szCs w:val="26"/>
+        </w:rPr>
+        <w:t xml:space="preserve">            ListViewItem lvi = new ListViewItem(reader.GetString(0));</w:t>
+      </w:r>
+    </w:p>
+    <w:p>
+      <w:pPr>
+        <w:rPr>
+          <w:rFonts w:ascii="Times New Roman" w:hAnsi="Times New Roman" w:cs="Times New Roman"/>
+          <w:sz w:val="26"/>
+          <w:szCs w:val="26"/>
+        </w:rPr>
+      </w:pPr>
+      <w:r>
+        <w:rPr>
+          <w:rFonts w:ascii="Times New Roman" w:hAnsi="Times New Roman" w:cs="Times New Roman"/>
+          <w:sz w:val="26"/>
+          <w:szCs w:val="26"/>
+        </w:rPr>
+        <w:t xml:space="preserve">            lvi.SubItems.Add(reader.GetString(1));</w:t>
+      </w:r>
+    </w:p>
+    <w:p>
+      <w:pPr>
+        <w:rPr>
+          <w:rFonts w:ascii="Times New Roman" w:hAnsi="Times New Roman" w:cs="Times New Roman"/>
+          <w:sz w:val="26"/>
+          <w:szCs w:val="26"/>
+        </w:rPr>
+      </w:pPr>
+      <w:r>
+        <w:rPr>
+          <w:rFonts w:ascii="Times New Roman" w:hAnsi="Times New Roman" w:cs="Times New Roman"/>
+          <w:sz w:val="26"/>
+          <w:szCs w:val="26"/>
+        </w:rPr>
+        <w:t xml:space="preserve">            lvi.SubItems.Add(reader.GetString(2));</w:t>
+      </w:r>
+    </w:p>
+    <w:p>
+      <w:pPr>
+        <w:rPr>
+          <w:rFonts w:ascii="Times New Roman" w:hAnsi="Times New Roman" w:cs="Times New Roman"/>
+          <w:sz w:val="26"/>
+          <w:szCs w:val="26"/>
+        </w:rPr>
+      </w:pPr>
+      <w:r>
+        <w:rPr>
+          <w:rFonts w:ascii="Times New Roman" w:hAnsi="Times New Roman" w:cs="Times New Roman"/>
+          <w:sz w:val="26"/>
+          <w:szCs w:val="26"/>
+        </w:rPr>
+        <w:t xml:space="preserve">            lsvDanhSach.Items.Add(lvi);</w:t>
+      </w:r>
+    </w:p>
+    <w:p>
+      <w:pPr>
+        <w:rPr>
+          <w:rFonts w:ascii="Times New Roman" w:hAnsi="Times New Roman" w:cs="Times New Roman"/>
+          <w:sz w:val="26"/>
+          <w:szCs w:val="26"/>
+        </w:rPr>
+      </w:pPr>
+      <w:r>
+        <w:rPr>
+          <w:rFonts w:ascii="Times New Roman" w:hAnsi="Times New Roman" w:cs="Times New Roman"/>
+          <w:sz w:val="26"/>
+          <w:szCs w:val="26"/>
+        </w:rPr>
+        <w:t xml:space="preserve">        }</w:t>
+      </w:r>
+    </w:p>
+    <w:p>
+      <w:pPr>
+        <w:rPr>
+          <w:rFonts w:ascii="Times New Roman" w:hAnsi="Times New Roman" w:cs="Times New Roman"/>
+          <w:sz w:val="26"/>
+          <w:szCs w:val="26"/>
+        </w:rPr>
+      </w:pPr>
+      <w:r>
+        <w:rPr>
+          <w:rFonts w:ascii="Times New Roman" w:hAnsi="Times New Roman" w:cs="Times New Roman"/>
+          <w:sz w:val="26"/>
+          <w:szCs w:val="26"/>
+        </w:rPr>
+        <w:t xml:space="preserve">        reader.Close();</w:t>
+      </w:r>
+    </w:p>
+    <w:p>
+      <w:pPr>
+        <w:rPr>
+          <w:rFonts w:ascii="Times New Roman" w:hAnsi="Times New Roman" w:cs="Times New Roman"/>
+          <w:sz w:val="26"/>
+          <w:szCs w:val="26"/>
+        </w:rPr>
+      </w:pPr>
+      <w:r>
+        <w:rPr>
+          <w:rFonts w:ascii="Times New Roman" w:hAnsi="Times New Roman" w:cs="Times New Roman"/>
+          <w:sz w:val="26"/>
+          <w:szCs w:val="26"/>
+        </w:rPr>
+        <w:t xml:space="preserve">    }</w:t>
+      </w:r>
+    </w:p>
+    <w:p>
+      <w:pPr>
+        <w:rPr>
+          <w:rFonts w:ascii="Times New Roman" w:hAnsi="Times New Roman" w:cs="Times New Roman"/>
+          <w:sz w:val="26"/>
+          <w:szCs w:val="26"/>
+        </w:rPr>
+      </w:pPr>
+      <w:r>
+        <w:rPr>
+          <w:rFonts w:ascii="Times New Roman" w:hAnsi="Times New Roman" w:cs="Times New Roman"/>
+          <w:sz w:val="26"/>
+          <w:szCs w:val="26"/>
+        </w:rPr>
+        <w:lastRenderedPageBreak/>
+        <w:t xml:space="preserve">    catch (Exception ex)</w:t>
+      </w:r>
+    </w:p>
+    <w:p>
+      <w:pPr>
+        <w:rPr>
+          <w:rFonts w:ascii="Times New Roman" w:hAnsi="Times New Roman" w:cs="Times New Roman"/>
+          <w:sz w:val="26"/>
+          <w:szCs w:val="26"/>
+        </w:rPr>
+      </w:pPr>
+      <w:r>
+        <w:rPr>
+          <w:rFonts w:ascii="Times New Roman" w:hAnsi="Times New Roman" w:cs="Times New Roman"/>
+          <w:sz w:val="26"/>
+          <w:szCs w:val="26"/>
+        </w:rPr>
+        <w:t xml:space="preserve">    {</w:t>
+      </w:r>
+    </w:p>
+    <w:p>
+      <w:pPr>
+        <w:rPr>
+          <w:rFonts w:ascii="Times New Roman" w:hAnsi="Times New Roman" w:cs="Times New Roman"/>
+          <w:sz w:val="26"/>
+          <w:szCs w:val="26"/>
+        </w:rPr>
+      </w:pPr>
+      <w:r>
+        <w:rPr>
+          <w:rFonts w:ascii="Times New Roman" w:hAnsi="Times New Roman" w:cs="Times New Roman"/>
+          <w:sz w:val="26"/>
+          <w:szCs w:val="26"/>
+        </w:rPr>
+        <w:t xml:space="preserve">        MessageBox.Show("Lỗi: " + ex.Message);</w:t>
+      </w:r>
+    </w:p>
+    <w:p>
+      <w:pPr>
+        <w:rPr>
+          <w:rFonts w:ascii="Times New Roman" w:hAnsi="Times New Roman" w:cs="Times New Roman"/>
+          <w:sz w:val="26"/>
+          <w:szCs w:val="26"/>
+        </w:rPr>
+      </w:pPr>
+      <w:r>
+        <w:rPr>
+          <w:rFonts w:ascii="Times New Roman" w:hAnsi="Times New Roman" w:cs="Times New Roman"/>
+          <w:sz w:val="26"/>
+          <w:szCs w:val="26"/>
+        </w:rPr>
+        <w:t xml:space="preserve">    }</w:t>
+      </w:r>
+    </w:p>
+    <w:p>
+      <w:pPr>
+        <w:rPr>
+          <w:rFonts w:ascii="Times New Roman" w:hAnsi="Times New Roman" w:cs="Times New Roman"/>
+          <w:sz w:val="26"/>
+          <w:szCs w:val="26"/>
+        </w:rPr>
+      </w:pPr>
+      <w:r>
+        <w:rPr>
+          <w:rFonts w:ascii="Times New Roman" w:hAnsi="Times New Roman" w:cs="Times New Roman"/>
+          <w:sz w:val="26"/>
+          <w:szCs w:val="26"/>
+        </w:rPr>
+        <w:t xml:space="preserve">    finally</w:t>
+      </w:r>
+    </w:p>
+    <w:p>
+      <w:pPr>
+        <w:rPr>
+          <w:rFonts w:ascii="Times New Roman" w:hAnsi="Times New Roman" w:cs="Times New Roman"/>
+          <w:sz w:val="26"/>
+          <w:szCs w:val="26"/>
+        </w:rPr>
+      </w:pPr>
+      <w:r>
+        <w:rPr>
+          <w:rFonts w:ascii="Times New Roman" w:hAnsi="Times New Roman" w:cs="Times New Roman"/>
+          <w:sz w:val="26"/>
+          <w:szCs w:val="26"/>
+        </w:rPr>
+        <w:t xml:space="preserve">    {</w:t>
+      </w:r>
+    </w:p>
+    <w:p>
+      <w:pPr>
+        <w:rPr>
+          <w:rFonts w:ascii="Times New Roman" w:hAnsi="Times New Roman" w:cs="Times New Roman"/>
+          <w:sz w:val="26"/>
+          <w:szCs w:val="26"/>
+        </w:rPr>
+      </w:pPr>
+      <w:r>
+        <w:rPr>
+          <w:rFonts w:ascii="Times New Roman" w:hAnsi="Times New Roman" w:cs="Times New Roman"/>
+          <w:sz w:val="26"/>
+          <w:szCs w:val="26"/>
+        </w:rPr>
+        <w:t xml:space="preserve">        DongKetNoi();</w:t>
+      </w:r>
+    </w:p>
+    <w:p>
+      <w:pPr>
+        <w:rPr>
+          <w:rFonts w:ascii="Times New Roman" w:hAnsi="Times New Roman" w:cs="Times New Roman"/>
+          <w:sz w:val="26"/>
+          <w:szCs w:val="26"/>
+        </w:rPr>
+      </w:pPr>
+      <w:r>
+        <w:rPr>
+          <w:rFonts w:ascii="Times New Roman" w:hAnsi="Times New Roman" w:cs="Times New Roman"/>
+          <w:sz w:val="26"/>
+          <w:szCs w:val="26"/>
+        </w:rPr>
+        <w:t xml:space="preserve">    }</w:t>
+      </w:r>
+    </w:p>
+    <w:p>
+      <w:pPr>
+        <w:rPr>
+          <w:rFonts w:ascii="Times New Roman" w:hAnsi="Times New Roman" w:cs="Times New Roman"/>
+          <w:sz w:val="26"/>
+          <w:szCs w:val="26"/>
+        </w:rPr>
+      </w:pPr>
+      <w:r>
+        <w:rPr>
+          <w:rFonts w:ascii="Times New Roman" w:hAnsi="Times New Roman" w:cs="Times New Roman"/>
+          <w:sz w:val="26"/>
+          <w:szCs w:val="26"/>
+        </w:rPr>
+        <w:t>}</w:t>
+      </w:r>
+    </w:p>
+    <w:p>
+      <w:pPr>
+        <w:rPr>
+          <w:rFonts w:ascii="Times New Roman" w:hAnsi="Times New Roman" w:cs="Times New Roman"/>
+          <w:sz w:val="26"/>
+          <w:szCs w:val="26"/>
+        </w:rPr>
+      </w:pPr>
+      <w:r>
+        <w:rPr>
+          <w:rFonts w:ascii="Times New Roman" w:hAnsi="Times New Roman" w:cs="Times New Roman"/>
+          <w:sz w:val="26"/>
+          <w:szCs w:val="26"/>
+        </w:rPr>
+        <w:t>#endregion</w:t>
+      </w:r>
+    </w:p>
+    <w:p>
+      <w:pPr>
+        <w:rPr>
+          <w:rFonts w:ascii="Times New Roman" w:hAnsi="Times New Roman" w:cs="Times New Roman"/>
+          <w:sz w:val="26"/>
+          <w:szCs w:val="26"/>
+        </w:rPr>
+      </w:pPr>
+    </w:p>
+    <w:p>
+      <w:pPr>
+        <w:rPr>
+          <w:rFonts w:ascii="Times New Roman" w:hAnsi="Times New Roman" w:cs="Times New Roman"/>
+          <w:sz w:val="26"/>
+          <w:szCs w:val="26"/>
+        </w:rPr>
+      </w:pPr>
+      <w:r>
+        <w:rPr>
+          <w:rFonts w:ascii="Times New Roman" w:hAnsi="Times New Roman" w:cs="Times New Roman"/>
+          <w:sz w:val="26"/>
+          <w:szCs w:val="26"/>
+        </w:rPr>
+        <w:t>#region "Form Events"</w:t>
+      </w:r>
+    </w:p>
+    <w:p>
+      <w:pPr>
+        <w:rPr>
+          <w:rFonts w:ascii="Times New Roman" w:hAnsi="Times New Roman" w:cs="Times New Roman"/>
+          <w:sz w:val="26"/>
+          <w:szCs w:val="26"/>
+        </w:rPr>
+      </w:pPr>
+      <w:r>
+        <w:rPr>
+          <w:rFonts w:ascii="Times New Roman" w:hAnsi="Times New Roman" w:cs="Times New Roman"/>
+          <w:sz w:val="26"/>
+          <w:szCs w:val="26"/>
+        </w:rPr>
+        <w:t>private void ThucHanh4_Load(object sender, EventArgs e)</w:t>
+      </w:r>
+    </w:p>
+    <w:p>
+      <w:pPr>
+        <w:rPr>
+          <w:rFonts w:ascii="Times New Roman" w:hAnsi="Times New Roman" w:cs="Times New Roman"/>
+          <w:sz w:val="26"/>
+          <w:szCs w:val="26"/>
+        </w:rPr>
+      </w:pPr>
+      <w:r>
+        <w:rPr>
+          <w:rFonts w:ascii="Times New Roman" w:hAnsi="Times New Roman" w:cs="Times New Roman"/>
+          <w:sz w:val="26"/>
+          <w:szCs w:val="26"/>
+        </w:rPr>
+        <w:t>{</w:t>
+      </w:r>
+    </w:p>
+    <w:p>
+      <w:pPr>
+        <w:rPr>
+          <w:rFonts w:ascii="Times New Roman" w:hAnsi="Times New Roman" w:cs="Times New Roman"/>
+          <w:sz w:val="26"/>
+          <w:szCs w:val="26"/>
+        </w:rPr>
+      </w:pPr>
+      <w:r>
+        <w:rPr>
+          <w:rFonts w:ascii="Times New Roman" w:hAnsi="Times New Roman" w:cs="Times New Roman"/>
+          <w:sz w:val="26"/>
+          <w:szCs w:val="26"/>
+        </w:rPr>
+        <w:t xml:space="preserve">    HienThiDanhSachNXB();</w:t>
+      </w:r>
+    </w:p>
+    <w:p>
+      <w:pPr>
+        <w:rPr>
+          <w:rFonts w:ascii="Times New Roman" w:hAnsi="Times New Roman" w:cs="Times New Roman"/>
+          <w:sz w:val="26"/>
+          <w:szCs w:val="26"/>
+        </w:rPr>
+      </w:pPr>
+      <w:r>
+        <w:rPr>
+          <w:rFonts w:ascii="Times New Roman" w:hAnsi="Times New Roman" w:cs="Times New Roman"/>
+          <w:sz w:val="26"/>
+          <w:szCs w:val="26"/>
+        </w:rPr>
+        <w:t>}</w:t>
+      </w:r>
+    </w:p>
+    <w:p>
+      <w:pPr>
+        <w:rPr>
+          <w:rFonts w:ascii="Times New Roman" w:hAnsi="Times New Roman" w:cs="Times New Roman"/>
+          <w:sz w:val="26"/>
+          <w:szCs w:val="26"/>
+        </w:rPr>
+      </w:pPr>
+    </w:p>
+    <w:p>
+      <w:pPr>
+        <w:rPr>
+          <w:rFonts w:ascii="Times New Roman" w:hAnsi="Times New Roman" w:cs="Times New Roman"/>
+          <w:sz w:val="26"/>
+          <w:szCs w:val="26"/>
+        </w:rPr>
+      </w:pPr>
+      <w:r>
+        <w:rPr>
+          <w:rFonts w:ascii="Times New Roman" w:hAnsi="Times New Roman" w:cs="Times New Roman"/>
+          <w:sz w:val="26"/>
+          <w:szCs w:val="26"/>
+        </w:rPr>
+        <w:t>private void btnXoa_Click(object sender, EventArgs e)</w:t>
+      </w:r>
+    </w:p>
+    <w:p>
+      <w:pPr>
+        <w:rPr>
+          <w:rFonts w:ascii="Times New Roman" w:hAnsi="Times New Roman" w:cs="Times New Roman"/>
+          <w:sz w:val="26"/>
+          <w:szCs w:val="26"/>
+        </w:rPr>
+      </w:pPr>
+      <w:r>
+        <w:rPr>
+          <w:rFonts w:ascii="Times New Roman" w:hAnsi="Times New Roman" w:cs="Times New Roman"/>
+          <w:sz w:val="26"/>
+          <w:szCs w:val="26"/>
+        </w:rPr>
+        <w:t>{</w:t>
+      </w:r>
+    </w:p>
+    <w:p>
+      <w:pPr>
+        <w:rPr>
+          <w:rFonts w:ascii="Times New Roman" w:hAnsi="Times New Roman" w:cs="Times New Roman"/>
+          <w:sz w:val="26"/>
+          <w:szCs w:val="26"/>
+        </w:rPr>
+      </w:pPr>
+      <w:r>
+        <w:rPr>
+          <w:rFonts w:ascii="Times New Roman" w:hAnsi="Times New Roman" w:cs="Times New Roman"/>
+          <w:sz w:val="26"/>
+          <w:szCs w:val="26"/>
+        </w:rPr>
+        <w:t xml:space="preserve">    if (lsvDanhSach.SelectedItems.Count == 0)</w:t>
+      </w:r>
+    </w:p>
+    <w:p>
+      <w:pPr>
+        <w:rPr>
+          <w:rFonts w:ascii="Times New Roman" w:hAnsi="Times New Roman" w:cs="Times New Roman"/>
+          <w:sz w:val="26"/>
+          <w:szCs w:val="26"/>
+        </w:rPr>
+      </w:pPr>
+      <w:r>
+        <w:rPr>
+          <w:rFonts w:ascii="Times New Roman" w:hAnsi="Times New Roman" w:cs="Times New Roman"/>
+          <w:sz w:val="26"/>
+          <w:szCs w:val="26"/>
+        </w:rPr>
+        <w:t xml:space="preserve">    {</w:t>
+      </w:r>
+    </w:p>
+    <w:p>
+      <w:pPr>
+        <w:rPr>
+          <w:rFonts w:ascii="Times New Roman" w:hAnsi="Times New Roman" w:cs="Times New Roman"/>
+          <w:sz w:val="26"/>
+          <w:szCs w:val="26"/>
+        </w:rPr>
+      </w:pPr>
+      <w:r>
+        <w:rPr>
+          <w:rFonts w:ascii="Times New Roman" w:hAnsi="Times New Roman" w:cs="Times New Roman"/>
+          <w:sz w:val="26"/>
+          <w:szCs w:val="26"/>
+        </w:rPr>
+        <w:t xml:space="preserve">        MessageBox.Show("Vui lòng chọn nhà xuất bản cần xóa.", "Thông báo");</w:t>
+      </w:r>
+    </w:p>
+    <w:p>
+      <w:pPr>
+        <w:rPr>
+          <w:rFonts w:ascii="Times New Roman" w:hAnsi="Times New Roman" w:cs="Times New Roman"/>
+          <w:sz w:val="26"/>
+          <w:szCs w:val="26"/>
+        </w:rPr>
+      </w:pPr>
+      <w:r>
+        <w:rPr>
+          <w:rFonts w:ascii="Times New Roman" w:hAnsi="Times New Roman" w:cs="Times New Roman"/>
+          <w:sz w:val="26"/>
+          <w:szCs w:val="26"/>
+        </w:rPr>
+        <w:t xml:space="preserve">        return;</w:t>
+      </w:r>
+    </w:p>
+    <w:p>
+      <w:pPr>
+        <w:rPr>
+          <w:rFonts w:ascii="Times New Roman" w:hAnsi="Times New Roman" w:cs="Times New Roman"/>
+          <w:sz w:val="26"/>
+          <w:szCs w:val="26"/>
+        </w:rPr>
+      </w:pPr>
+      <w:r>
+        <w:rPr>
+          <w:rFonts w:ascii="Times New Roman" w:hAnsi="Times New Roman" w:cs="Times New Roman"/>
+          <w:sz w:val="26"/>
+          <w:szCs w:val="26"/>
+        </w:rPr>
+        <w:t xml:space="preserve">    }</w:t>
+      </w:r>
+    </w:p>
+    <w:p>
+      <w:pPr>
+        <w:rPr>
+          <w:rFonts w:ascii="Times New Roman" w:hAnsi="Times New Roman" w:cs="Times New Roman"/>
+          <w:sz w:val="26"/>
+          <w:szCs w:val="26"/>
+        </w:rPr>
+      </w:pPr>
+    </w:p>
+    <w:p>
+      <w:pPr>
+        <w:rPr>
+          <w:rFonts w:ascii="Times New Roman" w:hAnsi="Times New Roman" w:cs="Times New Roman"/>
+          <w:sz w:val="26"/>
+          <w:szCs w:val="26"/>
+        </w:rPr>
+      </w:pPr>
+      <w:r>
+        <w:rPr>
+          <w:rFonts w:ascii="Times New Roman" w:hAnsi="Times New Roman" w:cs="Times New Roman"/>
+          <w:sz w:val="26"/>
+          <w:szCs w:val="26"/>
+        </w:rPr>
+        <w:lastRenderedPageBreak/>
+        <w:t xml:space="preserve">    DialogResult result = MessageBox.Show("Bạn có chắc chắn muốn xóa nhà xuất bản này không?", "Xác nhận xóa", MessageBoxButtons.YesNo, MessageBoxIcon.Warning);</w:t>
+      </w:r>
+    </w:p>
+    <w:p>
+      <w:pPr>
+        <w:rPr>
+          <w:rFonts w:ascii="Times New Roman" w:hAnsi="Times New Roman" w:cs="Times New Roman"/>
+          <w:sz w:val="26"/>
+          <w:szCs w:val="26"/>
+        </w:rPr>
+      </w:pPr>
+      <w:r>
+        <w:rPr>
+          <w:rFonts w:ascii="Times New Roman" w:hAnsi="Times New Roman" w:cs="Times New Roman"/>
+          <w:sz w:val="26"/>
+          <w:szCs w:val="26"/>
+        </w:rPr>
+        <w:t xml:space="preserve">    if (result == DialogResult.No)</w:t>
+      </w:r>
+    </w:p>
+    <w:p>
+      <w:pPr>
+        <w:rPr>
+          <w:rFonts w:ascii="Times New Roman" w:hAnsi="Times New Roman" w:cs="Times New Roman"/>
+          <w:sz w:val="26"/>
+          <w:szCs w:val="26"/>
+        </w:rPr>
+      </w:pPr>
+      <w:r>
+        <w:rPr>
+          <w:rFonts w:ascii="Times New Roman" w:hAnsi="Times New Roman" w:cs="Times New Roman"/>
+          <w:sz w:val="26"/>
+          <w:szCs w:val="26"/>
+        </w:rPr>
+        <w:t xml:space="preserve">    {</w:t>
+      </w:r>
+    </w:p>
+    <w:p>
+      <w:pPr>
+        <w:rPr>
+          <w:rFonts w:ascii="Times New Roman" w:hAnsi="Times New Roman" w:cs="Times New Roman"/>
+          <w:sz w:val="26"/>
+          <w:szCs w:val="26"/>
+        </w:rPr>
+      </w:pPr>
+      <w:r>
+        <w:rPr>
+          <w:rFonts w:ascii="Times New Roman" w:hAnsi="Times New Roman" w:cs="Times New Roman"/>
+          <w:sz w:val="26"/>
+          <w:szCs w:val="26"/>
+        </w:rPr>
+        <w:t xml:space="preserve">        return;</w:t>
+      </w:r>
+    </w:p>
+    <w:p>
+      <w:pPr>
+        <w:rPr>
+          <w:rFonts w:ascii="Times New Roman" w:hAnsi="Times New Roman" w:cs="Times New Roman"/>
+          <w:sz w:val="26"/>
+          <w:szCs w:val="26"/>
+        </w:rPr>
+      </w:pPr>
+      <w:r>
+        <w:rPr>
+          <w:rFonts w:ascii="Times New Roman" w:hAnsi="Times New Roman" w:cs="Times New Roman"/>
+          <w:sz w:val="26"/>
+          <w:szCs w:val="26"/>
+        </w:rPr>
+        <w:t xml:space="preserve">    }</w:t>
+      </w:r>
+    </w:p>
+    <w:p>
+      <w:pPr>
+        <w:rPr>
+          <w:rFonts w:ascii="Times New Roman" w:hAnsi="Times New Roman" w:cs="Times New Roman"/>
+          <w:sz w:val="26"/>
+          <w:szCs w:val="26"/>
+        </w:rPr>
+      </w:pPr>
+    </w:p>
+    <w:p>
+      <w:pPr>
+        <w:rPr>
+          <w:rFonts w:ascii="Times New Roman" w:hAnsi="Times New Roman" w:cs="Times New Roman"/>
+          <w:sz w:val="26"/>
+          <w:szCs w:val="26"/>
+        </w:rPr>
+      </w:pPr>
+      <w:r>
+        <w:rPr>
+          <w:rFonts w:ascii="Times New Roman" w:hAnsi="Times New Roman" w:cs="Times New Roman"/>
+          <w:sz w:val="26"/>
+          <w:szCs w:val="26"/>
+        </w:rPr>
+        <w:t xml:space="preserve">    try</w:t>
+      </w:r>
+    </w:p>
+    <w:p>
+      <w:pPr>
+        <w:rPr>
+          <w:rFonts w:ascii="Times New Roman" w:hAnsi="Times New Roman" w:cs="Times New Roman"/>
+          <w:sz w:val="26"/>
+          <w:szCs w:val="26"/>
+        </w:rPr>
+      </w:pPr>
+      <w:r>
+        <w:rPr>
+          <w:rFonts w:ascii="Times New Roman" w:hAnsi="Times New Roman" w:cs="Times New Roman"/>
+          <w:sz w:val="26"/>
+          <w:szCs w:val="26"/>
+        </w:rPr>
+        <w:t xml:space="preserve">    {</w:t>
+      </w:r>
+    </w:p>
+    <w:p>
+      <w:pPr>
+        <w:rPr>
+          <w:rFonts w:ascii="Times New Roman" w:hAnsi="Times New Roman" w:cs="Times New Roman"/>
+          <w:sz w:val="26"/>
+          <w:szCs w:val="26"/>
+        </w:rPr>
+      </w:pPr>
+      <w:r>
+        <w:rPr>
+          <w:rFonts w:ascii="Times New Roman" w:hAnsi="Times New Roman" w:cs="Times New Roman"/>
+          <w:sz w:val="26"/>
+          <w:szCs w:val="26"/>
+        </w:rPr>
+        <w:t xml:space="preserve">        MoKetNoi();</w:t>
+      </w:r>
+    </w:p>
+    <w:p>
+      <w:pPr>
+        <w:rPr>
+          <w:rFonts w:ascii="Times New Roman" w:hAnsi="Times New Roman" w:cs="Times New Roman"/>
+          <w:sz w:val="26"/>
+          <w:szCs w:val="26"/>
+        </w:rPr>
+      </w:pPr>
+      <w:r>
+        <w:rPr>
+          <w:rFonts w:ascii="Times New Roman" w:hAnsi="Times New Roman" w:cs="Times New Roman"/>
+          <w:sz w:val="26"/>
+          <w:szCs w:val="26"/>
+        </w:rPr>
+        <w:t xml:space="preserve">        string maNXB = lsvDanhSach.SelectedItems[0].SubItems[0].Text;</w:t>
+      </w:r>
+    </w:p>
+    <w:p>
+      <w:pPr>
+        <w:rPr>
+          <w:rFonts w:ascii="Times New Roman" w:hAnsi="Times New Roman" w:cs="Times New Roman"/>
+          <w:sz w:val="26"/>
+          <w:szCs w:val="26"/>
+        </w:rPr>
+      </w:pPr>
+    </w:p>
+    <w:p>
+      <w:pPr>
+        <w:rPr>
+          <w:rFonts w:ascii="Times New Roman" w:hAnsi="Times New Roman" w:cs="Times New Roman"/>
+          <w:sz w:val="26"/>
+          <w:szCs w:val="26"/>
+        </w:rPr>
+      </w:pPr>
+      <w:r>
+        <w:rPr>
+          <w:rFonts w:ascii="Times New Roman" w:hAnsi="Times New Roman" w:cs="Times New Roman"/>
+          <w:sz w:val="26"/>
+          <w:szCs w:val="26"/>
+        </w:rPr>
+        <w:t xml:space="preserve">        SqlCommand sqlCmd = new SqlCommand("XoaNXB", sqlCon) { CommandType = CommandType.StoredProcedure };</w:t>
+      </w:r>
+    </w:p>
+    <w:p>
+      <w:pPr>
+        <w:rPr>
+          <w:rFonts w:ascii="Times New Roman" w:hAnsi="Times New Roman" w:cs="Times New Roman"/>
+          <w:sz w:val="26"/>
+          <w:szCs w:val="26"/>
+        </w:rPr>
+      </w:pPr>
+      <w:r>
+        <w:rPr>
+          <w:rFonts w:ascii="Times New Roman" w:hAnsi="Times New Roman" w:cs="Times New Roman"/>
+          <w:sz w:val="26"/>
+          <w:szCs w:val="26"/>
+        </w:rPr>
+        <w:t xml:space="preserve">        sqlCmd.Parameters.Add(new SqlParameter("@maNXB", maNXB));</w:t>
+      </w:r>
+    </w:p>
+    <w:p>
+      <w:pPr>
+        <w:rPr>
+          <w:rFonts w:ascii="Times New Roman" w:hAnsi="Times New Roman" w:cs="Times New Roman"/>
+          <w:sz w:val="26"/>
+          <w:szCs w:val="26"/>
+        </w:rPr>
+      </w:pPr>
+    </w:p>
+    <w:p>
+      <w:pPr>
+        <w:rPr>
+          <w:rFonts w:ascii="Times New Roman" w:hAnsi="Times New Roman" w:cs="Times New Roman"/>
+          <w:sz w:val="26"/>
+          <w:szCs w:val="26"/>
+        </w:rPr>
+      </w:pPr>
+      <w:r>
+        <w:rPr>
+          <w:rFonts w:ascii="Times New Roman" w:hAnsi="Times New Roman" w:cs="Times New Roman"/>
+          <w:sz w:val="26"/>
+          <w:szCs w:val="26"/>
+        </w:rPr>
+        <w:t xml:space="preserve">        int kq = sqlCmd.ExecuteNonQuery();</w:t>
+      </w:r>
+    </w:p>
+    <w:p>
+      <w:pPr>
+        <w:rPr>
+          <w:rFonts w:ascii="Times New Roman" w:hAnsi="Times New Roman" w:cs="Times New Roman"/>
+          <w:sz w:val="26"/>
+          <w:szCs w:val="26"/>
+        </w:rPr>
+      </w:pPr>
+      <w:r>
+        <w:rPr>
+          <w:rFonts w:ascii="Times New Roman" w:hAnsi="Times New Roman" w:cs="Times New Roman"/>
+          <w:sz w:val="26"/>
+          <w:szCs w:val="26"/>
+        </w:rPr>
+        <w:t xml:space="preserve">        if (kq &gt; 0)</w:t>
+      </w:r>
+    </w:p>
+    <w:p>
+      <w:pPr>
+        <w:rPr>
+          <w:rFonts w:ascii="Times New Roman" w:hAnsi="Times New Roman" w:cs="Times New Roman"/>
+          <w:sz w:val="26"/>
+          <w:szCs w:val="26"/>
+        </w:rPr>
+      </w:pPr>
+      <w:r>
+        <w:rPr>
+          <w:rFonts w:ascii="Times New Roman" w:hAnsi="Times New Roman" w:cs="Times New Roman"/>
+          <w:sz w:val="26"/>
+          <w:szCs w:val="26"/>
+        </w:rPr>
+        <w:t xml:space="preserve">        {</w:t>
+      </w:r>
+    </w:p>
+    <w:p>
+      <w:pPr>
+        <w:rPr>
+          <w:rFonts w:ascii="Times New Roman" w:hAnsi="Times New Roman" w:cs="Times New Roman"/>
+          <w:sz w:val="26"/>
+          <w:szCs w:val="26"/>
+        </w:rPr>
+      </w:pPr>
+      <w:r>
+        <w:rPr>
+          <w:rFonts w:ascii="Times New Roman" w:hAnsi="Times New Roman" w:cs="Times New Roman"/>
+          <w:sz w:val="26"/>
+          <w:szCs w:val="26"/>
+        </w:rPr>
+        <w:t xml:space="preserve">            MessageBox.Show("Xóa dữ liệu thành công!", "Thông báo");</w:t>
+      </w:r>
+    </w:p>
+    <w:p>
+      <w:pPr>
+        <w:rPr>
+          <w:rFonts w:ascii="Times New Roman" w:hAnsi="Times New Roman" w:cs="Times New Roman"/>
+          <w:sz w:val="26"/>
+          <w:szCs w:val="26"/>
+        </w:rPr>
+      </w:pPr>
+      <w:r>
+        <w:rPr>
+          <w:rFonts w:ascii="Times New Roman" w:hAnsi="Times New Roman" w:cs="Times New Roman"/>
+          <w:sz w:val="26"/>
+          <w:szCs w:val="26"/>
+        </w:rPr>
+        <w:t xml:space="preserve">            HienThiDanhSachNXB();</w:t>
+      </w:r>
+    </w:p>
+    <w:p>
+      <w:pPr>
+        <w:rPr>
+          <w:rFonts w:ascii="Times New Roman" w:hAnsi="Times New Roman" w:cs="Times New Roman"/>
+          <w:sz w:val="26"/>
+          <w:szCs w:val="26"/>
+        </w:rPr>
+      </w:pPr>
+      <w:r>
+        <w:rPr>
+          <w:rFonts w:ascii="Times New Roman" w:hAnsi="Times New Roman" w:cs="Times New Roman"/>
+          <w:sz w:val="26"/>
+          <w:szCs w:val="26"/>
+        </w:rPr>
+        <w:t xml:space="preserve">        }</w:t>
+      </w:r>
+    </w:p>
+    <w:p>
+      <w:pPr>
+        <w:rPr>
+          <w:rFonts w:ascii="Times New Roman" w:hAnsi="Times New Roman" w:cs="Times New Roman"/>
+          <w:sz w:val="26"/>
+          <w:szCs w:val="26"/>
+        </w:rPr>
+      </w:pPr>
+      <w:r>
+        <w:rPr>
+          <w:rFonts w:ascii="Times New Roman" w:hAnsi="Times New Roman" w:cs="Times New Roman"/>
+          <w:sz w:val="26"/>
+          <w:szCs w:val="26"/>
+        </w:rPr>
+        <w:t xml:space="preserve">        else</w:t>
+      </w:r>
+    </w:p>
+    <w:p>
+      <w:pPr>
+        <w:rPr>
+          <w:rFonts w:ascii="Times New Roman" w:hAnsi="Times New Roman" w:cs="Times New Roman"/>
+          <w:sz w:val="26"/>
+          <w:szCs w:val="26"/>
+        </w:rPr>
+      </w:pPr>
+      <w:r>
+        <w:rPr>
+          <w:rFonts w:ascii="Times New Roman" w:hAnsi="Times New Roman" w:cs="Times New Roman"/>
+          <w:sz w:val="26"/>
+          <w:szCs w:val="26"/>
+        </w:rPr>
+        <w:t xml:space="preserve">        {</w:t>
+      </w:r>
+    </w:p>
+    <w:p>
+      <w:pPr>
+        <w:rPr>
+          <w:rFonts w:ascii="Times New Roman" w:hAnsi="Times New Roman" w:cs="Times New Roman"/>
+          <w:sz w:val="26"/>
+          <w:szCs w:val="26"/>
+        </w:rPr>
+      </w:pPr>
+      <w:r>
+        <w:rPr>
+          <w:rFonts w:ascii="Times New Roman" w:hAnsi="Times New Roman" w:cs="Times New Roman"/>
+          <w:sz w:val="26"/>
+          <w:szCs w:val="26"/>
+        </w:rPr>
+        <w:t xml:space="preserve">            MessageBox.Show("Xóa dữ liệu thất bại!", "Thông báo");</w:t>
+      </w:r>
+    </w:p>
+    <w:p>
+      <w:pPr>
+        <w:rPr>
+          <w:rFonts w:ascii="Times New Roman" w:hAnsi="Times New Roman" w:cs="Times New Roman"/>
+          <w:sz w:val="26"/>
+          <w:szCs w:val="26"/>
+        </w:rPr>
+      </w:pPr>
+      <w:r>
+        <w:rPr>
+          <w:rFonts w:ascii="Times New Roman" w:hAnsi="Times New Roman" w:cs="Times New Roman"/>
+          <w:sz w:val="26"/>
+          <w:szCs w:val="26"/>
+        </w:rPr>
+        <w:t xml:space="preserve">        }</w:t>
+      </w:r>
+    </w:p>
+    <w:p>
+      <w:pPr>
+        <w:rPr>
+          <w:rFonts w:ascii="Times New Roman" w:hAnsi="Times New Roman" w:cs="Times New Roman"/>
+          <w:sz w:val="26"/>
+          <w:szCs w:val="26"/>
+        </w:rPr>
+      </w:pPr>
+      <w:r>
+        <w:rPr>
+          <w:rFonts w:ascii="Times New Roman" w:hAnsi="Times New Roman" w:cs="Times New Roman"/>
+          <w:sz w:val="26"/>
+          <w:szCs w:val="26"/>
+        </w:rPr>
+        <w:lastRenderedPageBreak/>
+        <w:t xml:space="preserve">    }</w:t>
+      </w:r>
+    </w:p>
+    <w:p>
+      <w:pPr>
+        <w:rPr>
+          <w:rFonts w:ascii="Times New Roman" w:hAnsi="Times New Roman" w:cs="Times New Roman"/>
+          <w:sz w:val="26"/>
+          <w:szCs w:val="26"/>
+        </w:rPr>
+      </w:pPr>
+      <w:r>
+        <w:rPr>
+          <w:rFonts w:ascii="Times New Roman" w:hAnsi="Times New Roman" w:cs="Times New Roman"/>
+          <w:sz w:val="26"/>
+          <w:szCs w:val="26"/>
+        </w:rPr>
+        <w:t xml:space="preserve">    catch (Exception ex)</w:t>
+      </w:r>
+    </w:p>
+    <w:p>
+      <w:pPr>
+        <w:rPr>
+          <w:rFonts w:ascii="Times New Roman" w:hAnsi="Times New Roman" w:cs="Times New Roman"/>
+          <w:sz w:val="26"/>
+          <w:szCs w:val="26"/>
+        </w:rPr>
+      </w:pPr>
+      <w:r>
+        <w:rPr>
+          <w:rFonts w:ascii="Times New Roman" w:hAnsi="Times New Roman" w:cs="Times New Roman"/>
+          <w:sz w:val="26"/>
+          <w:szCs w:val="26"/>
+        </w:rPr>
+        <w:t xml:space="preserve">    {</w:t>
+      </w:r>
+    </w:p>
+    <w:p>
+      <w:pPr>
+        <w:rPr>
+          <w:rFonts w:ascii="Times New Roman" w:hAnsi="Times New Roman" w:cs="Times New Roman"/>
+          <w:sz w:val="26"/>
+          <w:szCs w:val="26"/>
+        </w:rPr>
+      </w:pPr>
+      <w:r>
+        <w:rPr>
+          <w:rFonts w:ascii="Times New Roman" w:hAnsi="Times New Roman" w:cs="Times New Roman"/>
+          <w:sz w:val="26"/>
+          <w:szCs w:val="26"/>
+        </w:rPr>
+        <w:t xml:space="preserve">        MessageBox.Show("Lỗi khi xóa dữ liệu: " + ex.Message);</w:t>
+      </w:r>
+    </w:p>
+    <w:p>
+      <w:pPr>
+        <w:rPr>
+          <w:rFonts w:ascii="Times New Roman" w:hAnsi="Times New Roman" w:cs="Times New Roman"/>
+          <w:sz w:val="26"/>
+          <w:szCs w:val="26"/>
+        </w:rPr>
+      </w:pPr>
+      <w:r>
+        <w:rPr>
+          <w:rFonts w:ascii="Times New Roman" w:hAnsi="Times New Roman" w:cs="Times New Roman"/>
+          <w:sz w:val="26"/>
+          <w:szCs w:val="26"/>
+        </w:rPr>
+        <w:t xml:space="preserve">    }</w:t>
+      </w:r>
+    </w:p>
+    <w:p>
+      <w:pPr>
+        <w:rPr>
+          <w:rFonts w:ascii="Times New Roman" w:hAnsi="Times New Roman" w:cs="Times New Roman"/>
+          <w:sz w:val="26"/>
+          <w:szCs w:val="26"/>
+        </w:rPr>
+      </w:pPr>
+      <w:r>
+        <w:rPr>
+          <w:rFonts w:ascii="Times New Roman" w:hAnsi="Times New Roman" w:cs="Times New Roman"/>
+          <w:sz w:val="26"/>
+          <w:szCs w:val="26"/>
+        </w:rPr>
+        <w:t xml:space="preserve">    finally</w:t>
+      </w:r>
+    </w:p>
+    <w:p>
+      <w:pPr>
+        <w:rPr>
+          <w:rFonts w:ascii="Times New Roman" w:hAnsi="Times New Roman" w:cs="Times New Roman"/>
+          <w:sz w:val="26"/>
+          <w:szCs w:val="26"/>
+        </w:rPr>
+      </w:pPr>
+      <w:r>
+        <w:rPr>
+          <w:rFonts w:ascii="Times New Roman" w:hAnsi="Times New Roman" w:cs="Times New Roman"/>
+          <w:sz w:val="26"/>
+          <w:szCs w:val="26"/>
+        </w:rPr>
+        <w:t xml:space="preserve">    {</w:t>
+      </w:r>
+    </w:p>
+    <w:p>
+      <w:pPr>
+        <w:rPr>
+          <w:rFonts w:ascii="Times New Roman" w:hAnsi="Times New Roman" w:cs="Times New Roman"/>
+          <w:sz w:val="26"/>
+          <w:szCs w:val="26"/>
+        </w:rPr>
+      </w:pPr>
+      <w:r>
+        <w:rPr>
+          <w:rFonts w:ascii="Times New Roman" w:hAnsi="Times New Roman" w:cs="Times New Roman"/>
+          <w:sz w:val="26"/>
+          <w:szCs w:val="26"/>
+        </w:rPr>
+        <w:t xml:space="preserve">        DongKetNoi();</w:t>
+      </w:r>
+    </w:p>
+    <w:p>
+      <w:pPr>
+        <w:rPr>
+          <w:rFonts w:ascii="Times New Roman" w:hAnsi="Times New Roman" w:cs="Times New Roman"/>
+          <w:sz w:val="26"/>
+          <w:szCs w:val="26"/>
+        </w:rPr>
+      </w:pPr>
+      <w:r>
+        <w:rPr>
+          <w:rFonts w:ascii="Times New Roman" w:hAnsi="Times New Roman" w:cs="Times New Roman"/>
+          <w:sz w:val="26"/>
+          <w:szCs w:val="26"/>
+        </w:rPr>
+        <w:t xml:space="preserve">    }</w:t>
+      </w:r>
+    </w:p>
+    <w:p>
+      <w:pPr>
+        <w:rPr>
+          <w:rFonts w:ascii="Times New Roman" w:hAnsi="Times New Roman" w:cs="Times New Roman"/>
+          <w:sz w:val="26"/>
+          <w:szCs w:val="26"/>
+          <w:lang w:val="vi-VN"/>
+        </w:rPr>
+      </w:pPr>
+      <w:r>
+        <w:rPr>
+          <w:rFonts w:ascii="Times New Roman" w:hAnsi="Times New Roman" w:cs="Times New Roman"/>
+          <w:sz w:val="26"/>
+          <w:szCs w:val="26"/>
+        </w:rPr>
+        <w:t>}</w:t>
+      </w:r>
     </w:p>
     <w:sectPr>
       <w:pgSz w:w="12240" w:h="15840"/>
@@ -731,7 +9598,6 @@
   <w:style w:type="character" w:default="1" w:styleId="DefaultParagraphFont">
     <w:name w:val="Default Paragraph Font"/>
     <w:uiPriority w:val="1"/>
-    <w:semiHidden/>
     <w:unhideWhenUsed/>
   </w:style>
   <w:style w:type="table" w:default="1" w:styleId="TableNormal">

--- a/1150080143_VoAnhKiet.docx
+++ b/1150080143_VoAnhKiet.docx
@@ -186,6 +186,7 @@
       <w:r>
         <w:rPr>
           <w:rFonts w:ascii="Times New Roman" w:hAnsi="Times New Roman" w:cs="Times New Roman"/>
+          <w:noProof/>
           <w:sz w:val="26"/>
           <w:szCs w:val="26"/>
           <w:lang w:val="vi-VN"/>
@@ -296,6 +297,7 @@
       <w:r>
         <w:rPr>
           <w:rFonts w:ascii="Times New Roman" w:hAnsi="Times New Roman" w:cs="Times New Roman"/>
+          <w:noProof/>
           <w:sz w:val="26"/>
           <w:szCs w:val="26"/>
           <w:lang w:val="vi-VN"/>
@@ -350,6 +352,7 @@
       <w:r>
         <w:rPr>
           <w:rFonts w:ascii="Times New Roman" w:hAnsi="Times New Roman" w:cs="Times New Roman"/>
+          <w:noProof/>
           <w:sz w:val="26"/>
           <w:szCs w:val="26"/>
           <w:lang w:val="vi-VN"/>
@@ -465,6 +468,7 @@
       <w:r>
         <w:rPr>
           <w:rFonts w:ascii="Times New Roman" w:hAnsi="Times New Roman" w:cs="Times New Roman"/>
+          <w:noProof/>
           <w:sz w:val="26"/>
           <w:szCs w:val="26"/>
           <w:lang w:val="vi-VN"/>
@@ -1507,6 +1511,7 @@
           <w:rFonts w:ascii="Times New Roman" w:hAnsi="Times New Roman" w:cs="Times New Roman"/>
           <w:b/>
           <w:bCs/>
+          <w:noProof/>
           <w:sz w:val="26"/>
           <w:szCs w:val="26"/>
           <w:lang w:val="vi-VN"/>
@@ -1564,6 +1569,7 @@
           <w:rFonts w:ascii="Times New Roman" w:hAnsi="Times New Roman" w:cs="Times New Roman"/>
           <w:b/>
           <w:bCs/>
+          <w:noProof/>
           <w:sz w:val="26"/>
           <w:szCs w:val="26"/>
           <w:lang w:val="vi-VN"/>
@@ -3520,6 +3526,7 @@
           <w:rFonts w:ascii="Times New Roman" w:hAnsi="Times New Roman" w:cs="Times New Roman"/>
           <w:b/>
           <w:bCs/>
+          <w:noProof/>
           <w:sz w:val="26"/>
           <w:szCs w:val="26"/>
           <w:lang w:val="vi-VN"/>
@@ -5732,6 +5739,7 @@
           <w:rFonts w:ascii="Times New Roman" w:hAnsi="Times New Roman" w:cs="Times New Roman"/>
           <w:b/>
           <w:bCs/>
+          <w:noProof/>
           <w:sz w:val="26"/>
           <w:szCs w:val="26"/>
           <w:lang w:val="vi-VN"/>
@@ -5777,6 +5785,7 @@
           <w:rFonts w:ascii="Times New Roman" w:hAnsi="Times New Roman" w:cs="Times New Roman"/>
           <w:b/>
           <w:bCs/>
+          <w:noProof/>
           <w:sz w:val="26"/>
           <w:szCs w:val="26"/>
           <w:lang w:val="vi-VN"/>
@@ -7876,6 +7885,7 @@
           <w:rFonts w:ascii="Times New Roman" w:hAnsi="Times New Roman" w:cs="Times New Roman"/>
           <w:b/>
           <w:bCs/>
+          <w:noProof/>
           <w:sz w:val="26"/>
           <w:szCs w:val="26"/>
           <w:lang w:val="vi-VN"/>
@@ -7986,6 +7996,7 @@
       <w:r>
         <w:rPr>
           <w:rFonts w:ascii="Times New Roman" w:hAnsi="Times New Roman" w:cs="Times New Roman"/>
+          <w:noProof/>
           <w:sz w:val="26"/>
           <w:szCs w:val="26"/>
           <w:lang w:val="vi-VN"/>
@@ -8040,6 +8051,7 @@
       <w:r>
         <w:rPr>
           <w:rFonts w:ascii="Times New Roman" w:hAnsi="Times New Roman" w:cs="Times New Roman"/>
+          <w:noProof/>
           <w:sz w:val="26"/>
           <w:szCs w:val="26"/>
           <w:lang w:val="vi-VN"/>
@@ -8121,6 +8133,7 @@
       <w:r>
         <w:rPr>
           <w:rFonts w:ascii="Times New Roman" w:hAnsi="Times New Roman" w:cs="Times New Roman"/>
+          <w:noProof/>
           <w:sz w:val="26"/>
           <w:szCs w:val="26"/>
           <w:lang w:val="vi-VN"/>
@@ -8175,6 +8188,7 @@
       <w:r>
         <w:rPr>
           <w:rFonts w:ascii="Times New Roman" w:hAnsi="Times New Roman" w:cs="Times New Roman"/>
+          <w:noProof/>
           <w:sz w:val="26"/>
           <w:szCs w:val="26"/>
           <w:lang w:val="vi-VN"/>
@@ -8229,6 +8243,7 @@
       <w:r>
         <w:rPr>
           <w:rFonts w:ascii="Times New Roman" w:hAnsi="Times New Roman" w:cs="Times New Roman"/>
+          <w:noProof/>
           <w:sz w:val="26"/>
           <w:szCs w:val="26"/>
           <w:lang w:val="vi-VN"/>
@@ -8329,6 +8344,7 @@
       <w:r>
         <w:rPr>
           <w:rFonts w:ascii="Times New Roman" w:hAnsi="Times New Roman" w:cs="Times New Roman"/>
+          <w:noProof/>
           <w:sz w:val="26"/>
           <w:szCs w:val="26"/>
           <w:lang w:val="vi-VN"/>
@@ -8406,6 +8422,7 @@
       <w:r>
         <w:rPr>
           <w:rFonts w:ascii="Times New Roman" w:hAnsi="Times New Roman" w:cs="Times New Roman"/>
+          <w:noProof/>
           <w:sz w:val="26"/>
           <w:szCs w:val="26"/>
           <w:lang w:val="vi-VN"/>
@@ -8484,6 +8501,7 @@
       <w:r>
         <w:rPr>
           <w:rFonts w:ascii="Times New Roman" w:hAnsi="Times New Roman" w:cs="Times New Roman"/>
+          <w:noProof/>
           <w:sz w:val="26"/>
           <w:szCs w:val="26"/>
           <w:lang w:val="vi-VN"/>
@@ -8561,6 +8579,7 @@
       <w:r>
         <w:rPr>
           <w:rFonts w:ascii="Times New Roman" w:hAnsi="Times New Roman" w:cs="Times New Roman"/>
+          <w:noProof/>
           <w:sz w:val="26"/>
           <w:szCs w:val="26"/>
           <w:lang w:val="vi-VN"/>
@@ -13498,6 +13517,7 @@
       <w:r>
         <w:rPr>
           <w:rFonts w:ascii="Times New Roman" w:hAnsi="Times New Roman" w:cs="Times New Roman"/>
+          <w:noProof/>
           <w:sz w:val="26"/>
           <w:szCs w:val="26"/>
           <w:lang w:val="vi-VN"/>
@@ -13570,6 +13590,7 @@
       <w:r>
         <w:rPr>
           <w:rFonts w:ascii="Times New Roman" w:hAnsi="Times New Roman" w:cs="Times New Roman"/>
+          <w:noProof/>
           <w:sz w:val="26"/>
           <w:szCs w:val="26"/>
           <w:lang w:val="vi-VN"/>
@@ -13662,6 +13683,7 @@
       <w:r>
         <w:rPr>
           <w:rFonts w:ascii="Times New Roman" w:hAnsi="Times New Roman" w:cs="Times New Roman"/>
+          <w:noProof/>
           <w:sz w:val="26"/>
           <w:szCs w:val="26"/>
           <w:lang w:val="vi-VN"/>
@@ -13735,6 +13757,7 @@
       <w:r>
         <w:rPr>
           <w:rFonts w:ascii="Times New Roman" w:hAnsi="Times New Roman" w:cs="Times New Roman"/>
+          <w:noProof/>
           <w:sz w:val="26"/>
           <w:szCs w:val="26"/>
           <w:lang w:val="vi-VN"/>
@@ -13911,13 +13934,14 @@
       <w:r>
         <w:rPr>
           <w:rFonts w:ascii="Times New Roman" w:hAnsi="Times New Roman" w:cs="Times New Roman"/>
+          <w:noProof/>
           <w:sz w:val="26"/>
           <w:szCs w:val="26"/>
           <w:lang w:val="vi-VN"/>
         </w:rPr>
         <w:drawing>
-          <wp:inline distT="0" distB="0" distL="0" distR="0" wp14:anchorId="6B2F93F8" wp14:editId="7EB6C543">
-            <wp:extent cx="5943600" cy="4140835"/>
+          <wp:inline distT="0" distB="0" distL="0" distR="0" wp14:anchorId="6B2F93F8" wp14:editId="0FFE7289">
+            <wp:extent cx="5337482" cy="3718560"/>
             <wp:effectExtent l="0" t="0" r="0" b="0"/>
             <wp:docPr id="44" name="Picture 44"/>
             <wp:cNvGraphicFramePr>
@@ -13939,7 +13963,7 @@
                   <pic:spPr>
                     <a:xfrm>
                       <a:off x="0" y="0"/>
-                      <a:ext cx="5943600" cy="4140835"/>
+                      <a:ext cx="5339957" cy="3720284"/>
                     </a:xfrm>
                     <a:prstGeom prst="rect">
                       <a:avLst/>
@@ -13992,25 +14016,26 @@
     </w:p>
     <w:p>
       <w:pPr>
-        <w:rPr>
-          <w:rFonts w:ascii="Times New Roman" w:hAnsi="Times New Roman" w:cs="Times New Roman"/>
-          <w:sz w:val="26"/>
-          <w:szCs w:val="26"/>
-          <w:lang w:val="vi-VN"/>
-        </w:rPr>
-      </w:pPr>
-      <w:r>
-        <w:rPr>
-          <w:rFonts w:ascii="Times New Roman" w:hAnsi="Times New Roman" w:cs="Times New Roman"/>
-          <w:sz w:val="26"/>
-          <w:szCs w:val="26"/>
-          <w:lang w:val="vi-VN"/>
-        </w:rPr>
-        <w:lastRenderedPageBreak/>
+        <w:jc w:val="center"/>
+        <w:rPr>
+          <w:rFonts w:ascii="Times New Roman" w:hAnsi="Times New Roman" w:cs="Times New Roman"/>
+          <w:sz w:val="26"/>
+          <w:szCs w:val="26"/>
+          <w:lang w:val="vi-VN"/>
+        </w:rPr>
+      </w:pPr>
+      <w:r>
+        <w:rPr>
+          <w:rFonts w:ascii="Times New Roman" w:hAnsi="Times New Roman" w:cs="Times New Roman"/>
+          <w:noProof/>
+          <w:sz w:val="26"/>
+          <w:szCs w:val="26"/>
+          <w:lang w:val="vi-VN"/>
+        </w:rPr>
         <w:drawing>
-          <wp:inline distT="0" distB="0" distL="0" distR="0" wp14:anchorId="0C3D37EA" wp14:editId="2396C481">
-            <wp:extent cx="5182323" cy="2305372"/>
-            <wp:effectExtent l="0" t="0" r="0" b="0"/>
+          <wp:inline distT="0" distB="0" distL="0" distR="0" wp14:anchorId="0C3D37EA" wp14:editId="0FCDE6F2">
+            <wp:extent cx="3939730" cy="1752600"/>
+            <wp:effectExtent l="0" t="0" r="3810" b="0"/>
             <wp:docPr id="45" name="Picture 45"/>
             <wp:cNvGraphicFramePr>
               <a:graphicFrameLocks xmlns:a="http://schemas.openxmlformats.org/drawingml/2006/main" noChangeAspect="1"/>
@@ -14031,7 +14056,7 @@
                   <pic:spPr>
                     <a:xfrm>
                       <a:off x="0" y="0"/>
-                      <a:ext cx="5182323" cy="2305372"/>
+                      <a:ext cx="3978013" cy="1769630"/>
                     </a:xfrm>
                     <a:prstGeom prst="rect">
                       <a:avLst/>
@@ -14060,6 +14085,7 @@
           <w:szCs w:val="26"/>
           <w:lang w:val="vi-VN"/>
         </w:rPr>
+        <w:lastRenderedPageBreak/>
         <w:t>− Sau khi đổi tên bảng thành SinhVien, chuột phải vào tên bảng, chọn Add &gt;</w:t>
       </w:r>
     </w:p>
@@ -14094,6 +14120,7 @@
       <w:r>
         <w:rPr>
           <w:rFonts w:ascii="Times New Roman" w:hAnsi="Times New Roman" w:cs="Times New Roman"/>
+          <w:noProof/>
           <w:sz w:val="26"/>
           <w:szCs w:val="26"/>
           <w:lang w:val="vi-VN"/>
@@ -14175,13 +14202,1610 @@
     </w:p>
     <w:p>
       <w:pPr>
-        <w:rPr>
-          <w:rFonts w:ascii="Times New Roman" w:hAnsi="Times New Roman" w:cs="Times New Roman"/>
-          <w:sz w:val="26"/>
-          <w:szCs w:val="26"/>
-          <w:lang w:val="vi-VN"/>
-        </w:rPr>
-      </w:pPr>
+        <w:jc w:val="center"/>
+        <w:rPr>
+          <w:rFonts w:ascii="Times New Roman" w:hAnsi="Times New Roman" w:cs="Times New Roman"/>
+          <w:sz w:val="26"/>
+          <w:szCs w:val="26"/>
+          <w:lang w:val="vi-VN"/>
+        </w:rPr>
+      </w:pPr>
+      <w:r>
+        <w:rPr>
+          <w:rFonts w:ascii="Times New Roman" w:hAnsi="Times New Roman" w:cs="Times New Roman"/>
+          <w:noProof/>
+          <w:sz w:val="26"/>
+          <w:szCs w:val="26"/>
+          <w:lang w:val="vi-VN"/>
+        </w:rPr>
+        <w:drawing>
+          <wp:inline distT="0" distB="0" distL="0" distR="0" wp14:anchorId="7BBC2F6A" wp14:editId="7D73EF43">
+            <wp:extent cx="1533739" cy="1743318"/>
+            <wp:effectExtent l="0" t="0" r="9525" b="9525"/>
+            <wp:docPr id="47" name="Picture 47"/>
+            <wp:cNvGraphicFramePr>
+              <a:graphicFrameLocks xmlns:a="http://schemas.openxmlformats.org/drawingml/2006/main" noChangeAspect="1"/>
+            </wp:cNvGraphicFramePr>
+            <a:graphic xmlns:a="http://schemas.openxmlformats.org/drawingml/2006/main">
+              <a:graphicData uri="http://schemas.openxmlformats.org/drawingml/2006/picture">
+                <pic:pic xmlns:pic="http://schemas.openxmlformats.org/drawingml/2006/picture">
+                  <pic:nvPicPr>
+                    <pic:cNvPr id="1" name=""/>
+                    <pic:cNvPicPr/>
+                  </pic:nvPicPr>
+                  <pic:blipFill>
+                    <a:blip r:embed="rId32"/>
+                    <a:stretch>
+                      <a:fillRect/>
+                    </a:stretch>
+                  </pic:blipFill>
+                  <pic:spPr>
+                    <a:xfrm>
+                      <a:off x="0" y="0"/>
+                      <a:ext cx="1533739" cy="1743318"/>
+                    </a:xfrm>
+                    <a:prstGeom prst="rect">
+                      <a:avLst/>
+                    </a:prstGeom>
+                  </pic:spPr>
+                </pic:pic>
+              </a:graphicData>
+            </a:graphic>
+          </wp:inline>
+        </w:drawing>
+      </w:r>
+    </w:p>
+    <w:p>
+      <w:pPr>
+        <w:rPr>
+          <w:rFonts w:ascii="Times New Roman" w:hAnsi="Times New Roman" w:cs="Times New Roman"/>
+          <w:sz w:val="26"/>
+          <w:szCs w:val="26"/>
+          <w:lang w:val="vi-VN"/>
+        </w:rPr>
+      </w:pPr>
+      <w:r>
+        <w:rPr>
+          <w:rFonts w:ascii="Times New Roman" w:hAnsi="Times New Roman" w:cs="Times New Roman"/>
+          <w:sz w:val="26"/>
+          <w:szCs w:val="26"/>
+          <w:lang w:val="vi-VN"/>
+        </w:rPr>
+        <w:br w:type="page"/>
+      </w:r>
+    </w:p>
+    <w:p>
+      <w:pPr>
+        <w:rPr>
+          <w:rFonts w:ascii="Times New Roman" w:hAnsi="Times New Roman" w:cs="Times New Roman"/>
+          <w:sz w:val="26"/>
+          <w:szCs w:val="26"/>
+          <w:lang w:val="vi-VN"/>
+        </w:rPr>
+      </w:pPr>
+      <w:r>
+        <w:rPr>
+          <w:rFonts w:ascii="Times New Roman" w:hAnsi="Times New Roman" w:cs="Times New Roman"/>
+          <w:sz w:val="26"/>
+          <w:szCs w:val="26"/>
+          <w:lang w:val="vi-VN"/>
+        </w:rPr>
+        <w:lastRenderedPageBreak/>
+        <w:t>− Cuối cùng, đặc biệt quan trọng, ta cần phải chỉnh lại kiểu dữ liệu của bảng</w:t>
+      </w:r>
+    </w:p>
+    <w:p>
+      <w:pPr>
+        <w:rPr>
+          <w:rFonts w:ascii="Times New Roman" w:hAnsi="Times New Roman" w:cs="Times New Roman"/>
+          <w:sz w:val="26"/>
+          <w:szCs w:val="26"/>
+          <w:lang w:val="vi-VN"/>
+        </w:rPr>
+      </w:pPr>
+      <w:r>
+        <w:rPr>
+          <w:rFonts w:ascii="Times New Roman" w:hAnsi="Times New Roman" w:cs="Times New Roman"/>
+          <w:sz w:val="26"/>
+          <w:szCs w:val="26"/>
+          <w:lang w:val="vi-VN"/>
+        </w:rPr>
+        <w:t>sao cho tương thích với kiểu dữ liệu trong CSDL.</w:t>
+      </w:r>
+    </w:p>
+    <w:p>
+      <w:pPr>
+        <w:rPr>
+          <w:rFonts w:ascii="Times New Roman" w:hAnsi="Times New Roman" w:cs="Times New Roman"/>
+          <w:sz w:val="26"/>
+          <w:szCs w:val="26"/>
+          <w:lang w:val="vi-VN"/>
+        </w:rPr>
+      </w:pPr>
+      <w:r>
+        <w:rPr>
+          <w:rFonts w:ascii="Times New Roman" w:hAnsi="Times New Roman" w:cs="Times New Roman"/>
+          <w:sz w:val="26"/>
+          <w:szCs w:val="26"/>
+          <w:lang w:val="vi-VN"/>
+        </w:rPr>
+        <w:t>− Thêm Item Report vào project. Đổi tên report thành rptSinhVien.rdlc.</w:t>
+      </w:r>
+    </w:p>
+    <w:p>
+      <w:pPr>
+        <w:rPr>
+          <w:rFonts w:ascii="Times New Roman" w:hAnsi="Times New Roman" w:cs="Times New Roman"/>
+          <w:sz w:val="26"/>
+          <w:szCs w:val="26"/>
+          <w:lang w:val="vi-VN"/>
+        </w:rPr>
+      </w:pPr>
+      <w:r>
+        <w:rPr>
+          <w:rFonts w:ascii="Times New Roman" w:hAnsi="Times New Roman" w:cs="Times New Roman"/>
+          <w:sz w:val="26"/>
+          <w:szCs w:val="26"/>
+          <w:lang w:val="vi-VN"/>
+        </w:rPr>
+        <w:t>− Chuột phải lên vùng thiết kế trang báo cáo, chọn Insert &gt; Page Header &amp;</w:t>
+      </w:r>
+    </w:p>
+    <w:p>
+      <w:pPr>
+        <w:rPr>
+          <w:rFonts w:ascii="Times New Roman" w:hAnsi="Times New Roman" w:cs="Times New Roman"/>
+          <w:sz w:val="26"/>
+          <w:szCs w:val="26"/>
+          <w:lang w:val="vi-VN"/>
+        </w:rPr>
+      </w:pPr>
+      <w:r>
+        <w:rPr>
+          <w:rFonts w:ascii="Times New Roman" w:hAnsi="Times New Roman" w:cs="Times New Roman"/>
+          <w:sz w:val="26"/>
+          <w:szCs w:val="26"/>
+          <w:lang w:val="vi-VN"/>
+        </w:rPr>
+        <w:t>Page Footer để thêm đầu trang và chân trang thiết kế.</w:t>
+      </w:r>
+    </w:p>
+    <w:p>
+      <w:pPr>
+        <w:jc w:val="center"/>
+        <w:rPr>
+          <w:rFonts w:ascii="Times New Roman" w:hAnsi="Times New Roman" w:cs="Times New Roman"/>
+          <w:sz w:val="26"/>
+          <w:szCs w:val="26"/>
+          <w:lang w:val="vi-VN"/>
+        </w:rPr>
+      </w:pPr>
+      <w:r>
+        <w:rPr>
+          <w:rFonts w:ascii="Times New Roman" w:hAnsi="Times New Roman" w:cs="Times New Roman"/>
+          <w:noProof/>
+          <w:sz w:val="26"/>
+          <w:szCs w:val="26"/>
+          <w:lang w:val="vi-VN"/>
+        </w:rPr>
+        <w:drawing>
+          <wp:inline distT="0" distB="0" distL="0" distR="0" wp14:anchorId="55E0884E" wp14:editId="21D9F121">
+            <wp:extent cx="3858163" cy="5249008"/>
+            <wp:effectExtent l="0" t="0" r="9525" b="8890"/>
+            <wp:docPr id="48" name="Picture 48"/>
+            <wp:cNvGraphicFramePr>
+              <a:graphicFrameLocks xmlns:a="http://schemas.openxmlformats.org/drawingml/2006/main" noChangeAspect="1"/>
+            </wp:cNvGraphicFramePr>
+            <a:graphic xmlns:a="http://schemas.openxmlformats.org/drawingml/2006/main">
+              <a:graphicData uri="http://schemas.openxmlformats.org/drawingml/2006/picture">
+                <pic:pic xmlns:pic="http://schemas.openxmlformats.org/drawingml/2006/picture">
+                  <pic:nvPicPr>
+                    <pic:cNvPr id="1" name=""/>
+                    <pic:cNvPicPr/>
+                  </pic:nvPicPr>
+                  <pic:blipFill>
+                    <a:blip r:embed="rId33"/>
+                    <a:stretch>
+                      <a:fillRect/>
+                    </a:stretch>
+                  </pic:blipFill>
+                  <pic:spPr>
+                    <a:xfrm>
+                      <a:off x="0" y="0"/>
+                      <a:ext cx="3858163" cy="5249008"/>
+                    </a:xfrm>
+                    <a:prstGeom prst="rect">
+                      <a:avLst/>
+                    </a:prstGeom>
+                  </pic:spPr>
+                </pic:pic>
+              </a:graphicData>
+            </a:graphic>
+          </wp:inline>
+        </w:drawing>
+      </w:r>
+    </w:p>
+    <w:p>
+      <w:pPr>
+        <w:rPr>
+          <w:rFonts w:ascii="Times New Roman" w:hAnsi="Times New Roman" w:cs="Times New Roman"/>
+          <w:sz w:val="26"/>
+          <w:szCs w:val="26"/>
+          <w:lang w:val="vi-VN"/>
+        </w:rPr>
+      </w:pPr>
+      <w:r>
+        <w:rPr>
+          <w:rFonts w:ascii="Times New Roman" w:hAnsi="Times New Roman" w:cs="Times New Roman"/>
+          <w:sz w:val="26"/>
+          <w:szCs w:val="26"/>
+          <w:lang w:val="vi-VN"/>
+        </w:rPr>
+        <w:t>− Tại đây, ta có thiết kế cho Header và Footer bằng cách thêm Textbox,</w:t>
+      </w:r>
+    </w:p>
+    <w:p>
+      <w:pPr>
+        <w:rPr>
+          <w:rFonts w:ascii="Times New Roman" w:hAnsi="Times New Roman" w:cs="Times New Roman"/>
+          <w:sz w:val="26"/>
+          <w:szCs w:val="26"/>
+          <w:lang w:val="vi-VN"/>
+        </w:rPr>
+      </w:pPr>
+      <w:r>
+        <w:rPr>
+          <w:rFonts w:ascii="Times New Roman" w:hAnsi="Times New Roman" w:cs="Times New Roman"/>
+          <w:sz w:val="26"/>
+          <w:szCs w:val="26"/>
+          <w:lang w:val="vi-VN"/>
+        </w:rPr>
+        <w:t>Image, Datetime, ...</w:t>
+      </w:r>
+    </w:p>
+    <w:p>
+      <w:pPr>
+        <w:jc w:val="center"/>
+        <w:rPr>
+          <w:rFonts w:ascii="Times New Roman" w:hAnsi="Times New Roman" w:cs="Times New Roman"/>
+          <w:sz w:val="26"/>
+          <w:szCs w:val="26"/>
+          <w:lang w:val="vi-VN"/>
+        </w:rPr>
+      </w:pPr>
+      <w:r>
+        <w:rPr>
+          <w:rFonts w:ascii="Times New Roman" w:hAnsi="Times New Roman" w:cs="Times New Roman"/>
+          <w:noProof/>
+          <w:sz w:val="26"/>
+          <w:szCs w:val="26"/>
+          <w:lang w:val="vi-VN"/>
+        </w:rPr>
+        <w:lastRenderedPageBreak/>
+        <w:drawing>
+          <wp:inline distT="0" distB="0" distL="0" distR="0" wp14:anchorId="375DFEC6" wp14:editId="2C03B1B2">
+            <wp:extent cx="3734321" cy="2343477"/>
+            <wp:effectExtent l="0" t="0" r="0" b="0"/>
+            <wp:docPr id="49" name="Picture 49"/>
+            <wp:cNvGraphicFramePr>
+              <a:graphicFrameLocks xmlns:a="http://schemas.openxmlformats.org/drawingml/2006/main" noChangeAspect="1"/>
+            </wp:cNvGraphicFramePr>
+            <a:graphic xmlns:a="http://schemas.openxmlformats.org/drawingml/2006/main">
+              <a:graphicData uri="http://schemas.openxmlformats.org/drawingml/2006/picture">
+                <pic:pic xmlns:pic="http://schemas.openxmlformats.org/drawingml/2006/picture">
+                  <pic:nvPicPr>
+                    <pic:cNvPr id="1" name=""/>
+                    <pic:cNvPicPr/>
+                  </pic:nvPicPr>
+                  <pic:blipFill>
+                    <a:blip r:embed="rId34"/>
+                    <a:stretch>
+                      <a:fillRect/>
+                    </a:stretch>
+                  </pic:blipFill>
+                  <pic:spPr>
+                    <a:xfrm>
+                      <a:off x="0" y="0"/>
+                      <a:ext cx="3734321" cy="2343477"/>
+                    </a:xfrm>
+                    <a:prstGeom prst="rect">
+                      <a:avLst/>
+                    </a:prstGeom>
+                  </pic:spPr>
+                </pic:pic>
+              </a:graphicData>
+            </a:graphic>
+          </wp:inline>
+        </w:drawing>
+      </w:r>
+    </w:p>
+    <w:p>
+      <w:pPr>
+        <w:rPr>
+          <w:rFonts w:ascii="Times New Roman" w:hAnsi="Times New Roman" w:cs="Times New Roman"/>
+          <w:sz w:val="26"/>
+          <w:szCs w:val="26"/>
+          <w:lang w:val="vi-VN"/>
+        </w:rPr>
+      </w:pPr>
+      <w:r>
+        <w:rPr>
+          <w:rFonts w:ascii="Times New Roman" w:hAnsi="Times New Roman" w:cs="Times New Roman"/>
+          <w:sz w:val="26"/>
+          <w:szCs w:val="26"/>
+          <w:lang w:val="vi-VN"/>
+        </w:rPr>
+        <w:t>Và đây là minh họa:</w:t>
+      </w:r>
+    </w:p>
+    <w:p>
+      <w:pPr>
+        <w:rPr>
+          <w:rFonts w:ascii="Times New Roman" w:hAnsi="Times New Roman" w:cs="Times New Roman"/>
+          <w:sz w:val="26"/>
+          <w:szCs w:val="26"/>
+          <w:lang w:val="vi-VN"/>
+        </w:rPr>
+      </w:pPr>
+      <w:r>
+        <w:rPr>
+          <w:rFonts w:ascii="Times New Roman" w:hAnsi="Times New Roman" w:cs="Times New Roman"/>
+          <w:noProof/>
+          <w:sz w:val="26"/>
+          <w:szCs w:val="26"/>
+          <w:lang w:val="vi-VN"/>
+        </w:rPr>
+        <w:drawing>
+          <wp:inline distT="0" distB="0" distL="0" distR="0" wp14:anchorId="09E8EA99" wp14:editId="37093B30">
+            <wp:extent cx="5943600" cy="2346960"/>
+            <wp:effectExtent l="0" t="0" r="0" b="0"/>
+            <wp:docPr id="50" name="Picture 50"/>
+            <wp:cNvGraphicFramePr>
+              <a:graphicFrameLocks xmlns:a="http://schemas.openxmlformats.org/drawingml/2006/main" noChangeAspect="1"/>
+            </wp:cNvGraphicFramePr>
+            <a:graphic xmlns:a="http://schemas.openxmlformats.org/drawingml/2006/main">
+              <a:graphicData uri="http://schemas.openxmlformats.org/drawingml/2006/picture">
+                <pic:pic xmlns:pic="http://schemas.openxmlformats.org/drawingml/2006/picture">
+                  <pic:nvPicPr>
+                    <pic:cNvPr id="1" name=""/>
+                    <pic:cNvPicPr/>
+                  </pic:nvPicPr>
+                  <pic:blipFill>
+                    <a:blip r:embed="rId35"/>
+                    <a:stretch>
+                      <a:fillRect/>
+                    </a:stretch>
+                  </pic:blipFill>
+                  <pic:spPr>
+                    <a:xfrm>
+                      <a:off x="0" y="0"/>
+                      <a:ext cx="5943600" cy="2346960"/>
+                    </a:xfrm>
+                    <a:prstGeom prst="rect">
+                      <a:avLst/>
+                    </a:prstGeom>
+                  </pic:spPr>
+                </pic:pic>
+              </a:graphicData>
+            </a:graphic>
+          </wp:inline>
+        </w:drawing>
+      </w:r>
+    </w:p>
+    <w:p>
+      <w:pPr>
+        <w:rPr>
+          <w:rFonts w:ascii="Times New Roman" w:hAnsi="Times New Roman" w:cs="Times New Roman"/>
+          <w:sz w:val="26"/>
+          <w:szCs w:val="26"/>
+          <w:lang w:val="vi-VN"/>
+        </w:rPr>
+      </w:pPr>
+    </w:p>
+    <w:p>
+      <w:pPr>
+        <w:rPr>
+          <w:rFonts w:ascii="Times New Roman" w:hAnsi="Times New Roman" w:cs="Times New Roman"/>
+          <w:sz w:val="26"/>
+          <w:szCs w:val="26"/>
+          <w:lang w:val="vi-VN"/>
+        </w:rPr>
+      </w:pPr>
+      <w:r>
+        <w:rPr>
+          <w:rFonts w:ascii="Times New Roman" w:hAnsi="Times New Roman" w:cs="Times New Roman"/>
+          <w:sz w:val="26"/>
+          <w:szCs w:val="26"/>
+          <w:lang w:val="vi-VN"/>
+        </w:rPr>
+        <w:t>− Còn phần nội dung, ta chuột phải chọn Insert &gt; Table.</w:t>
+      </w:r>
+    </w:p>
+    <w:p>
+      <w:pPr>
+        <w:jc w:val="center"/>
+        <w:rPr>
+          <w:rFonts w:ascii="Times New Roman" w:hAnsi="Times New Roman" w:cs="Times New Roman"/>
+          <w:sz w:val="26"/>
+          <w:szCs w:val="26"/>
+          <w:lang w:val="vi-VN"/>
+        </w:rPr>
+      </w:pPr>
+      <w:r>
+        <w:rPr>
+          <w:rFonts w:ascii="Times New Roman" w:hAnsi="Times New Roman" w:cs="Times New Roman"/>
+          <w:noProof/>
+          <w:sz w:val="26"/>
+          <w:szCs w:val="26"/>
+          <w:lang w:val="vi-VN"/>
+        </w:rPr>
+        <w:lastRenderedPageBreak/>
+        <w:drawing>
+          <wp:inline distT="0" distB="0" distL="0" distR="0" wp14:anchorId="27C503D3" wp14:editId="4C30750B">
+            <wp:extent cx="3648584" cy="4353533"/>
+            <wp:effectExtent l="0" t="0" r="0" b="9525"/>
+            <wp:docPr id="51" name="Picture 51"/>
+            <wp:cNvGraphicFramePr>
+              <a:graphicFrameLocks xmlns:a="http://schemas.openxmlformats.org/drawingml/2006/main" noChangeAspect="1"/>
+            </wp:cNvGraphicFramePr>
+            <a:graphic xmlns:a="http://schemas.openxmlformats.org/drawingml/2006/main">
+              <a:graphicData uri="http://schemas.openxmlformats.org/drawingml/2006/picture">
+                <pic:pic xmlns:pic="http://schemas.openxmlformats.org/drawingml/2006/picture">
+                  <pic:nvPicPr>
+                    <pic:cNvPr id="1" name=""/>
+                    <pic:cNvPicPr/>
+                  </pic:nvPicPr>
+                  <pic:blipFill>
+                    <a:blip r:embed="rId36"/>
+                    <a:stretch>
+                      <a:fillRect/>
+                    </a:stretch>
+                  </pic:blipFill>
+                  <pic:spPr>
+                    <a:xfrm>
+                      <a:off x="0" y="0"/>
+                      <a:ext cx="3648584" cy="4353533"/>
+                    </a:xfrm>
+                    <a:prstGeom prst="rect">
+                      <a:avLst/>
+                    </a:prstGeom>
+                  </pic:spPr>
+                </pic:pic>
+              </a:graphicData>
+            </a:graphic>
+          </wp:inline>
+        </w:drawing>
+      </w:r>
+    </w:p>
+    <w:p>
+      <w:pPr>
+        <w:rPr>
+          <w:rFonts w:ascii="Times New Roman" w:hAnsi="Times New Roman" w:cs="Times New Roman"/>
+          <w:sz w:val="26"/>
+          <w:szCs w:val="26"/>
+          <w:lang w:val="vi-VN"/>
+        </w:rPr>
+      </w:pPr>
+      <w:r>
+        <w:rPr>
+          <w:rFonts w:ascii="Times New Roman" w:hAnsi="Times New Roman" w:cs="Times New Roman"/>
+          <w:sz w:val="26"/>
+          <w:szCs w:val="26"/>
+          <w:lang w:val="vi-VN"/>
+        </w:rPr>
+        <w:t>− Thiết kế bảng báo cáo như sau:</w:t>
+      </w:r>
+    </w:p>
+    <w:p>
+      <w:pPr>
+        <w:rPr>
+          <w:rFonts w:ascii="Times New Roman" w:hAnsi="Times New Roman" w:cs="Times New Roman"/>
+          <w:sz w:val="26"/>
+          <w:szCs w:val="26"/>
+          <w:lang w:val="vi-VN"/>
+        </w:rPr>
+      </w:pPr>
+      <w:r>
+        <w:rPr>
+          <w:rFonts w:ascii="Times New Roman" w:hAnsi="Times New Roman" w:cs="Times New Roman"/>
+          <w:noProof/>
+          <w:sz w:val="26"/>
+          <w:szCs w:val="26"/>
+          <w:lang w:val="vi-VN"/>
+        </w:rPr>
+        <w:drawing>
+          <wp:inline distT="0" distB="0" distL="0" distR="0" wp14:anchorId="60BEB67A" wp14:editId="15523108">
+            <wp:extent cx="5943600" cy="514985"/>
+            <wp:effectExtent l="0" t="0" r="0" b="0"/>
+            <wp:docPr id="52" name="Picture 52"/>
+            <wp:cNvGraphicFramePr>
+              <a:graphicFrameLocks xmlns:a="http://schemas.openxmlformats.org/drawingml/2006/main" noChangeAspect="1"/>
+            </wp:cNvGraphicFramePr>
+            <a:graphic xmlns:a="http://schemas.openxmlformats.org/drawingml/2006/main">
+              <a:graphicData uri="http://schemas.openxmlformats.org/drawingml/2006/picture">
+                <pic:pic xmlns:pic="http://schemas.openxmlformats.org/drawingml/2006/picture">
+                  <pic:nvPicPr>
+                    <pic:cNvPr id="1" name=""/>
+                    <pic:cNvPicPr/>
+                  </pic:nvPicPr>
+                  <pic:blipFill>
+                    <a:blip r:embed="rId37"/>
+                    <a:stretch>
+                      <a:fillRect/>
+                    </a:stretch>
+                  </pic:blipFill>
+                  <pic:spPr>
+                    <a:xfrm>
+                      <a:off x="0" y="0"/>
+                      <a:ext cx="5943600" cy="514985"/>
+                    </a:xfrm>
+                    <a:prstGeom prst="rect">
+                      <a:avLst/>
+                    </a:prstGeom>
+                  </pic:spPr>
+                </pic:pic>
+              </a:graphicData>
+            </a:graphic>
+          </wp:inline>
+        </w:drawing>
+      </w:r>
+    </w:p>
+    <w:p>
+      <w:pPr>
+        <w:rPr>
+          <w:rFonts w:ascii="Times New Roman" w:hAnsi="Times New Roman" w:cs="Times New Roman"/>
+          <w:sz w:val="26"/>
+          <w:szCs w:val="26"/>
+        </w:rPr>
+      </w:pPr>
+      <w:r>
+        <w:rPr>
+          <w:rFonts w:ascii="Times New Roman" w:hAnsi="Times New Roman" w:cs="Times New Roman"/>
+          <w:sz w:val="26"/>
+          <w:szCs w:val="26"/>
+          <w:lang w:val="vi-VN"/>
+        </w:rPr>
+        <w:t>− Code tham khảo:</w:t>
+      </w:r>
+    </w:p>
+    <w:p>
+      <w:pPr>
+        <w:rPr>
+          <w:rFonts w:ascii="Times New Roman" w:hAnsi="Times New Roman" w:cs="Times New Roman"/>
+          <w:sz w:val="26"/>
+          <w:szCs w:val="26"/>
+        </w:rPr>
+      </w:pPr>
+      <w:r>
+        <w:rPr>
+          <w:rFonts w:ascii="Times New Roman" w:hAnsi="Times New Roman" w:cs="Times New Roman"/>
+          <w:sz w:val="26"/>
+          <w:szCs w:val="26"/>
+        </w:rPr>
+        <w:t>// Sử dụng đường dẫn CSDL chính xác từ project Lab8 của bạn</w:t>
+      </w:r>
+    </w:p>
+    <w:p>
+      <w:pPr>
+        <w:rPr>
+          <w:rFonts w:ascii="Times New Roman" w:hAnsi="Times New Roman" w:cs="Times New Roman"/>
+          <w:sz w:val="26"/>
+          <w:szCs w:val="26"/>
+        </w:rPr>
+      </w:pPr>
+      <w:r>
+        <w:rPr>
+          <w:rFonts w:ascii="Times New Roman" w:hAnsi="Times New Roman" w:cs="Times New Roman"/>
+          <w:sz w:val="26"/>
+          <w:szCs w:val="26"/>
+        </w:rPr>
+        <w:t>string strCon = @"Data Source=(LocalDB)\MSSQLLocalDB;AttachDbFilename=C:\Users\Admin\Downloads\PPPTPM_ThayHuynh\Buoi10\1150080143_VoAnhKiet_CNPM2\VoAnhKiet_1150080143_Lab8\VoAnhKiet_1150080143_Lab8\QuanLySinhVien.mdf;Integrated Security=True";</w:t>
+      </w:r>
+    </w:p>
+    <w:p>
+      <w:pPr>
+        <w:rPr>
+          <w:rFonts w:ascii="Times New Roman" w:hAnsi="Times New Roman" w:cs="Times New Roman"/>
+          <w:sz w:val="26"/>
+          <w:szCs w:val="26"/>
+        </w:rPr>
+      </w:pPr>
+    </w:p>
+    <w:p>
+      <w:pPr>
+        <w:rPr>
+          <w:rFonts w:ascii="Times New Roman" w:hAnsi="Times New Roman" w:cs="Times New Roman"/>
+          <w:sz w:val="26"/>
+          <w:szCs w:val="26"/>
+        </w:rPr>
+      </w:pPr>
+      <w:r>
+        <w:rPr>
+          <w:rFonts w:ascii="Times New Roman" w:hAnsi="Times New Roman" w:cs="Times New Roman"/>
+          <w:sz w:val="26"/>
+          <w:szCs w:val="26"/>
+        </w:rPr>
+        <w:t>SqlConnection sqlCon = null;</w:t>
+      </w:r>
+    </w:p>
+    <w:p>
+      <w:pPr>
+        <w:rPr>
+          <w:rFonts w:ascii="Times New Roman" w:hAnsi="Times New Roman" w:cs="Times New Roman"/>
+          <w:sz w:val="26"/>
+          <w:szCs w:val="26"/>
+        </w:rPr>
+      </w:pPr>
+    </w:p>
+    <w:p>
+      <w:pPr>
+        <w:rPr>
+          <w:rFonts w:ascii="Times New Roman" w:hAnsi="Times New Roman" w:cs="Times New Roman"/>
+          <w:sz w:val="26"/>
+          <w:szCs w:val="26"/>
+        </w:rPr>
+      </w:pPr>
+      <w:r>
+        <w:rPr>
+          <w:rFonts w:ascii="Times New Roman" w:hAnsi="Times New Roman" w:cs="Times New Roman"/>
+          <w:sz w:val="26"/>
+          <w:szCs w:val="26"/>
+        </w:rPr>
+        <w:lastRenderedPageBreak/>
+        <w:t>public Form1()</w:t>
+      </w:r>
+    </w:p>
+    <w:p>
+      <w:pPr>
+        <w:rPr>
+          <w:rFonts w:ascii="Times New Roman" w:hAnsi="Times New Roman" w:cs="Times New Roman"/>
+          <w:sz w:val="26"/>
+          <w:szCs w:val="26"/>
+        </w:rPr>
+      </w:pPr>
+      <w:r>
+        <w:rPr>
+          <w:rFonts w:ascii="Times New Roman" w:hAnsi="Times New Roman" w:cs="Times New Roman"/>
+          <w:sz w:val="26"/>
+          <w:szCs w:val="26"/>
+        </w:rPr>
+        <w:t>{</w:t>
+      </w:r>
+    </w:p>
+    <w:p>
+      <w:pPr>
+        <w:rPr>
+          <w:rFonts w:ascii="Times New Roman" w:hAnsi="Times New Roman" w:cs="Times New Roman"/>
+          <w:sz w:val="26"/>
+          <w:szCs w:val="26"/>
+        </w:rPr>
+      </w:pPr>
+      <w:r>
+        <w:rPr>
+          <w:rFonts w:ascii="Times New Roman" w:hAnsi="Times New Roman" w:cs="Times New Roman"/>
+          <w:sz w:val="26"/>
+          <w:szCs w:val="26"/>
+        </w:rPr>
+        <w:t xml:space="preserve">    InitializeComponent();</w:t>
+      </w:r>
+    </w:p>
+    <w:p>
+      <w:pPr>
+        <w:rPr>
+          <w:rFonts w:ascii="Times New Roman" w:hAnsi="Times New Roman" w:cs="Times New Roman"/>
+          <w:sz w:val="26"/>
+          <w:szCs w:val="26"/>
+        </w:rPr>
+      </w:pPr>
+    </w:p>
+    <w:p>
+      <w:pPr>
+        <w:rPr>
+          <w:rFonts w:ascii="Times New Roman" w:hAnsi="Times New Roman" w:cs="Times New Roman"/>
+          <w:sz w:val="26"/>
+          <w:szCs w:val="26"/>
+        </w:rPr>
+      </w:pPr>
+      <w:r>
+        <w:rPr>
+          <w:rFonts w:ascii="Times New Roman" w:hAnsi="Times New Roman" w:cs="Times New Roman"/>
+          <w:sz w:val="26"/>
+          <w:szCs w:val="26"/>
+        </w:rPr>
+        <w:t xml:space="preserve">    // Dòng này sẽ hết lỗi sau khi làm Bước 1</w:t>
+      </w:r>
+    </w:p>
+    <w:p>
+      <w:pPr>
+        <w:rPr>
+          <w:rFonts w:ascii="Times New Roman" w:hAnsi="Times New Roman" w:cs="Times New Roman"/>
+          <w:sz w:val="26"/>
+          <w:szCs w:val="26"/>
+        </w:rPr>
+      </w:pPr>
+      <w:r>
+        <w:rPr>
+          <w:rFonts w:ascii="Times New Roman" w:hAnsi="Times New Roman" w:cs="Times New Roman"/>
+          <w:sz w:val="26"/>
+          <w:szCs w:val="26"/>
+        </w:rPr>
+        <w:t xml:space="preserve">    SqlServerTypes.Utilities.LoadNativeAssemblies(AppDomain.CurrentDomain.BaseDirectory);</w:t>
+      </w:r>
+    </w:p>
+    <w:p>
+      <w:pPr>
+        <w:rPr>
+          <w:rFonts w:ascii="Times New Roman" w:hAnsi="Times New Roman" w:cs="Times New Roman"/>
+          <w:sz w:val="26"/>
+          <w:szCs w:val="26"/>
+        </w:rPr>
+      </w:pPr>
+      <w:r>
+        <w:rPr>
+          <w:rFonts w:ascii="Times New Roman" w:hAnsi="Times New Roman" w:cs="Times New Roman"/>
+          <w:sz w:val="26"/>
+          <w:szCs w:val="26"/>
+        </w:rPr>
+        <w:t>}</w:t>
+      </w:r>
+    </w:p>
+    <w:p>
+      <w:pPr>
+        <w:rPr>
+          <w:rFonts w:ascii="Times New Roman" w:hAnsi="Times New Roman" w:cs="Times New Roman"/>
+          <w:sz w:val="26"/>
+          <w:szCs w:val="26"/>
+        </w:rPr>
+      </w:pPr>
+    </w:p>
+    <w:p>
+      <w:pPr>
+        <w:rPr>
+          <w:rFonts w:ascii="Times New Roman" w:hAnsi="Times New Roman" w:cs="Times New Roman"/>
+          <w:sz w:val="26"/>
+          <w:szCs w:val="26"/>
+        </w:rPr>
+      </w:pPr>
+      <w:r>
+        <w:rPr>
+          <w:rFonts w:ascii="Times New Roman" w:hAnsi="Times New Roman" w:cs="Times New Roman"/>
+          <w:sz w:val="26"/>
+          <w:szCs w:val="26"/>
+        </w:rPr>
+        <w:t>private void MoKetNoi()</w:t>
+      </w:r>
+    </w:p>
+    <w:p>
+      <w:pPr>
+        <w:rPr>
+          <w:rFonts w:ascii="Times New Roman" w:hAnsi="Times New Roman" w:cs="Times New Roman"/>
+          <w:sz w:val="26"/>
+          <w:szCs w:val="26"/>
+        </w:rPr>
+      </w:pPr>
+      <w:r>
+        <w:rPr>
+          <w:rFonts w:ascii="Times New Roman" w:hAnsi="Times New Roman" w:cs="Times New Roman"/>
+          <w:sz w:val="26"/>
+          <w:szCs w:val="26"/>
+        </w:rPr>
+        <w:t>{</w:t>
+      </w:r>
+    </w:p>
+    <w:p>
+      <w:pPr>
+        <w:rPr>
+          <w:rFonts w:ascii="Times New Roman" w:hAnsi="Times New Roman" w:cs="Times New Roman"/>
+          <w:sz w:val="26"/>
+          <w:szCs w:val="26"/>
+        </w:rPr>
+      </w:pPr>
+      <w:r>
+        <w:rPr>
+          <w:rFonts w:ascii="Times New Roman" w:hAnsi="Times New Roman" w:cs="Times New Roman"/>
+          <w:sz w:val="26"/>
+          <w:szCs w:val="26"/>
+        </w:rPr>
+        <w:t xml:space="preserve">    if (sqlCon == null)</w:t>
+      </w:r>
+    </w:p>
+    <w:p>
+      <w:pPr>
+        <w:rPr>
+          <w:rFonts w:ascii="Times New Roman" w:hAnsi="Times New Roman" w:cs="Times New Roman"/>
+          <w:sz w:val="26"/>
+          <w:szCs w:val="26"/>
+        </w:rPr>
+      </w:pPr>
+      <w:r>
+        <w:rPr>
+          <w:rFonts w:ascii="Times New Roman" w:hAnsi="Times New Roman" w:cs="Times New Roman"/>
+          <w:sz w:val="26"/>
+          <w:szCs w:val="26"/>
+        </w:rPr>
+        <w:t xml:space="preserve">    {</w:t>
+      </w:r>
+    </w:p>
+    <w:p>
+      <w:pPr>
+        <w:rPr>
+          <w:rFonts w:ascii="Times New Roman" w:hAnsi="Times New Roman" w:cs="Times New Roman"/>
+          <w:sz w:val="26"/>
+          <w:szCs w:val="26"/>
+        </w:rPr>
+      </w:pPr>
+      <w:r>
+        <w:rPr>
+          <w:rFonts w:ascii="Times New Roman" w:hAnsi="Times New Roman" w:cs="Times New Roman"/>
+          <w:sz w:val="26"/>
+          <w:szCs w:val="26"/>
+        </w:rPr>
+        <w:t xml:space="preserve">        sqlCon = new SqlConnection(strCon);</w:t>
+      </w:r>
+    </w:p>
+    <w:p>
+      <w:pPr>
+        <w:rPr>
+          <w:rFonts w:ascii="Times New Roman" w:hAnsi="Times New Roman" w:cs="Times New Roman"/>
+          <w:sz w:val="26"/>
+          <w:szCs w:val="26"/>
+        </w:rPr>
+      </w:pPr>
+      <w:r>
+        <w:rPr>
+          <w:rFonts w:ascii="Times New Roman" w:hAnsi="Times New Roman" w:cs="Times New Roman"/>
+          <w:sz w:val="26"/>
+          <w:szCs w:val="26"/>
+        </w:rPr>
+        <w:t xml:space="preserve">    }</w:t>
+      </w:r>
+    </w:p>
+    <w:p>
+      <w:pPr>
+        <w:rPr>
+          <w:rFonts w:ascii="Times New Roman" w:hAnsi="Times New Roman" w:cs="Times New Roman"/>
+          <w:sz w:val="26"/>
+          <w:szCs w:val="26"/>
+        </w:rPr>
+      </w:pPr>
+      <w:r>
+        <w:rPr>
+          <w:rFonts w:ascii="Times New Roman" w:hAnsi="Times New Roman" w:cs="Times New Roman"/>
+          <w:sz w:val="26"/>
+          <w:szCs w:val="26"/>
+        </w:rPr>
+        <w:t xml:space="preserve">    if (sqlCon.State == ConnectionState.Closed)</w:t>
+      </w:r>
+    </w:p>
+    <w:p>
+      <w:pPr>
+        <w:rPr>
+          <w:rFonts w:ascii="Times New Roman" w:hAnsi="Times New Roman" w:cs="Times New Roman"/>
+          <w:sz w:val="26"/>
+          <w:szCs w:val="26"/>
+        </w:rPr>
+      </w:pPr>
+      <w:r>
+        <w:rPr>
+          <w:rFonts w:ascii="Times New Roman" w:hAnsi="Times New Roman" w:cs="Times New Roman"/>
+          <w:sz w:val="26"/>
+          <w:szCs w:val="26"/>
+        </w:rPr>
+        <w:t xml:space="preserve">    {</w:t>
+      </w:r>
+    </w:p>
+    <w:p>
+      <w:pPr>
+        <w:rPr>
+          <w:rFonts w:ascii="Times New Roman" w:hAnsi="Times New Roman" w:cs="Times New Roman"/>
+          <w:sz w:val="26"/>
+          <w:szCs w:val="26"/>
+        </w:rPr>
+      </w:pPr>
+      <w:r>
+        <w:rPr>
+          <w:rFonts w:ascii="Times New Roman" w:hAnsi="Times New Roman" w:cs="Times New Roman"/>
+          <w:sz w:val="26"/>
+          <w:szCs w:val="26"/>
+        </w:rPr>
+        <w:t xml:space="preserve">        sqlCon.Open();</w:t>
+      </w:r>
+    </w:p>
+    <w:p>
+      <w:pPr>
+        <w:rPr>
+          <w:rFonts w:ascii="Times New Roman" w:hAnsi="Times New Roman" w:cs="Times New Roman"/>
+          <w:sz w:val="26"/>
+          <w:szCs w:val="26"/>
+        </w:rPr>
+      </w:pPr>
+      <w:r>
+        <w:rPr>
+          <w:rFonts w:ascii="Times New Roman" w:hAnsi="Times New Roman" w:cs="Times New Roman"/>
+          <w:sz w:val="26"/>
+          <w:szCs w:val="26"/>
+        </w:rPr>
+        <w:t xml:space="preserve">    }</w:t>
+      </w:r>
+    </w:p>
+    <w:p>
+      <w:pPr>
+        <w:rPr>
+          <w:rFonts w:ascii="Times New Roman" w:hAnsi="Times New Roman" w:cs="Times New Roman"/>
+          <w:sz w:val="26"/>
+          <w:szCs w:val="26"/>
+        </w:rPr>
+      </w:pPr>
+      <w:r>
+        <w:rPr>
+          <w:rFonts w:ascii="Times New Roman" w:hAnsi="Times New Roman" w:cs="Times New Roman"/>
+          <w:sz w:val="26"/>
+          <w:szCs w:val="26"/>
+        </w:rPr>
+        <w:t>}</w:t>
+      </w:r>
+    </w:p>
+    <w:p>
+      <w:pPr>
+        <w:rPr>
+          <w:rFonts w:ascii="Times New Roman" w:hAnsi="Times New Roman" w:cs="Times New Roman"/>
+          <w:sz w:val="26"/>
+          <w:szCs w:val="26"/>
+        </w:rPr>
+      </w:pPr>
+    </w:p>
+    <w:p>
+      <w:pPr>
+        <w:rPr>
+          <w:rFonts w:ascii="Times New Roman" w:hAnsi="Times New Roman" w:cs="Times New Roman"/>
+          <w:sz w:val="26"/>
+          <w:szCs w:val="26"/>
+        </w:rPr>
+      </w:pPr>
+      <w:r>
+        <w:rPr>
+          <w:rFonts w:ascii="Times New Roman" w:hAnsi="Times New Roman" w:cs="Times New Roman"/>
+          <w:sz w:val="26"/>
+          <w:szCs w:val="26"/>
+        </w:rPr>
+        <w:t>private void Form1_Load(object sender, EventArgs e)</w:t>
+      </w:r>
+    </w:p>
+    <w:p>
+      <w:pPr>
+        <w:rPr>
+          <w:rFonts w:ascii="Times New Roman" w:hAnsi="Times New Roman" w:cs="Times New Roman"/>
+          <w:sz w:val="26"/>
+          <w:szCs w:val="26"/>
+        </w:rPr>
+      </w:pPr>
+      <w:r>
+        <w:rPr>
+          <w:rFonts w:ascii="Times New Roman" w:hAnsi="Times New Roman" w:cs="Times New Roman"/>
+          <w:sz w:val="26"/>
+          <w:szCs w:val="26"/>
+        </w:rPr>
+        <w:t>{</w:t>
+      </w:r>
+    </w:p>
+    <w:p>
+      <w:pPr>
+        <w:rPr>
+          <w:rFonts w:ascii="Times New Roman" w:hAnsi="Times New Roman" w:cs="Times New Roman"/>
+          <w:sz w:val="26"/>
+          <w:szCs w:val="26"/>
+        </w:rPr>
+      </w:pPr>
+      <w:r>
+        <w:rPr>
+          <w:rFonts w:ascii="Times New Roman" w:hAnsi="Times New Roman" w:cs="Times New Roman"/>
+          <w:sz w:val="26"/>
+          <w:szCs w:val="26"/>
+        </w:rPr>
+        <w:t xml:space="preserve">    try</w:t>
+      </w:r>
+    </w:p>
+    <w:p>
+      <w:pPr>
+        <w:rPr>
+          <w:rFonts w:ascii="Times New Roman" w:hAnsi="Times New Roman" w:cs="Times New Roman"/>
+          <w:sz w:val="26"/>
+          <w:szCs w:val="26"/>
+        </w:rPr>
+      </w:pPr>
+      <w:r>
+        <w:rPr>
+          <w:rFonts w:ascii="Times New Roman" w:hAnsi="Times New Roman" w:cs="Times New Roman"/>
+          <w:sz w:val="26"/>
+          <w:szCs w:val="26"/>
+        </w:rPr>
+        <w:t xml:space="preserve">    {</w:t>
+      </w:r>
+    </w:p>
+    <w:p>
+      <w:pPr>
+        <w:rPr>
+          <w:rFonts w:ascii="Times New Roman" w:hAnsi="Times New Roman" w:cs="Times New Roman"/>
+          <w:sz w:val="26"/>
+          <w:szCs w:val="26"/>
+        </w:rPr>
+      </w:pPr>
+      <w:r>
+        <w:rPr>
+          <w:rFonts w:ascii="Times New Roman" w:hAnsi="Times New Roman" w:cs="Times New Roman"/>
+          <w:sz w:val="26"/>
+          <w:szCs w:val="26"/>
+        </w:rPr>
+        <w:lastRenderedPageBreak/>
+        <w:t xml:space="preserve">        MoKetNoi();</w:t>
+      </w:r>
+    </w:p>
+    <w:p>
+      <w:pPr>
+        <w:rPr>
+          <w:rFonts w:ascii="Times New Roman" w:hAnsi="Times New Roman" w:cs="Times New Roman"/>
+          <w:sz w:val="26"/>
+          <w:szCs w:val="26"/>
+        </w:rPr>
+      </w:pPr>
+      <w:r>
+        <w:rPr>
+          <w:rFonts w:ascii="Times New Roman" w:hAnsi="Times New Roman" w:cs="Times New Roman"/>
+          <w:sz w:val="26"/>
+          <w:szCs w:val="26"/>
+        </w:rPr>
+        <w:t xml:space="preserve">        string query = "select * from SinhVien";</w:t>
+      </w:r>
+    </w:p>
+    <w:p>
+      <w:pPr>
+        <w:rPr>
+          <w:rFonts w:ascii="Times New Roman" w:hAnsi="Times New Roman" w:cs="Times New Roman"/>
+          <w:sz w:val="26"/>
+          <w:szCs w:val="26"/>
+        </w:rPr>
+      </w:pPr>
+      <w:r>
+        <w:rPr>
+          <w:rFonts w:ascii="Times New Roman" w:hAnsi="Times New Roman" w:cs="Times New Roman"/>
+          <w:sz w:val="26"/>
+          <w:szCs w:val="26"/>
+        </w:rPr>
+        <w:t xml:space="preserve">        SqlDataAdapter adapter = new SqlDataAdapter(query, sqlCon);</w:t>
+      </w:r>
+    </w:p>
+    <w:p>
+      <w:pPr>
+        <w:rPr>
+          <w:rFonts w:ascii="Times New Roman" w:hAnsi="Times New Roman" w:cs="Times New Roman"/>
+          <w:sz w:val="26"/>
+          <w:szCs w:val="26"/>
+        </w:rPr>
+      </w:pPr>
+      <w:r>
+        <w:rPr>
+          <w:rFonts w:ascii="Times New Roman" w:hAnsi="Times New Roman" w:cs="Times New Roman"/>
+          <w:sz w:val="26"/>
+          <w:szCs w:val="26"/>
+        </w:rPr>
+        <w:t xml:space="preserve">        DataSet ds = new DataSet();</w:t>
+      </w:r>
+    </w:p>
+    <w:p>
+      <w:pPr>
+        <w:rPr>
+          <w:rFonts w:ascii="Times New Roman" w:hAnsi="Times New Roman" w:cs="Times New Roman"/>
+          <w:sz w:val="26"/>
+          <w:szCs w:val="26"/>
+        </w:rPr>
+      </w:pPr>
+      <w:r>
+        <w:rPr>
+          <w:rFonts w:ascii="Times New Roman" w:hAnsi="Times New Roman" w:cs="Times New Roman"/>
+          <w:sz w:val="26"/>
+          <w:szCs w:val="26"/>
+        </w:rPr>
+        <w:t xml:space="preserve">        adapter.Fill(ds, "SinhVien");</w:t>
+      </w:r>
+    </w:p>
+    <w:p>
+      <w:pPr>
+        <w:rPr>
+          <w:rFonts w:ascii="Times New Roman" w:hAnsi="Times New Roman" w:cs="Times New Roman"/>
+          <w:sz w:val="26"/>
+          <w:szCs w:val="26"/>
+        </w:rPr>
+      </w:pPr>
+    </w:p>
+    <w:p>
+      <w:pPr>
+        <w:rPr>
+          <w:rFonts w:ascii="Times New Roman" w:hAnsi="Times New Roman" w:cs="Times New Roman"/>
+          <w:sz w:val="26"/>
+          <w:szCs w:val="26"/>
+        </w:rPr>
+      </w:pPr>
+      <w:r>
+        <w:rPr>
+          <w:rFonts w:ascii="Times New Roman" w:hAnsi="Times New Roman" w:cs="Times New Roman"/>
+          <w:sz w:val="26"/>
+          <w:szCs w:val="26"/>
+        </w:rPr>
+        <w:t xml:space="preserve">        this.reportViewer1.LocalReport.DataSources.Clear();</w:t>
+      </w:r>
+    </w:p>
+    <w:p>
+      <w:pPr>
+        <w:rPr>
+          <w:rFonts w:ascii="Times New Roman" w:hAnsi="Times New Roman" w:cs="Times New Roman"/>
+          <w:sz w:val="26"/>
+          <w:szCs w:val="26"/>
+        </w:rPr>
+      </w:pPr>
+    </w:p>
+    <w:p>
+      <w:pPr>
+        <w:rPr>
+          <w:rFonts w:ascii="Times New Roman" w:hAnsi="Times New Roman" w:cs="Times New Roman"/>
+          <w:sz w:val="26"/>
+          <w:szCs w:val="26"/>
+        </w:rPr>
+      </w:pPr>
+      <w:r>
+        <w:rPr>
+          <w:rFonts w:ascii="Times New Roman" w:hAnsi="Times New Roman" w:cs="Times New Roman"/>
+          <w:sz w:val="26"/>
+          <w:szCs w:val="26"/>
+        </w:rPr>
+        <w:t xml:space="preserve">        this.reportViewer1.LocalReport.ReportEmbeddedResource =</w:t>
+      </w:r>
+    </w:p>
+    <w:p>
+      <w:pPr>
+        <w:rPr>
+          <w:rFonts w:ascii="Times New Roman" w:hAnsi="Times New Roman" w:cs="Times New Roman"/>
+          <w:sz w:val="26"/>
+          <w:szCs w:val="26"/>
+        </w:rPr>
+      </w:pPr>
+      <w:r>
+        <w:rPr>
+          <w:rFonts w:ascii="Times New Roman" w:hAnsi="Times New Roman" w:cs="Times New Roman"/>
+          <w:sz w:val="26"/>
+          <w:szCs w:val="26"/>
+        </w:rPr>
+        <w:t xml:space="preserve">            "VoAnhKiet_1150080143_Lab8.rptSinhVien.rdlc";</w:t>
+      </w:r>
+    </w:p>
+    <w:p>
+      <w:pPr>
+        <w:rPr>
+          <w:rFonts w:ascii="Times New Roman" w:hAnsi="Times New Roman" w:cs="Times New Roman"/>
+          <w:sz w:val="26"/>
+          <w:szCs w:val="26"/>
+        </w:rPr>
+      </w:pPr>
+    </w:p>
+    <w:p>
+      <w:pPr>
+        <w:rPr>
+          <w:rFonts w:ascii="Times New Roman" w:hAnsi="Times New Roman" w:cs="Times New Roman"/>
+          <w:sz w:val="26"/>
+          <w:szCs w:val="26"/>
+        </w:rPr>
+      </w:pPr>
+      <w:r>
+        <w:rPr>
+          <w:rFonts w:ascii="Times New Roman" w:hAnsi="Times New Roman" w:cs="Times New Roman"/>
+          <w:sz w:val="26"/>
+          <w:szCs w:val="26"/>
+        </w:rPr>
+        <w:t xml:space="preserve">        // Dòng này sẽ hết lỗi sau khi làm Bước 1</w:t>
+      </w:r>
+    </w:p>
+    <w:p>
+      <w:pPr>
+        <w:rPr>
+          <w:rFonts w:ascii="Times New Roman" w:hAnsi="Times New Roman" w:cs="Times New Roman"/>
+          <w:sz w:val="26"/>
+          <w:szCs w:val="26"/>
+        </w:rPr>
+      </w:pPr>
+      <w:r>
+        <w:rPr>
+          <w:rFonts w:ascii="Times New Roman" w:hAnsi="Times New Roman" w:cs="Times New Roman"/>
+          <w:sz w:val="26"/>
+          <w:szCs w:val="26"/>
+        </w:rPr>
+        <w:t xml:space="preserve">        ReportDataSource rds = new ReportDataSource();</w:t>
+      </w:r>
+    </w:p>
+    <w:p>
+      <w:pPr>
+        <w:rPr>
+          <w:rFonts w:ascii="Times New Roman" w:hAnsi="Times New Roman" w:cs="Times New Roman"/>
+          <w:sz w:val="26"/>
+          <w:szCs w:val="26"/>
+        </w:rPr>
+      </w:pPr>
+    </w:p>
+    <w:p>
+      <w:pPr>
+        <w:rPr>
+          <w:rFonts w:ascii="Times New Roman" w:hAnsi="Times New Roman" w:cs="Times New Roman"/>
+          <w:sz w:val="26"/>
+          <w:szCs w:val="26"/>
+        </w:rPr>
+      </w:pPr>
+      <w:r>
+        <w:rPr>
+          <w:rFonts w:ascii="Times New Roman" w:hAnsi="Times New Roman" w:cs="Times New Roman"/>
+          <w:sz w:val="26"/>
+          <w:szCs w:val="26"/>
+        </w:rPr>
+        <w:t xml:space="preserve">        rds.Name = "DataSet1"; // Tên này phải trùng với tên DataSet trong file .rdlc</w:t>
+      </w:r>
+    </w:p>
+    <w:p>
+      <w:pPr>
+        <w:rPr>
+          <w:rFonts w:ascii="Times New Roman" w:hAnsi="Times New Roman" w:cs="Times New Roman"/>
+          <w:sz w:val="26"/>
+          <w:szCs w:val="26"/>
+        </w:rPr>
+      </w:pPr>
+    </w:p>
+    <w:p>
+      <w:pPr>
+        <w:rPr>
+          <w:rFonts w:ascii="Times New Roman" w:hAnsi="Times New Roman" w:cs="Times New Roman"/>
+          <w:sz w:val="26"/>
+          <w:szCs w:val="26"/>
+        </w:rPr>
+      </w:pPr>
+      <w:r>
+        <w:rPr>
+          <w:rFonts w:ascii="Times New Roman" w:hAnsi="Times New Roman" w:cs="Times New Roman"/>
+          <w:sz w:val="26"/>
+          <w:szCs w:val="26"/>
+        </w:rPr>
+        <w:t xml:space="preserve">        rds.Value = ds.Tables["SinhVien"];</w:t>
+      </w:r>
+    </w:p>
+    <w:p>
+      <w:pPr>
+        <w:rPr>
+          <w:rFonts w:ascii="Times New Roman" w:hAnsi="Times New Roman" w:cs="Times New Roman"/>
+          <w:sz w:val="26"/>
+          <w:szCs w:val="26"/>
+        </w:rPr>
+      </w:pPr>
+    </w:p>
+    <w:p>
+      <w:pPr>
+        <w:rPr>
+          <w:rFonts w:ascii="Times New Roman" w:hAnsi="Times New Roman" w:cs="Times New Roman"/>
+          <w:sz w:val="26"/>
+          <w:szCs w:val="26"/>
+        </w:rPr>
+      </w:pPr>
+      <w:r>
+        <w:rPr>
+          <w:rFonts w:ascii="Times New Roman" w:hAnsi="Times New Roman" w:cs="Times New Roman"/>
+          <w:sz w:val="26"/>
+          <w:szCs w:val="26"/>
+        </w:rPr>
+        <w:t xml:space="preserve">        this.reportViewer1.LocalReport.DataSources.Add(rds);</w:t>
+      </w:r>
+    </w:p>
+    <w:p>
+      <w:pPr>
+        <w:rPr>
+          <w:rFonts w:ascii="Times New Roman" w:hAnsi="Times New Roman" w:cs="Times New Roman"/>
+          <w:sz w:val="26"/>
+          <w:szCs w:val="26"/>
+        </w:rPr>
+      </w:pPr>
+      <w:r>
+        <w:rPr>
+          <w:rFonts w:ascii="Times New Roman" w:hAnsi="Times New Roman" w:cs="Times New Roman"/>
+          <w:sz w:val="26"/>
+          <w:szCs w:val="26"/>
+        </w:rPr>
+        <w:t xml:space="preserve">        this.reportViewer1.RefreshReport();</w:t>
+      </w:r>
+    </w:p>
+    <w:p>
+      <w:pPr>
+        <w:rPr>
+          <w:rFonts w:ascii="Times New Roman" w:hAnsi="Times New Roman" w:cs="Times New Roman"/>
+          <w:sz w:val="26"/>
+          <w:szCs w:val="26"/>
+        </w:rPr>
+      </w:pPr>
+      <w:r>
+        <w:rPr>
+          <w:rFonts w:ascii="Times New Roman" w:hAnsi="Times New Roman" w:cs="Times New Roman"/>
+          <w:sz w:val="26"/>
+          <w:szCs w:val="26"/>
+        </w:rPr>
+        <w:t xml:space="preserve">    }</w:t>
+      </w:r>
+    </w:p>
+    <w:p>
+      <w:pPr>
+        <w:rPr>
+          <w:rFonts w:ascii="Times New Roman" w:hAnsi="Times New Roman" w:cs="Times New Roman"/>
+          <w:sz w:val="26"/>
+          <w:szCs w:val="26"/>
+        </w:rPr>
+      </w:pPr>
+      <w:r>
+        <w:rPr>
+          <w:rFonts w:ascii="Times New Roman" w:hAnsi="Times New Roman" w:cs="Times New Roman"/>
+          <w:sz w:val="26"/>
+          <w:szCs w:val="26"/>
+        </w:rPr>
+        <w:t xml:space="preserve">    catch (Exception ex)</w:t>
+      </w:r>
+    </w:p>
+    <w:p>
+      <w:pPr>
+        <w:rPr>
+          <w:rFonts w:ascii="Times New Roman" w:hAnsi="Times New Roman" w:cs="Times New Roman"/>
+          <w:sz w:val="26"/>
+          <w:szCs w:val="26"/>
+        </w:rPr>
+      </w:pPr>
+      <w:r>
+        <w:rPr>
+          <w:rFonts w:ascii="Times New Roman" w:hAnsi="Times New Roman" w:cs="Times New Roman"/>
+          <w:sz w:val="26"/>
+          <w:szCs w:val="26"/>
+        </w:rPr>
+        <w:t xml:space="preserve">    {</w:t>
+      </w:r>
+    </w:p>
+    <w:p>
+      <w:pPr>
+        <w:rPr>
+          <w:rFonts w:ascii="Times New Roman" w:hAnsi="Times New Roman" w:cs="Times New Roman"/>
+          <w:sz w:val="26"/>
+          <w:szCs w:val="26"/>
+        </w:rPr>
+      </w:pPr>
+      <w:r>
+        <w:rPr>
+          <w:rFonts w:ascii="Times New Roman" w:hAnsi="Times New Roman" w:cs="Times New Roman"/>
+          <w:sz w:val="26"/>
+          <w:szCs w:val="26"/>
+        </w:rPr>
+        <w:t xml:space="preserve">        MessageBox.Show("Lỗi: " + ex.Message);</w:t>
+      </w:r>
+    </w:p>
+    <w:p>
+      <w:pPr>
+        <w:rPr>
+          <w:rFonts w:ascii="Times New Roman" w:hAnsi="Times New Roman" w:cs="Times New Roman"/>
+          <w:sz w:val="26"/>
+          <w:szCs w:val="26"/>
+        </w:rPr>
+      </w:pPr>
+      <w:r>
+        <w:rPr>
+          <w:rFonts w:ascii="Times New Roman" w:hAnsi="Times New Roman" w:cs="Times New Roman"/>
+          <w:sz w:val="26"/>
+          <w:szCs w:val="26"/>
+        </w:rPr>
+        <w:t xml:space="preserve">    }</w:t>
+      </w:r>
+    </w:p>
+    <w:p>
+      <w:pPr>
+        <w:rPr>
+          <w:rFonts w:ascii="Times New Roman" w:hAnsi="Times New Roman" w:cs="Times New Roman"/>
+          <w:sz w:val="26"/>
+          <w:szCs w:val="26"/>
+        </w:rPr>
+      </w:pPr>
+      <w:r>
+        <w:rPr>
+          <w:rFonts w:ascii="Times New Roman" w:hAnsi="Times New Roman" w:cs="Times New Roman"/>
+          <w:sz w:val="26"/>
+          <w:szCs w:val="26"/>
+        </w:rPr>
+        <w:t xml:space="preserve">    finally</w:t>
+      </w:r>
+    </w:p>
+    <w:p>
+      <w:pPr>
+        <w:rPr>
+          <w:rFonts w:ascii="Times New Roman" w:hAnsi="Times New Roman" w:cs="Times New Roman"/>
+          <w:sz w:val="26"/>
+          <w:szCs w:val="26"/>
+        </w:rPr>
+      </w:pPr>
+      <w:r>
+        <w:rPr>
+          <w:rFonts w:ascii="Times New Roman" w:hAnsi="Times New Roman" w:cs="Times New Roman"/>
+          <w:sz w:val="26"/>
+          <w:szCs w:val="26"/>
+        </w:rPr>
+        <w:lastRenderedPageBreak/>
+        <w:t xml:space="preserve">    {</w:t>
+      </w:r>
+    </w:p>
+    <w:p>
+      <w:pPr>
+        <w:rPr>
+          <w:rFonts w:ascii="Times New Roman" w:hAnsi="Times New Roman" w:cs="Times New Roman"/>
+          <w:sz w:val="26"/>
+          <w:szCs w:val="26"/>
+        </w:rPr>
+      </w:pPr>
+      <w:r>
+        <w:rPr>
+          <w:rFonts w:ascii="Times New Roman" w:hAnsi="Times New Roman" w:cs="Times New Roman"/>
+          <w:sz w:val="26"/>
+          <w:szCs w:val="26"/>
+        </w:rPr>
+        <w:t xml:space="preserve">        if (sqlCon != null &amp;&amp; sqlCon.State == ConnectionState.Open)</w:t>
+      </w:r>
+    </w:p>
+    <w:p>
+      <w:pPr>
+        <w:rPr>
+          <w:rFonts w:ascii="Times New Roman" w:hAnsi="Times New Roman" w:cs="Times New Roman"/>
+          <w:sz w:val="26"/>
+          <w:szCs w:val="26"/>
+        </w:rPr>
+      </w:pPr>
+      <w:r>
+        <w:rPr>
+          <w:rFonts w:ascii="Times New Roman" w:hAnsi="Times New Roman" w:cs="Times New Roman"/>
+          <w:sz w:val="26"/>
+          <w:szCs w:val="26"/>
+        </w:rPr>
+        <w:t xml:space="preserve">        {</w:t>
+      </w:r>
+    </w:p>
+    <w:p>
+      <w:pPr>
+        <w:rPr>
+          <w:rFonts w:ascii="Times New Roman" w:hAnsi="Times New Roman" w:cs="Times New Roman"/>
+          <w:sz w:val="26"/>
+          <w:szCs w:val="26"/>
+        </w:rPr>
+      </w:pPr>
+      <w:r>
+        <w:rPr>
+          <w:rFonts w:ascii="Times New Roman" w:hAnsi="Times New Roman" w:cs="Times New Roman"/>
+          <w:sz w:val="26"/>
+          <w:szCs w:val="26"/>
+        </w:rPr>
+        <w:t xml:space="preserve">            sqlCon.Close();</w:t>
+      </w:r>
+    </w:p>
+    <w:p>
+      <w:pPr>
+        <w:rPr>
+          <w:rFonts w:ascii="Times New Roman" w:hAnsi="Times New Roman" w:cs="Times New Roman"/>
+          <w:sz w:val="26"/>
+          <w:szCs w:val="26"/>
+        </w:rPr>
+      </w:pPr>
+      <w:r>
+        <w:rPr>
+          <w:rFonts w:ascii="Times New Roman" w:hAnsi="Times New Roman" w:cs="Times New Roman"/>
+          <w:sz w:val="26"/>
+          <w:szCs w:val="26"/>
+        </w:rPr>
+        <w:t xml:space="preserve">        }</w:t>
+      </w:r>
+    </w:p>
+    <w:p>
+      <w:pPr>
+        <w:rPr>
+          <w:rFonts w:ascii="Times New Roman" w:hAnsi="Times New Roman" w:cs="Times New Roman"/>
+          <w:sz w:val="26"/>
+          <w:szCs w:val="26"/>
+        </w:rPr>
+      </w:pPr>
+      <w:r>
+        <w:rPr>
+          <w:rFonts w:ascii="Times New Roman" w:hAnsi="Times New Roman" w:cs="Times New Roman"/>
+          <w:sz w:val="26"/>
+          <w:szCs w:val="26"/>
+        </w:rPr>
+        <w:t xml:space="preserve">    }</w:t>
+      </w:r>
+    </w:p>
+    <w:p>
+      <w:pPr>
+        <w:rPr>
+          <w:rFonts w:ascii="Times New Roman" w:hAnsi="Times New Roman" w:cs="Times New Roman"/>
+          <w:sz w:val="26"/>
+          <w:szCs w:val="26"/>
+        </w:rPr>
+      </w:pPr>
+      <w:r>
+        <w:rPr>
+          <w:rFonts w:ascii="Times New Roman" w:hAnsi="Times New Roman" w:cs="Times New Roman"/>
+          <w:sz w:val="26"/>
+          <w:szCs w:val="26"/>
+        </w:rPr>
+        <w:t>}</w:t>
+      </w:r>
+    </w:p>
+    <w:p>
+      <w:pPr>
+        <w:rPr>
+          <w:rFonts w:ascii="Times New Roman" w:hAnsi="Times New Roman" w:cs="Times New Roman"/>
+          <w:sz w:val="26"/>
+          <w:szCs w:val="26"/>
+        </w:rPr>
+      </w:pPr>
+      <w:r>
+        <w:rPr>
+          <w:rFonts w:ascii="Times New Roman" w:hAnsi="Times New Roman" w:cs="Times New Roman"/>
+          <w:sz w:val="26"/>
+          <w:szCs w:val="26"/>
+        </w:rPr>
+        <w:t>− Dưới đây là hình ảnh kết quả:</w:t>
+      </w:r>
+    </w:p>
+    <w:p>
+      <w:pPr>
+        <w:rPr>
+          <w:rFonts w:ascii="Times New Roman" w:hAnsi="Times New Roman" w:cs="Times New Roman"/>
+          <w:sz w:val="26"/>
+          <w:szCs w:val="26"/>
+          <w:lang w:val="vi-VN"/>
+        </w:rPr>
+      </w:pPr>
+      <w:r>
+        <w:rPr>
+          <w:rFonts w:ascii="Times New Roman" w:hAnsi="Times New Roman" w:cs="Times New Roman"/>
+          <w:sz w:val="26"/>
+          <w:szCs w:val="26"/>
+          <w:lang w:val="vi-VN"/>
+        </w:rPr>
+        <w:drawing>
+          <wp:inline distT="0" distB="0" distL="0" distR="0" wp14:anchorId="633B745E" wp14:editId="52F95400">
+            <wp:extent cx="5943600" cy="3554095"/>
+            <wp:effectExtent l="0" t="0" r="0" b="8255"/>
+            <wp:docPr id="2" name="Picture 2"/>
+            <wp:cNvGraphicFramePr>
+              <a:graphicFrameLocks xmlns:a="http://schemas.openxmlformats.org/drawingml/2006/main" noChangeAspect="1"/>
+            </wp:cNvGraphicFramePr>
+            <a:graphic xmlns:a="http://schemas.openxmlformats.org/drawingml/2006/main">
+              <a:graphicData uri="http://schemas.openxmlformats.org/drawingml/2006/picture">
+                <pic:pic xmlns:pic="http://schemas.openxmlformats.org/drawingml/2006/picture">
+                  <pic:nvPicPr>
+                    <pic:cNvPr id="1" name=""/>
+                    <pic:cNvPicPr/>
+                  </pic:nvPicPr>
+                  <pic:blipFill>
+                    <a:blip r:embed="rId38"/>
+                    <a:stretch>
+                      <a:fillRect/>
+                    </a:stretch>
+                  </pic:blipFill>
+                  <pic:spPr>
+                    <a:xfrm>
+                      <a:off x="0" y="0"/>
+                      <a:ext cx="5943600" cy="3554095"/>
+                    </a:xfrm>
+                    <a:prstGeom prst="rect">
+                      <a:avLst/>
+                    </a:prstGeom>
+                  </pic:spPr>
+                </pic:pic>
+              </a:graphicData>
+            </a:graphic>
+          </wp:inline>
+        </w:drawing>
+      </w:r>
     </w:p>
     <w:sectPr>
       <w:pgSz w:w="12240" w:h="15840"/>
